--- a/ResumenIdeaInicial.docx
+++ b/ResumenIdeaInicial.docx
@@ -889,6 +889,7 @@
           <w:lang w:eastAsia="es-ES"/>
         </w:rPr>
       </w:pPr>
+      <w:proofErr w:type="gramStart"/>
       <w:r>
         <w:rPr>
           <w:rFonts w:ascii="Times New Roman" w:eastAsia="Times New Roman" w:hAnsi="Symbol" w:cs="Times New Roman"/>
@@ -905,7 +906,1251 @@
           <w:szCs w:val="24"/>
           <w:lang w:eastAsia="es-ES"/>
         </w:rPr>
-        <w:t xml:space="preserve">  Semana 4: Evaluación + pulir + documentar</w:t>
+        <w:t xml:space="preserve">  Semana</w:t>
+      </w:r>
+      <w:proofErr w:type="gramEnd"/>
+      <w:r>
+        <w:rPr>
+          <w:rFonts w:ascii="Times New Roman" w:eastAsia="Times New Roman" w:hAnsi="Times New Roman" w:cs="Times New Roman"/>
+          <w:sz w:val="24"/>
+          <w:szCs w:val="24"/>
+          <w:lang w:eastAsia="es-ES"/>
+        </w:rPr>
+        <w:t xml:space="preserve"> 4: Evaluación + pulir + documentar</w:t>
+      </w:r>
+    </w:p>
+    <w:p>
+      <w:pPr>
+        <w:spacing w:after="0" w:line="240" w:lineRule="auto"/>
+        <w:rPr>
+          <w:rFonts w:ascii="Times New Roman" w:eastAsia="Times New Roman" w:hAnsi="Times New Roman" w:cs="Times New Roman"/>
+          <w:sz w:val="24"/>
+          <w:szCs w:val="24"/>
+          <w:lang w:eastAsia="es-ES"/>
+        </w:rPr>
+      </w:pPr>
+    </w:p>
+    <w:p>
+      <w:pPr>
+        <w:spacing w:before="100" w:beforeAutospacing="1" w:after="100" w:afterAutospacing="1" w:line="240" w:lineRule="auto"/>
+        <w:rPr>
+          <w:rFonts w:ascii="Times New Roman" w:eastAsia="Times New Roman" w:hAnsi="Times New Roman" w:cs="Times New Roman"/>
+          <w:sz w:val="24"/>
+          <w:szCs w:val="24"/>
+          <w:lang w:eastAsia="es-ES"/>
+        </w:rPr>
+      </w:pPr>
+      <w:r>
+        <w:rPr>
+          <w:rFonts w:ascii="Times New Roman" w:eastAsia="Times New Roman" w:hAnsi="Times New Roman" w:cs="Times New Roman"/>
+          <w:sz w:val="24"/>
+          <w:szCs w:val="24"/>
+          <w:lang w:eastAsia="es-ES"/>
+        </w:rPr>
+        <w:t>La gobernanza de agentes</w:t>
+      </w:r>
+      <w:r>
+        <w:rPr>
+          <w:rFonts w:ascii="Times New Roman" w:eastAsia="Times New Roman" w:hAnsi="Times New Roman" w:cs="Times New Roman"/>
+          <w:sz w:val="24"/>
+          <w:szCs w:val="24"/>
+          <w:lang w:eastAsia="es-ES"/>
+        </w:rPr>
+        <w:t xml:space="preserve">, aplicado a </w:t>
+      </w:r>
+      <w:proofErr w:type="spellStart"/>
+      <w:r>
+        <w:rPr>
+          <w:rFonts w:ascii="Times New Roman" w:eastAsia="Times New Roman" w:hAnsi="Times New Roman" w:cs="Times New Roman"/>
+          <w:sz w:val="24"/>
+          <w:szCs w:val="24"/>
+          <w:lang w:eastAsia="es-ES"/>
+        </w:rPr>
+        <w:t>SubtextAI</w:t>
+      </w:r>
+      <w:proofErr w:type="spellEnd"/>
+      <w:r>
+        <w:rPr>
+          <w:rFonts w:ascii="Times New Roman" w:eastAsia="Times New Roman" w:hAnsi="Times New Roman" w:cs="Times New Roman"/>
+          <w:sz w:val="24"/>
+          <w:szCs w:val="24"/>
+          <w:lang w:eastAsia="es-ES"/>
+        </w:rPr>
+        <w:t>:</w:t>
+      </w:r>
+    </w:p>
+    <w:p>
+      <w:pPr>
+        <w:spacing w:after="0" w:line="240" w:lineRule="auto"/>
+        <w:rPr>
+          <w:rFonts w:ascii="Times New Roman" w:eastAsia="Times New Roman" w:hAnsi="Times New Roman" w:cs="Times New Roman"/>
+          <w:sz w:val="24"/>
+          <w:szCs w:val="24"/>
+          <w:lang w:eastAsia="es-ES"/>
+        </w:rPr>
+      </w:pPr>
+      <w:r>
+        <w:rPr>
+          <w:rFonts w:ascii="Times New Roman" w:eastAsia="Times New Roman" w:hAnsi="Times New Roman" w:cs="Times New Roman"/>
+          <w:sz w:val="24"/>
+          <w:szCs w:val="24"/>
+          <w:lang w:eastAsia="es-ES"/>
+        </w:rPr>
+        <w:pict w14:anchorId="1503AF09">
+          <v:rect id="_x0000_i1029" style="width:0;height:1.5pt" o:hralign="center" o:hrstd="t" o:hr="t" fillcolor="#a0a0a0" stroked="f"/>
+        </w:pict>
+      </w:r>
+    </w:p>
+    <w:p>
+      <w:pPr>
+        <w:spacing w:before="100" w:beforeAutospacing="1" w:after="100" w:afterAutospacing="1" w:line="240" w:lineRule="auto"/>
+        <w:rPr>
+          <w:rFonts w:ascii="Times New Roman" w:eastAsia="Times New Roman" w:hAnsi="Times New Roman" w:cs="Times New Roman"/>
+          <w:sz w:val="24"/>
+          <w:szCs w:val="24"/>
+          <w:lang w:eastAsia="es-ES"/>
+        </w:rPr>
+      </w:pPr>
+      <w:r>
+        <w:rPr>
+          <w:rFonts w:ascii="Times New Roman" w:eastAsia="Times New Roman" w:hAnsi="Times New Roman" w:cs="Times New Roman"/>
+          <w:b/>
+          <w:bCs/>
+          <w:sz w:val="24"/>
+          <w:szCs w:val="24"/>
+          <w:lang w:eastAsia="es-ES"/>
+        </w:rPr>
+        <w:t>1. El agente tiene reglas duras (políticas explícitas)</w:t>
+      </w:r>
+    </w:p>
+    <w:p>
+      <w:pPr>
+        <w:spacing w:before="100" w:beforeAutospacing="1" w:after="100" w:afterAutospacing="1" w:line="240" w:lineRule="auto"/>
+        <w:rPr>
+          <w:rFonts w:ascii="Times New Roman" w:eastAsia="Times New Roman" w:hAnsi="Times New Roman" w:cs="Times New Roman"/>
+          <w:sz w:val="24"/>
+          <w:szCs w:val="24"/>
+          <w:lang w:eastAsia="es-ES"/>
+        </w:rPr>
+      </w:pPr>
+      <w:r>
+        <w:rPr>
+          <w:rFonts w:ascii="Times New Roman" w:eastAsia="Times New Roman" w:hAnsi="Times New Roman" w:cs="Times New Roman"/>
+          <w:sz w:val="24"/>
+          <w:szCs w:val="24"/>
+          <w:lang w:eastAsia="es-ES"/>
+        </w:rPr>
+        <w:t xml:space="preserve">Cosas que el agente nunca puede hacer, codificadas en el sistema, no en el </w:t>
+      </w:r>
+      <w:proofErr w:type="spellStart"/>
+      <w:r>
+        <w:rPr>
+          <w:rFonts w:ascii="Times New Roman" w:eastAsia="Times New Roman" w:hAnsi="Times New Roman" w:cs="Times New Roman"/>
+          <w:sz w:val="24"/>
+          <w:szCs w:val="24"/>
+          <w:lang w:eastAsia="es-ES"/>
+        </w:rPr>
+        <w:t>prompt</w:t>
+      </w:r>
+      <w:proofErr w:type="spellEnd"/>
+      <w:r>
+        <w:rPr>
+          <w:rFonts w:ascii="Times New Roman" w:eastAsia="Times New Roman" w:hAnsi="Times New Roman" w:cs="Times New Roman"/>
+          <w:sz w:val="24"/>
+          <w:szCs w:val="24"/>
+          <w:lang w:eastAsia="es-ES"/>
+        </w:rPr>
+        <w:t>:</w:t>
+      </w:r>
+    </w:p>
+    <w:p>
+      <w:pPr>
+        <w:numPr>
+          <w:ilvl w:val="0"/>
+          <w:numId w:val="3"/>
+        </w:numPr>
+        <w:spacing w:before="100" w:beforeAutospacing="1" w:after="100" w:afterAutospacing="1" w:line="240" w:lineRule="auto"/>
+        <w:rPr>
+          <w:rFonts w:ascii="Times New Roman" w:eastAsia="Times New Roman" w:hAnsi="Times New Roman" w:cs="Times New Roman"/>
+          <w:sz w:val="24"/>
+          <w:szCs w:val="24"/>
+          <w:lang w:eastAsia="es-ES"/>
+        </w:rPr>
+      </w:pPr>
+      <w:r>
+        <w:rPr>
+          <w:rFonts w:ascii="Times New Roman" w:eastAsia="Times New Roman" w:hAnsi="Times New Roman" w:cs="Times New Roman"/>
+          <w:sz w:val="24"/>
+          <w:szCs w:val="24"/>
+          <w:lang w:eastAsia="es-ES"/>
+        </w:rPr>
+        <w:lastRenderedPageBreak/>
+        <w:t>Si el mensaje tiene menos de 5 palabras → no interpreta, pide más contexto</w:t>
+      </w:r>
+    </w:p>
+    <w:p>
+      <w:pPr>
+        <w:numPr>
+          <w:ilvl w:val="0"/>
+          <w:numId w:val="3"/>
+        </w:numPr>
+        <w:spacing w:before="100" w:beforeAutospacing="1" w:after="100" w:afterAutospacing="1" w:line="240" w:lineRule="auto"/>
+        <w:rPr>
+          <w:rFonts w:ascii="Times New Roman" w:eastAsia="Times New Roman" w:hAnsi="Times New Roman" w:cs="Times New Roman"/>
+          <w:sz w:val="24"/>
+          <w:szCs w:val="24"/>
+          <w:lang w:eastAsia="es-ES"/>
+        </w:rPr>
+      </w:pPr>
+      <w:r>
+        <w:rPr>
+          <w:rFonts w:ascii="Times New Roman" w:eastAsia="Times New Roman" w:hAnsi="Times New Roman" w:cs="Times New Roman"/>
+          <w:sz w:val="24"/>
+          <w:szCs w:val="24"/>
+          <w:lang w:eastAsia="es-ES"/>
+        </w:rPr>
+        <w:t>Si no recupera ningún documento relevante del RAG → no inventa, responde "no tengo base para analizar esto"</w:t>
+      </w:r>
+    </w:p>
+    <w:p>
+      <w:pPr>
+        <w:numPr>
+          <w:ilvl w:val="0"/>
+          <w:numId w:val="3"/>
+        </w:numPr>
+        <w:spacing w:before="100" w:beforeAutospacing="1" w:after="100" w:afterAutospacing="1" w:line="240" w:lineRule="auto"/>
+        <w:rPr>
+          <w:rFonts w:ascii="Times New Roman" w:eastAsia="Times New Roman" w:hAnsi="Times New Roman" w:cs="Times New Roman"/>
+          <w:sz w:val="24"/>
+          <w:szCs w:val="24"/>
+          <w:lang w:eastAsia="es-ES"/>
+        </w:rPr>
+      </w:pPr>
+      <w:r>
+        <w:rPr>
+          <w:rFonts w:ascii="Times New Roman" w:eastAsia="Times New Roman" w:hAnsi="Times New Roman" w:cs="Times New Roman"/>
+          <w:sz w:val="24"/>
+          <w:szCs w:val="24"/>
+          <w:lang w:eastAsia="es-ES"/>
+        </w:rPr>
+        <w:t>Si detecta lenguaje de crisis emocional → no interpreta, deriva a profesional</w:t>
+      </w:r>
+    </w:p>
+    <w:p>
+      <w:pPr>
+        <w:numPr>
+          <w:ilvl w:val="0"/>
+          <w:numId w:val="3"/>
+        </w:numPr>
+        <w:spacing w:before="100" w:beforeAutospacing="1" w:after="100" w:afterAutospacing="1" w:line="240" w:lineRule="auto"/>
+        <w:rPr>
+          <w:rFonts w:ascii="Times New Roman" w:eastAsia="Times New Roman" w:hAnsi="Times New Roman" w:cs="Times New Roman"/>
+          <w:sz w:val="24"/>
+          <w:szCs w:val="24"/>
+          <w:lang w:eastAsia="es-ES"/>
+        </w:rPr>
+      </w:pPr>
+      <w:r>
+        <w:rPr>
+          <w:rFonts w:ascii="Times New Roman" w:eastAsia="Times New Roman" w:hAnsi="Times New Roman" w:cs="Times New Roman"/>
+          <w:sz w:val="24"/>
+          <w:szCs w:val="24"/>
+          <w:lang w:eastAsia="es-ES"/>
+        </w:rPr>
+        <w:t xml:space="preserve">Si detecta intento de </w:t>
+      </w:r>
+      <w:proofErr w:type="spellStart"/>
+      <w:r>
+        <w:rPr>
+          <w:rFonts w:ascii="Times New Roman" w:eastAsia="Times New Roman" w:hAnsi="Times New Roman" w:cs="Times New Roman"/>
+          <w:sz w:val="24"/>
+          <w:szCs w:val="24"/>
+          <w:lang w:eastAsia="es-ES"/>
+        </w:rPr>
+        <w:t>prompt</w:t>
+      </w:r>
+      <w:proofErr w:type="spellEnd"/>
+      <w:r>
+        <w:rPr>
+          <w:rFonts w:ascii="Times New Roman" w:eastAsia="Times New Roman" w:hAnsi="Times New Roman" w:cs="Times New Roman"/>
+          <w:sz w:val="24"/>
+          <w:szCs w:val="24"/>
+          <w:lang w:eastAsia="es-ES"/>
+        </w:rPr>
+        <w:t xml:space="preserve"> </w:t>
+      </w:r>
+      <w:proofErr w:type="spellStart"/>
+      <w:r>
+        <w:rPr>
+          <w:rFonts w:ascii="Times New Roman" w:eastAsia="Times New Roman" w:hAnsi="Times New Roman" w:cs="Times New Roman"/>
+          <w:sz w:val="24"/>
+          <w:szCs w:val="24"/>
+          <w:lang w:eastAsia="es-ES"/>
+        </w:rPr>
+        <w:t>injection</w:t>
+      </w:r>
+      <w:proofErr w:type="spellEnd"/>
+      <w:r>
+        <w:rPr>
+          <w:rFonts w:ascii="Times New Roman" w:eastAsia="Times New Roman" w:hAnsi="Times New Roman" w:cs="Times New Roman"/>
+          <w:sz w:val="24"/>
+          <w:szCs w:val="24"/>
+          <w:lang w:eastAsia="es-ES"/>
+        </w:rPr>
+        <w:t xml:space="preserve"> → bloquea y registra</w:t>
+      </w:r>
+    </w:p>
+    <w:p>
+      <w:pPr>
+        <w:spacing w:after="0" w:line="240" w:lineRule="auto"/>
+        <w:rPr>
+          <w:rFonts w:ascii="Times New Roman" w:eastAsia="Times New Roman" w:hAnsi="Times New Roman" w:cs="Times New Roman"/>
+          <w:sz w:val="24"/>
+          <w:szCs w:val="24"/>
+          <w:lang w:eastAsia="es-ES"/>
+        </w:rPr>
+      </w:pPr>
+      <w:r>
+        <w:rPr>
+          <w:rFonts w:ascii="Times New Roman" w:eastAsia="Times New Roman" w:hAnsi="Times New Roman" w:cs="Times New Roman"/>
+          <w:sz w:val="24"/>
+          <w:szCs w:val="24"/>
+          <w:lang w:eastAsia="es-ES"/>
+        </w:rPr>
+        <w:pict w14:anchorId="495EAFEE">
+          <v:rect id="_x0000_i1030" style="width:0;height:1.5pt" o:hralign="center" o:hrstd="t" o:hr="t" fillcolor="#a0a0a0" stroked="f"/>
+        </w:pict>
+      </w:r>
+    </w:p>
+    <w:p>
+      <w:pPr>
+        <w:spacing w:before="100" w:beforeAutospacing="1" w:after="100" w:afterAutospacing="1" w:line="240" w:lineRule="auto"/>
+        <w:rPr>
+          <w:rFonts w:ascii="Times New Roman" w:eastAsia="Times New Roman" w:hAnsi="Times New Roman" w:cs="Times New Roman"/>
+          <w:sz w:val="24"/>
+          <w:szCs w:val="24"/>
+          <w:lang w:eastAsia="es-ES"/>
+        </w:rPr>
+      </w:pPr>
+      <w:r>
+        <w:rPr>
+          <w:rFonts w:ascii="Times New Roman" w:eastAsia="Times New Roman" w:hAnsi="Times New Roman" w:cs="Times New Roman"/>
+          <w:b/>
+          <w:bCs/>
+          <w:sz w:val="24"/>
+          <w:szCs w:val="24"/>
+          <w:lang w:eastAsia="es-ES"/>
+        </w:rPr>
+        <w:t>2. Cada respuesta lleva trazabilidad obligatoria</w:t>
+      </w:r>
+    </w:p>
+    <w:p>
+      <w:pPr>
+        <w:spacing w:before="100" w:beforeAutospacing="1" w:after="100" w:afterAutospacing="1" w:line="240" w:lineRule="auto"/>
+        <w:rPr>
+          <w:rFonts w:ascii="Times New Roman" w:eastAsia="Times New Roman" w:hAnsi="Times New Roman" w:cs="Times New Roman"/>
+          <w:sz w:val="24"/>
+          <w:szCs w:val="24"/>
+          <w:lang w:eastAsia="es-ES"/>
+        </w:rPr>
+      </w:pPr>
+      <w:r>
+        <w:rPr>
+          <w:rFonts w:ascii="Times New Roman" w:eastAsia="Times New Roman" w:hAnsi="Times New Roman" w:cs="Times New Roman"/>
+          <w:sz w:val="24"/>
+          <w:szCs w:val="24"/>
+          <w:lang w:eastAsia="es-ES"/>
+        </w:rPr>
+        <w:t>En base de datos guardas esto por cada análisis:</w:t>
+      </w:r>
+    </w:p>
+    <w:p>
+      <w:pPr>
+        <w:tabs>
+          <w:tab w:val="left" w:pos="916"/>
+          <w:tab w:val="left" w:pos="1832"/>
+          <w:tab w:val="left" w:pos="2748"/>
+          <w:tab w:val="left" w:pos="3664"/>
+          <w:tab w:val="left" w:pos="4580"/>
+          <w:tab w:val="left" w:pos="5496"/>
+          <w:tab w:val="left" w:pos="6412"/>
+          <w:tab w:val="left" w:pos="7328"/>
+          <w:tab w:val="left" w:pos="8244"/>
+          <w:tab w:val="left" w:pos="9160"/>
+          <w:tab w:val="left" w:pos="10076"/>
+          <w:tab w:val="left" w:pos="10992"/>
+          <w:tab w:val="left" w:pos="11908"/>
+          <w:tab w:val="left" w:pos="12824"/>
+          <w:tab w:val="left" w:pos="13740"/>
+          <w:tab w:val="left" w:pos="14656"/>
+        </w:tabs>
+        <w:spacing w:after="0" w:line="240" w:lineRule="auto"/>
+        <w:rPr>
+          <w:rFonts w:ascii="Courier New" w:eastAsia="Times New Roman" w:hAnsi="Courier New" w:cs="Courier New"/>
+          <w:sz w:val="20"/>
+          <w:szCs w:val="20"/>
+          <w:lang w:eastAsia="es-ES"/>
+        </w:rPr>
+      </w:pPr>
+      <w:r>
+        <w:rPr>
+          <w:rFonts w:ascii="Courier New" w:eastAsia="Times New Roman" w:hAnsi="Courier New" w:cs="Courier New"/>
+          <w:sz w:val="20"/>
+          <w:szCs w:val="20"/>
+          <w:lang w:eastAsia="es-ES"/>
+        </w:rPr>
+        <w:t xml:space="preserve">- </w:t>
+      </w:r>
+      <w:proofErr w:type="spellStart"/>
+      <w:r>
+        <w:rPr>
+          <w:rFonts w:ascii="Courier New" w:eastAsia="Times New Roman" w:hAnsi="Courier New" w:cs="Courier New"/>
+          <w:sz w:val="20"/>
+          <w:szCs w:val="20"/>
+          <w:lang w:eastAsia="es-ES"/>
+        </w:rPr>
+        <w:t>mensaje_entrada</w:t>
+      </w:r>
+      <w:proofErr w:type="spellEnd"/>
+    </w:p>
+    <w:p>
+      <w:pPr>
+        <w:tabs>
+          <w:tab w:val="left" w:pos="916"/>
+          <w:tab w:val="left" w:pos="1832"/>
+          <w:tab w:val="left" w:pos="2748"/>
+          <w:tab w:val="left" w:pos="3664"/>
+          <w:tab w:val="left" w:pos="4580"/>
+          <w:tab w:val="left" w:pos="5496"/>
+          <w:tab w:val="left" w:pos="6412"/>
+          <w:tab w:val="left" w:pos="7328"/>
+          <w:tab w:val="left" w:pos="8244"/>
+          <w:tab w:val="left" w:pos="9160"/>
+          <w:tab w:val="left" w:pos="10076"/>
+          <w:tab w:val="left" w:pos="10992"/>
+          <w:tab w:val="left" w:pos="11908"/>
+          <w:tab w:val="left" w:pos="12824"/>
+          <w:tab w:val="left" w:pos="13740"/>
+          <w:tab w:val="left" w:pos="14656"/>
+        </w:tabs>
+        <w:spacing w:after="0" w:line="240" w:lineRule="auto"/>
+        <w:rPr>
+          <w:rFonts w:ascii="Courier New" w:eastAsia="Times New Roman" w:hAnsi="Courier New" w:cs="Courier New"/>
+          <w:sz w:val="20"/>
+          <w:szCs w:val="20"/>
+          <w:lang w:eastAsia="es-ES"/>
+        </w:rPr>
+      </w:pPr>
+      <w:r>
+        <w:rPr>
+          <w:rFonts w:ascii="Courier New" w:eastAsia="Times New Roman" w:hAnsi="Courier New" w:cs="Courier New"/>
+          <w:sz w:val="20"/>
+          <w:szCs w:val="20"/>
+          <w:lang w:eastAsia="es-ES"/>
+        </w:rPr>
+        <w:t xml:space="preserve">- </w:t>
+      </w:r>
+      <w:proofErr w:type="spellStart"/>
+      <w:r>
+        <w:rPr>
+          <w:rFonts w:ascii="Courier New" w:eastAsia="Times New Roman" w:hAnsi="Courier New" w:cs="Courier New"/>
+          <w:sz w:val="20"/>
+          <w:szCs w:val="20"/>
+          <w:lang w:eastAsia="es-ES"/>
+        </w:rPr>
+        <w:t>documentos_recuperados</w:t>
+      </w:r>
+      <w:proofErr w:type="spellEnd"/>
+      <w:r>
+        <w:rPr>
+          <w:rFonts w:ascii="Courier New" w:eastAsia="Times New Roman" w:hAnsi="Courier New" w:cs="Courier New"/>
+          <w:sz w:val="20"/>
+          <w:szCs w:val="20"/>
+          <w:lang w:eastAsia="es-ES"/>
+        </w:rPr>
+        <w:t xml:space="preserve"> (qué fragmentos de </w:t>
+      </w:r>
+      <w:proofErr w:type="spellStart"/>
+      <w:r>
+        <w:rPr>
+          <w:rFonts w:ascii="Courier New" w:eastAsia="Times New Roman" w:hAnsi="Courier New" w:cs="Courier New"/>
+          <w:sz w:val="20"/>
+          <w:szCs w:val="20"/>
+          <w:lang w:eastAsia="es-ES"/>
+        </w:rPr>
+        <w:t>Gottman</w:t>
+      </w:r>
+      <w:proofErr w:type="spellEnd"/>
+      <w:r>
+        <w:rPr>
+          <w:rFonts w:ascii="Courier New" w:eastAsia="Times New Roman" w:hAnsi="Courier New" w:cs="Courier New"/>
+          <w:sz w:val="20"/>
+          <w:szCs w:val="20"/>
+          <w:lang w:eastAsia="es-ES"/>
+        </w:rPr>
+        <w:t>/Johnson)</w:t>
+      </w:r>
+    </w:p>
+    <w:p>
+      <w:pPr>
+        <w:tabs>
+          <w:tab w:val="left" w:pos="916"/>
+          <w:tab w:val="left" w:pos="1832"/>
+          <w:tab w:val="left" w:pos="2748"/>
+          <w:tab w:val="left" w:pos="3664"/>
+          <w:tab w:val="left" w:pos="4580"/>
+          <w:tab w:val="left" w:pos="5496"/>
+          <w:tab w:val="left" w:pos="6412"/>
+          <w:tab w:val="left" w:pos="7328"/>
+          <w:tab w:val="left" w:pos="8244"/>
+          <w:tab w:val="left" w:pos="9160"/>
+          <w:tab w:val="left" w:pos="10076"/>
+          <w:tab w:val="left" w:pos="10992"/>
+          <w:tab w:val="left" w:pos="11908"/>
+          <w:tab w:val="left" w:pos="12824"/>
+          <w:tab w:val="left" w:pos="13740"/>
+          <w:tab w:val="left" w:pos="14656"/>
+        </w:tabs>
+        <w:spacing w:after="0" w:line="240" w:lineRule="auto"/>
+        <w:rPr>
+          <w:rFonts w:ascii="Courier New" w:eastAsia="Times New Roman" w:hAnsi="Courier New" w:cs="Courier New"/>
+          <w:sz w:val="20"/>
+          <w:szCs w:val="20"/>
+          <w:lang w:eastAsia="es-ES"/>
+        </w:rPr>
+      </w:pPr>
+      <w:r>
+        <w:rPr>
+          <w:rFonts w:ascii="Courier New" w:eastAsia="Times New Roman" w:hAnsi="Courier New" w:cs="Courier New"/>
+          <w:sz w:val="20"/>
+          <w:szCs w:val="20"/>
+          <w:lang w:eastAsia="es-ES"/>
+        </w:rPr>
+        <w:t xml:space="preserve">- </w:t>
+      </w:r>
+      <w:proofErr w:type="spellStart"/>
+      <w:r>
+        <w:rPr>
+          <w:rFonts w:ascii="Courier New" w:eastAsia="Times New Roman" w:hAnsi="Courier New" w:cs="Courier New"/>
+          <w:sz w:val="20"/>
+          <w:szCs w:val="20"/>
+          <w:lang w:eastAsia="es-ES"/>
+        </w:rPr>
+        <w:t>prompt_final_enviado</w:t>
+      </w:r>
+      <w:proofErr w:type="spellEnd"/>
+    </w:p>
+    <w:p>
+      <w:pPr>
+        <w:tabs>
+          <w:tab w:val="left" w:pos="916"/>
+          <w:tab w:val="left" w:pos="1832"/>
+          <w:tab w:val="left" w:pos="2748"/>
+          <w:tab w:val="left" w:pos="3664"/>
+          <w:tab w:val="left" w:pos="4580"/>
+          <w:tab w:val="left" w:pos="5496"/>
+          <w:tab w:val="left" w:pos="6412"/>
+          <w:tab w:val="left" w:pos="7328"/>
+          <w:tab w:val="left" w:pos="8244"/>
+          <w:tab w:val="left" w:pos="9160"/>
+          <w:tab w:val="left" w:pos="10076"/>
+          <w:tab w:val="left" w:pos="10992"/>
+          <w:tab w:val="left" w:pos="11908"/>
+          <w:tab w:val="left" w:pos="12824"/>
+          <w:tab w:val="left" w:pos="13740"/>
+          <w:tab w:val="left" w:pos="14656"/>
+        </w:tabs>
+        <w:spacing w:after="0" w:line="240" w:lineRule="auto"/>
+        <w:rPr>
+          <w:rFonts w:ascii="Courier New" w:eastAsia="Times New Roman" w:hAnsi="Courier New" w:cs="Courier New"/>
+          <w:sz w:val="20"/>
+          <w:szCs w:val="20"/>
+          <w:lang w:eastAsia="es-ES"/>
+        </w:rPr>
+      </w:pPr>
+      <w:r>
+        <w:rPr>
+          <w:rFonts w:ascii="Courier New" w:eastAsia="Times New Roman" w:hAnsi="Courier New" w:cs="Courier New"/>
+          <w:sz w:val="20"/>
+          <w:szCs w:val="20"/>
+          <w:lang w:eastAsia="es-ES"/>
+        </w:rPr>
+        <w:t xml:space="preserve">- </w:t>
+      </w:r>
+      <w:proofErr w:type="spellStart"/>
+      <w:r>
+        <w:rPr>
+          <w:rFonts w:ascii="Courier New" w:eastAsia="Times New Roman" w:hAnsi="Courier New" w:cs="Courier New"/>
+          <w:sz w:val="20"/>
+          <w:szCs w:val="20"/>
+          <w:lang w:eastAsia="es-ES"/>
+        </w:rPr>
+        <w:t>respuesta_generada</w:t>
+      </w:r>
+      <w:proofErr w:type="spellEnd"/>
+    </w:p>
+    <w:p>
+      <w:pPr>
+        <w:tabs>
+          <w:tab w:val="left" w:pos="916"/>
+          <w:tab w:val="left" w:pos="1832"/>
+          <w:tab w:val="left" w:pos="2748"/>
+          <w:tab w:val="left" w:pos="3664"/>
+          <w:tab w:val="left" w:pos="4580"/>
+          <w:tab w:val="left" w:pos="5496"/>
+          <w:tab w:val="left" w:pos="6412"/>
+          <w:tab w:val="left" w:pos="7328"/>
+          <w:tab w:val="left" w:pos="8244"/>
+          <w:tab w:val="left" w:pos="9160"/>
+          <w:tab w:val="left" w:pos="10076"/>
+          <w:tab w:val="left" w:pos="10992"/>
+          <w:tab w:val="left" w:pos="11908"/>
+          <w:tab w:val="left" w:pos="12824"/>
+          <w:tab w:val="left" w:pos="13740"/>
+          <w:tab w:val="left" w:pos="14656"/>
+        </w:tabs>
+        <w:spacing w:after="0" w:line="240" w:lineRule="auto"/>
+        <w:rPr>
+          <w:rFonts w:ascii="Courier New" w:eastAsia="Times New Roman" w:hAnsi="Courier New" w:cs="Courier New"/>
+          <w:sz w:val="20"/>
+          <w:szCs w:val="20"/>
+          <w:lang w:eastAsia="es-ES"/>
+        </w:rPr>
+      </w:pPr>
+      <w:r>
+        <w:rPr>
+          <w:rFonts w:ascii="Courier New" w:eastAsia="Times New Roman" w:hAnsi="Courier New" w:cs="Courier New"/>
+          <w:sz w:val="20"/>
+          <w:szCs w:val="20"/>
+          <w:lang w:eastAsia="es-ES"/>
+        </w:rPr>
+        <w:t xml:space="preserve">- </w:t>
+      </w:r>
+      <w:proofErr w:type="spellStart"/>
+      <w:r>
+        <w:rPr>
+          <w:rFonts w:ascii="Courier New" w:eastAsia="Times New Roman" w:hAnsi="Courier New" w:cs="Courier New"/>
+          <w:sz w:val="20"/>
+          <w:szCs w:val="20"/>
+          <w:lang w:eastAsia="es-ES"/>
+        </w:rPr>
+        <w:t>modelo_usado</w:t>
+      </w:r>
+      <w:proofErr w:type="spellEnd"/>
+      <w:r>
+        <w:rPr>
+          <w:rFonts w:ascii="Courier New" w:eastAsia="Times New Roman" w:hAnsi="Courier New" w:cs="Courier New"/>
+          <w:sz w:val="20"/>
+          <w:szCs w:val="20"/>
+          <w:lang w:eastAsia="es-ES"/>
+        </w:rPr>
+        <w:t xml:space="preserve"> + versión</w:t>
+      </w:r>
+    </w:p>
+    <w:p>
+      <w:pPr>
+        <w:tabs>
+          <w:tab w:val="left" w:pos="916"/>
+          <w:tab w:val="left" w:pos="1832"/>
+          <w:tab w:val="left" w:pos="2748"/>
+          <w:tab w:val="left" w:pos="3664"/>
+          <w:tab w:val="left" w:pos="4580"/>
+          <w:tab w:val="left" w:pos="5496"/>
+          <w:tab w:val="left" w:pos="6412"/>
+          <w:tab w:val="left" w:pos="7328"/>
+          <w:tab w:val="left" w:pos="8244"/>
+          <w:tab w:val="left" w:pos="9160"/>
+          <w:tab w:val="left" w:pos="10076"/>
+          <w:tab w:val="left" w:pos="10992"/>
+          <w:tab w:val="left" w:pos="11908"/>
+          <w:tab w:val="left" w:pos="12824"/>
+          <w:tab w:val="left" w:pos="13740"/>
+          <w:tab w:val="left" w:pos="14656"/>
+        </w:tabs>
+        <w:spacing w:after="0" w:line="240" w:lineRule="auto"/>
+        <w:rPr>
+          <w:rFonts w:ascii="Courier New" w:eastAsia="Times New Roman" w:hAnsi="Courier New" w:cs="Courier New"/>
+          <w:sz w:val="20"/>
+          <w:szCs w:val="20"/>
+          <w:lang w:eastAsia="es-ES"/>
+        </w:rPr>
+      </w:pPr>
+      <w:r>
+        <w:rPr>
+          <w:rFonts w:ascii="Courier New" w:eastAsia="Times New Roman" w:hAnsi="Courier New" w:cs="Courier New"/>
+          <w:sz w:val="20"/>
+          <w:szCs w:val="20"/>
+          <w:lang w:eastAsia="es-ES"/>
+        </w:rPr>
+        <w:t xml:space="preserve">- </w:t>
+      </w:r>
+      <w:proofErr w:type="spellStart"/>
+      <w:r>
+        <w:rPr>
+          <w:rFonts w:ascii="Courier New" w:eastAsia="Times New Roman" w:hAnsi="Courier New" w:cs="Courier New"/>
+          <w:sz w:val="20"/>
+          <w:szCs w:val="20"/>
+          <w:lang w:eastAsia="es-ES"/>
+        </w:rPr>
+        <w:t>política_aplicada</w:t>
+      </w:r>
+      <w:proofErr w:type="spellEnd"/>
+      <w:r>
+        <w:rPr>
+          <w:rFonts w:ascii="Courier New" w:eastAsia="Times New Roman" w:hAnsi="Courier New" w:cs="Courier New"/>
+          <w:sz w:val="20"/>
+          <w:szCs w:val="20"/>
+          <w:lang w:eastAsia="es-ES"/>
+        </w:rPr>
+        <w:t xml:space="preserve"> (si se bloqueó algo)</w:t>
+      </w:r>
+    </w:p>
+    <w:p>
+      <w:pPr>
+        <w:tabs>
+          <w:tab w:val="left" w:pos="916"/>
+          <w:tab w:val="left" w:pos="1832"/>
+          <w:tab w:val="left" w:pos="2748"/>
+          <w:tab w:val="left" w:pos="3664"/>
+          <w:tab w:val="left" w:pos="4580"/>
+          <w:tab w:val="left" w:pos="5496"/>
+          <w:tab w:val="left" w:pos="6412"/>
+          <w:tab w:val="left" w:pos="7328"/>
+          <w:tab w:val="left" w:pos="8244"/>
+          <w:tab w:val="left" w:pos="9160"/>
+          <w:tab w:val="left" w:pos="10076"/>
+          <w:tab w:val="left" w:pos="10992"/>
+          <w:tab w:val="left" w:pos="11908"/>
+          <w:tab w:val="left" w:pos="12824"/>
+          <w:tab w:val="left" w:pos="13740"/>
+          <w:tab w:val="left" w:pos="14656"/>
+        </w:tabs>
+        <w:spacing w:after="0" w:line="240" w:lineRule="auto"/>
+        <w:rPr>
+          <w:rFonts w:ascii="Courier New" w:eastAsia="Times New Roman" w:hAnsi="Courier New" w:cs="Courier New"/>
+          <w:sz w:val="20"/>
+          <w:szCs w:val="20"/>
+          <w:lang w:eastAsia="es-ES"/>
+        </w:rPr>
+      </w:pPr>
+      <w:r>
+        <w:rPr>
+          <w:rFonts w:ascii="Courier New" w:eastAsia="Times New Roman" w:hAnsi="Courier New" w:cs="Courier New"/>
+          <w:sz w:val="20"/>
+          <w:szCs w:val="20"/>
+          <w:lang w:eastAsia="es-ES"/>
+        </w:rPr>
+        <w:t>- latencia</w:t>
+      </w:r>
+    </w:p>
+    <w:p>
+      <w:pPr>
+        <w:tabs>
+          <w:tab w:val="left" w:pos="916"/>
+          <w:tab w:val="left" w:pos="1832"/>
+          <w:tab w:val="left" w:pos="2748"/>
+          <w:tab w:val="left" w:pos="3664"/>
+          <w:tab w:val="left" w:pos="4580"/>
+          <w:tab w:val="left" w:pos="5496"/>
+          <w:tab w:val="left" w:pos="6412"/>
+          <w:tab w:val="left" w:pos="7328"/>
+          <w:tab w:val="left" w:pos="8244"/>
+          <w:tab w:val="left" w:pos="9160"/>
+          <w:tab w:val="left" w:pos="10076"/>
+          <w:tab w:val="left" w:pos="10992"/>
+          <w:tab w:val="left" w:pos="11908"/>
+          <w:tab w:val="left" w:pos="12824"/>
+          <w:tab w:val="left" w:pos="13740"/>
+          <w:tab w:val="left" w:pos="14656"/>
+        </w:tabs>
+        <w:spacing w:after="0" w:line="240" w:lineRule="auto"/>
+        <w:rPr>
+          <w:rFonts w:ascii="Courier New" w:eastAsia="Times New Roman" w:hAnsi="Courier New" w:cs="Courier New"/>
+          <w:sz w:val="20"/>
+          <w:szCs w:val="20"/>
+          <w:lang w:eastAsia="es-ES"/>
+        </w:rPr>
+      </w:pPr>
+      <w:r>
+        <w:rPr>
+          <w:rFonts w:ascii="Courier New" w:eastAsia="Times New Roman" w:hAnsi="Courier New" w:cs="Courier New"/>
+          <w:sz w:val="20"/>
+          <w:szCs w:val="20"/>
+          <w:lang w:eastAsia="es-ES"/>
+        </w:rPr>
+        <w:t xml:space="preserve">- </w:t>
+      </w:r>
+      <w:proofErr w:type="spellStart"/>
+      <w:r>
+        <w:rPr>
+          <w:rFonts w:ascii="Courier New" w:eastAsia="Times New Roman" w:hAnsi="Courier New" w:cs="Courier New"/>
+          <w:sz w:val="20"/>
+          <w:szCs w:val="20"/>
+          <w:lang w:eastAsia="es-ES"/>
+        </w:rPr>
+        <w:t>timestamp</w:t>
+      </w:r>
+      <w:proofErr w:type="spellEnd"/>
+    </w:p>
+    <w:p>
+      <w:pPr>
+        <w:spacing w:before="100" w:beforeAutospacing="1" w:after="100" w:afterAutospacing="1" w:line="240" w:lineRule="auto"/>
+        <w:rPr>
+          <w:rFonts w:ascii="Times New Roman" w:eastAsia="Times New Roman" w:hAnsi="Times New Roman" w:cs="Times New Roman"/>
+          <w:sz w:val="24"/>
+          <w:szCs w:val="24"/>
+          <w:lang w:eastAsia="es-ES"/>
+        </w:rPr>
+      </w:pPr>
+      <w:r>
+        <w:rPr>
+          <w:rFonts w:ascii="Times New Roman" w:eastAsia="Times New Roman" w:hAnsi="Times New Roman" w:cs="Times New Roman"/>
+          <w:sz w:val="24"/>
+          <w:szCs w:val="24"/>
+          <w:lang w:eastAsia="es-ES"/>
+        </w:rPr>
+        <w:t>Eso es gobernanza real. Puedes auditar cualquier respuesta.</w:t>
+      </w:r>
+    </w:p>
+    <w:p>
+      <w:pPr>
+        <w:spacing w:after="0" w:line="240" w:lineRule="auto"/>
+        <w:rPr>
+          <w:rFonts w:ascii="Times New Roman" w:eastAsia="Times New Roman" w:hAnsi="Times New Roman" w:cs="Times New Roman"/>
+          <w:sz w:val="24"/>
+          <w:szCs w:val="24"/>
+          <w:lang w:eastAsia="es-ES"/>
+        </w:rPr>
+      </w:pPr>
+      <w:r>
+        <w:rPr>
+          <w:rFonts w:ascii="Times New Roman" w:eastAsia="Times New Roman" w:hAnsi="Times New Roman" w:cs="Times New Roman"/>
+          <w:sz w:val="24"/>
+          <w:szCs w:val="24"/>
+          <w:lang w:eastAsia="es-ES"/>
+        </w:rPr>
+        <w:pict w14:anchorId="50901820">
+          <v:rect id="_x0000_i1031" style="width:0;height:1.5pt" o:hralign="center" o:hrstd="t" o:hr="t" fillcolor="#a0a0a0" stroked="f"/>
+        </w:pict>
+      </w:r>
+    </w:p>
+    <w:p>
+      <w:pPr>
+        <w:spacing w:before="100" w:beforeAutospacing="1" w:after="100" w:afterAutospacing="1" w:line="240" w:lineRule="auto"/>
+        <w:rPr>
+          <w:rFonts w:ascii="Times New Roman" w:eastAsia="Times New Roman" w:hAnsi="Times New Roman" w:cs="Times New Roman"/>
+          <w:sz w:val="24"/>
+          <w:szCs w:val="24"/>
+          <w:lang w:eastAsia="es-ES"/>
+        </w:rPr>
+      </w:pPr>
+      <w:r>
+        <w:rPr>
+          <w:rFonts w:ascii="Times New Roman" w:eastAsia="Times New Roman" w:hAnsi="Times New Roman" w:cs="Times New Roman"/>
+          <w:b/>
+          <w:bCs/>
+          <w:sz w:val="24"/>
+          <w:szCs w:val="24"/>
+          <w:lang w:eastAsia="es-ES"/>
+        </w:rPr>
+        <w:t xml:space="preserve">3. </w:t>
+      </w:r>
+      <w:proofErr w:type="spellStart"/>
+      <w:r>
+        <w:rPr>
+          <w:rFonts w:ascii="Times New Roman" w:eastAsia="Times New Roman" w:hAnsi="Times New Roman" w:cs="Times New Roman"/>
+          <w:b/>
+          <w:bCs/>
+          <w:sz w:val="24"/>
+          <w:szCs w:val="24"/>
+          <w:lang w:eastAsia="es-ES"/>
+        </w:rPr>
+        <w:t>Grounding</w:t>
+      </w:r>
+      <w:proofErr w:type="spellEnd"/>
+      <w:r>
+        <w:rPr>
+          <w:rFonts w:ascii="Times New Roman" w:eastAsia="Times New Roman" w:hAnsi="Times New Roman" w:cs="Times New Roman"/>
+          <w:b/>
+          <w:bCs/>
+          <w:sz w:val="24"/>
+          <w:szCs w:val="24"/>
+          <w:lang w:eastAsia="es-ES"/>
+        </w:rPr>
+        <w:t xml:space="preserve"> obligatorio</w:t>
+      </w:r>
+    </w:p>
+    <w:p>
+      <w:pPr>
+        <w:spacing w:before="100" w:beforeAutospacing="1" w:after="100" w:afterAutospacing="1" w:line="240" w:lineRule="auto"/>
+        <w:rPr>
+          <w:rFonts w:ascii="Times New Roman" w:eastAsia="Times New Roman" w:hAnsi="Times New Roman" w:cs="Times New Roman"/>
+          <w:sz w:val="24"/>
+          <w:szCs w:val="24"/>
+          <w:lang w:eastAsia="es-ES"/>
+        </w:rPr>
+      </w:pPr>
+      <w:r>
+        <w:rPr>
+          <w:rFonts w:ascii="Times New Roman" w:eastAsia="Times New Roman" w:hAnsi="Times New Roman" w:cs="Times New Roman"/>
+          <w:sz w:val="24"/>
+          <w:szCs w:val="24"/>
+          <w:lang w:eastAsia="es-ES"/>
+        </w:rPr>
+        <w:t xml:space="preserve">La respuesta solo sale si cita la fuente. En el </w:t>
+      </w:r>
+      <w:proofErr w:type="spellStart"/>
+      <w:r>
+        <w:rPr>
+          <w:rFonts w:ascii="Times New Roman" w:eastAsia="Times New Roman" w:hAnsi="Times New Roman" w:cs="Times New Roman"/>
+          <w:sz w:val="24"/>
+          <w:szCs w:val="24"/>
+          <w:lang w:eastAsia="es-ES"/>
+        </w:rPr>
+        <w:t>prompt</w:t>
+      </w:r>
+      <w:proofErr w:type="spellEnd"/>
+      <w:r>
+        <w:rPr>
+          <w:rFonts w:ascii="Times New Roman" w:eastAsia="Times New Roman" w:hAnsi="Times New Roman" w:cs="Times New Roman"/>
+          <w:sz w:val="24"/>
+          <w:szCs w:val="24"/>
+          <w:lang w:eastAsia="es-ES"/>
+        </w:rPr>
+        <w:t xml:space="preserve"> fuerzas esto:</w:t>
+      </w:r>
+    </w:p>
+    <w:p>
+      <w:pPr>
+        <w:tabs>
+          <w:tab w:val="left" w:pos="916"/>
+          <w:tab w:val="left" w:pos="1832"/>
+          <w:tab w:val="left" w:pos="2748"/>
+          <w:tab w:val="left" w:pos="3664"/>
+          <w:tab w:val="left" w:pos="4580"/>
+          <w:tab w:val="left" w:pos="5496"/>
+          <w:tab w:val="left" w:pos="6412"/>
+          <w:tab w:val="left" w:pos="7328"/>
+          <w:tab w:val="left" w:pos="8244"/>
+          <w:tab w:val="left" w:pos="9160"/>
+          <w:tab w:val="left" w:pos="10076"/>
+          <w:tab w:val="left" w:pos="10992"/>
+          <w:tab w:val="left" w:pos="11908"/>
+          <w:tab w:val="left" w:pos="12824"/>
+          <w:tab w:val="left" w:pos="13740"/>
+          <w:tab w:val="left" w:pos="14656"/>
+        </w:tabs>
+        <w:spacing w:after="0" w:line="240" w:lineRule="auto"/>
+        <w:rPr>
+          <w:rFonts w:ascii="Courier New" w:eastAsia="Times New Roman" w:hAnsi="Courier New" w:cs="Courier New"/>
+          <w:sz w:val="20"/>
+          <w:szCs w:val="20"/>
+          <w:lang w:eastAsia="es-ES"/>
+        </w:rPr>
+      </w:pPr>
+      <w:r>
+        <w:rPr>
+          <w:rFonts w:ascii="Courier New" w:eastAsia="Times New Roman" w:hAnsi="Courier New" w:cs="Courier New"/>
+          <w:sz w:val="20"/>
+          <w:szCs w:val="20"/>
+          <w:lang w:eastAsia="es-ES"/>
+        </w:rPr>
+        <w:t xml:space="preserve">"Responde SOLO usando el contexto proporcionado. </w:t>
+      </w:r>
+    </w:p>
+    <w:p>
+      <w:pPr>
+        <w:tabs>
+          <w:tab w:val="left" w:pos="916"/>
+          <w:tab w:val="left" w:pos="1832"/>
+          <w:tab w:val="left" w:pos="2748"/>
+          <w:tab w:val="left" w:pos="3664"/>
+          <w:tab w:val="left" w:pos="4580"/>
+          <w:tab w:val="left" w:pos="5496"/>
+          <w:tab w:val="left" w:pos="6412"/>
+          <w:tab w:val="left" w:pos="7328"/>
+          <w:tab w:val="left" w:pos="8244"/>
+          <w:tab w:val="left" w:pos="9160"/>
+          <w:tab w:val="left" w:pos="10076"/>
+          <w:tab w:val="left" w:pos="10992"/>
+          <w:tab w:val="left" w:pos="11908"/>
+          <w:tab w:val="left" w:pos="12824"/>
+          <w:tab w:val="left" w:pos="13740"/>
+          <w:tab w:val="left" w:pos="14656"/>
+        </w:tabs>
+        <w:spacing w:after="0" w:line="240" w:lineRule="auto"/>
+        <w:rPr>
+          <w:rFonts w:ascii="Courier New" w:eastAsia="Times New Roman" w:hAnsi="Courier New" w:cs="Courier New"/>
+          <w:sz w:val="20"/>
+          <w:szCs w:val="20"/>
+          <w:lang w:eastAsia="es-ES"/>
+        </w:rPr>
+      </w:pPr>
+      <w:r>
+        <w:rPr>
+          <w:rFonts w:ascii="Courier New" w:eastAsia="Times New Roman" w:hAnsi="Courier New" w:cs="Courier New"/>
+          <w:sz w:val="20"/>
+          <w:szCs w:val="20"/>
+          <w:lang w:eastAsia="es-ES"/>
+        </w:rPr>
+        <w:t xml:space="preserve">Cita el documento fuente. </w:t>
+      </w:r>
+    </w:p>
+    <w:p>
+      <w:pPr>
+        <w:tabs>
+          <w:tab w:val="left" w:pos="916"/>
+          <w:tab w:val="left" w:pos="1832"/>
+          <w:tab w:val="left" w:pos="2748"/>
+          <w:tab w:val="left" w:pos="3664"/>
+          <w:tab w:val="left" w:pos="4580"/>
+          <w:tab w:val="left" w:pos="5496"/>
+          <w:tab w:val="left" w:pos="6412"/>
+          <w:tab w:val="left" w:pos="7328"/>
+          <w:tab w:val="left" w:pos="8244"/>
+          <w:tab w:val="left" w:pos="9160"/>
+          <w:tab w:val="left" w:pos="10076"/>
+          <w:tab w:val="left" w:pos="10992"/>
+          <w:tab w:val="left" w:pos="11908"/>
+          <w:tab w:val="left" w:pos="12824"/>
+          <w:tab w:val="left" w:pos="13740"/>
+          <w:tab w:val="left" w:pos="14656"/>
+        </w:tabs>
+        <w:spacing w:after="0" w:line="240" w:lineRule="auto"/>
+        <w:rPr>
+          <w:rFonts w:ascii="Courier New" w:eastAsia="Times New Roman" w:hAnsi="Courier New" w:cs="Courier New"/>
+          <w:sz w:val="20"/>
+          <w:szCs w:val="20"/>
+          <w:lang w:eastAsia="es-ES"/>
+        </w:rPr>
+      </w:pPr>
+      <w:r>
+        <w:rPr>
+          <w:rFonts w:ascii="Courier New" w:eastAsia="Times New Roman" w:hAnsi="Courier New" w:cs="Courier New"/>
+          <w:sz w:val="20"/>
+          <w:szCs w:val="20"/>
+          <w:lang w:eastAsia="es-ES"/>
+        </w:rPr>
+        <w:t xml:space="preserve">Si no tienes contexto suficiente, di exactamente: </w:t>
+      </w:r>
+    </w:p>
+    <w:p>
+      <w:pPr>
+        <w:tabs>
+          <w:tab w:val="left" w:pos="916"/>
+          <w:tab w:val="left" w:pos="1832"/>
+          <w:tab w:val="left" w:pos="2748"/>
+          <w:tab w:val="left" w:pos="3664"/>
+          <w:tab w:val="left" w:pos="4580"/>
+          <w:tab w:val="left" w:pos="5496"/>
+          <w:tab w:val="left" w:pos="6412"/>
+          <w:tab w:val="left" w:pos="7328"/>
+          <w:tab w:val="left" w:pos="8244"/>
+          <w:tab w:val="left" w:pos="9160"/>
+          <w:tab w:val="left" w:pos="10076"/>
+          <w:tab w:val="left" w:pos="10992"/>
+          <w:tab w:val="left" w:pos="11908"/>
+          <w:tab w:val="left" w:pos="12824"/>
+          <w:tab w:val="left" w:pos="13740"/>
+          <w:tab w:val="left" w:pos="14656"/>
+        </w:tabs>
+        <w:spacing w:after="0" w:line="240" w:lineRule="auto"/>
+        <w:rPr>
+          <w:rFonts w:ascii="Courier New" w:eastAsia="Times New Roman" w:hAnsi="Courier New" w:cs="Courier New"/>
+          <w:sz w:val="20"/>
+          <w:szCs w:val="20"/>
+          <w:lang w:eastAsia="es-ES"/>
+        </w:rPr>
+      </w:pPr>
+      <w:r>
+        <w:rPr>
+          <w:rFonts w:ascii="Courier New" w:eastAsia="Times New Roman" w:hAnsi="Courier New" w:cs="Courier New"/>
+          <w:sz w:val="20"/>
+          <w:szCs w:val="20"/>
+          <w:lang w:eastAsia="es-ES"/>
+        </w:rPr>
+        <w:t>'No tengo base documental para analizar este mensaje'"</w:t>
+      </w:r>
+    </w:p>
+    <w:p>
+      <w:pPr>
+        <w:spacing w:after="0" w:line="240" w:lineRule="auto"/>
+        <w:rPr>
+          <w:rFonts w:ascii="Times New Roman" w:eastAsia="Times New Roman" w:hAnsi="Times New Roman" w:cs="Times New Roman"/>
+          <w:sz w:val="24"/>
+          <w:szCs w:val="24"/>
+          <w:lang w:eastAsia="es-ES"/>
+        </w:rPr>
+      </w:pPr>
+      <w:r>
+        <w:rPr>
+          <w:rFonts w:ascii="Times New Roman" w:eastAsia="Times New Roman" w:hAnsi="Times New Roman" w:cs="Times New Roman"/>
+          <w:sz w:val="24"/>
+          <w:szCs w:val="24"/>
+          <w:lang w:eastAsia="es-ES"/>
+        </w:rPr>
+        <w:pict w14:anchorId="42FA5539">
+          <v:rect id="_x0000_i1032" style="width:0;height:1.5pt" o:hralign="center" o:hrstd="t" o:hr="t" fillcolor="#a0a0a0" stroked="f"/>
+        </w:pict>
+      </w:r>
+    </w:p>
+    <w:p>
+      <w:pPr>
+        <w:spacing w:before="100" w:beforeAutospacing="1" w:after="100" w:afterAutospacing="1" w:line="240" w:lineRule="auto"/>
+        <w:rPr>
+          <w:rFonts w:ascii="Times New Roman" w:eastAsia="Times New Roman" w:hAnsi="Times New Roman" w:cs="Times New Roman"/>
+          <w:sz w:val="24"/>
+          <w:szCs w:val="24"/>
+          <w:lang w:eastAsia="es-ES"/>
+        </w:rPr>
+      </w:pPr>
+      <w:r>
+        <w:rPr>
+          <w:rFonts w:ascii="Times New Roman" w:eastAsia="Times New Roman" w:hAnsi="Times New Roman" w:cs="Times New Roman"/>
+          <w:b/>
+          <w:bCs/>
+          <w:sz w:val="24"/>
+          <w:szCs w:val="24"/>
+          <w:lang w:eastAsia="es-ES"/>
+        </w:rPr>
+        <w:t>4. Evaluación automatizada</w:t>
+      </w:r>
+    </w:p>
+    <w:p>
+      <w:pPr>
+        <w:spacing w:before="100" w:beforeAutospacing="1" w:after="100" w:afterAutospacing="1" w:line="240" w:lineRule="auto"/>
+        <w:rPr>
+          <w:rFonts w:ascii="Times New Roman" w:eastAsia="Times New Roman" w:hAnsi="Times New Roman" w:cs="Times New Roman"/>
+          <w:sz w:val="24"/>
+          <w:szCs w:val="24"/>
+          <w:lang w:eastAsia="es-ES"/>
+        </w:rPr>
+      </w:pPr>
+      <w:r>
+        <w:rPr>
+          <w:rFonts w:ascii="Times New Roman" w:eastAsia="Times New Roman" w:hAnsi="Times New Roman" w:cs="Times New Roman"/>
+          <w:sz w:val="24"/>
+          <w:szCs w:val="24"/>
+          <w:lang w:eastAsia="es-ES"/>
+        </w:rPr>
+        <w:t xml:space="preserve">Un </w:t>
+      </w:r>
+      <w:proofErr w:type="spellStart"/>
+      <w:r>
+        <w:rPr>
+          <w:rFonts w:ascii="Times New Roman" w:eastAsia="Times New Roman" w:hAnsi="Times New Roman" w:cs="Times New Roman"/>
+          <w:sz w:val="24"/>
+          <w:szCs w:val="24"/>
+          <w:lang w:eastAsia="es-ES"/>
+        </w:rPr>
+        <w:t>job</w:t>
+      </w:r>
+      <w:proofErr w:type="spellEnd"/>
+      <w:r>
+        <w:rPr>
+          <w:rFonts w:ascii="Times New Roman" w:eastAsia="Times New Roman" w:hAnsi="Times New Roman" w:cs="Times New Roman"/>
+          <w:sz w:val="24"/>
+          <w:szCs w:val="24"/>
+          <w:lang w:eastAsia="es-ES"/>
+        </w:rPr>
+        <w:t xml:space="preserve"> en Azure </w:t>
+      </w:r>
+      <w:proofErr w:type="spellStart"/>
+      <w:r>
+        <w:rPr>
+          <w:rFonts w:ascii="Times New Roman" w:eastAsia="Times New Roman" w:hAnsi="Times New Roman" w:cs="Times New Roman"/>
+          <w:sz w:val="24"/>
+          <w:szCs w:val="24"/>
+          <w:lang w:eastAsia="es-ES"/>
+        </w:rPr>
+        <w:t>Functions</w:t>
+      </w:r>
+      <w:proofErr w:type="spellEnd"/>
+      <w:r>
+        <w:rPr>
+          <w:rFonts w:ascii="Times New Roman" w:eastAsia="Times New Roman" w:hAnsi="Times New Roman" w:cs="Times New Roman"/>
+          <w:sz w:val="24"/>
+          <w:szCs w:val="24"/>
+          <w:lang w:eastAsia="es-ES"/>
+        </w:rPr>
+        <w:t xml:space="preserve"> que ejecuta 30 preguntas de prueba cada semana y mide cuántas respuestas tienen fuente citada, cuántas cumplen las políticas y cuántas son correctas. El resultado va a Azure Monitor.</w:t>
+      </w:r>
+    </w:p>
+    <w:p>
+      <w:pPr>
+        <w:spacing w:after="0" w:line="240" w:lineRule="auto"/>
+        <w:rPr>
+          <w:rFonts w:ascii="Times New Roman" w:eastAsia="Times New Roman" w:hAnsi="Times New Roman" w:cs="Times New Roman"/>
+          <w:sz w:val="24"/>
+          <w:szCs w:val="24"/>
+          <w:lang w:eastAsia="es-ES"/>
+        </w:rPr>
+      </w:pPr>
+      <w:r>
+        <w:rPr>
+          <w:rFonts w:ascii="Times New Roman" w:eastAsia="Times New Roman" w:hAnsi="Times New Roman" w:cs="Times New Roman"/>
+          <w:sz w:val="24"/>
+          <w:szCs w:val="24"/>
+          <w:lang w:eastAsia="es-ES"/>
+        </w:rPr>
+        <w:pict w14:anchorId="18A43E22">
+          <v:rect id="_x0000_i1033" style="width:0;height:1.5pt" o:hralign="center" o:hrstd="t" o:hr="t" fillcolor="#a0a0a0" stroked="f"/>
+        </w:pict>
+      </w:r>
+    </w:p>
+    <w:p>
+      <w:pPr>
+        <w:spacing w:before="100" w:beforeAutospacing="1" w:after="100" w:afterAutospacing="1" w:line="240" w:lineRule="auto"/>
+        <w:rPr>
+          <w:rFonts w:ascii="Times New Roman" w:eastAsia="Times New Roman" w:hAnsi="Times New Roman" w:cs="Times New Roman"/>
+          <w:sz w:val="24"/>
+          <w:szCs w:val="24"/>
+          <w:lang w:eastAsia="es-ES"/>
+        </w:rPr>
+      </w:pPr>
+      <w:r>
+        <w:rPr>
+          <w:rFonts w:ascii="Times New Roman" w:eastAsia="Times New Roman" w:hAnsi="Times New Roman" w:cs="Times New Roman"/>
+          <w:sz w:val="24"/>
+          <w:szCs w:val="24"/>
+          <w:lang w:eastAsia="es-ES"/>
+        </w:rPr>
+        <w:t xml:space="preserve">En la defensa esto se llama: </w:t>
+      </w:r>
+      <w:r>
+        <w:rPr>
+          <w:rFonts w:ascii="Times New Roman" w:eastAsia="Times New Roman" w:hAnsi="Times New Roman" w:cs="Times New Roman"/>
+          <w:b/>
+          <w:bCs/>
+          <w:sz w:val="24"/>
+          <w:szCs w:val="24"/>
+          <w:lang w:eastAsia="es-ES"/>
+        </w:rPr>
+        <w:t xml:space="preserve">"pipeline de gobernanza con políticas explícitas, </w:t>
+      </w:r>
+      <w:proofErr w:type="spellStart"/>
+      <w:r>
+        <w:rPr>
+          <w:rFonts w:ascii="Times New Roman" w:eastAsia="Times New Roman" w:hAnsi="Times New Roman" w:cs="Times New Roman"/>
+          <w:b/>
+          <w:bCs/>
+          <w:sz w:val="24"/>
+          <w:szCs w:val="24"/>
+          <w:lang w:eastAsia="es-ES"/>
+        </w:rPr>
+        <w:t>grounding</w:t>
+      </w:r>
+      <w:proofErr w:type="spellEnd"/>
+      <w:r>
+        <w:rPr>
+          <w:rFonts w:ascii="Times New Roman" w:eastAsia="Times New Roman" w:hAnsi="Times New Roman" w:cs="Times New Roman"/>
+          <w:b/>
+          <w:bCs/>
+          <w:sz w:val="24"/>
+          <w:szCs w:val="24"/>
+          <w:lang w:eastAsia="es-ES"/>
+        </w:rPr>
+        <w:t xml:space="preserve"> obligatorio, trazabilidad completa y evaluación continua".</w:t>
       </w:r>
     </w:p>
     <w:sectPr>
@@ -1070,9 +2315,9 @@
     </w:lvl>
   </w:abstractNum>
   <w:abstractNum w:abstractNumId="1" w15:restartNumberingAfterBreak="0">
-    <w:nsid w:val="779A31A0"/>
+    <w:nsid w:val="6D7904D0"/>
     <w:multiLevelType w:val="multilevel"/>
-    <w:tmpl w:val="F0F2F952"/>
+    <w:tmpl w:val="846231A4"/>
     <w:lvl w:ilvl="0">
       <w:start w:val="1"/>
       <w:numFmt w:val="bullet"/>
@@ -1218,11 +2463,163 @@
       </w:rPr>
     </w:lvl>
   </w:abstractNum>
+  <w:abstractNum w:abstractNumId="2" w15:restartNumberingAfterBreak="0">
+    <w:nsid w:val="779A31A0"/>
+    <w:multiLevelType w:val="multilevel"/>
+    <w:tmpl w:val="F0F2F952"/>
+    <w:lvl w:ilvl="0">
+      <w:start w:val="1"/>
+      <w:numFmt w:val="bullet"/>
+      <w:lvlText w:val=""/>
+      <w:lvlJc w:val="left"/>
+      <w:pPr>
+        <w:tabs>
+          <w:tab w:val="num" w:pos="720"/>
+        </w:tabs>
+        <w:ind w:left="720" w:hanging="360"/>
+      </w:pPr>
+      <w:rPr>
+        <w:rFonts w:ascii="Symbol" w:hAnsi="Symbol" w:hint="default"/>
+        <w:sz w:val="20"/>
+      </w:rPr>
+    </w:lvl>
+    <w:lvl w:ilvl="1" w:tentative="1">
+      <w:start w:val="1"/>
+      <w:numFmt w:val="bullet"/>
+      <w:lvlText w:val="o"/>
+      <w:lvlJc w:val="left"/>
+      <w:pPr>
+        <w:tabs>
+          <w:tab w:val="num" w:pos="1440"/>
+        </w:tabs>
+        <w:ind w:left="1440" w:hanging="360"/>
+      </w:pPr>
+      <w:rPr>
+        <w:rFonts w:ascii="Courier New" w:hAnsi="Courier New" w:hint="default"/>
+        <w:sz w:val="20"/>
+      </w:rPr>
+    </w:lvl>
+    <w:lvl w:ilvl="2" w:tentative="1">
+      <w:start w:val="1"/>
+      <w:numFmt w:val="bullet"/>
+      <w:lvlText w:val=""/>
+      <w:lvlJc w:val="left"/>
+      <w:pPr>
+        <w:tabs>
+          <w:tab w:val="num" w:pos="2160"/>
+        </w:tabs>
+        <w:ind w:left="2160" w:hanging="360"/>
+      </w:pPr>
+      <w:rPr>
+        <w:rFonts w:ascii="Wingdings" w:hAnsi="Wingdings" w:hint="default"/>
+        <w:sz w:val="20"/>
+      </w:rPr>
+    </w:lvl>
+    <w:lvl w:ilvl="3" w:tentative="1">
+      <w:start w:val="1"/>
+      <w:numFmt w:val="bullet"/>
+      <w:lvlText w:val=""/>
+      <w:lvlJc w:val="left"/>
+      <w:pPr>
+        <w:tabs>
+          <w:tab w:val="num" w:pos="2880"/>
+        </w:tabs>
+        <w:ind w:left="2880" w:hanging="360"/>
+      </w:pPr>
+      <w:rPr>
+        <w:rFonts w:ascii="Wingdings" w:hAnsi="Wingdings" w:hint="default"/>
+        <w:sz w:val="20"/>
+      </w:rPr>
+    </w:lvl>
+    <w:lvl w:ilvl="4" w:tentative="1">
+      <w:start w:val="1"/>
+      <w:numFmt w:val="bullet"/>
+      <w:lvlText w:val=""/>
+      <w:lvlJc w:val="left"/>
+      <w:pPr>
+        <w:tabs>
+          <w:tab w:val="num" w:pos="3600"/>
+        </w:tabs>
+        <w:ind w:left="3600" w:hanging="360"/>
+      </w:pPr>
+      <w:rPr>
+        <w:rFonts w:ascii="Wingdings" w:hAnsi="Wingdings" w:hint="default"/>
+        <w:sz w:val="20"/>
+      </w:rPr>
+    </w:lvl>
+    <w:lvl w:ilvl="5" w:tentative="1">
+      <w:start w:val="1"/>
+      <w:numFmt w:val="bullet"/>
+      <w:lvlText w:val=""/>
+      <w:lvlJc w:val="left"/>
+      <w:pPr>
+        <w:tabs>
+          <w:tab w:val="num" w:pos="4320"/>
+        </w:tabs>
+        <w:ind w:left="4320" w:hanging="360"/>
+      </w:pPr>
+      <w:rPr>
+        <w:rFonts w:ascii="Wingdings" w:hAnsi="Wingdings" w:hint="default"/>
+        <w:sz w:val="20"/>
+      </w:rPr>
+    </w:lvl>
+    <w:lvl w:ilvl="6" w:tentative="1">
+      <w:start w:val="1"/>
+      <w:numFmt w:val="bullet"/>
+      <w:lvlText w:val=""/>
+      <w:lvlJc w:val="left"/>
+      <w:pPr>
+        <w:tabs>
+          <w:tab w:val="num" w:pos="5040"/>
+        </w:tabs>
+        <w:ind w:left="5040" w:hanging="360"/>
+      </w:pPr>
+      <w:rPr>
+        <w:rFonts w:ascii="Wingdings" w:hAnsi="Wingdings" w:hint="default"/>
+        <w:sz w:val="20"/>
+      </w:rPr>
+    </w:lvl>
+    <w:lvl w:ilvl="7" w:tentative="1">
+      <w:start w:val="1"/>
+      <w:numFmt w:val="bullet"/>
+      <w:lvlText w:val=""/>
+      <w:lvlJc w:val="left"/>
+      <w:pPr>
+        <w:tabs>
+          <w:tab w:val="num" w:pos="5760"/>
+        </w:tabs>
+        <w:ind w:left="5760" w:hanging="360"/>
+      </w:pPr>
+      <w:rPr>
+        <w:rFonts w:ascii="Wingdings" w:hAnsi="Wingdings" w:hint="default"/>
+        <w:sz w:val="20"/>
+      </w:rPr>
+    </w:lvl>
+    <w:lvl w:ilvl="8" w:tentative="1">
+      <w:start w:val="1"/>
+      <w:numFmt w:val="bullet"/>
+      <w:lvlText w:val=""/>
+      <w:lvlJc w:val="left"/>
+      <w:pPr>
+        <w:tabs>
+          <w:tab w:val="num" w:pos="6480"/>
+        </w:tabs>
+        <w:ind w:left="6480" w:hanging="360"/>
+      </w:pPr>
+      <w:rPr>
+        <w:rFonts w:ascii="Wingdings" w:hAnsi="Wingdings" w:hint="default"/>
+        <w:sz w:val="20"/>
+      </w:rPr>
+    </w:lvl>
+  </w:abstractNum>
   <w:num w:numId="1">
-    <w:abstractNumId w:val="1"/>
+    <w:abstractNumId w:val="2"/>
   </w:num>
   <w:num w:numId="2">
     <w:abstractNumId w:val="0"/>
+  </w:num>
+  <w:num w:numId="3">
+    <w:abstractNumId w:val="1"/>
   </w:num>
 </w:numbering>
 </file>
@@ -1681,6 +3078,69 @@
       <w:bCs/>
     </w:rPr>
   </w:style>
+  <w:style w:type="paragraph" w:styleId="HTMLconformatoprevio">
+    <w:name w:val="HTML Preformatted"/>
+    <w:basedOn w:val="Normal"/>
+    <w:link w:val="HTMLconformatoprevioCar"/>
+    <w:uiPriority w:val="99"/>
+    <w:semiHidden/>
+    <w:unhideWhenUsed/>
+    <w:rsid w:val="00354B8C"/>
+    <w:pPr>
+      <w:tabs>
+        <w:tab w:val="left" w:pos="916"/>
+        <w:tab w:val="left" w:pos="1832"/>
+        <w:tab w:val="left" w:pos="2748"/>
+        <w:tab w:val="left" w:pos="3664"/>
+        <w:tab w:val="left" w:pos="4580"/>
+        <w:tab w:val="left" w:pos="5496"/>
+        <w:tab w:val="left" w:pos="6412"/>
+        <w:tab w:val="left" w:pos="7328"/>
+        <w:tab w:val="left" w:pos="8244"/>
+        <w:tab w:val="left" w:pos="9160"/>
+        <w:tab w:val="left" w:pos="10076"/>
+        <w:tab w:val="left" w:pos="10992"/>
+        <w:tab w:val="left" w:pos="11908"/>
+        <w:tab w:val="left" w:pos="12824"/>
+        <w:tab w:val="left" w:pos="13740"/>
+        <w:tab w:val="left" w:pos="14656"/>
+      </w:tabs>
+      <w:spacing w:after="0" w:line="240" w:lineRule="auto"/>
+    </w:pPr>
+    <w:rPr>
+      <w:rFonts w:ascii="Courier New" w:eastAsia="Times New Roman" w:hAnsi="Courier New" w:cs="Courier New"/>
+      <w:sz w:val="20"/>
+      <w:szCs w:val="20"/>
+      <w:lang w:eastAsia="es-ES"/>
+    </w:rPr>
+  </w:style>
+  <w:style w:type="character" w:customStyle="1" w:styleId="HTMLconformatoprevioCar">
+    <w:name w:val="HTML con formato previo Car"/>
+    <w:basedOn w:val="Fuentedeprrafopredeter"/>
+    <w:link w:val="HTMLconformatoprevio"/>
+    <w:uiPriority w:val="99"/>
+    <w:semiHidden/>
+    <w:rsid w:val="00354B8C"/>
+    <w:rPr>
+      <w:rFonts w:ascii="Courier New" w:eastAsia="Times New Roman" w:hAnsi="Courier New" w:cs="Courier New"/>
+      <w:sz w:val="20"/>
+      <w:szCs w:val="20"/>
+      <w:lang w:eastAsia="es-ES"/>
+    </w:rPr>
+  </w:style>
+  <w:style w:type="character" w:styleId="CdigoHTML">
+    <w:name w:val="HTML Code"/>
+    <w:basedOn w:val="Fuentedeprrafopredeter"/>
+    <w:uiPriority w:val="99"/>
+    <w:semiHidden/>
+    <w:unhideWhenUsed/>
+    <w:rsid w:val="00354B8C"/>
+    <w:rPr>
+      <w:rFonts w:ascii="Courier New" w:eastAsia="Times New Roman" w:hAnsi="Courier New" w:cs="Courier New"/>
+      <w:sz w:val="20"/>
+      <w:szCs w:val="20"/>
+    </w:rPr>
+  </w:style>
 </w:styles>
 </file>
 

--- a/ResumenIdeaInicial.docx
+++ b/ResumenIdeaInicial.docx
@@ -2103,32 +2103,22 @@
         <w:spacing w:before="100" w:beforeAutospacing="1" w:after="100" w:afterAutospacing="1" w:line="240" w:lineRule="auto"/>
         <w:rPr>
           <w:rFonts w:ascii="Times New Roman" w:eastAsia="Times New Roman" w:hAnsi="Times New Roman" w:cs="Times New Roman"/>
-          <w:sz w:val="24"/>
-          <w:szCs w:val="24"/>
-          <w:lang w:eastAsia="es-ES"/>
-        </w:rPr>
-      </w:pPr>
-      <w:r>
-        <w:rPr>
-          <w:rFonts w:ascii="Times New Roman" w:eastAsia="Times New Roman" w:hAnsi="Times New Roman" w:cs="Times New Roman"/>
-          <w:sz w:val="24"/>
-          <w:szCs w:val="24"/>
-          <w:lang w:eastAsia="es-ES"/>
-        </w:rPr>
-        <w:t xml:space="preserve">En la defensa esto se llama: </w:t>
-      </w:r>
-      <w:r>
-        <w:rPr>
-          <w:rFonts w:ascii="Times New Roman" w:eastAsia="Times New Roman" w:hAnsi="Times New Roman" w:cs="Times New Roman"/>
           <w:b/>
           <w:bCs/>
           <w:sz w:val="24"/>
           <w:szCs w:val="24"/>
           <w:lang w:eastAsia="es-ES"/>
         </w:rPr>
-        <w:t xml:space="preserve">"pipeline de gobernanza con políticas explícitas, </w:t>
-      </w:r>
-      <w:proofErr w:type="spellStart"/>
+      </w:pPr>
+      <w:r>
+        <w:rPr>
+          <w:rFonts w:ascii="Times New Roman" w:eastAsia="Times New Roman" w:hAnsi="Times New Roman" w:cs="Times New Roman"/>
+          <w:sz w:val="24"/>
+          <w:szCs w:val="24"/>
+          <w:lang w:eastAsia="es-ES"/>
+        </w:rPr>
+        <w:t xml:space="preserve">En la defensa esto se llama: </w:t>
+      </w:r>
       <w:r>
         <w:rPr>
           <w:rFonts w:ascii="Times New Roman" w:eastAsia="Times New Roman" w:hAnsi="Times New Roman" w:cs="Times New Roman"/>
@@ -2138,9 +2128,9 @@
           <w:szCs w:val="24"/>
           <w:lang w:eastAsia="es-ES"/>
         </w:rPr>
-        <w:t>grounding</w:t>
-      </w:r>
-      <w:proofErr w:type="spellEnd"/>
+        <w:t xml:space="preserve">"pipeline de gobernanza con políticas explícitas, </w:t>
+      </w:r>
+      <w:proofErr w:type="spellStart"/>
       <w:r>
         <w:rPr>
           <w:rFonts w:ascii="Times New Roman" w:eastAsia="Times New Roman" w:hAnsi="Times New Roman" w:cs="Times New Roman"/>
@@ -2150,8 +2140,8817 @@
           <w:szCs w:val="24"/>
           <w:lang w:eastAsia="es-ES"/>
         </w:rPr>
+        <w:t>grounding</w:t>
+      </w:r>
+      <w:proofErr w:type="spellEnd"/>
+      <w:r>
+        <w:rPr>
+          <w:rFonts w:ascii="Times New Roman" w:eastAsia="Times New Roman" w:hAnsi="Times New Roman" w:cs="Times New Roman"/>
+          <w:b/>
+          <w:bCs/>
+          <w:sz w:val="24"/>
+          <w:szCs w:val="24"/>
+          <w:lang w:eastAsia="es-ES"/>
+        </w:rPr>
         <w:t xml:space="preserve"> obligatorio, trazabilidad completa y evaluación continua".</w:t>
       </w:r>
+    </w:p>
+    <w:p>
+      <w:pPr>
+        <w:spacing w:before="100" w:beforeAutospacing="1" w:after="100" w:afterAutospacing="1" w:line="240" w:lineRule="auto"/>
+        <w:rPr>
+          <w:rFonts w:ascii="Times New Roman" w:eastAsia="Times New Roman" w:hAnsi="Times New Roman" w:cs="Times New Roman"/>
+          <w:b/>
+          <w:bCs/>
+          <w:sz w:val="24"/>
+          <w:szCs w:val="24"/>
+          <w:lang w:eastAsia="es-ES"/>
+        </w:rPr>
+      </w:pPr>
+    </w:p>
+    <w:p>
+      <w:pPr>
+        <w:spacing w:before="100" w:beforeAutospacing="1" w:after="100" w:afterAutospacing="1" w:line="240" w:lineRule="auto"/>
+        <w:rPr>
+          <w:rFonts w:ascii="Times New Roman" w:eastAsia="Times New Roman" w:hAnsi="Times New Roman" w:cs="Times New Roman"/>
+          <w:b/>
+          <w:bCs/>
+          <w:sz w:val="24"/>
+          <w:szCs w:val="24"/>
+          <w:lang w:eastAsia="es-ES"/>
+        </w:rPr>
+      </w:pPr>
+    </w:p>
+    <w:p>
+      <w:pPr>
+        <w:spacing w:before="100" w:beforeAutospacing="1" w:after="100" w:afterAutospacing="1" w:line="240" w:lineRule="auto"/>
+        <w:rPr>
+          <w:rFonts w:ascii="Times New Roman" w:eastAsia="Times New Roman" w:hAnsi="Times New Roman" w:cs="Times New Roman"/>
+          <w:b/>
+          <w:bCs/>
+          <w:sz w:val="24"/>
+          <w:szCs w:val="24"/>
+          <w:lang w:eastAsia="es-ES"/>
+        </w:rPr>
+      </w:pPr>
+    </w:p>
+    <w:p>
+      <w:pPr>
+        <w:spacing w:before="100" w:beforeAutospacing="1" w:after="100" w:afterAutospacing="1" w:line="240" w:lineRule="auto"/>
+        <w:outlineLvl w:val="0"/>
+        <w:rPr>
+          <w:rFonts w:ascii="Times New Roman" w:eastAsia="Times New Roman" w:hAnsi="Times New Roman" w:cs="Times New Roman"/>
+          <w:b/>
+          <w:bCs/>
+          <w:kern w:val="36"/>
+          <w:sz w:val="48"/>
+          <w:szCs w:val="48"/>
+          <w:lang w:eastAsia="es-ES"/>
+        </w:rPr>
+      </w:pPr>
+      <w:proofErr w:type="spellStart"/>
+      <w:r>
+        <w:rPr>
+          <w:rFonts w:ascii="Times New Roman" w:eastAsia="Times New Roman" w:hAnsi="Times New Roman" w:cs="Times New Roman"/>
+          <w:b/>
+          <w:bCs/>
+          <w:kern w:val="36"/>
+          <w:sz w:val="48"/>
+          <w:szCs w:val="48"/>
+          <w:lang w:eastAsia="es-ES"/>
+        </w:rPr>
+        <w:lastRenderedPageBreak/>
+        <w:t>SubtextAI</w:t>
+      </w:r>
+      <w:proofErr w:type="spellEnd"/>
+      <w:r>
+        <w:rPr>
+          <w:rFonts w:ascii="Times New Roman" w:eastAsia="Times New Roman" w:hAnsi="Times New Roman" w:cs="Times New Roman"/>
+          <w:b/>
+          <w:bCs/>
+          <w:kern w:val="36"/>
+          <w:sz w:val="48"/>
+          <w:szCs w:val="48"/>
+          <w:lang w:eastAsia="es-ES"/>
+        </w:rPr>
+        <w:t xml:space="preserve"> — Contrato de API</w:t>
+      </w:r>
+    </w:p>
+    <w:p>
+      <w:pPr>
+        <w:spacing w:before="100" w:beforeAutospacing="1" w:after="100" w:afterAutospacing="1" w:line="240" w:lineRule="auto"/>
+        <w:rPr>
+          <w:rFonts w:ascii="Times New Roman" w:eastAsia="Times New Roman" w:hAnsi="Times New Roman" w:cs="Times New Roman"/>
+          <w:sz w:val="24"/>
+          <w:szCs w:val="24"/>
+          <w:lang w:eastAsia="es-ES"/>
+        </w:rPr>
+      </w:pPr>
+      <w:r>
+        <w:rPr>
+          <w:rFonts w:ascii="Times New Roman" w:eastAsia="Times New Roman" w:hAnsi="Times New Roman" w:cs="Times New Roman"/>
+          <w:sz w:val="24"/>
+          <w:szCs w:val="24"/>
+          <w:lang w:eastAsia="es-ES"/>
+        </w:rPr>
+        <w:t xml:space="preserve">Base URL: </w:t>
+      </w:r>
+      <w:r>
+        <w:rPr>
+          <w:rFonts w:ascii="Courier New" w:eastAsia="Times New Roman" w:hAnsi="Courier New" w:cs="Courier New"/>
+          <w:sz w:val="20"/>
+          <w:szCs w:val="20"/>
+          <w:lang w:eastAsia="es-ES"/>
+        </w:rPr>
+        <w:t>https://subtextai-api.azurewebsites.net/api/v1</w:t>
+      </w:r>
+    </w:p>
+    <w:p>
+      <w:pPr>
+        <w:spacing w:after="0" w:line="240" w:lineRule="auto"/>
+        <w:rPr>
+          <w:rFonts w:ascii="Times New Roman" w:eastAsia="Times New Roman" w:hAnsi="Times New Roman" w:cs="Times New Roman"/>
+          <w:sz w:val="24"/>
+          <w:szCs w:val="24"/>
+          <w:lang w:eastAsia="es-ES"/>
+        </w:rPr>
+      </w:pPr>
+      <w:r>
+        <w:rPr>
+          <w:rFonts w:ascii="Times New Roman" w:eastAsia="Times New Roman" w:hAnsi="Times New Roman" w:cs="Times New Roman"/>
+          <w:sz w:val="24"/>
+          <w:szCs w:val="24"/>
+          <w:lang w:eastAsia="es-ES"/>
+        </w:rPr>
+        <w:pict w14:anchorId="46D2A71F">
+          <v:rect id="_x0000_i1034" style="width:0;height:1.5pt" o:hralign="center" o:hrstd="t" o:hr="t" fillcolor="#a0a0a0" stroked="f"/>
+        </w:pict>
+      </w:r>
+    </w:p>
+    <w:p>
+      <w:pPr>
+        <w:spacing w:before="100" w:beforeAutospacing="1" w:after="100" w:afterAutospacing="1" w:line="240" w:lineRule="auto"/>
+        <w:outlineLvl w:val="1"/>
+        <w:rPr>
+          <w:rFonts w:ascii="Times New Roman" w:eastAsia="Times New Roman" w:hAnsi="Times New Roman" w:cs="Times New Roman"/>
+          <w:b/>
+          <w:bCs/>
+          <w:sz w:val="36"/>
+          <w:szCs w:val="36"/>
+          <w:lang w:eastAsia="es-ES"/>
+        </w:rPr>
+      </w:pPr>
+      <w:proofErr w:type="spellStart"/>
+      <w:r>
+        <w:rPr>
+          <w:rFonts w:ascii="Times New Roman" w:eastAsia="Times New Roman" w:hAnsi="Times New Roman" w:cs="Times New Roman"/>
+          <w:b/>
+          <w:bCs/>
+          <w:sz w:val="36"/>
+          <w:szCs w:val="36"/>
+          <w:lang w:eastAsia="es-ES"/>
+        </w:rPr>
+        <w:t>Endpoints</w:t>
+      </w:r>
+      <w:proofErr w:type="spellEnd"/>
+    </w:p>
+    <w:p>
+      <w:pPr>
+        <w:spacing w:before="100" w:beforeAutospacing="1" w:after="100" w:afterAutospacing="1" w:line="240" w:lineRule="auto"/>
+        <w:outlineLvl w:val="2"/>
+        <w:rPr>
+          <w:rFonts w:ascii="Times New Roman" w:eastAsia="Times New Roman" w:hAnsi="Times New Roman" w:cs="Times New Roman"/>
+          <w:b/>
+          <w:bCs/>
+          <w:sz w:val="27"/>
+          <w:szCs w:val="27"/>
+          <w:lang w:eastAsia="es-ES"/>
+        </w:rPr>
+      </w:pPr>
+      <w:r>
+        <w:rPr>
+          <w:rFonts w:ascii="Times New Roman" w:eastAsia="Times New Roman" w:hAnsi="Times New Roman" w:cs="Times New Roman"/>
+          <w:b/>
+          <w:bCs/>
+          <w:sz w:val="27"/>
+          <w:szCs w:val="27"/>
+          <w:lang w:eastAsia="es-ES"/>
+        </w:rPr>
+        <w:t>1. Analizar mensaje</w:t>
+      </w:r>
+    </w:p>
+    <w:p>
+      <w:pPr>
+        <w:spacing w:before="100" w:beforeAutospacing="1" w:after="100" w:afterAutospacing="1" w:line="240" w:lineRule="auto"/>
+        <w:rPr>
+          <w:rFonts w:ascii="Times New Roman" w:eastAsia="Times New Roman" w:hAnsi="Times New Roman" w:cs="Times New Roman"/>
+          <w:sz w:val="24"/>
+          <w:szCs w:val="24"/>
+          <w:lang w:eastAsia="es-ES"/>
+        </w:rPr>
+      </w:pPr>
+      <w:r>
+        <w:rPr>
+          <w:rFonts w:ascii="Times New Roman" w:eastAsia="Times New Roman" w:hAnsi="Times New Roman" w:cs="Times New Roman"/>
+          <w:sz w:val="24"/>
+          <w:szCs w:val="24"/>
+          <w:lang w:eastAsia="es-ES"/>
+        </w:rPr>
+        <w:t>Interpreta el significado pragmático de un mensaje ambiguo.</w:t>
+      </w:r>
+    </w:p>
+    <w:p>
+      <w:pPr>
+        <w:tabs>
+          <w:tab w:val="left" w:pos="916"/>
+          <w:tab w:val="left" w:pos="1832"/>
+          <w:tab w:val="left" w:pos="2748"/>
+          <w:tab w:val="left" w:pos="3664"/>
+          <w:tab w:val="left" w:pos="4580"/>
+          <w:tab w:val="left" w:pos="5496"/>
+          <w:tab w:val="left" w:pos="6412"/>
+          <w:tab w:val="left" w:pos="7328"/>
+          <w:tab w:val="left" w:pos="8244"/>
+          <w:tab w:val="left" w:pos="9160"/>
+          <w:tab w:val="left" w:pos="10076"/>
+          <w:tab w:val="left" w:pos="10992"/>
+          <w:tab w:val="left" w:pos="11908"/>
+          <w:tab w:val="left" w:pos="12824"/>
+          <w:tab w:val="left" w:pos="13740"/>
+          <w:tab w:val="left" w:pos="14656"/>
+        </w:tabs>
+        <w:spacing w:after="0" w:line="240" w:lineRule="auto"/>
+        <w:rPr>
+          <w:rFonts w:ascii="Courier New" w:eastAsia="Times New Roman" w:hAnsi="Courier New" w:cs="Courier New"/>
+          <w:sz w:val="20"/>
+          <w:szCs w:val="20"/>
+          <w:lang w:val="en-US" w:eastAsia="es-ES"/>
+        </w:rPr>
+      </w:pPr>
+      <w:r>
+        <w:rPr>
+          <w:rFonts w:ascii="Courier New" w:eastAsia="Times New Roman" w:hAnsi="Courier New" w:cs="Courier New"/>
+          <w:sz w:val="20"/>
+          <w:szCs w:val="20"/>
+          <w:lang w:val="en-US" w:eastAsia="es-ES"/>
+        </w:rPr>
+        <w:t>POST /analizar</w:t>
+      </w:r>
+    </w:p>
+    <w:p>
+      <w:pPr>
+        <w:tabs>
+          <w:tab w:val="left" w:pos="916"/>
+          <w:tab w:val="left" w:pos="1832"/>
+          <w:tab w:val="left" w:pos="2748"/>
+          <w:tab w:val="left" w:pos="3664"/>
+          <w:tab w:val="left" w:pos="4580"/>
+          <w:tab w:val="left" w:pos="5496"/>
+          <w:tab w:val="left" w:pos="6412"/>
+          <w:tab w:val="left" w:pos="7328"/>
+          <w:tab w:val="left" w:pos="8244"/>
+          <w:tab w:val="left" w:pos="9160"/>
+          <w:tab w:val="left" w:pos="10076"/>
+          <w:tab w:val="left" w:pos="10992"/>
+          <w:tab w:val="left" w:pos="11908"/>
+          <w:tab w:val="left" w:pos="12824"/>
+          <w:tab w:val="left" w:pos="13740"/>
+          <w:tab w:val="left" w:pos="14656"/>
+        </w:tabs>
+        <w:spacing w:after="0" w:line="240" w:lineRule="auto"/>
+        <w:rPr>
+          <w:rFonts w:ascii="Courier New" w:eastAsia="Times New Roman" w:hAnsi="Courier New" w:cs="Courier New"/>
+          <w:sz w:val="20"/>
+          <w:szCs w:val="20"/>
+          <w:lang w:val="en-US" w:eastAsia="es-ES"/>
+        </w:rPr>
+      </w:pPr>
+      <w:r>
+        <w:rPr>
+          <w:rFonts w:ascii="Courier New" w:eastAsia="Times New Roman" w:hAnsi="Courier New" w:cs="Courier New"/>
+          <w:sz w:val="20"/>
+          <w:szCs w:val="20"/>
+          <w:lang w:val="en-US" w:eastAsia="es-ES"/>
+        </w:rPr>
+        <w:t>Content-Type: application/json</w:t>
+      </w:r>
+    </w:p>
+    <w:p>
+      <w:pPr>
+        <w:spacing w:before="100" w:beforeAutospacing="1" w:after="100" w:afterAutospacing="1" w:line="240" w:lineRule="auto"/>
+        <w:rPr>
+          <w:rFonts w:ascii="Times New Roman" w:eastAsia="Times New Roman" w:hAnsi="Times New Roman" w:cs="Times New Roman"/>
+          <w:sz w:val="24"/>
+          <w:szCs w:val="24"/>
+          <w:lang w:eastAsia="es-ES"/>
+        </w:rPr>
+      </w:pPr>
+      <w:proofErr w:type="spellStart"/>
+      <w:r>
+        <w:rPr>
+          <w:rFonts w:ascii="Times New Roman" w:eastAsia="Times New Roman" w:hAnsi="Times New Roman" w:cs="Times New Roman"/>
+          <w:b/>
+          <w:bCs/>
+          <w:sz w:val="24"/>
+          <w:szCs w:val="24"/>
+          <w:lang w:eastAsia="es-ES"/>
+        </w:rPr>
+        <w:t>Request</w:t>
+      </w:r>
+      <w:proofErr w:type="spellEnd"/>
+      <w:r>
+        <w:rPr>
+          <w:rFonts w:ascii="Times New Roman" w:eastAsia="Times New Roman" w:hAnsi="Times New Roman" w:cs="Times New Roman"/>
+          <w:b/>
+          <w:bCs/>
+          <w:sz w:val="24"/>
+          <w:szCs w:val="24"/>
+          <w:lang w:eastAsia="es-ES"/>
+        </w:rPr>
+        <w:t>:</w:t>
+      </w:r>
+    </w:p>
+    <w:p>
+      <w:pPr>
+        <w:tabs>
+          <w:tab w:val="left" w:pos="916"/>
+          <w:tab w:val="left" w:pos="1832"/>
+          <w:tab w:val="left" w:pos="2748"/>
+          <w:tab w:val="left" w:pos="3664"/>
+          <w:tab w:val="left" w:pos="4580"/>
+          <w:tab w:val="left" w:pos="5496"/>
+          <w:tab w:val="left" w:pos="6412"/>
+          <w:tab w:val="left" w:pos="7328"/>
+          <w:tab w:val="left" w:pos="8244"/>
+          <w:tab w:val="left" w:pos="9160"/>
+          <w:tab w:val="left" w:pos="10076"/>
+          <w:tab w:val="left" w:pos="10992"/>
+          <w:tab w:val="left" w:pos="11908"/>
+          <w:tab w:val="left" w:pos="12824"/>
+          <w:tab w:val="left" w:pos="13740"/>
+          <w:tab w:val="left" w:pos="14656"/>
+        </w:tabs>
+        <w:spacing w:after="0" w:line="240" w:lineRule="auto"/>
+        <w:rPr>
+          <w:rFonts w:ascii="Courier New" w:eastAsia="Times New Roman" w:hAnsi="Courier New" w:cs="Courier New"/>
+          <w:sz w:val="20"/>
+          <w:szCs w:val="20"/>
+          <w:lang w:eastAsia="es-ES"/>
+        </w:rPr>
+      </w:pPr>
+      <w:r>
+        <w:rPr>
+          <w:rFonts w:ascii="Courier New" w:eastAsia="Times New Roman" w:hAnsi="Courier New" w:cs="Courier New"/>
+          <w:sz w:val="20"/>
+          <w:szCs w:val="20"/>
+          <w:lang w:eastAsia="es-ES"/>
+        </w:rPr>
+        <w:t>{</w:t>
+      </w:r>
+    </w:p>
+    <w:p>
+      <w:pPr>
+        <w:tabs>
+          <w:tab w:val="left" w:pos="916"/>
+          <w:tab w:val="left" w:pos="1832"/>
+          <w:tab w:val="left" w:pos="2748"/>
+          <w:tab w:val="left" w:pos="3664"/>
+          <w:tab w:val="left" w:pos="4580"/>
+          <w:tab w:val="left" w:pos="5496"/>
+          <w:tab w:val="left" w:pos="6412"/>
+          <w:tab w:val="left" w:pos="7328"/>
+          <w:tab w:val="left" w:pos="8244"/>
+          <w:tab w:val="left" w:pos="9160"/>
+          <w:tab w:val="left" w:pos="10076"/>
+          <w:tab w:val="left" w:pos="10992"/>
+          <w:tab w:val="left" w:pos="11908"/>
+          <w:tab w:val="left" w:pos="12824"/>
+          <w:tab w:val="left" w:pos="13740"/>
+          <w:tab w:val="left" w:pos="14656"/>
+        </w:tabs>
+        <w:spacing w:after="0" w:line="240" w:lineRule="auto"/>
+        <w:rPr>
+          <w:rFonts w:ascii="Courier New" w:eastAsia="Times New Roman" w:hAnsi="Courier New" w:cs="Courier New"/>
+          <w:sz w:val="20"/>
+          <w:szCs w:val="20"/>
+          <w:lang w:eastAsia="es-ES"/>
+        </w:rPr>
+      </w:pPr>
+      <w:r>
+        <w:rPr>
+          <w:rFonts w:ascii="Courier New" w:eastAsia="Times New Roman" w:hAnsi="Courier New" w:cs="Courier New"/>
+          <w:sz w:val="20"/>
+          <w:szCs w:val="20"/>
+          <w:lang w:eastAsia="es-ES"/>
+        </w:rPr>
+        <w:t xml:space="preserve">  "mensaje": "Solo quiero fluir y ver qué pasa",</w:t>
+      </w:r>
+    </w:p>
+    <w:p>
+      <w:pPr>
+        <w:tabs>
+          <w:tab w:val="left" w:pos="916"/>
+          <w:tab w:val="left" w:pos="1832"/>
+          <w:tab w:val="left" w:pos="2748"/>
+          <w:tab w:val="left" w:pos="3664"/>
+          <w:tab w:val="left" w:pos="4580"/>
+          <w:tab w:val="left" w:pos="5496"/>
+          <w:tab w:val="left" w:pos="6412"/>
+          <w:tab w:val="left" w:pos="7328"/>
+          <w:tab w:val="left" w:pos="8244"/>
+          <w:tab w:val="left" w:pos="9160"/>
+          <w:tab w:val="left" w:pos="10076"/>
+          <w:tab w:val="left" w:pos="10992"/>
+          <w:tab w:val="left" w:pos="11908"/>
+          <w:tab w:val="left" w:pos="12824"/>
+          <w:tab w:val="left" w:pos="13740"/>
+          <w:tab w:val="left" w:pos="14656"/>
+        </w:tabs>
+        <w:spacing w:after="0" w:line="240" w:lineRule="auto"/>
+        <w:rPr>
+          <w:rFonts w:ascii="Courier New" w:eastAsia="Times New Roman" w:hAnsi="Courier New" w:cs="Courier New"/>
+          <w:sz w:val="20"/>
+          <w:szCs w:val="20"/>
+          <w:lang w:eastAsia="es-ES"/>
+        </w:rPr>
+      </w:pPr>
+      <w:r>
+        <w:rPr>
+          <w:rFonts w:ascii="Courier New" w:eastAsia="Times New Roman" w:hAnsi="Courier New" w:cs="Courier New"/>
+          <w:sz w:val="20"/>
+          <w:szCs w:val="20"/>
+          <w:lang w:eastAsia="es-ES"/>
+        </w:rPr>
+        <w:t xml:space="preserve">  "contexto": "pareja | trabajo | social | </w:t>
+      </w:r>
+      <w:proofErr w:type="spellStart"/>
+      <w:r>
+        <w:rPr>
+          <w:rFonts w:ascii="Courier New" w:eastAsia="Times New Roman" w:hAnsi="Courier New" w:cs="Courier New"/>
+          <w:sz w:val="20"/>
+          <w:szCs w:val="20"/>
+          <w:lang w:eastAsia="es-ES"/>
+        </w:rPr>
+        <w:t>negociacion</w:t>
+      </w:r>
+      <w:proofErr w:type="spellEnd"/>
+      <w:r>
+        <w:rPr>
+          <w:rFonts w:ascii="Courier New" w:eastAsia="Times New Roman" w:hAnsi="Courier New" w:cs="Courier New"/>
+          <w:sz w:val="20"/>
+          <w:szCs w:val="20"/>
+          <w:lang w:eastAsia="es-ES"/>
+        </w:rPr>
+        <w:t>"</w:t>
+      </w:r>
+    </w:p>
+    <w:p>
+      <w:pPr>
+        <w:tabs>
+          <w:tab w:val="left" w:pos="916"/>
+          <w:tab w:val="left" w:pos="1832"/>
+          <w:tab w:val="left" w:pos="2748"/>
+          <w:tab w:val="left" w:pos="3664"/>
+          <w:tab w:val="left" w:pos="4580"/>
+          <w:tab w:val="left" w:pos="5496"/>
+          <w:tab w:val="left" w:pos="6412"/>
+          <w:tab w:val="left" w:pos="7328"/>
+          <w:tab w:val="left" w:pos="8244"/>
+          <w:tab w:val="left" w:pos="9160"/>
+          <w:tab w:val="left" w:pos="10076"/>
+          <w:tab w:val="left" w:pos="10992"/>
+          <w:tab w:val="left" w:pos="11908"/>
+          <w:tab w:val="left" w:pos="12824"/>
+          <w:tab w:val="left" w:pos="13740"/>
+          <w:tab w:val="left" w:pos="14656"/>
+        </w:tabs>
+        <w:spacing w:after="0" w:line="240" w:lineRule="auto"/>
+        <w:rPr>
+          <w:rFonts w:ascii="Courier New" w:eastAsia="Times New Roman" w:hAnsi="Courier New" w:cs="Courier New"/>
+          <w:sz w:val="20"/>
+          <w:szCs w:val="20"/>
+          <w:lang w:eastAsia="es-ES"/>
+        </w:rPr>
+      </w:pPr>
+      <w:r>
+        <w:rPr>
+          <w:rFonts w:ascii="Courier New" w:eastAsia="Times New Roman" w:hAnsi="Courier New" w:cs="Courier New"/>
+          <w:sz w:val="20"/>
+          <w:szCs w:val="20"/>
+          <w:lang w:eastAsia="es-ES"/>
+        </w:rPr>
+        <w:t>}</w:t>
+      </w:r>
+    </w:p>
+    <w:p>
+      <w:pPr>
+        <w:spacing w:before="100" w:beforeAutospacing="1" w:after="100" w:afterAutospacing="1" w:line="240" w:lineRule="auto"/>
+        <w:rPr>
+          <w:rFonts w:ascii="Times New Roman" w:eastAsia="Times New Roman" w:hAnsi="Times New Roman" w:cs="Times New Roman"/>
+          <w:sz w:val="24"/>
+          <w:szCs w:val="24"/>
+          <w:lang w:eastAsia="es-ES"/>
+        </w:rPr>
+      </w:pPr>
+      <w:r>
+        <w:rPr>
+          <w:rFonts w:ascii="Times New Roman" w:eastAsia="Times New Roman" w:hAnsi="Times New Roman" w:cs="Times New Roman"/>
+          <w:b/>
+          <w:bCs/>
+          <w:sz w:val="24"/>
+          <w:szCs w:val="24"/>
+          <w:lang w:eastAsia="es-ES"/>
+        </w:rPr>
+        <w:t>Response 200:</w:t>
+      </w:r>
+    </w:p>
+    <w:p>
+      <w:pPr>
+        <w:tabs>
+          <w:tab w:val="left" w:pos="916"/>
+          <w:tab w:val="left" w:pos="1832"/>
+          <w:tab w:val="left" w:pos="2748"/>
+          <w:tab w:val="left" w:pos="3664"/>
+          <w:tab w:val="left" w:pos="4580"/>
+          <w:tab w:val="left" w:pos="5496"/>
+          <w:tab w:val="left" w:pos="6412"/>
+          <w:tab w:val="left" w:pos="7328"/>
+          <w:tab w:val="left" w:pos="8244"/>
+          <w:tab w:val="left" w:pos="9160"/>
+          <w:tab w:val="left" w:pos="10076"/>
+          <w:tab w:val="left" w:pos="10992"/>
+          <w:tab w:val="left" w:pos="11908"/>
+          <w:tab w:val="left" w:pos="12824"/>
+          <w:tab w:val="left" w:pos="13740"/>
+          <w:tab w:val="left" w:pos="14656"/>
+        </w:tabs>
+        <w:spacing w:after="0" w:line="240" w:lineRule="auto"/>
+        <w:rPr>
+          <w:rFonts w:ascii="Courier New" w:eastAsia="Times New Roman" w:hAnsi="Courier New" w:cs="Courier New"/>
+          <w:sz w:val="20"/>
+          <w:szCs w:val="20"/>
+          <w:lang w:eastAsia="es-ES"/>
+        </w:rPr>
+      </w:pPr>
+      <w:r>
+        <w:rPr>
+          <w:rFonts w:ascii="Courier New" w:eastAsia="Times New Roman" w:hAnsi="Courier New" w:cs="Courier New"/>
+          <w:sz w:val="20"/>
+          <w:szCs w:val="20"/>
+          <w:lang w:eastAsia="es-ES"/>
+        </w:rPr>
+        <w:t>{</w:t>
+      </w:r>
+    </w:p>
+    <w:p>
+      <w:pPr>
+        <w:tabs>
+          <w:tab w:val="left" w:pos="916"/>
+          <w:tab w:val="left" w:pos="1832"/>
+          <w:tab w:val="left" w:pos="2748"/>
+          <w:tab w:val="left" w:pos="3664"/>
+          <w:tab w:val="left" w:pos="4580"/>
+          <w:tab w:val="left" w:pos="5496"/>
+          <w:tab w:val="left" w:pos="6412"/>
+          <w:tab w:val="left" w:pos="7328"/>
+          <w:tab w:val="left" w:pos="8244"/>
+          <w:tab w:val="left" w:pos="9160"/>
+          <w:tab w:val="left" w:pos="10076"/>
+          <w:tab w:val="left" w:pos="10992"/>
+          <w:tab w:val="left" w:pos="11908"/>
+          <w:tab w:val="left" w:pos="12824"/>
+          <w:tab w:val="left" w:pos="13740"/>
+          <w:tab w:val="left" w:pos="14656"/>
+        </w:tabs>
+        <w:spacing w:after="0" w:line="240" w:lineRule="auto"/>
+        <w:rPr>
+          <w:rFonts w:ascii="Courier New" w:eastAsia="Times New Roman" w:hAnsi="Courier New" w:cs="Courier New"/>
+          <w:sz w:val="20"/>
+          <w:szCs w:val="20"/>
+          <w:lang w:eastAsia="es-ES"/>
+        </w:rPr>
+      </w:pPr>
+      <w:r>
+        <w:rPr>
+          <w:rFonts w:ascii="Courier New" w:eastAsia="Times New Roman" w:hAnsi="Courier New" w:cs="Courier New"/>
+          <w:sz w:val="20"/>
+          <w:szCs w:val="20"/>
+          <w:lang w:eastAsia="es-ES"/>
+        </w:rPr>
+        <w:t xml:space="preserve">  "significado": "Baja implicación emocional, evasión de compromiso explícito",</w:t>
+      </w:r>
+    </w:p>
+    <w:p>
+      <w:pPr>
+        <w:tabs>
+          <w:tab w:val="left" w:pos="916"/>
+          <w:tab w:val="left" w:pos="1832"/>
+          <w:tab w:val="left" w:pos="2748"/>
+          <w:tab w:val="left" w:pos="3664"/>
+          <w:tab w:val="left" w:pos="4580"/>
+          <w:tab w:val="left" w:pos="5496"/>
+          <w:tab w:val="left" w:pos="6412"/>
+          <w:tab w:val="left" w:pos="7328"/>
+          <w:tab w:val="left" w:pos="8244"/>
+          <w:tab w:val="left" w:pos="9160"/>
+          <w:tab w:val="left" w:pos="10076"/>
+          <w:tab w:val="left" w:pos="10992"/>
+          <w:tab w:val="left" w:pos="11908"/>
+          <w:tab w:val="left" w:pos="12824"/>
+          <w:tab w:val="left" w:pos="13740"/>
+          <w:tab w:val="left" w:pos="14656"/>
+        </w:tabs>
+        <w:spacing w:after="0" w:line="240" w:lineRule="auto"/>
+        <w:rPr>
+          <w:rFonts w:ascii="Courier New" w:eastAsia="Times New Roman" w:hAnsi="Courier New" w:cs="Courier New"/>
+          <w:sz w:val="20"/>
+          <w:szCs w:val="20"/>
+          <w:lang w:eastAsia="es-ES"/>
+        </w:rPr>
+      </w:pPr>
+      <w:r>
+        <w:rPr>
+          <w:rFonts w:ascii="Courier New" w:eastAsia="Times New Roman" w:hAnsi="Courier New" w:cs="Courier New"/>
+          <w:sz w:val="20"/>
+          <w:szCs w:val="20"/>
+          <w:lang w:eastAsia="es-ES"/>
+        </w:rPr>
+        <w:t xml:space="preserve">  "</w:t>
+      </w:r>
+      <w:proofErr w:type="spellStart"/>
+      <w:r>
+        <w:rPr>
+          <w:rFonts w:ascii="Courier New" w:eastAsia="Times New Roman" w:hAnsi="Courier New" w:cs="Courier New"/>
+          <w:sz w:val="20"/>
+          <w:szCs w:val="20"/>
+          <w:lang w:eastAsia="es-ES"/>
+        </w:rPr>
+        <w:t>senales</w:t>
+      </w:r>
+      <w:proofErr w:type="spellEnd"/>
+      <w:r>
+        <w:rPr>
+          <w:rFonts w:ascii="Courier New" w:eastAsia="Times New Roman" w:hAnsi="Courier New" w:cs="Courier New"/>
+          <w:sz w:val="20"/>
+          <w:szCs w:val="20"/>
+          <w:lang w:eastAsia="es-ES"/>
+        </w:rPr>
+        <w:t>": ["evasión", "ambigüedad intencional", "pasividad"],</w:t>
+      </w:r>
+    </w:p>
+    <w:p>
+      <w:pPr>
+        <w:tabs>
+          <w:tab w:val="left" w:pos="916"/>
+          <w:tab w:val="left" w:pos="1832"/>
+          <w:tab w:val="left" w:pos="2748"/>
+          <w:tab w:val="left" w:pos="3664"/>
+          <w:tab w:val="left" w:pos="4580"/>
+          <w:tab w:val="left" w:pos="5496"/>
+          <w:tab w:val="left" w:pos="6412"/>
+          <w:tab w:val="left" w:pos="7328"/>
+          <w:tab w:val="left" w:pos="8244"/>
+          <w:tab w:val="left" w:pos="9160"/>
+          <w:tab w:val="left" w:pos="10076"/>
+          <w:tab w:val="left" w:pos="10992"/>
+          <w:tab w:val="left" w:pos="11908"/>
+          <w:tab w:val="left" w:pos="12824"/>
+          <w:tab w:val="left" w:pos="13740"/>
+          <w:tab w:val="left" w:pos="14656"/>
+        </w:tabs>
+        <w:spacing w:after="0" w:line="240" w:lineRule="auto"/>
+        <w:rPr>
+          <w:rFonts w:ascii="Courier New" w:eastAsia="Times New Roman" w:hAnsi="Courier New" w:cs="Courier New"/>
+          <w:sz w:val="20"/>
+          <w:szCs w:val="20"/>
+          <w:lang w:eastAsia="es-ES"/>
+        </w:rPr>
+      </w:pPr>
+      <w:r>
+        <w:rPr>
+          <w:rFonts w:ascii="Courier New" w:eastAsia="Times New Roman" w:hAnsi="Courier New" w:cs="Courier New"/>
+          <w:sz w:val="20"/>
+          <w:szCs w:val="20"/>
+          <w:lang w:eastAsia="es-ES"/>
+        </w:rPr>
+        <w:t xml:space="preserve">  "</w:t>
+      </w:r>
+      <w:proofErr w:type="spellStart"/>
+      <w:r>
+        <w:rPr>
+          <w:rFonts w:ascii="Courier New" w:eastAsia="Times New Roman" w:hAnsi="Courier New" w:cs="Courier New"/>
+          <w:sz w:val="20"/>
+          <w:szCs w:val="20"/>
+          <w:lang w:eastAsia="es-ES"/>
+        </w:rPr>
+        <w:t>nivel_alerta</w:t>
+      </w:r>
+      <w:proofErr w:type="spellEnd"/>
+      <w:r>
+        <w:rPr>
+          <w:rFonts w:ascii="Courier New" w:eastAsia="Times New Roman" w:hAnsi="Courier New" w:cs="Courier New"/>
+          <w:sz w:val="20"/>
+          <w:szCs w:val="20"/>
+          <w:lang w:eastAsia="es-ES"/>
+        </w:rPr>
+        <w:t>": "MEDIO",</w:t>
+      </w:r>
+    </w:p>
+    <w:p>
+      <w:pPr>
+        <w:tabs>
+          <w:tab w:val="left" w:pos="916"/>
+          <w:tab w:val="left" w:pos="1832"/>
+          <w:tab w:val="left" w:pos="2748"/>
+          <w:tab w:val="left" w:pos="3664"/>
+          <w:tab w:val="left" w:pos="4580"/>
+          <w:tab w:val="left" w:pos="5496"/>
+          <w:tab w:val="left" w:pos="6412"/>
+          <w:tab w:val="left" w:pos="7328"/>
+          <w:tab w:val="left" w:pos="8244"/>
+          <w:tab w:val="left" w:pos="9160"/>
+          <w:tab w:val="left" w:pos="10076"/>
+          <w:tab w:val="left" w:pos="10992"/>
+          <w:tab w:val="left" w:pos="11908"/>
+          <w:tab w:val="left" w:pos="12824"/>
+          <w:tab w:val="left" w:pos="13740"/>
+          <w:tab w:val="left" w:pos="14656"/>
+        </w:tabs>
+        <w:spacing w:after="0" w:line="240" w:lineRule="auto"/>
+        <w:rPr>
+          <w:rFonts w:ascii="Courier New" w:eastAsia="Times New Roman" w:hAnsi="Courier New" w:cs="Courier New"/>
+          <w:sz w:val="20"/>
+          <w:szCs w:val="20"/>
+          <w:lang w:eastAsia="es-ES"/>
+        </w:rPr>
+      </w:pPr>
+      <w:r>
+        <w:rPr>
+          <w:rFonts w:ascii="Courier New" w:eastAsia="Times New Roman" w:hAnsi="Courier New" w:cs="Courier New"/>
+          <w:sz w:val="20"/>
+          <w:szCs w:val="20"/>
+          <w:lang w:eastAsia="es-ES"/>
+        </w:rPr>
+        <w:t xml:space="preserve">  "</w:t>
+      </w:r>
+      <w:proofErr w:type="spellStart"/>
+      <w:r>
+        <w:rPr>
+          <w:rFonts w:ascii="Courier New" w:eastAsia="Times New Roman" w:hAnsi="Courier New" w:cs="Courier New"/>
+          <w:sz w:val="20"/>
+          <w:szCs w:val="20"/>
+          <w:lang w:eastAsia="es-ES"/>
+        </w:rPr>
+        <w:t>recomendacion</w:t>
+      </w:r>
+      <w:proofErr w:type="spellEnd"/>
+      <w:r>
+        <w:rPr>
+          <w:rFonts w:ascii="Courier New" w:eastAsia="Times New Roman" w:hAnsi="Courier New" w:cs="Courier New"/>
+          <w:sz w:val="20"/>
+          <w:szCs w:val="20"/>
+          <w:lang w:eastAsia="es-ES"/>
+        </w:rPr>
+        <w:t>": "Mantener límites claros. No invertir energía emocional sin reciprocidad.",</w:t>
+      </w:r>
+    </w:p>
+    <w:p>
+      <w:pPr>
+        <w:tabs>
+          <w:tab w:val="left" w:pos="916"/>
+          <w:tab w:val="left" w:pos="1832"/>
+          <w:tab w:val="left" w:pos="2748"/>
+          <w:tab w:val="left" w:pos="3664"/>
+          <w:tab w:val="left" w:pos="4580"/>
+          <w:tab w:val="left" w:pos="5496"/>
+          <w:tab w:val="left" w:pos="6412"/>
+          <w:tab w:val="left" w:pos="7328"/>
+          <w:tab w:val="left" w:pos="8244"/>
+          <w:tab w:val="left" w:pos="9160"/>
+          <w:tab w:val="left" w:pos="10076"/>
+          <w:tab w:val="left" w:pos="10992"/>
+          <w:tab w:val="left" w:pos="11908"/>
+          <w:tab w:val="left" w:pos="12824"/>
+          <w:tab w:val="left" w:pos="13740"/>
+          <w:tab w:val="left" w:pos="14656"/>
+        </w:tabs>
+        <w:spacing w:after="0" w:line="240" w:lineRule="auto"/>
+        <w:rPr>
+          <w:rFonts w:ascii="Courier New" w:eastAsia="Times New Roman" w:hAnsi="Courier New" w:cs="Courier New"/>
+          <w:sz w:val="20"/>
+          <w:szCs w:val="20"/>
+          <w:lang w:val="en-US" w:eastAsia="es-ES"/>
+        </w:rPr>
+      </w:pPr>
+      <w:r>
+        <w:rPr>
+          <w:rFonts w:ascii="Courier New" w:eastAsia="Times New Roman" w:hAnsi="Courier New" w:cs="Courier New"/>
+          <w:sz w:val="20"/>
+          <w:szCs w:val="20"/>
+          <w:lang w:eastAsia="es-ES"/>
+        </w:rPr>
+        <w:t xml:space="preserve">  </w:t>
+      </w:r>
+      <w:r>
+        <w:rPr>
+          <w:rFonts w:ascii="Courier New" w:eastAsia="Times New Roman" w:hAnsi="Courier New" w:cs="Courier New"/>
+          <w:sz w:val="20"/>
+          <w:szCs w:val="20"/>
+          <w:lang w:val="en-US" w:eastAsia="es-ES"/>
+        </w:rPr>
+        <w:t>"fuente": {</w:t>
+      </w:r>
+    </w:p>
+    <w:p>
+      <w:pPr>
+        <w:tabs>
+          <w:tab w:val="left" w:pos="916"/>
+          <w:tab w:val="left" w:pos="1832"/>
+          <w:tab w:val="left" w:pos="2748"/>
+          <w:tab w:val="left" w:pos="3664"/>
+          <w:tab w:val="left" w:pos="4580"/>
+          <w:tab w:val="left" w:pos="5496"/>
+          <w:tab w:val="left" w:pos="6412"/>
+          <w:tab w:val="left" w:pos="7328"/>
+          <w:tab w:val="left" w:pos="8244"/>
+          <w:tab w:val="left" w:pos="9160"/>
+          <w:tab w:val="left" w:pos="10076"/>
+          <w:tab w:val="left" w:pos="10992"/>
+          <w:tab w:val="left" w:pos="11908"/>
+          <w:tab w:val="left" w:pos="12824"/>
+          <w:tab w:val="left" w:pos="13740"/>
+          <w:tab w:val="left" w:pos="14656"/>
+        </w:tabs>
+        <w:spacing w:after="0" w:line="240" w:lineRule="auto"/>
+        <w:rPr>
+          <w:rFonts w:ascii="Courier New" w:eastAsia="Times New Roman" w:hAnsi="Courier New" w:cs="Courier New"/>
+          <w:sz w:val="20"/>
+          <w:szCs w:val="20"/>
+          <w:lang w:val="en-US" w:eastAsia="es-ES"/>
+        </w:rPr>
+      </w:pPr>
+      <w:r>
+        <w:rPr>
+          <w:rFonts w:ascii="Courier New" w:eastAsia="Times New Roman" w:hAnsi="Courier New" w:cs="Courier New"/>
+          <w:sz w:val="20"/>
+          <w:szCs w:val="20"/>
+          <w:lang w:val="en-US" w:eastAsia="es-ES"/>
+        </w:rPr>
+        <w:t xml:space="preserve">    "documento": "Gottman - The Seven Principles for Making Marriage Work",</w:t>
+      </w:r>
+    </w:p>
+    <w:p>
+      <w:pPr>
+        <w:tabs>
+          <w:tab w:val="left" w:pos="916"/>
+          <w:tab w:val="left" w:pos="1832"/>
+          <w:tab w:val="left" w:pos="2748"/>
+          <w:tab w:val="left" w:pos="3664"/>
+          <w:tab w:val="left" w:pos="4580"/>
+          <w:tab w:val="left" w:pos="5496"/>
+          <w:tab w:val="left" w:pos="6412"/>
+          <w:tab w:val="left" w:pos="7328"/>
+          <w:tab w:val="left" w:pos="8244"/>
+          <w:tab w:val="left" w:pos="9160"/>
+          <w:tab w:val="left" w:pos="10076"/>
+          <w:tab w:val="left" w:pos="10992"/>
+          <w:tab w:val="left" w:pos="11908"/>
+          <w:tab w:val="left" w:pos="12824"/>
+          <w:tab w:val="left" w:pos="13740"/>
+          <w:tab w:val="left" w:pos="14656"/>
+        </w:tabs>
+        <w:spacing w:after="0" w:line="240" w:lineRule="auto"/>
+        <w:rPr>
+          <w:rFonts w:ascii="Courier New" w:eastAsia="Times New Roman" w:hAnsi="Courier New" w:cs="Courier New"/>
+          <w:sz w:val="20"/>
+          <w:szCs w:val="20"/>
+          <w:lang w:eastAsia="es-ES"/>
+        </w:rPr>
+      </w:pPr>
+      <w:r>
+        <w:rPr>
+          <w:rFonts w:ascii="Courier New" w:eastAsia="Times New Roman" w:hAnsi="Courier New" w:cs="Courier New"/>
+          <w:sz w:val="20"/>
+          <w:szCs w:val="20"/>
+          <w:lang w:val="en-US" w:eastAsia="es-ES"/>
+        </w:rPr>
+        <w:t xml:space="preserve">    </w:t>
+      </w:r>
+      <w:r>
+        <w:rPr>
+          <w:rFonts w:ascii="Courier New" w:eastAsia="Times New Roman" w:hAnsi="Courier New" w:cs="Courier New"/>
+          <w:sz w:val="20"/>
+          <w:szCs w:val="20"/>
+          <w:lang w:eastAsia="es-ES"/>
+        </w:rPr>
+        <w:t>"fragmento": "Capítulo 3 — Conocer el mundo interior de tu pareja"</w:t>
+      </w:r>
+    </w:p>
+    <w:p>
+      <w:pPr>
+        <w:tabs>
+          <w:tab w:val="left" w:pos="916"/>
+          <w:tab w:val="left" w:pos="1832"/>
+          <w:tab w:val="left" w:pos="2748"/>
+          <w:tab w:val="left" w:pos="3664"/>
+          <w:tab w:val="left" w:pos="4580"/>
+          <w:tab w:val="left" w:pos="5496"/>
+          <w:tab w:val="left" w:pos="6412"/>
+          <w:tab w:val="left" w:pos="7328"/>
+          <w:tab w:val="left" w:pos="8244"/>
+          <w:tab w:val="left" w:pos="9160"/>
+          <w:tab w:val="left" w:pos="10076"/>
+          <w:tab w:val="left" w:pos="10992"/>
+          <w:tab w:val="left" w:pos="11908"/>
+          <w:tab w:val="left" w:pos="12824"/>
+          <w:tab w:val="left" w:pos="13740"/>
+          <w:tab w:val="left" w:pos="14656"/>
+        </w:tabs>
+        <w:spacing w:after="0" w:line="240" w:lineRule="auto"/>
+        <w:rPr>
+          <w:rFonts w:ascii="Courier New" w:eastAsia="Times New Roman" w:hAnsi="Courier New" w:cs="Courier New"/>
+          <w:sz w:val="20"/>
+          <w:szCs w:val="20"/>
+          <w:lang w:eastAsia="es-ES"/>
+        </w:rPr>
+      </w:pPr>
+      <w:r>
+        <w:rPr>
+          <w:rFonts w:ascii="Courier New" w:eastAsia="Times New Roman" w:hAnsi="Courier New" w:cs="Courier New"/>
+          <w:sz w:val="20"/>
+          <w:szCs w:val="20"/>
+          <w:lang w:eastAsia="es-ES"/>
+        </w:rPr>
+        <w:t xml:space="preserve">  },</w:t>
+      </w:r>
+    </w:p>
+    <w:p>
+      <w:pPr>
+        <w:tabs>
+          <w:tab w:val="left" w:pos="916"/>
+          <w:tab w:val="left" w:pos="1832"/>
+          <w:tab w:val="left" w:pos="2748"/>
+          <w:tab w:val="left" w:pos="3664"/>
+          <w:tab w:val="left" w:pos="4580"/>
+          <w:tab w:val="left" w:pos="5496"/>
+          <w:tab w:val="left" w:pos="6412"/>
+          <w:tab w:val="left" w:pos="7328"/>
+          <w:tab w:val="left" w:pos="8244"/>
+          <w:tab w:val="left" w:pos="9160"/>
+          <w:tab w:val="left" w:pos="10076"/>
+          <w:tab w:val="left" w:pos="10992"/>
+          <w:tab w:val="left" w:pos="11908"/>
+          <w:tab w:val="left" w:pos="12824"/>
+          <w:tab w:val="left" w:pos="13740"/>
+          <w:tab w:val="left" w:pos="14656"/>
+        </w:tabs>
+        <w:spacing w:after="0" w:line="240" w:lineRule="auto"/>
+        <w:rPr>
+          <w:rFonts w:ascii="Courier New" w:eastAsia="Times New Roman" w:hAnsi="Courier New" w:cs="Courier New"/>
+          <w:sz w:val="20"/>
+          <w:szCs w:val="20"/>
+          <w:lang w:eastAsia="es-ES"/>
+        </w:rPr>
+      </w:pPr>
+      <w:r>
+        <w:rPr>
+          <w:rFonts w:ascii="Courier New" w:eastAsia="Times New Roman" w:hAnsi="Courier New" w:cs="Courier New"/>
+          <w:sz w:val="20"/>
+          <w:szCs w:val="20"/>
+          <w:lang w:eastAsia="es-ES"/>
+        </w:rPr>
+        <w:t xml:space="preserve">  "</w:t>
+      </w:r>
+      <w:proofErr w:type="spellStart"/>
+      <w:r>
+        <w:rPr>
+          <w:rFonts w:ascii="Courier New" w:eastAsia="Times New Roman" w:hAnsi="Courier New" w:cs="Courier New"/>
+          <w:sz w:val="20"/>
+          <w:szCs w:val="20"/>
+          <w:lang w:eastAsia="es-ES"/>
+        </w:rPr>
+        <w:t>grounded</w:t>
+      </w:r>
+      <w:proofErr w:type="spellEnd"/>
+      <w:r>
+        <w:rPr>
+          <w:rFonts w:ascii="Courier New" w:eastAsia="Times New Roman" w:hAnsi="Courier New" w:cs="Courier New"/>
+          <w:sz w:val="20"/>
+          <w:szCs w:val="20"/>
+          <w:lang w:eastAsia="es-ES"/>
+        </w:rPr>
+        <w:t>": true,</w:t>
+      </w:r>
+    </w:p>
+    <w:p>
+      <w:pPr>
+        <w:tabs>
+          <w:tab w:val="left" w:pos="916"/>
+          <w:tab w:val="left" w:pos="1832"/>
+          <w:tab w:val="left" w:pos="2748"/>
+          <w:tab w:val="left" w:pos="3664"/>
+          <w:tab w:val="left" w:pos="4580"/>
+          <w:tab w:val="left" w:pos="5496"/>
+          <w:tab w:val="left" w:pos="6412"/>
+          <w:tab w:val="left" w:pos="7328"/>
+          <w:tab w:val="left" w:pos="8244"/>
+          <w:tab w:val="left" w:pos="9160"/>
+          <w:tab w:val="left" w:pos="10076"/>
+          <w:tab w:val="left" w:pos="10992"/>
+          <w:tab w:val="left" w:pos="11908"/>
+          <w:tab w:val="left" w:pos="12824"/>
+          <w:tab w:val="left" w:pos="13740"/>
+          <w:tab w:val="left" w:pos="14656"/>
+        </w:tabs>
+        <w:spacing w:after="0" w:line="240" w:lineRule="auto"/>
+        <w:rPr>
+          <w:rFonts w:ascii="Courier New" w:eastAsia="Times New Roman" w:hAnsi="Courier New" w:cs="Courier New"/>
+          <w:sz w:val="20"/>
+          <w:szCs w:val="20"/>
+          <w:lang w:eastAsia="es-ES"/>
+        </w:rPr>
+      </w:pPr>
+      <w:r>
+        <w:rPr>
+          <w:rFonts w:ascii="Courier New" w:eastAsia="Times New Roman" w:hAnsi="Courier New" w:cs="Courier New"/>
+          <w:sz w:val="20"/>
+          <w:szCs w:val="20"/>
+          <w:lang w:eastAsia="es-ES"/>
+        </w:rPr>
+        <w:t xml:space="preserve">  "</w:t>
+      </w:r>
+      <w:proofErr w:type="spellStart"/>
+      <w:r>
+        <w:rPr>
+          <w:rFonts w:ascii="Courier New" w:eastAsia="Times New Roman" w:hAnsi="Courier New" w:cs="Courier New"/>
+          <w:sz w:val="20"/>
+          <w:szCs w:val="20"/>
+          <w:lang w:eastAsia="es-ES"/>
+        </w:rPr>
+        <w:t>politica_aplicada</w:t>
+      </w:r>
+      <w:proofErr w:type="spellEnd"/>
+      <w:r>
+        <w:rPr>
+          <w:rFonts w:ascii="Courier New" w:eastAsia="Times New Roman" w:hAnsi="Courier New" w:cs="Courier New"/>
+          <w:sz w:val="20"/>
+          <w:szCs w:val="20"/>
+          <w:lang w:eastAsia="es-ES"/>
+        </w:rPr>
+        <w:t>": "ninguna",</w:t>
+      </w:r>
+    </w:p>
+    <w:p>
+      <w:pPr>
+        <w:tabs>
+          <w:tab w:val="left" w:pos="916"/>
+          <w:tab w:val="left" w:pos="1832"/>
+          <w:tab w:val="left" w:pos="2748"/>
+          <w:tab w:val="left" w:pos="3664"/>
+          <w:tab w:val="left" w:pos="4580"/>
+          <w:tab w:val="left" w:pos="5496"/>
+          <w:tab w:val="left" w:pos="6412"/>
+          <w:tab w:val="left" w:pos="7328"/>
+          <w:tab w:val="left" w:pos="8244"/>
+          <w:tab w:val="left" w:pos="9160"/>
+          <w:tab w:val="left" w:pos="10076"/>
+          <w:tab w:val="left" w:pos="10992"/>
+          <w:tab w:val="left" w:pos="11908"/>
+          <w:tab w:val="left" w:pos="12824"/>
+          <w:tab w:val="left" w:pos="13740"/>
+          <w:tab w:val="left" w:pos="14656"/>
+        </w:tabs>
+        <w:spacing w:after="0" w:line="240" w:lineRule="auto"/>
+        <w:rPr>
+          <w:rFonts w:ascii="Courier New" w:eastAsia="Times New Roman" w:hAnsi="Courier New" w:cs="Courier New"/>
+          <w:sz w:val="20"/>
+          <w:szCs w:val="20"/>
+          <w:lang w:eastAsia="es-ES"/>
+        </w:rPr>
+      </w:pPr>
+      <w:r>
+        <w:rPr>
+          <w:rFonts w:ascii="Courier New" w:eastAsia="Times New Roman" w:hAnsi="Courier New" w:cs="Courier New"/>
+          <w:sz w:val="20"/>
+          <w:szCs w:val="20"/>
+          <w:lang w:eastAsia="es-ES"/>
+        </w:rPr>
+        <w:t xml:space="preserve">  "</w:t>
+      </w:r>
+      <w:proofErr w:type="spellStart"/>
+      <w:r>
+        <w:rPr>
+          <w:rFonts w:ascii="Courier New" w:eastAsia="Times New Roman" w:hAnsi="Courier New" w:cs="Courier New"/>
+          <w:sz w:val="20"/>
+          <w:szCs w:val="20"/>
+          <w:lang w:eastAsia="es-ES"/>
+        </w:rPr>
+        <w:t>trace_id</w:t>
+      </w:r>
+      <w:proofErr w:type="spellEnd"/>
+      <w:r>
+        <w:rPr>
+          <w:rFonts w:ascii="Courier New" w:eastAsia="Times New Roman" w:hAnsi="Courier New" w:cs="Courier New"/>
+          <w:sz w:val="20"/>
+          <w:szCs w:val="20"/>
+          <w:lang w:eastAsia="es-ES"/>
+        </w:rPr>
+        <w:t>": "a1b2c3d4-e5f6-7890-abcd-ef1234567890",</w:t>
+      </w:r>
+    </w:p>
+    <w:p>
+      <w:pPr>
+        <w:tabs>
+          <w:tab w:val="left" w:pos="916"/>
+          <w:tab w:val="left" w:pos="1832"/>
+          <w:tab w:val="left" w:pos="2748"/>
+          <w:tab w:val="left" w:pos="3664"/>
+          <w:tab w:val="left" w:pos="4580"/>
+          <w:tab w:val="left" w:pos="5496"/>
+          <w:tab w:val="left" w:pos="6412"/>
+          <w:tab w:val="left" w:pos="7328"/>
+          <w:tab w:val="left" w:pos="8244"/>
+          <w:tab w:val="left" w:pos="9160"/>
+          <w:tab w:val="left" w:pos="10076"/>
+          <w:tab w:val="left" w:pos="10992"/>
+          <w:tab w:val="left" w:pos="11908"/>
+          <w:tab w:val="left" w:pos="12824"/>
+          <w:tab w:val="left" w:pos="13740"/>
+          <w:tab w:val="left" w:pos="14656"/>
+        </w:tabs>
+        <w:spacing w:after="0" w:line="240" w:lineRule="auto"/>
+        <w:rPr>
+          <w:rFonts w:ascii="Courier New" w:eastAsia="Times New Roman" w:hAnsi="Courier New" w:cs="Courier New"/>
+          <w:sz w:val="20"/>
+          <w:szCs w:val="20"/>
+          <w:lang w:eastAsia="es-ES"/>
+        </w:rPr>
+      </w:pPr>
+      <w:r>
+        <w:rPr>
+          <w:rFonts w:ascii="Courier New" w:eastAsia="Times New Roman" w:hAnsi="Courier New" w:cs="Courier New"/>
+          <w:sz w:val="20"/>
+          <w:szCs w:val="20"/>
+          <w:lang w:eastAsia="es-ES"/>
+        </w:rPr>
+        <w:t xml:space="preserve">  "</w:t>
+      </w:r>
+      <w:proofErr w:type="spellStart"/>
+      <w:r>
+        <w:rPr>
+          <w:rFonts w:ascii="Courier New" w:eastAsia="Times New Roman" w:hAnsi="Courier New" w:cs="Courier New"/>
+          <w:sz w:val="20"/>
+          <w:szCs w:val="20"/>
+          <w:lang w:eastAsia="es-ES"/>
+        </w:rPr>
+        <w:t>metadata</w:t>
+      </w:r>
+      <w:proofErr w:type="spellEnd"/>
+      <w:r>
+        <w:rPr>
+          <w:rFonts w:ascii="Courier New" w:eastAsia="Times New Roman" w:hAnsi="Courier New" w:cs="Courier New"/>
+          <w:sz w:val="20"/>
+          <w:szCs w:val="20"/>
+          <w:lang w:eastAsia="es-ES"/>
+        </w:rPr>
+        <w:t>": {</w:t>
+      </w:r>
+    </w:p>
+    <w:p>
+      <w:pPr>
+        <w:tabs>
+          <w:tab w:val="left" w:pos="916"/>
+          <w:tab w:val="left" w:pos="1832"/>
+          <w:tab w:val="left" w:pos="2748"/>
+          <w:tab w:val="left" w:pos="3664"/>
+          <w:tab w:val="left" w:pos="4580"/>
+          <w:tab w:val="left" w:pos="5496"/>
+          <w:tab w:val="left" w:pos="6412"/>
+          <w:tab w:val="left" w:pos="7328"/>
+          <w:tab w:val="left" w:pos="8244"/>
+          <w:tab w:val="left" w:pos="9160"/>
+          <w:tab w:val="left" w:pos="10076"/>
+          <w:tab w:val="left" w:pos="10992"/>
+          <w:tab w:val="left" w:pos="11908"/>
+          <w:tab w:val="left" w:pos="12824"/>
+          <w:tab w:val="left" w:pos="13740"/>
+          <w:tab w:val="left" w:pos="14656"/>
+        </w:tabs>
+        <w:spacing w:after="0" w:line="240" w:lineRule="auto"/>
+        <w:rPr>
+          <w:rFonts w:ascii="Courier New" w:eastAsia="Times New Roman" w:hAnsi="Courier New" w:cs="Courier New"/>
+          <w:sz w:val="20"/>
+          <w:szCs w:val="20"/>
+          <w:lang w:eastAsia="es-ES"/>
+        </w:rPr>
+      </w:pPr>
+      <w:r>
+        <w:rPr>
+          <w:rFonts w:ascii="Courier New" w:eastAsia="Times New Roman" w:hAnsi="Courier New" w:cs="Courier New"/>
+          <w:sz w:val="20"/>
+          <w:szCs w:val="20"/>
+          <w:lang w:eastAsia="es-ES"/>
+        </w:rPr>
+        <w:t xml:space="preserve">    "</w:t>
+      </w:r>
+      <w:proofErr w:type="spellStart"/>
+      <w:r>
+        <w:rPr>
+          <w:rFonts w:ascii="Courier New" w:eastAsia="Times New Roman" w:hAnsi="Courier New" w:cs="Courier New"/>
+          <w:sz w:val="20"/>
+          <w:szCs w:val="20"/>
+          <w:lang w:eastAsia="es-ES"/>
+        </w:rPr>
+        <w:t>latencia_ms</w:t>
+      </w:r>
+      <w:proofErr w:type="spellEnd"/>
+      <w:r>
+        <w:rPr>
+          <w:rFonts w:ascii="Courier New" w:eastAsia="Times New Roman" w:hAnsi="Courier New" w:cs="Courier New"/>
+          <w:sz w:val="20"/>
+          <w:szCs w:val="20"/>
+          <w:lang w:eastAsia="es-ES"/>
+        </w:rPr>
+        <w:t>": 1240,</w:t>
+      </w:r>
+    </w:p>
+    <w:p>
+      <w:pPr>
+        <w:tabs>
+          <w:tab w:val="left" w:pos="916"/>
+          <w:tab w:val="left" w:pos="1832"/>
+          <w:tab w:val="left" w:pos="2748"/>
+          <w:tab w:val="left" w:pos="3664"/>
+          <w:tab w:val="left" w:pos="4580"/>
+          <w:tab w:val="left" w:pos="5496"/>
+          <w:tab w:val="left" w:pos="6412"/>
+          <w:tab w:val="left" w:pos="7328"/>
+          <w:tab w:val="left" w:pos="8244"/>
+          <w:tab w:val="left" w:pos="9160"/>
+          <w:tab w:val="left" w:pos="10076"/>
+          <w:tab w:val="left" w:pos="10992"/>
+          <w:tab w:val="left" w:pos="11908"/>
+          <w:tab w:val="left" w:pos="12824"/>
+          <w:tab w:val="left" w:pos="13740"/>
+          <w:tab w:val="left" w:pos="14656"/>
+        </w:tabs>
+        <w:spacing w:after="0" w:line="240" w:lineRule="auto"/>
+        <w:rPr>
+          <w:rFonts w:ascii="Courier New" w:eastAsia="Times New Roman" w:hAnsi="Courier New" w:cs="Courier New"/>
+          <w:sz w:val="20"/>
+          <w:szCs w:val="20"/>
+          <w:lang w:eastAsia="es-ES"/>
+        </w:rPr>
+      </w:pPr>
+      <w:r>
+        <w:rPr>
+          <w:rFonts w:ascii="Courier New" w:eastAsia="Times New Roman" w:hAnsi="Courier New" w:cs="Courier New"/>
+          <w:sz w:val="20"/>
+          <w:szCs w:val="20"/>
+          <w:lang w:eastAsia="es-ES"/>
+        </w:rPr>
+        <w:t xml:space="preserve">    "modelo": "gpt-4o-mini",</w:t>
+      </w:r>
+    </w:p>
+    <w:p>
+      <w:pPr>
+        <w:tabs>
+          <w:tab w:val="left" w:pos="916"/>
+          <w:tab w:val="left" w:pos="1832"/>
+          <w:tab w:val="left" w:pos="2748"/>
+          <w:tab w:val="left" w:pos="3664"/>
+          <w:tab w:val="left" w:pos="4580"/>
+          <w:tab w:val="left" w:pos="5496"/>
+          <w:tab w:val="left" w:pos="6412"/>
+          <w:tab w:val="left" w:pos="7328"/>
+          <w:tab w:val="left" w:pos="8244"/>
+          <w:tab w:val="left" w:pos="9160"/>
+          <w:tab w:val="left" w:pos="10076"/>
+          <w:tab w:val="left" w:pos="10992"/>
+          <w:tab w:val="left" w:pos="11908"/>
+          <w:tab w:val="left" w:pos="12824"/>
+          <w:tab w:val="left" w:pos="13740"/>
+          <w:tab w:val="left" w:pos="14656"/>
+        </w:tabs>
+        <w:spacing w:after="0" w:line="240" w:lineRule="auto"/>
+        <w:rPr>
+          <w:rFonts w:ascii="Courier New" w:eastAsia="Times New Roman" w:hAnsi="Courier New" w:cs="Courier New"/>
+          <w:sz w:val="20"/>
+          <w:szCs w:val="20"/>
+          <w:lang w:eastAsia="es-ES"/>
+        </w:rPr>
+      </w:pPr>
+      <w:r>
+        <w:rPr>
+          <w:rFonts w:ascii="Courier New" w:eastAsia="Times New Roman" w:hAnsi="Courier New" w:cs="Courier New"/>
+          <w:sz w:val="20"/>
+          <w:szCs w:val="20"/>
+          <w:lang w:eastAsia="es-ES"/>
+        </w:rPr>
+        <w:t xml:space="preserve">    "</w:t>
+      </w:r>
+      <w:proofErr w:type="spellStart"/>
+      <w:r>
+        <w:rPr>
+          <w:rFonts w:ascii="Courier New" w:eastAsia="Times New Roman" w:hAnsi="Courier New" w:cs="Courier New"/>
+          <w:sz w:val="20"/>
+          <w:szCs w:val="20"/>
+          <w:lang w:eastAsia="es-ES"/>
+        </w:rPr>
+        <w:t>version_modelo</w:t>
+      </w:r>
+      <w:proofErr w:type="spellEnd"/>
+      <w:r>
+        <w:rPr>
+          <w:rFonts w:ascii="Courier New" w:eastAsia="Times New Roman" w:hAnsi="Courier New" w:cs="Courier New"/>
+          <w:sz w:val="20"/>
+          <w:szCs w:val="20"/>
+          <w:lang w:eastAsia="es-ES"/>
+        </w:rPr>
+        <w:t>": "2024-07",</w:t>
+      </w:r>
+    </w:p>
+    <w:p>
+      <w:pPr>
+        <w:tabs>
+          <w:tab w:val="left" w:pos="916"/>
+          <w:tab w:val="left" w:pos="1832"/>
+          <w:tab w:val="left" w:pos="2748"/>
+          <w:tab w:val="left" w:pos="3664"/>
+          <w:tab w:val="left" w:pos="4580"/>
+          <w:tab w:val="left" w:pos="5496"/>
+          <w:tab w:val="left" w:pos="6412"/>
+          <w:tab w:val="left" w:pos="7328"/>
+          <w:tab w:val="left" w:pos="8244"/>
+          <w:tab w:val="left" w:pos="9160"/>
+          <w:tab w:val="left" w:pos="10076"/>
+          <w:tab w:val="left" w:pos="10992"/>
+          <w:tab w:val="left" w:pos="11908"/>
+          <w:tab w:val="left" w:pos="12824"/>
+          <w:tab w:val="left" w:pos="13740"/>
+          <w:tab w:val="left" w:pos="14656"/>
+        </w:tabs>
+        <w:spacing w:after="0" w:line="240" w:lineRule="auto"/>
+        <w:rPr>
+          <w:rFonts w:ascii="Courier New" w:eastAsia="Times New Roman" w:hAnsi="Courier New" w:cs="Courier New"/>
+          <w:sz w:val="20"/>
+          <w:szCs w:val="20"/>
+          <w:lang w:val="en-US" w:eastAsia="es-ES"/>
+        </w:rPr>
+      </w:pPr>
+      <w:r>
+        <w:rPr>
+          <w:rFonts w:ascii="Courier New" w:eastAsia="Times New Roman" w:hAnsi="Courier New" w:cs="Courier New"/>
+          <w:sz w:val="20"/>
+          <w:szCs w:val="20"/>
+          <w:lang w:eastAsia="es-ES"/>
+        </w:rPr>
+        <w:t xml:space="preserve">    </w:t>
+      </w:r>
+      <w:r>
+        <w:rPr>
+          <w:rFonts w:ascii="Courier New" w:eastAsia="Times New Roman" w:hAnsi="Courier New" w:cs="Courier New"/>
+          <w:sz w:val="20"/>
+          <w:szCs w:val="20"/>
+          <w:lang w:val="en-US" w:eastAsia="es-ES"/>
+        </w:rPr>
+        <w:t>"from_cache": false,</w:t>
+      </w:r>
+    </w:p>
+    <w:p>
+      <w:pPr>
+        <w:tabs>
+          <w:tab w:val="left" w:pos="916"/>
+          <w:tab w:val="left" w:pos="1832"/>
+          <w:tab w:val="left" w:pos="2748"/>
+          <w:tab w:val="left" w:pos="3664"/>
+          <w:tab w:val="left" w:pos="4580"/>
+          <w:tab w:val="left" w:pos="5496"/>
+          <w:tab w:val="left" w:pos="6412"/>
+          <w:tab w:val="left" w:pos="7328"/>
+          <w:tab w:val="left" w:pos="8244"/>
+          <w:tab w:val="left" w:pos="9160"/>
+          <w:tab w:val="left" w:pos="10076"/>
+          <w:tab w:val="left" w:pos="10992"/>
+          <w:tab w:val="left" w:pos="11908"/>
+          <w:tab w:val="left" w:pos="12824"/>
+          <w:tab w:val="left" w:pos="13740"/>
+          <w:tab w:val="left" w:pos="14656"/>
+        </w:tabs>
+        <w:spacing w:after="0" w:line="240" w:lineRule="auto"/>
+        <w:rPr>
+          <w:rFonts w:ascii="Courier New" w:eastAsia="Times New Roman" w:hAnsi="Courier New" w:cs="Courier New"/>
+          <w:sz w:val="20"/>
+          <w:szCs w:val="20"/>
+          <w:lang w:val="en-US" w:eastAsia="es-ES"/>
+        </w:rPr>
+      </w:pPr>
+      <w:r>
+        <w:rPr>
+          <w:rFonts w:ascii="Courier New" w:eastAsia="Times New Roman" w:hAnsi="Courier New" w:cs="Courier New"/>
+          <w:sz w:val="20"/>
+          <w:szCs w:val="20"/>
+          <w:lang w:val="en-US" w:eastAsia="es-ES"/>
+        </w:rPr>
+        <w:t xml:space="preserve">    "sentimiento": {</w:t>
+      </w:r>
+    </w:p>
+    <w:p>
+      <w:pPr>
+        <w:tabs>
+          <w:tab w:val="left" w:pos="916"/>
+          <w:tab w:val="left" w:pos="1832"/>
+          <w:tab w:val="left" w:pos="2748"/>
+          <w:tab w:val="left" w:pos="3664"/>
+          <w:tab w:val="left" w:pos="4580"/>
+          <w:tab w:val="left" w:pos="5496"/>
+          <w:tab w:val="left" w:pos="6412"/>
+          <w:tab w:val="left" w:pos="7328"/>
+          <w:tab w:val="left" w:pos="8244"/>
+          <w:tab w:val="left" w:pos="9160"/>
+          <w:tab w:val="left" w:pos="10076"/>
+          <w:tab w:val="left" w:pos="10992"/>
+          <w:tab w:val="left" w:pos="11908"/>
+          <w:tab w:val="left" w:pos="12824"/>
+          <w:tab w:val="left" w:pos="13740"/>
+          <w:tab w:val="left" w:pos="14656"/>
+        </w:tabs>
+        <w:spacing w:after="0" w:line="240" w:lineRule="auto"/>
+        <w:rPr>
+          <w:rFonts w:ascii="Courier New" w:eastAsia="Times New Roman" w:hAnsi="Courier New" w:cs="Courier New"/>
+          <w:sz w:val="20"/>
+          <w:szCs w:val="20"/>
+          <w:lang w:val="en-US" w:eastAsia="es-ES"/>
+        </w:rPr>
+      </w:pPr>
+      <w:r>
+        <w:rPr>
+          <w:rFonts w:ascii="Courier New" w:eastAsia="Times New Roman" w:hAnsi="Courier New" w:cs="Courier New"/>
+          <w:sz w:val="20"/>
+          <w:szCs w:val="20"/>
+          <w:lang w:val="en-US" w:eastAsia="es-ES"/>
+        </w:rPr>
+        <w:t xml:space="preserve">      "label": "neutral",</w:t>
+      </w:r>
+    </w:p>
+    <w:p>
+      <w:pPr>
+        <w:tabs>
+          <w:tab w:val="left" w:pos="916"/>
+          <w:tab w:val="left" w:pos="1832"/>
+          <w:tab w:val="left" w:pos="2748"/>
+          <w:tab w:val="left" w:pos="3664"/>
+          <w:tab w:val="left" w:pos="4580"/>
+          <w:tab w:val="left" w:pos="5496"/>
+          <w:tab w:val="left" w:pos="6412"/>
+          <w:tab w:val="left" w:pos="7328"/>
+          <w:tab w:val="left" w:pos="8244"/>
+          <w:tab w:val="left" w:pos="9160"/>
+          <w:tab w:val="left" w:pos="10076"/>
+          <w:tab w:val="left" w:pos="10992"/>
+          <w:tab w:val="left" w:pos="11908"/>
+          <w:tab w:val="left" w:pos="12824"/>
+          <w:tab w:val="left" w:pos="13740"/>
+          <w:tab w:val="left" w:pos="14656"/>
+        </w:tabs>
+        <w:spacing w:after="0" w:line="240" w:lineRule="auto"/>
+        <w:rPr>
+          <w:rFonts w:ascii="Courier New" w:eastAsia="Times New Roman" w:hAnsi="Courier New" w:cs="Courier New"/>
+          <w:sz w:val="20"/>
+          <w:szCs w:val="20"/>
+          <w:lang w:eastAsia="es-ES"/>
+        </w:rPr>
+      </w:pPr>
+      <w:r>
+        <w:rPr>
+          <w:rFonts w:ascii="Courier New" w:eastAsia="Times New Roman" w:hAnsi="Courier New" w:cs="Courier New"/>
+          <w:sz w:val="20"/>
+          <w:szCs w:val="20"/>
+          <w:lang w:val="en-US" w:eastAsia="es-ES"/>
+        </w:rPr>
+        <w:t xml:space="preserve">      </w:t>
+      </w:r>
+      <w:r>
+        <w:rPr>
+          <w:rFonts w:ascii="Courier New" w:eastAsia="Times New Roman" w:hAnsi="Courier New" w:cs="Courier New"/>
+          <w:sz w:val="20"/>
+          <w:szCs w:val="20"/>
+          <w:lang w:eastAsia="es-ES"/>
+        </w:rPr>
+        <w:t>"score": 0.62</w:t>
+      </w:r>
+    </w:p>
+    <w:p>
+      <w:pPr>
+        <w:tabs>
+          <w:tab w:val="left" w:pos="916"/>
+          <w:tab w:val="left" w:pos="1832"/>
+          <w:tab w:val="left" w:pos="2748"/>
+          <w:tab w:val="left" w:pos="3664"/>
+          <w:tab w:val="left" w:pos="4580"/>
+          <w:tab w:val="left" w:pos="5496"/>
+          <w:tab w:val="left" w:pos="6412"/>
+          <w:tab w:val="left" w:pos="7328"/>
+          <w:tab w:val="left" w:pos="8244"/>
+          <w:tab w:val="left" w:pos="9160"/>
+          <w:tab w:val="left" w:pos="10076"/>
+          <w:tab w:val="left" w:pos="10992"/>
+          <w:tab w:val="left" w:pos="11908"/>
+          <w:tab w:val="left" w:pos="12824"/>
+          <w:tab w:val="left" w:pos="13740"/>
+          <w:tab w:val="left" w:pos="14656"/>
+        </w:tabs>
+        <w:spacing w:after="0" w:line="240" w:lineRule="auto"/>
+        <w:rPr>
+          <w:rFonts w:ascii="Courier New" w:eastAsia="Times New Roman" w:hAnsi="Courier New" w:cs="Courier New"/>
+          <w:sz w:val="20"/>
+          <w:szCs w:val="20"/>
+          <w:lang w:eastAsia="es-ES"/>
+        </w:rPr>
+      </w:pPr>
+      <w:r>
+        <w:rPr>
+          <w:rFonts w:ascii="Courier New" w:eastAsia="Times New Roman" w:hAnsi="Courier New" w:cs="Courier New"/>
+          <w:sz w:val="20"/>
+          <w:szCs w:val="20"/>
+          <w:lang w:eastAsia="es-ES"/>
+        </w:rPr>
+        <w:t xml:space="preserve">    }</w:t>
+      </w:r>
+    </w:p>
+    <w:p>
+      <w:pPr>
+        <w:tabs>
+          <w:tab w:val="left" w:pos="916"/>
+          <w:tab w:val="left" w:pos="1832"/>
+          <w:tab w:val="left" w:pos="2748"/>
+          <w:tab w:val="left" w:pos="3664"/>
+          <w:tab w:val="left" w:pos="4580"/>
+          <w:tab w:val="left" w:pos="5496"/>
+          <w:tab w:val="left" w:pos="6412"/>
+          <w:tab w:val="left" w:pos="7328"/>
+          <w:tab w:val="left" w:pos="8244"/>
+          <w:tab w:val="left" w:pos="9160"/>
+          <w:tab w:val="left" w:pos="10076"/>
+          <w:tab w:val="left" w:pos="10992"/>
+          <w:tab w:val="left" w:pos="11908"/>
+          <w:tab w:val="left" w:pos="12824"/>
+          <w:tab w:val="left" w:pos="13740"/>
+          <w:tab w:val="left" w:pos="14656"/>
+        </w:tabs>
+        <w:spacing w:after="0" w:line="240" w:lineRule="auto"/>
+        <w:rPr>
+          <w:rFonts w:ascii="Courier New" w:eastAsia="Times New Roman" w:hAnsi="Courier New" w:cs="Courier New"/>
+          <w:sz w:val="20"/>
+          <w:szCs w:val="20"/>
+          <w:lang w:eastAsia="es-ES"/>
+        </w:rPr>
+      </w:pPr>
+      <w:r>
+        <w:rPr>
+          <w:rFonts w:ascii="Courier New" w:eastAsia="Times New Roman" w:hAnsi="Courier New" w:cs="Courier New"/>
+          <w:sz w:val="20"/>
+          <w:szCs w:val="20"/>
+          <w:lang w:eastAsia="es-ES"/>
+        </w:rPr>
+        <w:t xml:space="preserve">  }</w:t>
+      </w:r>
+    </w:p>
+    <w:p>
+      <w:pPr>
+        <w:tabs>
+          <w:tab w:val="left" w:pos="916"/>
+          <w:tab w:val="left" w:pos="1832"/>
+          <w:tab w:val="left" w:pos="2748"/>
+          <w:tab w:val="left" w:pos="3664"/>
+          <w:tab w:val="left" w:pos="4580"/>
+          <w:tab w:val="left" w:pos="5496"/>
+          <w:tab w:val="left" w:pos="6412"/>
+          <w:tab w:val="left" w:pos="7328"/>
+          <w:tab w:val="left" w:pos="8244"/>
+          <w:tab w:val="left" w:pos="9160"/>
+          <w:tab w:val="left" w:pos="10076"/>
+          <w:tab w:val="left" w:pos="10992"/>
+          <w:tab w:val="left" w:pos="11908"/>
+          <w:tab w:val="left" w:pos="12824"/>
+          <w:tab w:val="left" w:pos="13740"/>
+          <w:tab w:val="left" w:pos="14656"/>
+        </w:tabs>
+        <w:spacing w:after="0" w:line="240" w:lineRule="auto"/>
+        <w:rPr>
+          <w:rFonts w:ascii="Courier New" w:eastAsia="Times New Roman" w:hAnsi="Courier New" w:cs="Courier New"/>
+          <w:sz w:val="20"/>
+          <w:szCs w:val="20"/>
+          <w:lang w:eastAsia="es-ES"/>
+        </w:rPr>
+      </w:pPr>
+      <w:r>
+        <w:rPr>
+          <w:rFonts w:ascii="Courier New" w:eastAsia="Times New Roman" w:hAnsi="Courier New" w:cs="Courier New"/>
+          <w:sz w:val="20"/>
+          <w:szCs w:val="20"/>
+          <w:lang w:eastAsia="es-ES"/>
+        </w:rPr>
+        <w:t>}</w:t>
+      </w:r>
+    </w:p>
+    <w:p>
+      <w:pPr>
+        <w:spacing w:before="100" w:beforeAutospacing="1" w:after="100" w:afterAutospacing="1" w:line="240" w:lineRule="auto"/>
+        <w:rPr>
+          <w:rFonts w:ascii="Times New Roman" w:eastAsia="Times New Roman" w:hAnsi="Times New Roman" w:cs="Times New Roman"/>
+          <w:sz w:val="24"/>
+          <w:szCs w:val="24"/>
+          <w:lang w:eastAsia="es-ES"/>
+        </w:rPr>
+      </w:pPr>
+      <w:r>
+        <w:rPr>
+          <w:rFonts w:ascii="Times New Roman" w:eastAsia="Times New Roman" w:hAnsi="Times New Roman" w:cs="Times New Roman"/>
+          <w:b/>
+          <w:bCs/>
+          <w:sz w:val="24"/>
+          <w:szCs w:val="24"/>
+          <w:lang w:eastAsia="es-ES"/>
+        </w:rPr>
+        <w:t>Response 422 — Política aplicada (mensaje muy corto):</w:t>
+      </w:r>
+    </w:p>
+    <w:p>
+      <w:pPr>
+        <w:tabs>
+          <w:tab w:val="left" w:pos="916"/>
+          <w:tab w:val="left" w:pos="1832"/>
+          <w:tab w:val="left" w:pos="2748"/>
+          <w:tab w:val="left" w:pos="3664"/>
+          <w:tab w:val="left" w:pos="4580"/>
+          <w:tab w:val="left" w:pos="5496"/>
+          <w:tab w:val="left" w:pos="6412"/>
+          <w:tab w:val="left" w:pos="7328"/>
+          <w:tab w:val="left" w:pos="8244"/>
+          <w:tab w:val="left" w:pos="9160"/>
+          <w:tab w:val="left" w:pos="10076"/>
+          <w:tab w:val="left" w:pos="10992"/>
+          <w:tab w:val="left" w:pos="11908"/>
+          <w:tab w:val="left" w:pos="12824"/>
+          <w:tab w:val="left" w:pos="13740"/>
+          <w:tab w:val="left" w:pos="14656"/>
+        </w:tabs>
+        <w:spacing w:after="0" w:line="240" w:lineRule="auto"/>
+        <w:rPr>
+          <w:rFonts w:ascii="Courier New" w:eastAsia="Times New Roman" w:hAnsi="Courier New" w:cs="Courier New"/>
+          <w:sz w:val="20"/>
+          <w:szCs w:val="20"/>
+          <w:lang w:eastAsia="es-ES"/>
+        </w:rPr>
+      </w:pPr>
+      <w:r>
+        <w:rPr>
+          <w:rFonts w:ascii="Courier New" w:eastAsia="Times New Roman" w:hAnsi="Courier New" w:cs="Courier New"/>
+          <w:sz w:val="20"/>
+          <w:szCs w:val="20"/>
+          <w:lang w:eastAsia="es-ES"/>
+        </w:rPr>
+        <w:t>{</w:t>
+      </w:r>
+    </w:p>
+    <w:p>
+      <w:pPr>
+        <w:tabs>
+          <w:tab w:val="left" w:pos="916"/>
+          <w:tab w:val="left" w:pos="1832"/>
+          <w:tab w:val="left" w:pos="2748"/>
+          <w:tab w:val="left" w:pos="3664"/>
+          <w:tab w:val="left" w:pos="4580"/>
+          <w:tab w:val="left" w:pos="5496"/>
+          <w:tab w:val="left" w:pos="6412"/>
+          <w:tab w:val="left" w:pos="7328"/>
+          <w:tab w:val="left" w:pos="8244"/>
+          <w:tab w:val="left" w:pos="9160"/>
+          <w:tab w:val="left" w:pos="10076"/>
+          <w:tab w:val="left" w:pos="10992"/>
+          <w:tab w:val="left" w:pos="11908"/>
+          <w:tab w:val="left" w:pos="12824"/>
+          <w:tab w:val="left" w:pos="13740"/>
+          <w:tab w:val="left" w:pos="14656"/>
+        </w:tabs>
+        <w:spacing w:after="0" w:line="240" w:lineRule="auto"/>
+        <w:rPr>
+          <w:rFonts w:ascii="Courier New" w:eastAsia="Times New Roman" w:hAnsi="Courier New" w:cs="Courier New"/>
+          <w:sz w:val="20"/>
+          <w:szCs w:val="20"/>
+          <w:lang w:eastAsia="es-ES"/>
+        </w:rPr>
+      </w:pPr>
+      <w:r>
+        <w:rPr>
+          <w:rFonts w:ascii="Courier New" w:eastAsia="Times New Roman" w:hAnsi="Courier New" w:cs="Courier New"/>
+          <w:sz w:val="20"/>
+          <w:szCs w:val="20"/>
+          <w:lang w:eastAsia="es-ES"/>
+        </w:rPr>
+        <w:t xml:space="preserve">  "error": "</w:t>
+      </w:r>
+      <w:proofErr w:type="spellStart"/>
+      <w:r>
+        <w:rPr>
+          <w:rFonts w:ascii="Courier New" w:eastAsia="Times New Roman" w:hAnsi="Courier New" w:cs="Courier New"/>
+          <w:sz w:val="20"/>
+          <w:szCs w:val="20"/>
+          <w:lang w:eastAsia="es-ES"/>
+        </w:rPr>
+        <w:t>politica_violated</w:t>
+      </w:r>
+      <w:proofErr w:type="spellEnd"/>
+      <w:r>
+        <w:rPr>
+          <w:rFonts w:ascii="Courier New" w:eastAsia="Times New Roman" w:hAnsi="Courier New" w:cs="Courier New"/>
+          <w:sz w:val="20"/>
+          <w:szCs w:val="20"/>
+          <w:lang w:eastAsia="es-ES"/>
+        </w:rPr>
+        <w:t>",</w:t>
+      </w:r>
+    </w:p>
+    <w:p>
+      <w:pPr>
+        <w:tabs>
+          <w:tab w:val="left" w:pos="916"/>
+          <w:tab w:val="left" w:pos="1832"/>
+          <w:tab w:val="left" w:pos="2748"/>
+          <w:tab w:val="left" w:pos="3664"/>
+          <w:tab w:val="left" w:pos="4580"/>
+          <w:tab w:val="left" w:pos="5496"/>
+          <w:tab w:val="left" w:pos="6412"/>
+          <w:tab w:val="left" w:pos="7328"/>
+          <w:tab w:val="left" w:pos="8244"/>
+          <w:tab w:val="left" w:pos="9160"/>
+          <w:tab w:val="left" w:pos="10076"/>
+          <w:tab w:val="left" w:pos="10992"/>
+          <w:tab w:val="left" w:pos="11908"/>
+          <w:tab w:val="left" w:pos="12824"/>
+          <w:tab w:val="left" w:pos="13740"/>
+          <w:tab w:val="left" w:pos="14656"/>
+        </w:tabs>
+        <w:spacing w:after="0" w:line="240" w:lineRule="auto"/>
+        <w:rPr>
+          <w:rFonts w:ascii="Courier New" w:eastAsia="Times New Roman" w:hAnsi="Courier New" w:cs="Courier New"/>
+          <w:sz w:val="20"/>
+          <w:szCs w:val="20"/>
+          <w:lang w:eastAsia="es-ES"/>
+        </w:rPr>
+      </w:pPr>
+      <w:r>
+        <w:rPr>
+          <w:rFonts w:ascii="Courier New" w:eastAsia="Times New Roman" w:hAnsi="Courier New" w:cs="Courier New"/>
+          <w:sz w:val="20"/>
+          <w:szCs w:val="20"/>
+          <w:lang w:eastAsia="es-ES"/>
+        </w:rPr>
+        <w:lastRenderedPageBreak/>
+        <w:t xml:space="preserve">  "</w:t>
+      </w:r>
+      <w:proofErr w:type="spellStart"/>
+      <w:r>
+        <w:rPr>
+          <w:rFonts w:ascii="Courier New" w:eastAsia="Times New Roman" w:hAnsi="Courier New" w:cs="Courier New"/>
+          <w:sz w:val="20"/>
+          <w:szCs w:val="20"/>
+          <w:lang w:eastAsia="es-ES"/>
+        </w:rPr>
+        <w:t>politica</w:t>
+      </w:r>
+      <w:proofErr w:type="spellEnd"/>
+      <w:r>
+        <w:rPr>
+          <w:rFonts w:ascii="Courier New" w:eastAsia="Times New Roman" w:hAnsi="Courier New" w:cs="Courier New"/>
+          <w:sz w:val="20"/>
+          <w:szCs w:val="20"/>
+          <w:lang w:eastAsia="es-ES"/>
+        </w:rPr>
+        <w:t>": "</w:t>
+      </w:r>
+      <w:proofErr w:type="spellStart"/>
+      <w:r>
+        <w:rPr>
+          <w:rFonts w:ascii="Courier New" w:eastAsia="Times New Roman" w:hAnsi="Courier New" w:cs="Courier New"/>
+          <w:sz w:val="20"/>
+          <w:szCs w:val="20"/>
+          <w:lang w:eastAsia="es-ES"/>
+        </w:rPr>
+        <w:t>mensaje_minimo</w:t>
+      </w:r>
+      <w:proofErr w:type="spellEnd"/>
+      <w:r>
+        <w:rPr>
+          <w:rFonts w:ascii="Courier New" w:eastAsia="Times New Roman" w:hAnsi="Courier New" w:cs="Courier New"/>
+          <w:sz w:val="20"/>
+          <w:szCs w:val="20"/>
+          <w:lang w:eastAsia="es-ES"/>
+        </w:rPr>
+        <w:t>",</w:t>
+      </w:r>
+    </w:p>
+    <w:p>
+      <w:pPr>
+        <w:tabs>
+          <w:tab w:val="left" w:pos="916"/>
+          <w:tab w:val="left" w:pos="1832"/>
+          <w:tab w:val="left" w:pos="2748"/>
+          <w:tab w:val="left" w:pos="3664"/>
+          <w:tab w:val="left" w:pos="4580"/>
+          <w:tab w:val="left" w:pos="5496"/>
+          <w:tab w:val="left" w:pos="6412"/>
+          <w:tab w:val="left" w:pos="7328"/>
+          <w:tab w:val="left" w:pos="8244"/>
+          <w:tab w:val="left" w:pos="9160"/>
+          <w:tab w:val="left" w:pos="10076"/>
+          <w:tab w:val="left" w:pos="10992"/>
+          <w:tab w:val="left" w:pos="11908"/>
+          <w:tab w:val="left" w:pos="12824"/>
+          <w:tab w:val="left" w:pos="13740"/>
+          <w:tab w:val="left" w:pos="14656"/>
+        </w:tabs>
+        <w:spacing w:after="0" w:line="240" w:lineRule="auto"/>
+        <w:rPr>
+          <w:rFonts w:ascii="Courier New" w:eastAsia="Times New Roman" w:hAnsi="Courier New" w:cs="Courier New"/>
+          <w:sz w:val="20"/>
+          <w:szCs w:val="20"/>
+          <w:lang w:eastAsia="es-ES"/>
+        </w:rPr>
+      </w:pPr>
+      <w:r>
+        <w:rPr>
+          <w:rFonts w:ascii="Courier New" w:eastAsia="Times New Roman" w:hAnsi="Courier New" w:cs="Courier New"/>
+          <w:sz w:val="20"/>
+          <w:szCs w:val="20"/>
+          <w:lang w:eastAsia="es-ES"/>
+        </w:rPr>
+        <w:t xml:space="preserve">  "mensaje": "El mensaje es demasiado corto para analizarlo. Proporciona más contexto.",</w:t>
+      </w:r>
+    </w:p>
+    <w:p>
+      <w:pPr>
+        <w:tabs>
+          <w:tab w:val="left" w:pos="916"/>
+          <w:tab w:val="left" w:pos="1832"/>
+          <w:tab w:val="left" w:pos="2748"/>
+          <w:tab w:val="left" w:pos="3664"/>
+          <w:tab w:val="left" w:pos="4580"/>
+          <w:tab w:val="left" w:pos="5496"/>
+          <w:tab w:val="left" w:pos="6412"/>
+          <w:tab w:val="left" w:pos="7328"/>
+          <w:tab w:val="left" w:pos="8244"/>
+          <w:tab w:val="left" w:pos="9160"/>
+          <w:tab w:val="left" w:pos="10076"/>
+          <w:tab w:val="left" w:pos="10992"/>
+          <w:tab w:val="left" w:pos="11908"/>
+          <w:tab w:val="left" w:pos="12824"/>
+          <w:tab w:val="left" w:pos="13740"/>
+          <w:tab w:val="left" w:pos="14656"/>
+        </w:tabs>
+        <w:spacing w:after="0" w:line="240" w:lineRule="auto"/>
+        <w:rPr>
+          <w:rFonts w:ascii="Courier New" w:eastAsia="Times New Roman" w:hAnsi="Courier New" w:cs="Courier New"/>
+          <w:sz w:val="20"/>
+          <w:szCs w:val="20"/>
+          <w:lang w:eastAsia="es-ES"/>
+        </w:rPr>
+      </w:pPr>
+      <w:r>
+        <w:rPr>
+          <w:rFonts w:ascii="Courier New" w:eastAsia="Times New Roman" w:hAnsi="Courier New" w:cs="Courier New"/>
+          <w:sz w:val="20"/>
+          <w:szCs w:val="20"/>
+          <w:lang w:eastAsia="es-ES"/>
+        </w:rPr>
+        <w:t xml:space="preserve">  "</w:t>
+      </w:r>
+      <w:proofErr w:type="spellStart"/>
+      <w:r>
+        <w:rPr>
+          <w:rFonts w:ascii="Courier New" w:eastAsia="Times New Roman" w:hAnsi="Courier New" w:cs="Courier New"/>
+          <w:sz w:val="20"/>
+          <w:szCs w:val="20"/>
+          <w:lang w:eastAsia="es-ES"/>
+        </w:rPr>
+        <w:t>trace_id</w:t>
+      </w:r>
+      <w:proofErr w:type="spellEnd"/>
+      <w:r>
+        <w:rPr>
+          <w:rFonts w:ascii="Courier New" w:eastAsia="Times New Roman" w:hAnsi="Courier New" w:cs="Courier New"/>
+          <w:sz w:val="20"/>
+          <w:szCs w:val="20"/>
+          <w:lang w:eastAsia="es-ES"/>
+        </w:rPr>
+        <w:t>": "a1b2c3d4-..."</w:t>
+      </w:r>
+    </w:p>
+    <w:p>
+      <w:pPr>
+        <w:tabs>
+          <w:tab w:val="left" w:pos="916"/>
+          <w:tab w:val="left" w:pos="1832"/>
+          <w:tab w:val="left" w:pos="2748"/>
+          <w:tab w:val="left" w:pos="3664"/>
+          <w:tab w:val="left" w:pos="4580"/>
+          <w:tab w:val="left" w:pos="5496"/>
+          <w:tab w:val="left" w:pos="6412"/>
+          <w:tab w:val="left" w:pos="7328"/>
+          <w:tab w:val="left" w:pos="8244"/>
+          <w:tab w:val="left" w:pos="9160"/>
+          <w:tab w:val="left" w:pos="10076"/>
+          <w:tab w:val="left" w:pos="10992"/>
+          <w:tab w:val="left" w:pos="11908"/>
+          <w:tab w:val="left" w:pos="12824"/>
+          <w:tab w:val="left" w:pos="13740"/>
+          <w:tab w:val="left" w:pos="14656"/>
+        </w:tabs>
+        <w:spacing w:after="0" w:line="240" w:lineRule="auto"/>
+        <w:rPr>
+          <w:rFonts w:ascii="Courier New" w:eastAsia="Times New Roman" w:hAnsi="Courier New" w:cs="Courier New"/>
+          <w:sz w:val="20"/>
+          <w:szCs w:val="20"/>
+          <w:lang w:eastAsia="es-ES"/>
+        </w:rPr>
+      </w:pPr>
+      <w:r>
+        <w:rPr>
+          <w:rFonts w:ascii="Courier New" w:eastAsia="Times New Roman" w:hAnsi="Courier New" w:cs="Courier New"/>
+          <w:sz w:val="20"/>
+          <w:szCs w:val="20"/>
+          <w:lang w:eastAsia="es-ES"/>
+        </w:rPr>
+        <w:t>}</w:t>
+      </w:r>
+    </w:p>
+    <w:p>
+      <w:pPr>
+        <w:spacing w:before="100" w:beforeAutospacing="1" w:after="100" w:afterAutospacing="1" w:line="240" w:lineRule="auto"/>
+        <w:rPr>
+          <w:rFonts w:ascii="Times New Roman" w:eastAsia="Times New Roman" w:hAnsi="Times New Roman" w:cs="Times New Roman"/>
+          <w:sz w:val="24"/>
+          <w:szCs w:val="24"/>
+          <w:lang w:eastAsia="es-ES"/>
+        </w:rPr>
+      </w:pPr>
+      <w:r>
+        <w:rPr>
+          <w:rFonts w:ascii="Times New Roman" w:eastAsia="Times New Roman" w:hAnsi="Times New Roman" w:cs="Times New Roman"/>
+          <w:b/>
+          <w:bCs/>
+          <w:sz w:val="24"/>
+          <w:szCs w:val="24"/>
+          <w:lang w:eastAsia="es-ES"/>
+        </w:rPr>
+        <w:t>Response 422 — Política aplicada (sin contexto RAG):</w:t>
+      </w:r>
+    </w:p>
+    <w:p>
+      <w:pPr>
+        <w:tabs>
+          <w:tab w:val="left" w:pos="916"/>
+          <w:tab w:val="left" w:pos="1832"/>
+          <w:tab w:val="left" w:pos="2748"/>
+          <w:tab w:val="left" w:pos="3664"/>
+          <w:tab w:val="left" w:pos="4580"/>
+          <w:tab w:val="left" w:pos="5496"/>
+          <w:tab w:val="left" w:pos="6412"/>
+          <w:tab w:val="left" w:pos="7328"/>
+          <w:tab w:val="left" w:pos="8244"/>
+          <w:tab w:val="left" w:pos="9160"/>
+          <w:tab w:val="left" w:pos="10076"/>
+          <w:tab w:val="left" w:pos="10992"/>
+          <w:tab w:val="left" w:pos="11908"/>
+          <w:tab w:val="left" w:pos="12824"/>
+          <w:tab w:val="left" w:pos="13740"/>
+          <w:tab w:val="left" w:pos="14656"/>
+        </w:tabs>
+        <w:spacing w:after="0" w:line="240" w:lineRule="auto"/>
+        <w:rPr>
+          <w:rFonts w:ascii="Courier New" w:eastAsia="Times New Roman" w:hAnsi="Courier New" w:cs="Courier New"/>
+          <w:sz w:val="20"/>
+          <w:szCs w:val="20"/>
+          <w:lang w:eastAsia="es-ES"/>
+        </w:rPr>
+      </w:pPr>
+      <w:r>
+        <w:rPr>
+          <w:rFonts w:ascii="Courier New" w:eastAsia="Times New Roman" w:hAnsi="Courier New" w:cs="Courier New"/>
+          <w:sz w:val="20"/>
+          <w:szCs w:val="20"/>
+          <w:lang w:eastAsia="es-ES"/>
+        </w:rPr>
+        <w:t>{</w:t>
+      </w:r>
+    </w:p>
+    <w:p>
+      <w:pPr>
+        <w:tabs>
+          <w:tab w:val="left" w:pos="916"/>
+          <w:tab w:val="left" w:pos="1832"/>
+          <w:tab w:val="left" w:pos="2748"/>
+          <w:tab w:val="left" w:pos="3664"/>
+          <w:tab w:val="left" w:pos="4580"/>
+          <w:tab w:val="left" w:pos="5496"/>
+          <w:tab w:val="left" w:pos="6412"/>
+          <w:tab w:val="left" w:pos="7328"/>
+          <w:tab w:val="left" w:pos="8244"/>
+          <w:tab w:val="left" w:pos="9160"/>
+          <w:tab w:val="left" w:pos="10076"/>
+          <w:tab w:val="left" w:pos="10992"/>
+          <w:tab w:val="left" w:pos="11908"/>
+          <w:tab w:val="left" w:pos="12824"/>
+          <w:tab w:val="left" w:pos="13740"/>
+          <w:tab w:val="left" w:pos="14656"/>
+        </w:tabs>
+        <w:spacing w:after="0" w:line="240" w:lineRule="auto"/>
+        <w:rPr>
+          <w:rFonts w:ascii="Courier New" w:eastAsia="Times New Roman" w:hAnsi="Courier New" w:cs="Courier New"/>
+          <w:sz w:val="20"/>
+          <w:szCs w:val="20"/>
+          <w:lang w:eastAsia="es-ES"/>
+        </w:rPr>
+      </w:pPr>
+      <w:r>
+        <w:rPr>
+          <w:rFonts w:ascii="Courier New" w:eastAsia="Times New Roman" w:hAnsi="Courier New" w:cs="Courier New"/>
+          <w:sz w:val="20"/>
+          <w:szCs w:val="20"/>
+          <w:lang w:eastAsia="es-ES"/>
+        </w:rPr>
+        <w:t xml:space="preserve">  "error": "</w:t>
+      </w:r>
+      <w:proofErr w:type="spellStart"/>
+      <w:r>
+        <w:rPr>
+          <w:rFonts w:ascii="Courier New" w:eastAsia="Times New Roman" w:hAnsi="Courier New" w:cs="Courier New"/>
+          <w:sz w:val="20"/>
+          <w:szCs w:val="20"/>
+          <w:lang w:eastAsia="es-ES"/>
+        </w:rPr>
+        <w:t>politica_violated</w:t>
+      </w:r>
+      <w:proofErr w:type="spellEnd"/>
+      <w:r>
+        <w:rPr>
+          <w:rFonts w:ascii="Courier New" w:eastAsia="Times New Roman" w:hAnsi="Courier New" w:cs="Courier New"/>
+          <w:sz w:val="20"/>
+          <w:szCs w:val="20"/>
+          <w:lang w:eastAsia="es-ES"/>
+        </w:rPr>
+        <w:t>",</w:t>
+      </w:r>
+    </w:p>
+    <w:p>
+      <w:pPr>
+        <w:tabs>
+          <w:tab w:val="left" w:pos="916"/>
+          <w:tab w:val="left" w:pos="1832"/>
+          <w:tab w:val="left" w:pos="2748"/>
+          <w:tab w:val="left" w:pos="3664"/>
+          <w:tab w:val="left" w:pos="4580"/>
+          <w:tab w:val="left" w:pos="5496"/>
+          <w:tab w:val="left" w:pos="6412"/>
+          <w:tab w:val="left" w:pos="7328"/>
+          <w:tab w:val="left" w:pos="8244"/>
+          <w:tab w:val="left" w:pos="9160"/>
+          <w:tab w:val="left" w:pos="10076"/>
+          <w:tab w:val="left" w:pos="10992"/>
+          <w:tab w:val="left" w:pos="11908"/>
+          <w:tab w:val="left" w:pos="12824"/>
+          <w:tab w:val="left" w:pos="13740"/>
+          <w:tab w:val="left" w:pos="14656"/>
+        </w:tabs>
+        <w:spacing w:after="0" w:line="240" w:lineRule="auto"/>
+        <w:rPr>
+          <w:rFonts w:ascii="Courier New" w:eastAsia="Times New Roman" w:hAnsi="Courier New" w:cs="Courier New"/>
+          <w:sz w:val="20"/>
+          <w:szCs w:val="20"/>
+          <w:lang w:eastAsia="es-ES"/>
+        </w:rPr>
+      </w:pPr>
+      <w:r>
+        <w:rPr>
+          <w:rFonts w:ascii="Courier New" w:eastAsia="Times New Roman" w:hAnsi="Courier New" w:cs="Courier New"/>
+          <w:sz w:val="20"/>
+          <w:szCs w:val="20"/>
+          <w:lang w:eastAsia="es-ES"/>
+        </w:rPr>
+        <w:t xml:space="preserve">  "</w:t>
+      </w:r>
+      <w:proofErr w:type="spellStart"/>
+      <w:r>
+        <w:rPr>
+          <w:rFonts w:ascii="Courier New" w:eastAsia="Times New Roman" w:hAnsi="Courier New" w:cs="Courier New"/>
+          <w:sz w:val="20"/>
+          <w:szCs w:val="20"/>
+          <w:lang w:eastAsia="es-ES"/>
+        </w:rPr>
+        <w:t>politica</w:t>
+      </w:r>
+      <w:proofErr w:type="spellEnd"/>
+      <w:r>
+        <w:rPr>
+          <w:rFonts w:ascii="Courier New" w:eastAsia="Times New Roman" w:hAnsi="Courier New" w:cs="Courier New"/>
+          <w:sz w:val="20"/>
+          <w:szCs w:val="20"/>
+          <w:lang w:eastAsia="es-ES"/>
+        </w:rPr>
+        <w:t>": "</w:t>
+      </w:r>
+      <w:proofErr w:type="spellStart"/>
+      <w:r>
+        <w:rPr>
+          <w:rFonts w:ascii="Courier New" w:eastAsia="Times New Roman" w:hAnsi="Courier New" w:cs="Courier New"/>
+          <w:sz w:val="20"/>
+          <w:szCs w:val="20"/>
+          <w:lang w:eastAsia="es-ES"/>
+        </w:rPr>
+        <w:t>grounding_obligatorio</w:t>
+      </w:r>
+      <w:proofErr w:type="spellEnd"/>
+      <w:r>
+        <w:rPr>
+          <w:rFonts w:ascii="Courier New" w:eastAsia="Times New Roman" w:hAnsi="Courier New" w:cs="Courier New"/>
+          <w:sz w:val="20"/>
+          <w:szCs w:val="20"/>
+          <w:lang w:eastAsia="es-ES"/>
+        </w:rPr>
+        <w:t>",</w:t>
+      </w:r>
+    </w:p>
+    <w:p>
+      <w:pPr>
+        <w:tabs>
+          <w:tab w:val="left" w:pos="916"/>
+          <w:tab w:val="left" w:pos="1832"/>
+          <w:tab w:val="left" w:pos="2748"/>
+          <w:tab w:val="left" w:pos="3664"/>
+          <w:tab w:val="left" w:pos="4580"/>
+          <w:tab w:val="left" w:pos="5496"/>
+          <w:tab w:val="left" w:pos="6412"/>
+          <w:tab w:val="left" w:pos="7328"/>
+          <w:tab w:val="left" w:pos="8244"/>
+          <w:tab w:val="left" w:pos="9160"/>
+          <w:tab w:val="left" w:pos="10076"/>
+          <w:tab w:val="left" w:pos="10992"/>
+          <w:tab w:val="left" w:pos="11908"/>
+          <w:tab w:val="left" w:pos="12824"/>
+          <w:tab w:val="left" w:pos="13740"/>
+          <w:tab w:val="left" w:pos="14656"/>
+        </w:tabs>
+        <w:spacing w:after="0" w:line="240" w:lineRule="auto"/>
+        <w:rPr>
+          <w:rFonts w:ascii="Courier New" w:eastAsia="Times New Roman" w:hAnsi="Courier New" w:cs="Courier New"/>
+          <w:sz w:val="20"/>
+          <w:szCs w:val="20"/>
+          <w:lang w:eastAsia="es-ES"/>
+        </w:rPr>
+      </w:pPr>
+      <w:r>
+        <w:rPr>
+          <w:rFonts w:ascii="Courier New" w:eastAsia="Times New Roman" w:hAnsi="Courier New" w:cs="Courier New"/>
+          <w:sz w:val="20"/>
+          <w:szCs w:val="20"/>
+          <w:lang w:eastAsia="es-ES"/>
+        </w:rPr>
+        <w:t xml:space="preserve">  "mensaje": "No tengo base documental para analizar este mensaje.",</w:t>
+      </w:r>
+    </w:p>
+    <w:p>
+      <w:pPr>
+        <w:tabs>
+          <w:tab w:val="left" w:pos="916"/>
+          <w:tab w:val="left" w:pos="1832"/>
+          <w:tab w:val="left" w:pos="2748"/>
+          <w:tab w:val="left" w:pos="3664"/>
+          <w:tab w:val="left" w:pos="4580"/>
+          <w:tab w:val="left" w:pos="5496"/>
+          <w:tab w:val="left" w:pos="6412"/>
+          <w:tab w:val="left" w:pos="7328"/>
+          <w:tab w:val="left" w:pos="8244"/>
+          <w:tab w:val="left" w:pos="9160"/>
+          <w:tab w:val="left" w:pos="10076"/>
+          <w:tab w:val="left" w:pos="10992"/>
+          <w:tab w:val="left" w:pos="11908"/>
+          <w:tab w:val="left" w:pos="12824"/>
+          <w:tab w:val="left" w:pos="13740"/>
+          <w:tab w:val="left" w:pos="14656"/>
+        </w:tabs>
+        <w:spacing w:after="0" w:line="240" w:lineRule="auto"/>
+        <w:rPr>
+          <w:rFonts w:ascii="Courier New" w:eastAsia="Times New Roman" w:hAnsi="Courier New" w:cs="Courier New"/>
+          <w:sz w:val="20"/>
+          <w:szCs w:val="20"/>
+          <w:lang w:eastAsia="es-ES"/>
+        </w:rPr>
+      </w:pPr>
+      <w:r>
+        <w:rPr>
+          <w:rFonts w:ascii="Courier New" w:eastAsia="Times New Roman" w:hAnsi="Courier New" w:cs="Courier New"/>
+          <w:sz w:val="20"/>
+          <w:szCs w:val="20"/>
+          <w:lang w:eastAsia="es-ES"/>
+        </w:rPr>
+        <w:t xml:space="preserve">  "</w:t>
+      </w:r>
+      <w:proofErr w:type="spellStart"/>
+      <w:r>
+        <w:rPr>
+          <w:rFonts w:ascii="Courier New" w:eastAsia="Times New Roman" w:hAnsi="Courier New" w:cs="Courier New"/>
+          <w:sz w:val="20"/>
+          <w:szCs w:val="20"/>
+          <w:lang w:eastAsia="es-ES"/>
+        </w:rPr>
+        <w:t>trace_id</w:t>
+      </w:r>
+      <w:proofErr w:type="spellEnd"/>
+      <w:r>
+        <w:rPr>
+          <w:rFonts w:ascii="Courier New" w:eastAsia="Times New Roman" w:hAnsi="Courier New" w:cs="Courier New"/>
+          <w:sz w:val="20"/>
+          <w:szCs w:val="20"/>
+          <w:lang w:eastAsia="es-ES"/>
+        </w:rPr>
+        <w:t>": "a1b2c3d4-..."</w:t>
+      </w:r>
+    </w:p>
+    <w:p>
+      <w:pPr>
+        <w:tabs>
+          <w:tab w:val="left" w:pos="916"/>
+          <w:tab w:val="left" w:pos="1832"/>
+          <w:tab w:val="left" w:pos="2748"/>
+          <w:tab w:val="left" w:pos="3664"/>
+          <w:tab w:val="left" w:pos="4580"/>
+          <w:tab w:val="left" w:pos="5496"/>
+          <w:tab w:val="left" w:pos="6412"/>
+          <w:tab w:val="left" w:pos="7328"/>
+          <w:tab w:val="left" w:pos="8244"/>
+          <w:tab w:val="left" w:pos="9160"/>
+          <w:tab w:val="left" w:pos="10076"/>
+          <w:tab w:val="left" w:pos="10992"/>
+          <w:tab w:val="left" w:pos="11908"/>
+          <w:tab w:val="left" w:pos="12824"/>
+          <w:tab w:val="left" w:pos="13740"/>
+          <w:tab w:val="left" w:pos="14656"/>
+        </w:tabs>
+        <w:spacing w:after="0" w:line="240" w:lineRule="auto"/>
+        <w:rPr>
+          <w:rFonts w:ascii="Courier New" w:eastAsia="Times New Roman" w:hAnsi="Courier New" w:cs="Courier New"/>
+          <w:sz w:val="20"/>
+          <w:szCs w:val="20"/>
+          <w:lang w:eastAsia="es-ES"/>
+        </w:rPr>
+      </w:pPr>
+      <w:r>
+        <w:rPr>
+          <w:rFonts w:ascii="Courier New" w:eastAsia="Times New Roman" w:hAnsi="Courier New" w:cs="Courier New"/>
+          <w:sz w:val="20"/>
+          <w:szCs w:val="20"/>
+          <w:lang w:eastAsia="es-ES"/>
+        </w:rPr>
+        <w:t>}</w:t>
+      </w:r>
+    </w:p>
+    <w:p>
+      <w:pPr>
+        <w:spacing w:before="100" w:beforeAutospacing="1" w:after="100" w:afterAutospacing="1" w:line="240" w:lineRule="auto"/>
+        <w:rPr>
+          <w:rFonts w:ascii="Times New Roman" w:eastAsia="Times New Roman" w:hAnsi="Times New Roman" w:cs="Times New Roman"/>
+          <w:sz w:val="24"/>
+          <w:szCs w:val="24"/>
+          <w:lang w:eastAsia="es-ES"/>
+        </w:rPr>
+      </w:pPr>
+      <w:r>
+        <w:rPr>
+          <w:rFonts w:ascii="Times New Roman" w:eastAsia="Times New Roman" w:hAnsi="Times New Roman" w:cs="Times New Roman"/>
+          <w:b/>
+          <w:bCs/>
+          <w:sz w:val="24"/>
+          <w:szCs w:val="24"/>
+          <w:lang w:eastAsia="es-ES"/>
+        </w:rPr>
+        <w:t>Response 422 — Política aplicada (crisis emocional):</w:t>
+      </w:r>
+    </w:p>
+    <w:p>
+      <w:pPr>
+        <w:tabs>
+          <w:tab w:val="left" w:pos="916"/>
+          <w:tab w:val="left" w:pos="1832"/>
+          <w:tab w:val="left" w:pos="2748"/>
+          <w:tab w:val="left" w:pos="3664"/>
+          <w:tab w:val="left" w:pos="4580"/>
+          <w:tab w:val="left" w:pos="5496"/>
+          <w:tab w:val="left" w:pos="6412"/>
+          <w:tab w:val="left" w:pos="7328"/>
+          <w:tab w:val="left" w:pos="8244"/>
+          <w:tab w:val="left" w:pos="9160"/>
+          <w:tab w:val="left" w:pos="10076"/>
+          <w:tab w:val="left" w:pos="10992"/>
+          <w:tab w:val="left" w:pos="11908"/>
+          <w:tab w:val="left" w:pos="12824"/>
+          <w:tab w:val="left" w:pos="13740"/>
+          <w:tab w:val="left" w:pos="14656"/>
+        </w:tabs>
+        <w:spacing w:after="0" w:line="240" w:lineRule="auto"/>
+        <w:rPr>
+          <w:rFonts w:ascii="Courier New" w:eastAsia="Times New Roman" w:hAnsi="Courier New" w:cs="Courier New"/>
+          <w:sz w:val="20"/>
+          <w:szCs w:val="20"/>
+          <w:lang w:eastAsia="es-ES"/>
+        </w:rPr>
+      </w:pPr>
+      <w:r>
+        <w:rPr>
+          <w:rFonts w:ascii="Courier New" w:eastAsia="Times New Roman" w:hAnsi="Courier New" w:cs="Courier New"/>
+          <w:sz w:val="20"/>
+          <w:szCs w:val="20"/>
+          <w:lang w:eastAsia="es-ES"/>
+        </w:rPr>
+        <w:t>{</w:t>
+      </w:r>
+    </w:p>
+    <w:p>
+      <w:pPr>
+        <w:tabs>
+          <w:tab w:val="left" w:pos="916"/>
+          <w:tab w:val="left" w:pos="1832"/>
+          <w:tab w:val="left" w:pos="2748"/>
+          <w:tab w:val="left" w:pos="3664"/>
+          <w:tab w:val="left" w:pos="4580"/>
+          <w:tab w:val="left" w:pos="5496"/>
+          <w:tab w:val="left" w:pos="6412"/>
+          <w:tab w:val="left" w:pos="7328"/>
+          <w:tab w:val="left" w:pos="8244"/>
+          <w:tab w:val="left" w:pos="9160"/>
+          <w:tab w:val="left" w:pos="10076"/>
+          <w:tab w:val="left" w:pos="10992"/>
+          <w:tab w:val="left" w:pos="11908"/>
+          <w:tab w:val="left" w:pos="12824"/>
+          <w:tab w:val="left" w:pos="13740"/>
+          <w:tab w:val="left" w:pos="14656"/>
+        </w:tabs>
+        <w:spacing w:after="0" w:line="240" w:lineRule="auto"/>
+        <w:rPr>
+          <w:rFonts w:ascii="Courier New" w:eastAsia="Times New Roman" w:hAnsi="Courier New" w:cs="Courier New"/>
+          <w:sz w:val="20"/>
+          <w:szCs w:val="20"/>
+          <w:lang w:eastAsia="es-ES"/>
+        </w:rPr>
+      </w:pPr>
+      <w:r>
+        <w:rPr>
+          <w:rFonts w:ascii="Courier New" w:eastAsia="Times New Roman" w:hAnsi="Courier New" w:cs="Courier New"/>
+          <w:sz w:val="20"/>
+          <w:szCs w:val="20"/>
+          <w:lang w:eastAsia="es-ES"/>
+        </w:rPr>
+        <w:t xml:space="preserve">  "error": "</w:t>
+      </w:r>
+      <w:proofErr w:type="spellStart"/>
+      <w:r>
+        <w:rPr>
+          <w:rFonts w:ascii="Courier New" w:eastAsia="Times New Roman" w:hAnsi="Courier New" w:cs="Courier New"/>
+          <w:sz w:val="20"/>
+          <w:szCs w:val="20"/>
+          <w:lang w:eastAsia="es-ES"/>
+        </w:rPr>
+        <w:t>politica_violated</w:t>
+      </w:r>
+      <w:proofErr w:type="spellEnd"/>
+      <w:r>
+        <w:rPr>
+          <w:rFonts w:ascii="Courier New" w:eastAsia="Times New Roman" w:hAnsi="Courier New" w:cs="Courier New"/>
+          <w:sz w:val="20"/>
+          <w:szCs w:val="20"/>
+          <w:lang w:eastAsia="es-ES"/>
+        </w:rPr>
+        <w:t>",</w:t>
+      </w:r>
+    </w:p>
+    <w:p>
+      <w:pPr>
+        <w:tabs>
+          <w:tab w:val="left" w:pos="916"/>
+          <w:tab w:val="left" w:pos="1832"/>
+          <w:tab w:val="left" w:pos="2748"/>
+          <w:tab w:val="left" w:pos="3664"/>
+          <w:tab w:val="left" w:pos="4580"/>
+          <w:tab w:val="left" w:pos="5496"/>
+          <w:tab w:val="left" w:pos="6412"/>
+          <w:tab w:val="left" w:pos="7328"/>
+          <w:tab w:val="left" w:pos="8244"/>
+          <w:tab w:val="left" w:pos="9160"/>
+          <w:tab w:val="left" w:pos="10076"/>
+          <w:tab w:val="left" w:pos="10992"/>
+          <w:tab w:val="left" w:pos="11908"/>
+          <w:tab w:val="left" w:pos="12824"/>
+          <w:tab w:val="left" w:pos="13740"/>
+          <w:tab w:val="left" w:pos="14656"/>
+        </w:tabs>
+        <w:spacing w:after="0" w:line="240" w:lineRule="auto"/>
+        <w:rPr>
+          <w:rFonts w:ascii="Courier New" w:eastAsia="Times New Roman" w:hAnsi="Courier New" w:cs="Courier New"/>
+          <w:sz w:val="20"/>
+          <w:szCs w:val="20"/>
+          <w:lang w:eastAsia="es-ES"/>
+        </w:rPr>
+      </w:pPr>
+      <w:r>
+        <w:rPr>
+          <w:rFonts w:ascii="Courier New" w:eastAsia="Times New Roman" w:hAnsi="Courier New" w:cs="Courier New"/>
+          <w:sz w:val="20"/>
+          <w:szCs w:val="20"/>
+          <w:lang w:eastAsia="es-ES"/>
+        </w:rPr>
+        <w:t xml:space="preserve">  "</w:t>
+      </w:r>
+      <w:proofErr w:type="spellStart"/>
+      <w:r>
+        <w:rPr>
+          <w:rFonts w:ascii="Courier New" w:eastAsia="Times New Roman" w:hAnsi="Courier New" w:cs="Courier New"/>
+          <w:sz w:val="20"/>
+          <w:szCs w:val="20"/>
+          <w:lang w:eastAsia="es-ES"/>
+        </w:rPr>
+        <w:t>politica</w:t>
+      </w:r>
+      <w:proofErr w:type="spellEnd"/>
+      <w:r>
+        <w:rPr>
+          <w:rFonts w:ascii="Courier New" w:eastAsia="Times New Roman" w:hAnsi="Courier New" w:cs="Courier New"/>
+          <w:sz w:val="20"/>
+          <w:szCs w:val="20"/>
+          <w:lang w:eastAsia="es-ES"/>
+        </w:rPr>
+        <w:t>": "</w:t>
+      </w:r>
+      <w:proofErr w:type="spellStart"/>
+      <w:r>
+        <w:rPr>
+          <w:rFonts w:ascii="Courier New" w:eastAsia="Times New Roman" w:hAnsi="Courier New" w:cs="Courier New"/>
+          <w:sz w:val="20"/>
+          <w:szCs w:val="20"/>
+          <w:lang w:eastAsia="es-ES"/>
+        </w:rPr>
+        <w:t>crisis_detected</w:t>
+      </w:r>
+      <w:proofErr w:type="spellEnd"/>
+      <w:r>
+        <w:rPr>
+          <w:rFonts w:ascii="Courier New" w:eastAsia="Times New Roman" w:hAnsi="Courier New" w:cs="Courier New"/>
+          <w:sz w:val="20"/>
+          <w:szCs w:val="20"/>
+          <w:lang w:eastAsia="es-ES"/>
+        </w:rPr>
+        <w:t>",</w:t>
+      </w:r>
+    </w:p>
+    <w:p>
+      <w:pPr>
+        <w:tabs>
+          <w:tab w:val="left" w:pos="916"/>
+          <w:tab w:val="left" w:pos="1832"/>
+          <w:tab w:val="left" w:pos="2748"/>
+          <w:tab w:val="left" w:pos="3664"/>
+          <w:tab w:val="left" w:pos="4580"/>
+          <w:tab w:val="left" w:pos="5496"/>
+          <w:tab w:val="left" w:pos="6412"/>
+          <w:tab w:val="left" w:pos="7328"/>
+          <w:tab w:val="left" w:pos="8244"/>
+          <w:tab w:val="left" w:pos="9160"/>
+          <w:tab w:val="left" w:pos="10076"/>
+          <w:tab w:val="left" w:pos="10992"/>
+          <w:tab w:val="left" w:pos="11908"/>
+          <w:tab w:val="left" w:pos="12824"/>
+          <w:tab w:val="left" w:pos="13740"/>
+          <w:tab w:val="left" w:pos="14656"/>
+        </w:tabs>
+        <w:spacing w:after="0" w:line="240" w:lineRule="auto"/>
+        <w:rPr>
+          <w:rFonts w:ascii="Courier New" w:eastAsia="Times New Roman" w:hAnsi="Courier New" w:cs="Courier New"/>
+          <w:sz w:val="20"/>
+          <w:szCs w:val="20"/>
+          <w:lang w:eastAsia="es-ES"/>
+        </w:rPr>
+      </w:pPr>
+      <w:r>
+        <w:rPr>
+          <w:rFonts w:ascii="Courier New" w:eastAsia="Times New Roman" w:hAnsi="Courier New" w:cs="Courier New"/>
+          <w:sz w:val="20"/>
+          <w:szCs w:val="20"/>
+          <w:lang w:eastAsia="es-ES"/>
+        </w:rPr>
+        <w:t xml:space="preserve">  "mensaje": "Este mensaje contiene señales de crisis emocional. Te recomendamos hablar con un profesional.",</w:t>
+      </w:r>
+    </w:p>
+    <w:p>
+      <w:pPr>
+        <w:tabs>
+          <w:tab w:val="left" w:pos="916"/>
+          <w:tab w:val="left" w:pos="1832"/>
+          <w:tab w:val="left" w:pos="2748"/>
+          <w:tab w:val="left" w:pos="3664"/>
+          <w:tab w:val="left" w:pos="4580"/>
+          <w:tab w:val="left" w:pos="5496"/>
+          <w:tab w:val="left" w:pos="6412"/>
+          <w:tab w:val="left" w:pos="7328"/>
+          <w:tab w:val="left" w:pos="8244"/>
+          <w:tab w:val="left" w:pos="9160"/>
+          <w:tab w:val="left" w:pos="10076"/>
+          <w:tab w:val="left" w:pos="10992"/>
+          <w:tab w:val="left" w:pos="11908"/>
+          <w:tab w:val="left" w:pos="12824"/>
+          <w:tab w:val="left" w:pos="13740"/>
+          <w:tab w:val="left" w:pos="14656"/>
+        </w:tabs>
+        <w:spacing w:after="0" w:line="240" w:lineRule="auto"/>
+        <w:rPr>
+          <w:rFonts w:ascii="Courier New" w:eastAsia="Times New Roman" w:hAnsi="Courier New" w:cs="Courier New"/>
+          <w:sz w:val="20"/>
+          <w:szCs w:val="20"/>
+          <w:lang w:eastAsia="es-ES"/>
+        </w:rPr>
+      </w:pPr>
+      <w:r>
+        <w:rPr>
+          <w:rFonts w:ascii="Courier New" w:eastAsia="Times New Roman" w:hAnsi="Courier New" w:cs="Courier New"/>
+          <w:sz w:val="20"/>
+          <w:szCs w:val="20"/>
+          <w:lang w:eastAsia="es-ES"/>
+        </w:rPr>
+        <w:t xml:space="preserve">  "</w:t>
+      </w:r>
+      <w:proofErr w:type="spellStart"/>
+      <w:r>
+        <w:rPr>
+          <w:rFonts w:ascii="Courier New" w:eastAsia="Times New Roman" w:hAnsi="Courier New" w:cs="Courier New"/>
+          <w:sz w:val="20"/>
+          <w:szCs w:val="20"/>
+          <w:lang w:eastAsia="es-ES"/>
+        </w:rPr>
+        <w:t>trace_id</w:t>
+      </w:r>
+      <w:proofErr w:type="spellEnd"/>
+      <w:r>
+        <w:rPr>
+          <w:rFonts w:ascii="Courier New" w:eastAsia="Times New Roman" w:hAnsi="Courier New" w:cs="Courier New"/>
+          <w:sz w:val="20"/>
+          <w:szCs w:val="20"/>
+          <w:lang w:eastAsia="es-ES"/>
+        </w:rPr>
+        <w:t>": "a1b2c3d4-..."</w:t>
+      </w:r>
+    </w:p>
+    <w:p>
+      <w:pPr>
+        <w:tabs>
+          <w:tab w:val="left" w:pos="916"/>
+          <w:tab w:val="left" w:pos="1832"/>
+          <w:tab w:val="left" w:pos="2748"/>
+          <w:tab w:val="left" w:pos="3664"/>
+          <w:tab w:val="left" w:pos="4580"/>
+          <w:tab w:val="left" w:pos="5496"/>
+          <w:tab w:val="left" w:pos="6412"/>
+          <w:tab w:val="left" w:pos="7328"/>
+          <w:tab w:val="left" w:pos="8244"/>
+          <w:tab w:val="left" w:pos="9160"/>
+          <w:tab w:val="left" w:pos="10076"/>
+          <w:tab w:val="left" w:pos="10992"/>
+          <w:tab w:val="left" w:pos="11908"/>
+          <w:tab w:val="left" w:pos="12824"/>
+          <w:tab w:val="left" w:pos="13740"/>
+          <w:tab w:val="left" w:pos="14656"/>
+        </w:tabs>
+        <w:spacing w:after="0" w:line="240" w:lineRule="auto"/>
+        <w:rPr>
+          <w:rFonts w:ascii="Courier New" w:eastAsia="Times New Roman" w:hAnsi="Courier New" w:cs="Courier New"/>
+          <w:sz w:val="20"/>
+          <w:szCs w:val="20"/>
+          <w:lang w:eastAsia="es-ES"/>
+        </w:rPr>
+      </w:pPr>
+      <w:r>
+        <w:rPr>
+          <w:rFonts w:ascii="Courier New" w:eastAsia="Times New Roman" w:hAnsi="Courier New" w:cs="Courier New"/>
+          <w:sz w:val="20"/>
+          <w:szCs w:val="20"/>
+          <w:lang w:eastAsia="es-ES"/>
+        </w:rPr>
+        <w:t>}</w:t>
+      </w:r>
+    </w:p>
+    <w:p>
+      <w:pPr>
+        <w:spacing w:before="100" w:beforeAutospacing="1" w:after="100" w:afterAutospacing="1" w:line="240" w:lineRule="auto"/>
+        <w:rPr>
+          <w:rFonts w:ascii="Times New Roman" w:eastAsia="Times New Roman" w:hAnsi="Times New Roman" w:cs="Times New Roman"/>
+          <w:sz w:val="24"/>
+          <w:szCs w:val="24"/>
+          <w:lang w:eastAsia="es-ES"/>
+        </w:rPr>
+      </w:pPr>
+      <w:r>
+        <w:rPr>
+          <w:rFonts w:ascii="Times New Roman" w:eastAsia="Times New Roman" w:hAnsi="Times New Roman" w:cs="Times New Roman"/>
+          <w:b/>
+          <w:bCs/>
+          <w:sz w:val="24"/>
+          <w:szCs w:val="24"/>
+          <w:lang w:eastAsia="es-ES"/>
+        </w:rPr>
+        <w:t xml:space="preserve">Response 400 — </w:t>
+      </w:r>
+      <w:proofErr w:type="spellStart"/>
+      <w:r>
+        <w:rPr>
+          <w:rFonts w:ascii="Times New Roman" w:eastAsia="Times New Roman" w:hAnsi="Times New Roman" w:cs="Times New Roman"/>
+          <w:b/>
+          <w:bCs/>
+          <w:sz w:val="24"/>
+          <w:szCs w:val="24"/>
+          <w:lang w:eastAsia="es-ES"/>
+        </w:rPr>
+        <w:t>Prompt</w:t>
+      </w:r>
+      <w:proofErr w:type="spellEnd"/>
+      <w:r>
+        <w:rPr>
+          <w:rFonts w:ascii="Times New Roman" w:eastAsia="Times New Roman" w:hAnsi="Times New Roman" w:cs="Times New Roman"/>
+          <w:b/>
+          <w:bCs/>
+          <w:sz w:val="24"/>
+          <w:szCs w:val="24"/>
+          <w:lang w:eastAsia="es-ES"/>
+        </w:rPr>
+        <w:t xml:space="preserve"> </w:t>
+      </w:r>
+      <w:proofErr w:type="spellStart"/>
+      <w:r>
+        <w:rPr>
+          <w:rFonts w:ascii="Times New Roman" w:eastAsia="Times New Roman" w:hAnsi="Times New Roman" w:cs="Times New Roman"/>
+          <w:b/>
+          <w:bCs/>
+          <w:sz w:val="24"/>
+          <w:szCs w:val="24"/>
+          <w:lang w:eastAsia="es-ES"/>
+        </w:rPr>
+        <w:t>injection</w:t>
+      </w:r>
+      <w:proofErr w:type="spellEnd"/>
+      <w:r>
+        <w:rPr>
+          <w:rFonts w:ascii="Times New Roman" w:eastAsia="Times New Roman" w:hAnsi="Times New Roman" w:cs="Times New Roman"/>
+          <w:b/>
+          <w:bCs/>
+          <w:sz w:val="24"/>
+          <w:szCs w:val="24"/>
+          <w:lang w:eastAsia="es-ES"/>
+        </w:rPr>
+        <w:t xml:space="preserve"> detectado:</w:t>
+      </w:r>
+    </w:p>
+    <w:p>
+      <w:pPr>
+        <w:tabs>
+          <w:tab w:val="left" w:pos="916"/>
+          <w:tab w:val="left" w:pos="1832"/>
+          <w:tab w:val="left" w:pos="2748"/>
+          <w:tab w:val="left" w:pos="3664"/>
+          <w:tab w:val="left" w:pos="4580"/>
+          <w:tab w:val="left" w:pos="5496"/>
+          <w:tab w:val="left" w:pos="6412"/>
+          <w:tab w:val="left" w:pos="7328"/>
+          <w:tab w:val="left" w:pos="8244"/>
+          <w:tab w:val="left" w:pos="9160"/>
+          <w:tab w:val="left" w:pos="10076"/>
+          <w:tab w:val="left" w:pos="10992"/>
+          <w:tab w:val="left" w:pos="11908"/>
+          <w:tab w:val="left" w:pos="12824"/>
+          <w:tab w:val="left" w:pos="13740"/>
+          <w:tab w:val="left" w:pos="14656"/>
+        </w:tabs>
+        <w:spacing w:after="0" w:line="240" w:lineRule="auto"/>
+        <w:rPr>
+          <w:rFonts w:ascii="Courier New" w:eastAsia="Times New Roman" w:hAnsi="Courier New" w:cs="Courier New"/>
+          <w:sz w:val="20"/>
+          <w:szCs w:val="20"/>
+          <w:lang w:val="en-US" w:eastAsia="es-ES"/>
+        </w:rPr>
+      </w:pPr>
+      <w:r>
+        <w:rPr>
+          <w:rFonts w:ascii="Courier New" w:eastAsia="Times New Roman" w:hAnsi="Courier New" w:cs="Courier New"/>
+          <w:sz w:val="20"/>
+          <w:szCs w:val="20"/>
+          <w:lang w:val="en-US" w:eastAsia="es-ES"/>
+        </w:rPr>
+        <w:t>{</w:t>
+      </w:r>
+    </w:p>
+    <w:p>
+      <w:pPr>
+        <w:tabs>
+          <w:tab w:val="left" w:pos="916"/>
+          <w:tab w:val="left" w:pos="1832"/>
+          <w:tab w:val="left" w:pos="2748"/>
+          <w:tab w:val="left" w:pos="3664"/>
+          <w:tab w:val="left" w:pos="4580"/>
+          <w:tab w:val="left" w:pos="5496"/>
+          <w:tab w:val="left" w:pos="6412"/>
+          <w:tab w:val="left" w:pos="7328"/>
+          <w:tab w:val="left" w:pos="8244"/>
+          <w:tab w:val="left" w:pos="9160"/>
+          <w:tab w:val="left" w:pos="10076"/>
+          <w:tab w:val="left" w:pos="10992"/>
+          <w:tab w:val="left" w:pos="11908"/>
+          <w:tab w:val="left" w:pos="12824"/>
+          <w:tab w:val="left" w:pos="13740"/>
+          <w:tab w:val="left" w:pos="14656"/>
+        </w:tabs>
+        <w:spacing w:after="0" w:line="240" w:lineRule="auto"/>
+        <w:rPr>
+          <w:rFonts w:ascii="Courier New" w:eastAsia="Times New Roman" w:hAnsi="Courier New" w:cs="Courier New"/>
+          <w:sz w:val="20"/>
+          <w:szCs w:val="20"/>
+          <w:lang w:val="en-US" w:eastAsia="es-ES"/>
+        </w:rPr>
+      </w:pPr>
+      <w:r>
+        <w:rPr>
+          <w:rFonts w:ascii="Courier New" w:eastAsia="Times New Roman" w:hAnsi="Courier New" w:cs="Courier New"/>
+          <w:sz w:val="20"/>
+          <w:szCs w:val="20"/>
+          <w:lang w:val="en-US" w:eastAsia="es-ES"/>
+        </w:rPr>
+        <w:t xml:space="preserve">  "error": "security_violation",</w:t>
+      </w:r>
+    </w:p>
+    <w:p>
+      <w:pPr>
+        <w:tabs>
+          <w:tab w:val="left" w:pos="916"/>
+          <w:tab w:val="left" w:pos="1832"/>
+          <w:tab w:val="left" w:pos="2748"/>
+          <w:tab w:val="left" w:pos="3664"/>
+          <w:tab w:val="left" w:pos="4580"/>
+          <w:tab w:val="left" w:pos="5496"/>
+          <w:tab w:val="left" w:pos="6412"/>
+          <w:tab w:val="left" w:pos="7328"/>
+          <w:tab w:val="left" w:pos="8244"/>
+          <w:tab w:val="left" w:pos="9160"/>
+          <w:tab w:val="left" w:pos="10076"/>
+          <w:tab w:val="left" w:pos="10992"/>
+          <w:tab w:val="left" w:pos="11908"/>
+          <w:tab w:val="left" w:pos="12824"/>
+          <w:tab w:val="left" w:pos="13740"/>
+          <w:tab w:val="left" w:pos="14656"/>
+        </w:tabs>
+        <w:spacing w:after="0" w:line="240" w:lineRule="auto"/>
+        <w:rPr>
+          <w:rFonts w:ascii="Courier New" w:eastAsia="Times New Roman" w:hAnsi="Courier New" w:cs="Courier New"/>
+          <w:sz w:val="20"/>
+          <w:szCs w:val="20"/>
+          <w:lang w:val="en-US" w:eastAsia="es-ES"/>
+        </w:rPr>
+      </w:pPr>
+      <w:r>
+        <w:rPr>
+          <w:rFonts w:ascii="Courier New" w:eastAsia="Times New Roman" w:hAnsi="Courier New" w:cs="Courier New"/>
+          <w:sz w:val="20"/>
+          <w:szCs w:val="20"/>
+          <w:lang w:val="en-US" w:eastAsia="es-ES"/>
+        </w:rPr>
+        <w:t xml:space="preserve">  "politica": "prompt_injection",</w:t>
+      </w:r>
+    </w:p>
+    <w:p>
+      <w:pPr>
+        <w:tabs>
+          <w:tab w:val="left" w:pos="916"/>
+          <w:tab w:val="left" w:pos="1832"/>
+          <w:tab w:val="left" w:pos="2748"/>
+          <w:tab w:val="left" w:pos="3664"/>
+          <w:tab w:val="left" w:pos="4580"/>
+          <w:tab w:val="left" w:pos="5496"/>
+          <w:tab w:val="left" w:pos="6412"/>
+          <w:tab w:val="left" w:pos="7328"/>
+          <w:tab w:val="left" w:pos="8244"/>
+          <w:tab w:val="left" w:pos="9160"/>
+          <w:tab w:val="left" w:pos="10076"/>
+          <w:tab w:val="left" w:pos="10992"/>
+          <w:tab w:val="left" w:pos="11908"/>
+          <w:tab w:val="left" w:pos="12824"/>
+          <w:tab w:val="left" w:pos="13740"/>
+          <w:tab w:val="left" w:pos="14656"/>
+        </w:tabs>
+        <w:spacing w:after="0" w:line="240" w:lineRule="auto"/>
+        <w:rPr>
+          <w:rFonts w:ascii="Courier New" w:eastAsia="Times New Roman" w:hAnsi="Courier New" w:cs="Courier New"/>
+          <w:sz w:val="20"/>
+          <w:szCs w:val="20"/>
+          <w:lang w:eastAsia="es-ES"/>
+        </w:rPr>
+      </w:pPr>
+      <w:r>
+        <w:rPr>
+          <w:rFonts w:ascii="Courier New" w:eastAsia="Times New Roman" w:hAnsi="Courier New" w:cs="Courier New"/>
+          <w:sz w:val="20"/>
+          <w:szCs w:val="20"/>
+          <w:lang w:val="en-US" w:eastAsia="es-ES"/>
+        </w:rPr>
+        <w:t xml:space="preserve">  </w:t>
+      </w:r>
+      <w:r>
+        <w:rPr>
+          <w:rFonts w:ascii="Courier New" w:eastAsia="Times New Roman" w:hAnsi="Courier New" w:cs="Courier New"/>
+          <w:sz w:val="20"/>
+          <w:szCs w:val="20"/>
+          <w:lang w:eastAsia="es-ES"/>
+        </w:rPr>
+        <w:t>"mensaje": "Input no permitido.",</w:t>
+      </w:r>
+    </w:p>
+    <w:p>
+      <w:pPr>
+        <w:tabs>
+          <w:tab w:val="left" w:pos="916"/>
+          <w:tab w:val="left" w:pos="1832"/>
+          <w:tab w:val="left" w:pos="2748"/>
+          <w:tab w:val="left" w:pos="3664"/>
+          <w:tab w:val="left" w:pos="4580"/>
+          <w:tab w:val="left" w:pos="5496"/>
+          <w:tab w:val="left" w:pos="6412"/>
+          <w:tab w:val="left" w:pos="7328"/>
+          <w:tab w:val="left" w:pos="8244"/>
+          <w:tab w:val="left" w:pos="9160"/>
+          <w:tab w:val="left" w:pos="10076"/>
+          <w:tab w:val="left" w:pos="10992"/>
+          <w:tab w:val="left" w:pos="11908"/>
+          <w:tab w:val="left" w:pos="12824"/>
+          <w:tab w:val="left" w:pos="13740"/>
+          <w:tab w:val="left" w:pos="14656"/>
+        </w:tabs>
+        <w:spacing w:after="0" w:line="240" w:lineRule="auto"/>
+        <w:rPr>
+          <w:rFonts w:ascii="Courier New" w:eastAsia="Times New Roman" w:hAnsi="Courier New" w:cs="Courier New"/>
+          <w:sz w:val="20"/>
+          <w:szCs w:val="20"/>
+          <w:lang w:eastAsia="es-ES"/>
+        </w:rPr>
+      </w:pPr>
+      <w:r>
+        <w:rPr>
+          <w:rFonts w:ascii="Courier New" w:eastAsia="Times New Roman" w:hAnsi="Courier New" w:cs="Courier New"/>
+          <w:sz w:val="20"/>
+          <w:szCs w:val="20"/>
+          <w:lang w:eastAsia="es-ES"/>
+        </w:rPr>
+        <w:t xml:space="preserve">  "</w:t>
+      </w:r>
+      <w:proofErr w:type="spellStart"/>
+      <w:r>
+        <w:rPr>
+          <w:rFonts w:ascii="Courier New" w:eastAsia="Times New Roman" w:hAnsi="Courier New" w:cs="Courier New"/>
+          <w:sz w:val="20"/>
+          <w:szCs w:val="20"/>
+          <w:lang w:eastAsia="es-ES"/>
+        </w:rPr>
+        <w:t>trace_id</w:t>
+      </w:r>
+      <w:proofErr w:type="spellEnd"/>
+      <w:r>
+        <w:rPr>
+          <w:rFonts w:ascii="Courier New" w:eastAsia="Times New Roman" w:hAnsi="Courier New" w:cs="Courier New"/>
+          <w:sz w:val="20"/>
+          <w:szCs w:val="20"/>
+          <w:lang w:eastAsia="es-ES"/>
+        </w:rPr>
+        <w:t>": "a1b2c3d4-..."</w:t>
+      </w:r>
+    </w:p>
+    <w:p>
+      <w:pPr>
+        <w:tabs>
+          <w:tab w:val="left" w:pos="916"/>
+          <w:tab w:val="left" w:pos="1832"/>
+          <w:tab w:val="left" w:pos="2748"/>
+          <w:tab w:val="left" w:pos="3664"/>
+          <w:tab w:val="left" w:pos="4580"/>
+          <w:tab w:val="left" w:pos="5496"/>
+          <w:tab w:val="left" w:pos="6412"/>
+          <w:tab w:val="left" w:pos="7328"/>
+          <w:tab w:val="left" w:pos="8244"/>
+          <w:tab w:val="left" w:pos="9160"/>
+          <w:tab w:val="left" w:pos="10076"/>
+          <w:tab w:val="left" w:pos="10992"/>
+          <w:tab w:val="left" w:pos="11908"/>
+          <w:tab w:val="left" w:pos="12824"/>
+          <w:tab w:val="left" w:pos="13740"/>
+          <w:tab w:val="left" w:pos="14656"/>
+        </w:tabs>
+        <w:spacing w:after="0" w:line="240" w:lineRule="auto"/>
+        <w:rPr>
+          <w:rFonts w:ascii="Courier New" w:eastAsia="Times New Roman" w:hAnsi="Courier New" w:cs="Courier New"/>
+          <w:sz w:val="20"/>
+          <w:szCs w:val="20"/>
+          <w:lang w:eastAsia="es-ES"/>
+        </w:rPr>
+      </w:pPr>
+      <w:r>
+        <w:rPr>
+          <w:rFonts w:ascii="Courier New" w:eastAsia="Times New Roman" w:hAnsi="Courier New" w:cs="Courier New"/>
+          <w:sz w:val="20"/>
+          <w:szCs w:val="20"/>
+          <w:lang w:eastAsia="es-ES"/>
+        </w:rPr>
+        <w:t>}</w:t>
+      </w:r>
+    </w:p>
+    <w:p>
+      <w:pPr>
+        <w:spacing w:after="0" w:line="240" w:lineRule="auto"/>
+        <w:rPr>
+          <w:rFonts w:ascii="Times New Roman" w:eastAsia="Times New Roman" w:hAnsi="Times New Roman" w:cs="Times New Roman"/>
+          <w:sz w:val="24"/>
+          <w:szCs w:val="24"/>
+          <w:lang w:eastAsia="es-ES"/>
+        </w:rPr>
+      </w:pPr>
+      <w:r>
+        <w:rPr>
+          <w:rFonts w:ascii="Times New Roman" w:eastAsia="Times New Roman" w:hAnsi="Times New Roman" w:cs="Times New Roman"/>
+          <w:sz w:val="24"/>
+          <w:szCs w:val="24"/>
+          <w:lang w:eastAsia="es-ES"/>
+        </w:rPr>
+        <w:pict w14:anchorId="1A623AE3">
+          <v:rect id="_x0000_i1035" style="width:0;height:1.5pt" o:hralign="center" o:hrstd="t" o:hr="t" fillcolor="#a0a0a0" stroked="f"/>
+        </w:pict>
+      </w:r>
+    </w:p>
+    <w:p>
+      <w:pPr>
+        <w:spacing w:before="100" w:beforeAutospacing="1" w:after="100" w:afterAutospacing="1" w:line="240" w:lineRule="auto"/>
+        <w:outlineLvl w:val="2"/>
+        <w:rPr>
+          <w:rFonts w:ascii="Times New Roman" w:eastAsia="Times New Roman" w:hAnsi="Times New Roman" w:cs="Times New Roman"/>
+          <w:b/>
+          <w:bCs/>
+          <w:sz w:val="27"/>
+          <w:szCs w:val="27"/>
+          <w:lang w:eastAsia="es-ES"/>
+        </w:rPr>
+      </w:pPr>
+      <w:r>
+        <w:rPr>
+          <w:rFonts w:ascii="Times New Roman" w:eastAsia="Times New Roman" w:hAnsi="Times New Roman" w:cs="Times New Roman"/>
+          <w:b/>
+          <w:bCs/>
+          <w:sz w:val="27"/>
+          <w:szCs w:val="27"/>
+          <w:lang w:eastAsia="es-ES"/>
+        </w:rPr>
+        <w:t>2. Evaluar respuesta</w:t>
+      </w:r>
+    </w:p>
+    <w:p>
+      <w:pPr>
+        <w:spacing w:before="100" w:beforeAutospacing="1" w:after="100" w:afterAutospacing="1" w:line="240" w:lineRule="auto"/>
+        <w:rPr>
+          <w:rFonts w:ascii="Times New Roman" w:eastAsia="Times New Roman" w:hAnsi="Times New Roman" w:cs="Times New Roman"/>
+          <w:sz w:val="24"/>
+          <w:szCs w:val="24"/>
+          <w:lang w:eastAsia="es-ES"/>
+        </w:rPr>
+      </w:pPr>
+      <w:r>
+        <w:rPr>
+          <w:rFonts w:ascii="Times New Roman" w:eastAsia="Times New Roman" w:hAnsi="Times New Roman" w:cs="Times New Roman"/>
+          <w:sz w:val="24"/>
+          <w:szCs w:val="24"/>
+          <w:lang w:eastAsia="es-ES"/>
+        </w:rPr>
+        <w:t>Evalúa la respuesta propuesta por el usuario ante un mensaje analizado.</w:t>
+      </w:r>
+    </w:p>
+    <w:p>
+      <w:pPr>
+        <w:tabs>
+          <w:tab w:val="left" w:pos="916"/>
+          <w:tab w:val="left" w:pos="1832"/>
+          <w:tab w:val="left" w:pos="2748"/>
+          <w:tab w:val="left" w:pos="3664"/>
+          <w:tab w:val="left" w:pos="4580"/>
+          <w:tab w:val="left" w:pos="5496"/>
+          <w:tab w:val="left" w:pos="6412"/>
+          <w:tab w:val="left" w:pos="7328"/>
+          <w:tab w:val="left" w:pos="8244"/>
+          <w:tab w:val="left" w:pos="9160"/>
+          <w:tab w:val="left" w:pos="10076"/>
+          <w:tab w:val="left" w:pos="10992"/>
+          <w:tab w:val="left" w:pos="11908"/>
+          <w:tab w:val="left" w:pos="12824"/>
+          <w:tab w:val="left" w:pos="13740"/>
+          <w:tab w:val="left" w:pos="14656"/>
+        </w:tabs>
+        <w:spacing w:after="0" w:line="240" w:lineRule="auto"/>
+        <w:rPr>
+          <w:rFonts w:ascii="Courier New" w:eastAsia="Times New Roman" w:hAnsi="Courier New" w:cs="Courier New"/>
+          <w:sz w:val="20"/>
+          <w:szCs w:val="20"/>
+          <w:lang w:val="en-US" w:eastAsia="es-ES"/>
+        </w:rPr>
+      </w:pPr>
+      <w:r>
+        <w:rPr>
+          <w:rFonts w:ascii="Courier New" w:eastAsia="Times New Roman" w:hAnsi="Courier New" w:cs="Courier New"/>
+          <w:sz w:val="20"/>
+          <w:szCs w:val="20"/>
+          <w:lang w:val="en-US" w:eastAsia="es-ES"/>
+        </w:rPr>
+        <w:t>POST /evaluar</w:t>
+      </w:r>
+    </w:p>
+    <w:p>
+      <w:pPr>
+        <w:tabs>
+          <w:tab w:val="left" w:pos="916"/>
+          <w:tab w:val="left" w:pos="1832"/>
+          <w:tab w:val="left" w:pos="2748"/>
+          <w:tab w:val="left" w:pos="3664"/>
+          <w:tab w:val="left" w:pos="4580"/>
+          <w:tab w:val="left" w:pos="5496"/>
+          <w:tab w:val="left" w:pos="6412"/>
+          <w:tab w:val="left" w:pos="7328"/>
+          <w:tab w:val="left" w:pos="8244"/>
+          <w:tab w:val="left" w:pos="9160"/>
+          <w:tab w:val="left" w:pos="10076"/>
+          <w:tab w:val="left" w:pos="10992"/>
+          <w:tab w:val="left" w:pos="11908"/>
+          <w:tab w:val="left" w:pos="12824"/>
+          <w:tab w:val="left" w:pos="13740"/>
+          <w:tab w:val="left" w:pos="14656"/>
+        </w:tabs>
+        <w:spacing w:after="0" w:line="240" w:lineRule="auto"/>
+        <w:rPr>
+          <w:rFonts w:ascii="Courier New" w:eastAsia="Times New Roman" w:hAnsi="Courier New" w:cs="Courier New"/>
+          <w:sz w:val="20"/>
+          <w:szCs w:val="20"/>
+          <w:lang w:val="en-US" w:eastAsia="es-ES"/>
+        </w:rPr>
+      </w:pPr>
+      <w:r>
+        <w:rPr>
+          <w:rFonts w:ascii="Courier New" w:eastAsia="Times New Roman" w:hAnsi="Courier New" w:cs="Courier New"/>
+          <w:sz w:val="20"/>
+          <w:szCs w:val="20"/>
+          <w:lang w:val="en-US" w:eastAsia="es-ES"/>
+        </w:rPr>
+        <w:t>Content-Type: application/json</w:t>
+      </w:r>
+    </w:p>
+    <w:p>
+      <w:pPr>
+        <w:spacing w:before="100" w:beforeAutospacing="1" w:after="100" w:afterAutospacing="1" w:line="240" w:lineRule="auto"/>
+        <w:rPr>
+          <w:rFonts w:ascii="Times New Roman" w:eastAsia="Times New Roman" w:hAnsi="Times New Roman" w:cs="Times New Roman"/>
+          <w:sz w:val="24"/>
+          <w:szCs w:val="24"/>
+          <w:lang w:eastAsia="es-ES"/>
+        </w:rPr>
+      </w:pPr>
+      <w:proofErr w:type="spellStart"/>
+      <w:r>
+        <w:rPr>
+          <w:rFonts w:ascii="Times New Roman" w:eastAsia="Times New Roman" w:hAnsi="Times New Roman" w:cs="Times New Roman"/>
+          <w:b/>
+          <w:bCs/>
+          <w:sz w:val="24"/>
+          <w:szCs w:val="24"/>
+          <w:lang w:eastAsia="es-ES"/>
+        </w:rPr>
+        <w:t>Request</w:t>
+      </w:r>
+      <w:proofErr w:type="spellEnd"/>
+      <w:r>
+        <w:rPr>
+          <w:rFonts w:ascii="Times New Roman" w:eastAsia="Times New Roman" w:hAnsi="Times New Roman" w:cs="Times New Roman"/>
+          <w:b/>
+          <w:bCs/>
+          <w:sz w:val="24"/>
+          <w:szCs w:val="24"/>
+          <w:lang w:eastAsia="es-ES"/>
+        </w:rPr>
+        <w:t>:</w:t>
+      </w:r>
+    </w:p>
+    <w:p>
+      <w:pPr>
+        <w:tabs>
+          <w:tab w:val="left" w:pos="916"/>
+          <w:tab w:val="left" w:pos="1832"/>
+          <w:tab w:val="left" w:pos="2748"/>
+          <w:tab w:val="left" w:pos="3664"/>
+          <w:tab w:val="left" w:pos="4580"/>
+          <w:tab w:val="left" w:pos="5496"/>
+          <w:tab w:val="left" w:pos="6412"/>
+          <w:tab w:val="left" w:pos="7328"/>
+          <w:tab w:val="left" w:pos="8244"/>
+          <w:tab w:val="left" w:pos="9160"/>
+          <w:tab w:val="left" w:pos="10076"/>
+          <w:tab w:val="left" w:pos="10992"/>
+          <w:tab w:val="left" w:pos="11908"/>
+          <w:tab w:val="left" w:pos="12824"/>
+          <w:tab w:val="left" w:pos="13740"/>
+          <w:tab w:val="left" w:pos="14656"/>
+        </w:tabs>
+        <w:spacing w:after="0" w:line="240" w:lineRule="auto"/>
+        <w:rPr>
+          <w:rFonts w:ascii="Courier New" w:eastAsia="Times New Roman" w:hAnsi="Courier New" w:cs="Courier New"/>
+          <w:sz w:val="20"/>
+          <w:szCs w:val="20"/>
+          <w:lang w:eastAsia="es-ES"/>
+        </w:rPr>
+      </w:pPr>
+      <w:r>
+        <w:rPr>
+          <w:rFonts w:ascii="Courier New" w:eastAsia="Times New Roman" w:hAnsi="Courier New" w:cs="Courier New"/>
+          <w:sz w:val="20"/>
+          <w:szCs w:val="20"/>
+          <w:lang w:eastAsia="es-ES"/>
+        </w:rPr>
+        <w:t>{</w:t>
+      </w:r>
+    </w:p>
+    <w:p>
+      <w:pPr>
+        <w:tabs>
+          <w:tab w:val="left" w:pos="916"/>
+          <w:tab w:val="left" w:pos="1832"/>
+          <w:tab w:val="left" w:pos="2748"/>
+          <w:tab w:val="left" w:pos="3664"/>
+          <w:tab w:val="left" w:pos="4580"/>
+          <w:tab w:val="left" w:pos="5496"/>
+          <w:tab w:val="left" w:pos="6412"/>
+          <w:tab w:val="left" w:pos="7328"/>
+          <w:tab w:val="left" w:pos="8244"/>
+          <w:tab w:val="left" w:pos="9160"/>
+          <w:tab w:val="left" w:pos="10076"/>
+          <w:tab w:val="left" w:pos="10992"/>
+          <w:tab w:val="left" w:pos="11908"/>
+          <w:tab w:val="left" w:pos="12824"/>
+          <w:tab w:val="left" w:pos="13740"/>
+          <w:tab w:val="left" w:pos="14656"/>
+        </w:tabs>
+        <w:spacing w:after="0" w:line="240" w:lineRule="auto"/>
+        <w:rPr>
+          <w:rFonts w:ascii="Courier New" w:eastAsia="Times New Roman" w:hAnsi="Courier New" w:cs="Courier New"/>
+          <w:sz w:val="20"/>
+          <w:szCs w:val="20"/>
+          <w:lang w:eastAsia="es-ES"/>
+        </w:rPr>
+      </w:pPr>
+      <w:r>
+        <w:rPr>
+          <w:rFonts w:ascii="Courier New" w:eastAsia="Times New Roman" w:hAnsi="Courier New" w:cs="Courier New"/>
+          <w:sz w:val="20"/>
+          <w:szCs w:val="20"/>
+          <w:lang w:eastAsia="es-ES"/>
+        </w:rPr>
+        <w:t xml:space="preserve">  "</w:t>
+      </w:r>
+      <w:proofErr w:type="spellStart"/>
+      <w:r>
+        <w:rPr>
+          <w:rFonts w:ascii="Courier New" w:eastAsia="Times New Roman" w:hAnsi="Courier New" w:cs="Courier New"/>
+          <w:sz w:val="20"/>
+          <w:szCs w:val="20"/>
+          <w:lang w:eastAsia="es-ES"/>
+        </w:rPr>
+        <w:t>mensaje_original</w:t>
+      </w:r>
+      <w:proofErr w:type="spellEnd"/>
+      <w:r>
+        <w:rPr>
+          <w:rFonts w:ascii="Courier New" w:eastAsia="Times New Roman" w:hAnsi="Courier New" w:cs="Courier New"/>
+          <w:sz w:val="20"/>
+          <w:szCs w:val="20"/>
+          <w:lang w:eastAsia="es-ES"/>
+        </w:rPr>
+        <w:t>": "Solo quiero fluir",</w:t>
+      </w:r>
+    </w:p>
+    <w:p>
+      <w:pPr>
+        <w:tabs>
+          <w:tab w:val="left" w:pos="916"/>
+          <w:tab w:val="left" w:pos="1832"/>
+          <w:tab w:val="left" w:pos="2748"/>
+          <w:tab w:val="left" w:pos="3664"/>
+          <w:tab w:val="left" w:pos="4580"/>
+          <w:tab w:val="left" w:pos="5496"/>
+          <w:tab w:val="left" w:pos="6412"/>
+          <w:tab w:val="left" w:pos="7328"/>
+          <w:tab w:val="left" w:pos="8244"/>
+          <w:tab w:val="left" w:pos="9160"/>
+          <w:tab w:val="left" w:pos="10076"/>
+          <w:tab w:val="left" w:pos="10992"/>
+          <w:tab w:val="left" w:pos="11908"/>
+          <w:tab w:val="left" w:pos="12824"/>
+          <w:tab w:val="left" w:pos="13740"/>
+          <w:tab w:val="left" w:pos="14656"/>
+        </w:tabs>
+        <w:spacing w:after="0" w:line="240" w:lineRule="auto"/>
+        <w:rPr>
+          <w:rFonts w:ascii="Courier New" w:eastAsia="Times New Roman" w:hAnsi="Courier New" w:cs="Courier New"/>
+          <w:sz w:val="20"/>
+          <w:szCs w:val="20"/>
+          <w:lang w:eastAsia="es-ES"/>
+        </w:rPr>
+      </w:pPr>
+      <w:r>
+        <w:rPr>
+          <w:rFonts w:ascii="Courier New" w:eastAsia="Times New Roman" w:hAnsi="Courier New" w:cs="Courier New"/>
+          <w:sz w:val="20"/>
+          <w:szCs w:val="20"/>
+          <w:lang w:eastAsia="es-ES"/>
+        </w:rPr>
+        <w:t xml:space="preserve">  "</w:t>
+      </w:r>
+      <w:proofErr w:type="spellStart"/>
+      <w:r>
+        <w:rPr>
+          <w:rFonts w:ascii="Courier New" w:eastAsia="Times New Roman" w:hAnsi="Courier New" w:cs="Courier New"/>
+          <w:sz w:val="20"/>
+          <w:szCs w:val="20"/>
+          <w:lang w:eastAsia="es-ES"/>
+        </w:rPr>
+        <w:t>respuesta_propuesta</w:t>
+      </w:r>
+      <w:proofErr w:type="spellEnd"/>
+      <w:r>
+        <w:rPr>
+          <w:rFonts w:ascii="Courier New" w:eastAsia="Times New Roman" w:hAnsi="Courier New" w:cs="Courier New"/>
+          <w:sz w:val="20"/>
+          <w:szCs w:val="20"/>
+          <w:lang w:eastAsia="es-ES"/>
+        </w:rPr>
+        <w:t>": "Vale, hablamos luego",</w:t>
+      </w:r>
+    </w:p>
+    <w:p>
+      <w:pPr>
+        <w:tabs>
+          <w:tab w:val="left" w:pos="916"/>
+          <w:tab w:val="left" w:pos="1832"/>
+          <w:tab w:val="left" w:pos="2748"/>
+          <w:tab w:val="left" w:pos="3664"/>
+          <w:tab w:val="left" w:pos="4580"/>
+          <w:tab w:val="left" w:pos="5496"/>
+          <w:tab w:val="left" w:pos="6412"/>
+          <w:tab w:val="left" w:pos="7328"/>
+          <w:tab w:val="left" w:pos="8244"/>
+          <w:tab w:val="left" w:pos="9160"/>
+          <w:tab w:val="left" w:pos="10076"/>
+          <w:tab w:val="left" w:pos="10992"/>
+          <w:tab w:val="left" w:pos="11908"/>
+          <w:tab w:val="left" w:pos="12824"/>
+          <w:tab w:val="left" w:pos="13740"/>
+          <w:tab w:val="left" w:pos="14656"/>
+        </w:tabs>
+        <w:spacing w:after="0" w:line="240" w:lineRule="auto"/>
+        <w:rPr>
+          <w:rFonts w:ascii="Courier New" w:eastAsia="Times New Roman" w:hAnsi="Courier New" w:cs="Courier New"/>
+          <w:sz w:val="20"/>
+          <w:szCs w:val="20"/>
+          <w:lang w:eastAsia="es-ES"/>
+        </w:rPr>
+      </w:pPr>
+      <w:r>
+        <w:rPr>
+          <w:rFonts w:ascii="Courier New" w:eastAsia="Times New Roman" w:hAnsi="Courier New" w:cs="Courier New"/>
+          <w:sz w:val="20"/>
+          <w:szCs w:val="20"/>
+          <w:lang w:eastAsia="es-ES"/>
+        </w:rPr>
+        <w:t xml:space="preserve">  "contexto": "pareja | trabajo | social | </w:t>
+      </w:r>
+      <w:proofErr w:type="spellStart"/>
+      <w:r>
+        <w:rPr>
+          <w:rFonts w:ascii="Courier New" w:eastAsia="Times New Roman" w:hAnsi="Courier New" w:cs="Courier New"/>
+          <w:sz w:val="20"/>
+          <w:szCs w:val="20"/>
+          <w:lang w:eastAsia="es-ES"/>
+        </w:rPr>
+        <w:t>negociacion</w:t>
+      </w:r>
+      <w:proofErr w:type="spellEnd"/>
+      <w:r>
+        <w:rPr>
+          <w:rFonts w:ascii="Courier New" w:eastAsia="Times New Roman" w:hAnsi="Courier New" w:cs="Courier New"/>
+          <w:sz w:val="20"/>
+          <w:szCs w:val="20"/>
+          <w:lang w:eastAsia="es-ES"/>
+        </w:rPr>
+        <w:t>"</w:t>
+      </w:r>
+    </w:p>
+    <w:p>
+      <w:pPr>
+        <w:tabs>
+          <w:tab w:val="left" w:pos="916"/>
+          <w:tab w:val="left" w:pos="1832"/>
+          <w:tab w:val="left" w:pos="2748"/>
+          <w:tab w:val="left" w:pos="3664"/>
+          <w:tab w:val="left" w:pos="4580"/>
+          <w:tab w:val="left" w:pos="5496"/>
+          <w:tab w:val="left" w:pos="6412"/>
+          <w:tab w:val="left" w:pos="7328"/>
+          <w:tab w:val="left" w:pos="8244"/>
+          <w:tab w:val="left" w:pos="9160"/>
+          <w:tab w:val="left" w:pos="10076"/>
+          <w:tab w:val="left" w:pos="10992"/>
+          <w:tab w:val="left" w:pos="11908"/>
+          <w:tab w:val="left" w:pos="12824"/>
+          <w:tab w:val="left" w:pos="13740"/>
+          <w:tab w:val="left" w:pos="14656"/>
+        </w:tabs>
+        <w:spacing w:after="0" w:line="240" w:lineRule="auto"/>
+        <w:rPr>
+          <w:rFonts w:ascii="Courier New" w:eastAsia="Times New Roman" w:hAnsi="Courier New" w:cs="Courier New"/>
+          <w:sz w:val="20"/>
+          <w:szCs w:val="20"/>
+          <w:lang w:eastAsia="es-ES"/>
+        </w:rPr>
+      </w:pPr>
+      <w:r>
+        <w:rPr>
+          <w:rFonts w:ascii="Courier New" w:eastAsia="Times New Roman" w:hAnsi="Courier New" w:cs="Courier New"/>
+          <w:sz w:val="20"/>
+          <w:szCs w:val="20"/>
+          <w:lang w:eastAsia="es-ES"/>
+        </w:rPr>
+        <w:t>}</w:t>
+      </w:r>
+    </w:p>
+    <w:p>
+      <w:pPr>
+        <w:spacing w:before="100" w:beforeAutospacing="1" w:after="100" w:afterAutospacing="1" w:line="240" w:lineRule="auto"/>
+        <w:rPr>
+          <w:rFonts w:ascii="Times New Roman" w:eastAsia="Times New Roman" w:hAnsi="Times New Roman" w:cs="Times New Roman"/>
+          <w:sz w:val="24"/>
+          <w:szCs w:val="24"/>
+          <w:lang w:eastAsia="es-ES"/>
+        </w:rPr>
+      </w:pPr>
+      <w:r>
+        <w:rPr>
+          <w:rFonts w:ascii="Times New Roman" w:eastAsia="Times New Roman" w:hAnsi="Times New Roman" w:cs="Times New Roman"/>
+          <w:b/>
+          <w:bCs/>
+          <w:sz w:val="24"/>
+          <w:szCs w:val="24"/>
+          <w:lang w:eastAsia="es-ES"/>
+        </w:rPr>
+        <w:t>Response 200:</w:t>
+      </w:r>
+    </w:p>
+    <w:p>
+      <w:pPr>
+        <w:tabs>
+          <w:tab w:val="left" w:pos="916"/>
+          <w:tab w:val="left" w:pos="1832"/>
+          <w:tab w:val="left" w:pos="2748"/>
+          <w:tab w:val="left" w:pos="3664"/>
+          <w:tab w:val="left" w:pos="4580"/>
+          <w:tab w:val="left" w:pos="5496"/>
+          <w:tab w:val="left" w:pos="6412"/>
+          <w:tab w:val="left" w:pos="7328"/>
+          <w:tab w:val="left" w:pos="8244"/>
+          <w:tab w:val="left" w:pos="9160"/>
+          <w:tab w:val="left" w:pos="10076"/>
+          <w:tab w:val="left" w:pos="10992"/>
+          <w:tab w:val="left" w:pos="11908"/>
+          <w:tab w:val="left" w:pos="12824"/>
+          <w:tab w:val="left" w:pos="13740"/>
+          <w:tab w:val="left" w:pos="14656"/>
+        </w:tabs>
+        <w:spacing w:after="0" w:line="240" w:lineRule="auto"/>
+        <w:rPr>
+          <w:rFonts w:ascii="Courier New" w:eastAsia="Times New Roman" w:hAnsi="Courier New" w:cs="Courier New"/>
+          <w:sz w:val="20"/>
+          <w:szCs w:val="20"/>
+          <w:lang w:eastAsia="es-ES"/>
+        </w:rPr>
+      </w:pPr>
+      <w:r>
+        <w:rPr>
+          <w:rFonts w:ascii="Courier New" w:eastAsia="Times New Roman" w:hAnsi="Courier New" w:cs="Courier New"/>
+          <w:sz w:val="20"/>
+          <w:szCs w:val="20"/>
+          <w:lang w:eastAsia="es-ES"/>
+        </w:rPr>
+        <w:t>{</w:t>
+      </w:r>
+    </w:p>
+    <w:p>
+      <w:pPr>
+        <w:tabs>
+          <w:tab w:val="left" w:pos="916"/>
+          <w:tab w:val="left" w:pos="1832"/>
+          <w:tab w:val="left" w:pos="2748"/>
+          <w:tab w:val="left" w:pos="3664"/>
+          <w:tab w:val="left" w:pos="4580"/>
+          <w:tab w:val="left" w:pos="5496"/>
+          <w:tab w:val="left" w:pos="6412"/>
+          <w:tab w:val="left" w:pos="7328"/>
+          <w:tab w:val="left" w:pos="8244"/>
+          <w:tab w:val="left" w:pos="9160"/>
+          <w:tab w:val="left" w:pos="10076"/>
+          <w:tab w:val="left" w:pos="10992"/>
+          <w:tab w:val="left" w:pos="11908"/>
+          <w:tab w:val="left" w:pos="12824"/>
+          <w:tab w:val="left" w:pos="13740"/>
+          <w:tab w:val="left" w:pos="14656"/>
+        </w:tabs>
+        <w:spacing w:after="0" w:line="240" w:lineRule="auto"/>
+        <w:rPr>
+          <w:rFonts w:ascii="Courier New" w:eastAsia="Times New Roman" w:hAnsi="Courier New" w:cs="Courier New"/>
+          <w:sz w:val="20"/>
+          <w:szCs w:val="20"/>
+          <w:lang w:eastAsia="es-ES"/>
+        </w:rPr>
+      </w:pPr>
+      <w:r>
+        <w:rPr>
+          <w:rFonts w:ascii="Courier New" w:eastAsia="Times New Roman" w:hAnsi="Courier New" w:cs="Courier New"/>
+          <w:sz w:val="20"/>
+          <w:szCs w:val="20"/>
+          <w:lang w:eastAsia="es-ES"/>
+        </w:rPr>
+        <w:t xml:space="preserve">  "</w:t>
+      </w:r>
+      <w:proofErr w:type="spellStart"/>
+      <w:r>
+        <w:rPr>
+          <w:rFonts w:ascii="Courier New" w:eastAsia="Times New Roman" w:hAnsi="Courier New" w:cs="Courier New"/>
+          <w:sz w:val="20"/>
+          <w:szCs w:val="20"/>
+          <w:lang w:eastAsia="es-ES"/>
+        </w:rPr>
+        <w:t>probabilidad_exito</w:t>
+      </w:r>
+      <w:proofErr w:type="spellEnd"/>
+      <w:r>
+        <w:rPr>
+          <w:rFonts w:ascii="Courier New" w:eastAsia="Times New Roman" w:hAnsi="Courier New" w:cs="Courier New"/>
+          <w:sz w:val="20"/>
+          <w:szCs w:val="20"/>
+          <w:lang w:eastAsia="es-ES"/>
+        </w:rPr>
+        <w:t>": 45,</w:t>
+      </w:r>
+    </w:p>
+    <w:p>
+      <w:pPr>
+        <w:tabs>
+          <w:tab w:val="left" w:pos="916"/>
+          <w:tab w:val="left" w:pos="1832"/>
+          <w:tab w:val="left" w:pos="2748"/>
+          <w:tab w:val="left" w:pos="3664"/>
+          <w:tab w:val="left" w:pos="4580"/>
+          <w:tab w:val="left" w:pos="5496"/>
+          <w:tab w:val="left" w:pos="6412"/>
+          <w:tab w:val="left" w:pos="7328"/>
+          <w:tab w:val="left" w:pos="8244"/>
+          <w:tab w:val="left" w:pos="9160"/>
+          <w:tab w:val="left" w:pos="10076"/>
+          <w:tab w:val="left" w:pos="10992"/>
+          <w:tab w:val="left" w:pos="11908"/>
+          <w:tab w:val="left" w:pos="12824"/>
+          <w:tab w:val="left" w:pos="13740"/>
+          <w:tab w:val="left" w:pos="14656"/>
+        </w:tabs>
+        <w:spacing w:after="0" w:line="240" w:lineRule="auto"/>
+        <w:rPr>
+          <w:rFonts w:ascii="Courier New" w:eastAsia="Times New Roman" w:hAnsi="Courier New" w:cs="Courier New"/>
+          <w:sz w:val="20"/>
+          <w:szCs w:val="20"/>
+          <w:lang w:eastAsia="es-ES"/>
+        </w:rPr>
+      </w:pPr>
+      <w:r>
+        <w:rPr>
+          <w:rFonts w:ascii="Courier New" w:eastAsia="Times New Roman" w:hAnsi="Courier New" w:cs="Courier New"/>
+          <w:sz w:val="20"/>
+          <w:szCs w:val="20"/>
+          <w:lang w:eastAsia="es-ES"/>
+        </w:rPr>
+        <w:t xml:space="preserve">  "</w:t>
+      </w:r>
+      <w:proofErr w:type="spellStart"/>
+      <w:r>
+        <w:rPr>
+          <w:rFonts w:ascii="Courier New" w:eastAsia="Times New Roman" w:hAnsi="Courier New" w:cs="Courier New"/>
+          <w:sz w:val="20"/>
+          <w:szCs w:val="20"/>
+          <w:lang w:eastAsia="es-ES"/>
+        </w:rPr>
+        <w:t>analisis</w:t>
+      </w:r>
+      <w:proofErr w:type="spellEnd"/>
+      <w:r>
+        <w:rPr>
+          <w:rFonts w:ascii="Courier New" w:eastAsia="Times New Roman" w:hAnsi="Courier New" w:cs="Courier New"/>
+          <w:sz w:val="20"/>
+          <w:szCs w:val="20"/>
+          <w:lang w:eastAsia="es-ES"/>
+        </w:rPr>
+        <w:t>": "Respuesta demasiado pasiva. No establece límites ni expresa necesidades propias.",</w:t>
+      </w:r>
+    </w:p>
+    <w:p>
+      <w:pPr>
+        <w:tabs>
+          <w:tab w:val="left" w:pos="916"/>
+          <w:tab w:val="left" w:pos="1832"/>
+          <w:tab w:val="left" w:pos="2748"/>
+          <w:tab w:val="left" w:pos="3664"/>
+          <w:tab w:val="left" w:pos="4580"/>
+          <w:tab w:val="left" w:pos="5496"/>
+          <w:tab w:val="left" w:pos="6412"/>
+          <w:tab w:val="left" w:pos="7328"/>
+          <w:tab w:val="left" w:pos="8244"/>
+          <w:tab w:val="left" w:pos="9160"/>
+          <w:tab w:val="left" w:pos="10076"/>
+          <w:tab w:val="left" w:pos="10992"/>
+          <w:tab w:val="left" w:pos="11908"/>
+          <w:tab w:val="left" w:pos="12824"/>
+          <w:tab w:val="left" w:pos="13740"/>
+          <w:tab w:val="left" w:pos="14656"/>
+        </w:tabs>
+        <w:spacing w:after="0" w:line="240" w:lineRule="auto"/>
+        <w:rPr>
+          <w:rFonts w:ascii="Courier New" w:eastAsia="Times New Roman" w:hAnsi="Courier New" w:cs="Courier New"/>
+          <w:sz w:val="20"/>
+          <w:szCs w:val="20"/>
+          <w:lang w:eastAsia="es-ES"/>
+        </w:rPr>
+      </w:pPr>
+      <w:r>
+        <w:rPr>
+          <w:rFonts w:ascii="Courier New" w:eastAsia="Times New Roman" w:hAnsi="Courier New" w:cs="Courier New"/>
+          <w:sz w:val="20"/>
+          <w:szCs w:val="20"/>
+          <w:lang w:eastAsia="es-ES"/>
+        </w:rPr>
+        <w:lastRenderedPageBreak/>
+        <w:t xml:space="preserve">  "fortalezas": ["no reactiva", "neutral"],</w:t>
+      </w:r>
+    </w:p>
+    <w:p>
+      <w:pPr>
+        <w:tabs>
+          <w:tab w:val="left" w:pos="916"/>
+          <w:tab w:val="left" w:pos="1832"/>
+          <w:tab w:val="left" w:pos="2748"/>
+          <w:tab w:val="left" w:pos="3664"/>
+          <w:tab w:val="left" w:pos="4580"/>
+          <w:tab w:val="left" w:pos="5496"/>
+          <w:tab w:val="left" w:pos="6412"/>
+          <w:tab w:val="left" w:pos="7328"/>
+          <w:tab w:val="left" w:pos="8244"/>
+          <w:tab w:val="left" w:pos="9160"/>
+          <w:tab w:val="left" w:pos="10076"/>
+          <w:tab w:val="left" w:pos="10992"/>
+          <w:tab w:val="left" w:pos="11908"/>
+          <w:tab w:val="left" w:pos="12824"/>
+          <w:tab w:val="left" w:pos="13740"/>
+          <w:tab w:val="left" w:pos="14656"/>
+        </w:tabs>
+        <w:spacing w:after="0" w:line="240" w:lineRule="auto"/>
+        <w:rPr>
+          <w:rFonts w:ascii="Courier New" w:eastAsia="Times New Roman" w:hAnsi="Courier New" w:cs="Courier New"/>
+          <w:sz w:val="20"/>
+          <w:szCs w:val="20"/>
+          <w:lang w:eastAsia="es-ES"/>
+        </w:rPr>
+      </w:pPr>
+      <w:r>
+        <w:rPr>
+          <w:rFonts w:ascii="Courier New" w:eastAsia="Times New Roman" w:hAnsi="Courier New" w:cs="Courier New"/>
+          <w:sz w:val="20"/>
+          <w:szCs w:val="20"/>
+          <w:lang w:eastAsia="es-ES"/>
+        </w:rPr>
+        <w:t xml:space="preserve">  "mejoras": ["falta claridad de expectativas", "no comunica necesidades"],</w:t>
+      </w:r>
+    </w:p>
+    <w:p>
+      <w:pPr>
+        <w:tabs>
+          <w:tab w:val="left" w:pos="916"/>
+          <w:tab w:val="left" w:pos="1832"/>
+          <w:tab w:val="left" w:pos="2748"/>
+          <w:tab w:val="left" w:pos="3664"/>
+          <w:tab w:val="left" w:pos="4580"/>
+          <w:tab w:val="left" w:pos="5496"/>
+          <w:tab w:val="left" w:pos="6412"/>
+          <w:tab w:val="left" w:pos="7328"/>
+          <w:tab w:val="left" w:pos="8244"/>
+          <w:tab w:val="left" w:pos="9160"/>
+          <w:tab w:val="left" w:pos="10076"/>
+          <w:tab w:val="left" w:pos="10992"/>
+          <w:tab w:val="left" w:pos="11908"/>
+          <w:tab w:val="left" w:pos="12824"/>
+          <w:tab w:val="left" w:pos="13740"/>
+          <w:tab w:val="left" w:pos="14656"/>
+        </w:tabs>
+        <w:spacing w:after="0" w:line="240" w:lineRule="auto"/>
+        <w:rPr>
+          <w:rFonts w:ascii="Courier New" w:eastAsia="Times New Roman" w:hAnsi="Courier New" w:cs="Courier New"/>
+          <w:sz w:val="20"/>
+          <w:szCs w:val="20"/>
+          <w:lang w:eastAsia="es-ES"/>
+        </w:rPr>
+      </w:pPr>
+      <w:r>
+        <w:rPr>
+          <w:rFonts w:ascii="Courier New" w:eastAsia="Times New Roman" w:hAnsi="Courier New" w:cs="Courier New"/>
+          <w:sz w:val="20"/>
+          <w:szCs w:val="20"/>
+          <w:lang w:eastAsia="es-ES"/>
+        </w:rPr>
+        <w:t xml:space="preserve">  "sugerencia": "Considera: 'Entiendo que quieres relajarte. Yo necesito claridad sobre qué buscas. ¿Podemos hablarlo?'",</w:t>
+      </w:r>
+    </w:p>
+    <w:p>
+      <w:pPr>
+        <w:tabs>
+          <w:tab w:val="left" w:pos="916"/>
+          <w:tab w:val="left" w:pos="1832"/>
+          <w:tab w:val="left" w:pos="2748"/>
+          <w:tab w:val="left" w:pos="3664"/>
+          <w:tab w:val="left" w:pos="4580"/>
+          <w:tab w:val="left" w:pos="5496"/>
+          <w:tab w:val="left" w:pos="6412"/>
+          <w:tab w:val="left" w:pos="7328"/>
+          <w:tab w:val="left" w:pos="8244"/>
+          <w:tab w:val="left" w:pos="9160"/>
+          <w:tab w:val="left" w:pos="10076"/>
+          <w:tab w:val="left" w:pos="10992"/>
+          <w:tab w:val="left" w:pos="11908"/>
+          <w:tab w:val="left" w:pos="12824"/>
+          <w:tab w:val="left" w:pos="13740"/>
+          <w:tab w:val="left" w:pos="14656"/>
+        </w:tabs>
+        <w:spacing w:after="0" w:line="240" w:lineRule="auto"/>
+        <w:rPr>
+          <w:rFonts w:ascii="Courier New" w:eastAsia="Times New Roman" w:hAnsi="Courier New" w:cs="Courier New"/>
+          <w:sz w:val="20"/>
+          <w:szCs w:val="20"/>
+          <w:lang w:eastAsia="es-ES"/>
+        </w:rPr>
+      </w:pPr>
+      <w:r>
+        <w:rPr>
+          <w:rFonts w:ascii="Courier New" w:eastAsia="Times New Roman" w:hAnsi="Courier New" w:cs="Courier New"/>
+          <w:sz w:val="20"/>
+          <w:szCs w:val="20"/>
+          <w:lang w:eastAsia="es-ES"/>
+        </w:rPr>
+        <w:t xml:space="preserve">  "fuente": {</w:t>
+      </w:r>
+    </w:p>
+    <w:p>
+      <w:pPr>
+        <w:tabs>
+          <w:tab w:val="left" w:pos="916"/>
+          <w:tab w:val="left" w:pos="1832"/>
+          <w:tab w:val="left" w:pos="2748"/>
+          <w:tab w:val="left" w:pos="3664"/>
+          <w:tab w:val="left" w:pos="4580"/>
+          <w:tab w:val="left" w:pos="5496"/>
+          <w:tab w:val="left" w:pos="6412"/>
+          <w:tab w:val="left" w:pos="7328"/>
+          <w:tab w:val="left" w:pos="8244"/>
+          <w:tab w:val="left" w:pos="9160"/>
+          <w:tab w:val="left" w:pos="10076"/>
+          <w:tab w:val="left" w:pos="10992"/>
+          <w:tab w:val="left" w:pos="11908"/>
+          <w:tab w:val="left" w:pos="12824"/>
+          <w:tab w:val="left" w:pos="13740"/>
+          <w:tab w:val="left" w:pos="14656"/>
+        </w:tabs>
+        <w:spacing w:after="0" w:line="240" w:lineRule="auto"/>
+        <w:rPr>
+          <w:rFonts w:ascii="Courier New" w:eastAsia="Times New Roman" w:hAnsi="Courier New" w:cs="Courier New"/>
+          <w:sz w:val="20"/>
+          <w:szCs w:val="20"/>
+          <w:lang w:eastAsia="es-ES"/>
+        </w:rPr>
+      </w:pPr>
+      <w:r>
+        <w:rPr>
+          <w:rFonts w:ascii="Courier New" w:eastAsia="Times New Roman" w:hAnsi="Courier New" w:cs="Courier New"/>
+          <w:sz w:val="20"/>
+          <w:szCs w:val="20"/>
+          <w:lang w:eastAsia="es-ES"/>
+        </w:rPr>
+        <w:t xml:space="preserve">    "documento": "Johnson - </w:t>
+      </w:r>
+      <w:proofErr w:type="spellStart"/>
+      <w:r>
+        <w:rPr>
+          <w:rFonts w:ascii="Courier New" w:eastAsia="Times New Roman" w:hAnsi="Courier New" w:cs="Courier New"/>
+          <w:sz w:val="20"/>
+          <w:szCs w:val="20"/>
+          <w:lang w:eastAsia="es-ES"/>
+        </w:rPr>
+        <w:t>Hold</w:t>
+      </w:r>
+      <w:proofErr w:type="spellEnd"/>
+      <w:r>
+        <w:rPr>
+          <w:rFonts w:ascii="Courier New" w:eastAsia="Times New Roman" w:hAnsi="Courier New" w:cs="Courier New"/>
+          <w:sz w:val="20"/>
+          <w:szCs w:val="20"/>
+          <w:lang w:eastAsia="es-ES"/>
+        </w:rPr>
+        <w:t xml:space="preserve"> Me </w:t>
+      </w:r>
+      <w:proofErr w:type="spellStart"/>
+      <w:r>
+        <w:rPr>
+          <w:rFonts w:ascii="Courier New" w:eastAsia="Times New Roman" w:hAnsi="Courier New" w:cs="Courier New"/>
+          <w:sz w:val="20"/>
+          <w:szCs w:val="20"/>
+          <w:lang w:eastAsia="es-ES"/>
+        </w:rPr>
+        <w:t>Tight</w:t>
+      </w:r>
+      <w:proofErr w:type="spellEnd"/>
+      <w:r>
+        <w:rPr>
+          <w:rFonts w:ascii="Courier New" w:eastAsia="Times New Roman" w:hAnsi="Courier New" w:cs="Courier New"/>
+          <w:sz w:val="20"/>
+          <w:szCs w:val="20"/>
+          <w:lang w:eastAsia="es-ES"/>
+        </w:rPr>
+        <w:t>",</w:t>
+      </w:r>
+    </w:p>
+    <w:p>
+      <w:pPr>
+        <w:tabs>
+          <w:tab w:val="left" w:pos="916"/>
+          <w:tab w:val="left" w:pos="1832"/>
+          <w:tab w:val="left" w:pos="2748"/>
+          <w:tab w:val="left" w:pos="3664"/>
+          <w:tab w:val="left" w:pos="4580"/>
+          <w:tab w:val="left" w:pos="5496"/>
+          <w:tab w:val="left" w:pos="6412"/>
+          <w:tab w:val="left" w:pos="7328"/>
+          <w:tab w:val="left" w:pos="8244"/>
+          <w:tab w:val="left" w:pos="9160"/>
+          <w:tab w:val="left" w:pos="10076"/>
+          <w:tab w:val="left" w:pos="10992"/>
+          <w:tab w:val="left" w:pos="11908"/>
+          <w:tab w:val="left" w:pos="12824"/>
+          <w:tab w:val="left" w:pos="13740"/>
+          <w:tab w:val="left" w:pos="14656"/>
+        </w:tabs>
+        <w:spacing w:after="0" w:line="240" w:lineRule="auto"/>
+        <w:rPr>
+          <w:rFonts w:ascii="Courier New" w:eastAsia="Times New Roman" w:hAnsi="Courier New" w:cs="Courier New"/>
+          <w:sz w:val="20"/>
+          <w:szCs w:val="20"/>
+          <w:lang w:eastAsia="es-ES"/>
+        </w:rPr>
+      </w:pPr>
+      <w:r>
+        <w:rPr>
+          <w:rFonts w:ascii="Courier New" w:eastAsia="Times New Roman" w:hAnsi="Courier New" w:cs="Courier New"/>
+          <w:sz w:val="20"/>
+          <w:szCs w:val="20"/>
+          <w:lang w:eastAsia="es-ES"/>
+        </w:rPr>
+        <w:t xml:space="preserve">    "fragmento": "Conversación 2 — Encontrar el punto de conflicto"</w:t>
+      </w:r>
+    </w:p>
+    <w:p>
+      <w:pPr>
+        <w:tabs>
+          <w:tab w:val="left" w:pos="916"/>
+          <w:tab w:val="left" w:pos="1832"/>
+          <w:tab w:val="left" w:pos="2748"/>
+          <w:tab w:val="left" w:pos="3664"/>
+          <w:tab w:val="left" w:pos="4580"/>
+          <w:tab w:val="left" w:pos="5496"/>
+          <w:tab w:val="left" w:pos="6412"/>
+          <w:tab w:val="left" w:pos="7328"/>
+          <w:tab w:val="left" w:pos="8244"/>
+          <w:tab w:val="left" w:pos="9160"/>
+          <w:tab w:val="left" w:pos="10076"/>
+          <w:tab w:val="left" w:pos="10992"/>
+          <w:tab w:val="left" w:pos="11908"/>
+          <w:tab w:val="left" w:pos="12824"/>
+          <w:tab w:val="left" w:pos="13740"/>
+          <w:tab w:val="left" w:pos="14656"/>
+        </w:tabs>
+        <w:spacing w:after="0" w:line="240" w:lineRule="auto"/>
+        <w:rPr>
+          <w:rFonts w:ascii="Courier New" w:eastAsia="Times New Roman" w:hAnsi="Courier New" w:cs="Courier New"/>
+          <w:sz w:val="20"/>
+          <w:szCs w:val="20"/>
+          <w:lang w:eastAsia="es-ES"/>
+        </w:rPr>
+      </w:pPr>
+      <w:r>
+        <w:rPr>
+          <w:rFonts w:ascii="Courier New" w:eastAsia="Times New Roman" w:hAnsi="Courier New" w:cs="Courier New"/>
+          <w:sz w:val="20"/>
+          <w:szCs w:val="20"/>
+          <w:lang w:eastAsia="es-ES"/>
+        </w:rPr>
+        <w:t xml:space="preserve">  },</w:t>
+      </w:r>
+    </w:p>
+    <w:p>
+      <w:pPr>
+        <w:tabs>
+          <w:tab w:val="left" w:pos="916"/>
+          <w:tab w:val="left" w:pos="1832"/>
+          <w:tab w:val="left" w:pos="2748"/>
+          <w:tab w:val="left" w:pos="3664"/>
+          <w:tab w:val="left" w:pos="4580"/>
+          <w:tab w:val="left" w:pos="5496"/>
+          <w:tab w:val="left" w:pos="6412"/>
+          <w:tab w:val="left" w:pos="7328"/>
+          <w:tab w:val="left" w:pos="8244"/>
+          <w:tab w:val="left" w:pos="9160"/>
+          <w:tab w:val="left" w:pos="10076"/>
+          <w:tab w:val="left" w:pos="10992"/>
+          <w:tab w:val="left" w:pos="11908"/>
+          <w:tab w:val="left" w:pos="12824"/>
+          <w:tab w:val="left" w:pos="13740"/>
+          <w:tab w:val="left" w:pos="14656"/>
+        </w:tabs>
+        <w:spacing w:after="0" w:line="240" w:lineRule="auto"/>
+        <w:rPr>
+          <w:rFonts w:ascii="Courier New" w:eastAsia="Times New Roman" w:hAnsi="Courier New" w:cs="Courier New"/>
+          <w:sz w:val="20"/>
+          <w:szCs w:val="20"/>
+          <w:lang w:eastAsia="es-ES"/>
+        </w:rPr>
+      </w:pPr>
+      <w:r>
+        <w:rPr>
+          <w:rFonts w:ascii="Courier New" w:eastAsia="Times New Roman" w:hAnsi="Courier New" w:cs="Courier New"/>
+          <w:sz w:val="20"/>
+          <w:szCs w:val="20"/>
+          <w:lang w:eastAsia="es-ES"/>
+        </w:rPr>
+        <w:t xml:space="preserve">  "</w:t>
+      </w:r>
+      <w:proofErr w:type="spellStart"/>
+      <w:r>
+        <w:rPr>
+          <w:rFonts w:ascii="Courier New" w:eastAsia="Times New Roman" w:hAnsi="Courier New" w:cs="Courier New"/>
+          <w:sz w:val="20"/>
+          <w:szCs w:val="20"/>
+          <w:lang w:eastAsia="es-ES"/>
+        </w:rPr>
+        <w:t>grounded</w:t>
+      </w:r>
+      <w:proofErr w:type="spellEnd"/>
+      <w:r>
+        <w:rPr>
+          <w:rFonts w:ascii="Courier New" w:eastAsia="Times New Roman" w:hAnsi="Courier New" w:cs="Courier New"/>
+          <w:sz w:val="20"/>
+          <w:szCs w:val="20"/>
+          <w:lang w:eastAsia="es-ES"/>
+        </w:rPr>
+        <w:t>": true,</w:t>
+      </w:r>
+    </w:p>
+    <w:p>
+      <w:pPr>
+        <w:tabs>
+          <w:tab w:val="left" w:pos="916"/>
+          <w:tab w:val="left" w:pos="1832"/>
+          <w:tab w:val="left" w:pos="2748"/>
+          <w:tab w:val="left" w:pos="3664"/>
+          <w:tab w:val="left" w:pos="4580"/>
+          <w:tab w:val="left" w:pos="5496"/>
+          <w:tab w:val="left" w:pos="6412"/>
+          <w:tab w:val="left" w:pos="7328"/>
+          <w:tab w:val="left" w:pos="8244"/>
+          <w:tab w:val="left" w:pos="9160"/>
+          <w:tab w:val="left" w:pos="10076"/>
+          <w:tab w:val="left" w:pos="10992"/>
+          <w:tab w:val="left" w:pos="11908"/>
+          <w:tab w:val="left" w:pos="12824"/>
+          <w:tab w:val="left" w:pos="13740"/>
+          <w:tab w:val="left" w:pos="14656"/>
+        </w:tabs>
+        <w:spacing w:after="0" w:line="240" w:lineRule="auto"/>
+        <w:rPr>
+          <w:rFonts w:ascii="Courier New" w:eastAsia="Times New Roman" w:hAnsi="Courier New" w:cs="Courier New"/>
+          <w:sz w:val="20"/>
+          <w:szCs w:val="20"/>
+          <w:lang w:eastAsia="es-ES"/>
+        </w:rPr>
+      </w:pPr>
+      <w:r>
+        <w:rPr>
+          <w:rFonts w:ascii="Courier New" w:eastAsia="Times New Roman" w:hAnsi="Courier New" w:cs="Courier New"/>
+          <w:sz w:val="20"/>
+          <w:szCs w:val="20"/>
+          <w:lang w:eastAsia="es-ES"/>
+        </w:rPr>
+        <w:t xml:space="preserve">  "</w:t>
+      </w:r>
+      <w:proofErr w:type="spellStart"/>
+      <w:r>
+        <w:rPr>
+          <w:rFonts w:ascii="Courier New" w:eastAsia="Times New Roman" w:hAnsi="Courier New" w:cs="Courier New"/>
+          <w:sz w:val="20"/>
+          <w:szCs w:val="20"/>
+          <w:lang w:eastAsia="es-ES"/>
+        </w:rPr>
+        <w:t>politica_aplicada</w:t>
+      </w:r>
+      <w:proofErr w:type="spellEnd"/>
+      <w:r>
+        <w:rPr>
+          <w:rFonts w:ascii="Courier New" w:eastAsia="Times New Roman" w:hAnsi="Courier New" w:cs="Courier New"/>
+          <w:sz w:val="20"/>
+          <w:szCs w:val="20"/>
+          <w:lang w:eastAsia="es-ES"/>
+        </w:rPr>
+        <w:t>": "ninguna",</w:t>
+      </w:r>
+    </w:p>
+    <w:p>
+      <w:pPr>
+        <w:tabs>
+          <w:tab w:val="left" w:pos="916"/>
+          <w:tab w:val="left" w:pos="1832"/>
+          <w:tab w:val="left" w:pos="2748"/>
+          <w:tab w:val="left" w:pos="3664"/>
+          <w:tab w:val="left" w:pos="4580"/>
+          <w:tab w:val="left" w:pos="5496"/>
+          <w:tab w:val="left" w:pos="6412"/>
+          <w:tab w:val="left" w:pos="7328"/>
+          <w:tab w:val="left" w:pos="8244"/>
+          <w:tab w:val="left" w:pos="9160"/>
+          <w:tab w:val="left" w:pos="10076"/>
+          <w:tab w:val="left" w:pos="10992"/>
+          <w:tab w:val="left" w:pos="11908"/>
+          <w:tab w:val="left" w:pos="12824"/>
+          <w:tab w:val="left" w:pos="13740"/>
+          <w:tab w:val="left" w:pos="14656"/>
+        </w:tabs>
+        <w:spacing w:after="0" w:line="240" w:lineRule="auto"/>
+        <w:rPr>
+          <w:rFonts w:ascii="Courier New" w:eastAsia="Times New Roman" w:hAnsi="Courier New" w:cs="Courier New"/>
+          <w:sz w:val="20"/>
+          <w:szCs w:val="20"/>
+          <w:lang w:eastAsia="es-ES"/>
+        </w:rPr>
+      </w:pPr>
+      <w:r>
+        <w:rPr>
+          <w:rFonts w:ascii="Courier New" w:eastAsia="Times New Roman" w:hAnsi="Courier New" w:cs="Courier New"/>
+          <w:sz w:val="20"/>
+          <w:szCs w:val="20"/>
+          <w:lang w:eastAsia="es-ES"/>
+        </w:rPr>
+        <w:t xml:space="preserve">  "</w:t>
+      </w:r>
+      <w:proofErr w:type="spellStart"/>
+      <w:r>
+        <w:rPr>
+          <w:rFonts w:ascii="Courier New" w:eastAsia="Times New Roman" w:hAnsi="Courier New" w:cs="Courier New"/>
+          <w:sz w:val="20"/>
+          <w:szCs w:val="20"/>
+          <w:lang w:eastAsia="es-ES"/>
+        </w:rPr>
+        <w:t>trace_id</w:t>
+      </w:r>
+      <w:proofErr w:type="spellEnd"/>
+      <w:r>
+        <w:rPr>
+          <w:rFonts w:ascii="Courier New" w:eastAsia="Times New Roman" w:hAnsi="Courier New" w:cs="Courier New"/>
+          <w:sz w:val="20"/>
+          <w:szCs w:val="20"/>
+          <w:lang w:eastAsia="es-ES"/>
+        </w:rPr>
+        <w:t>": "b2c3d4e5-f6a7-8901-bcde-f12345678901",</w:t>
+      </w:r>
+    </w:p>
+    <w:p>
+      <w:pPr>
+        <w:tabs>
+          <w:tab w:val="left" w:pos="916"/>
+          <w:tab w:val="left" w:pos="1832"/>
+          <w:tab w:val="left" w:pos="2748"/>
+          <w:tab w:val="left" w:pos="3664"/>
+          <w:tab w:val="left" w:pos="4580"/>
+          <w:tab w:val="left" w:pos="5496"/>
+          <w:tab w:val="left" w:pos="6412"/>
+          <w:tab w:val="left" w:pos="7328"/>
+          <w:tab w:val="left" w:pos="8244"/>
+          <w:tab w:val="left" w:pos="9160"/>
+          <w:tab w:val="left" w:pos="10076"/>
+          <w:tab w:val="left" w:pos="10992"/>
+          <w:tab w:val="left" w:pos="11908"/>
+          <w:tab w:val="left" w:pos="12824"/>
+          <w:tab w:val="left" w:pos="13740"/>
+          <w:tab w:val="left" w:pos="14656"/>
+        </w:tabs>
+        <w:spacing w:after="0" w:line="240" w:lineRule="auto"/>
+        <w:rPr>
+          <w:rFonts w:ascii="Courier New" w:eastAsia="Times New Roman" w:hAnsi="Courier New" w:cs="Courier New"/>
+          <w:sz w:val="20"/>
+          <w:szCs w:val="20"/>
+          <w:lang w:eastAsia="es-ES"/>
+        </w:rPr>
+      </w:pPr>
+      <w:r>
+        <w:rPr>
+          <w:rFonts w:ascii="Courier New" w:eastAsia="Times New Roman" w:hAnsi="Courier New" w:cs="Courier New"/>
+          <w:sz w:val="20"/>
+          <w:szCs w:val="20"/>
+          <w:lang w:eastAsia="es-ES"/>
+        </w:rPr>
+        <w:t xml:space="preserve">  "</w:t>
+      </w:r>
+      <w:proofErr w:type="spellStart"/>
+      <w:r>
+        <w:rPr>
+          <w:rFonts w:ascii="Courier New" w:eastAsia="Times New Roman" w:hAnsi="Courier New" w:cs="Courier New"/>
+          <w:sz w:val="20"/>
+          <w:szCs w:val="20"/>
+          <w:lang w:eastAsia="es-ES"/>
+        </w:rPr>
+        <w:t>metadata</w:t>
+      </w:r>
+      <w:proofErr w:type="spellEnd"/>
+      <w:r>
+        <w:rPr>
+          <w:rFonts w:ascii="Courier New" w:eastAsia="Times New Roman" w:hAnsi="Courier New" w:cs="Courier New"/>
+          <w:sz w:val="20"/>
+          <w:szCs w:val="20"/>
+          <w:lang w:eastAsia="es-ES"/>
+        </w:rPr>
+        <w:t>": {</w:t>
+      </w:r>
+    </w:p>
+    <w:p>
+      <w:pPr>
+        <w:tabs>
+          <w:tab w:val="left" w:pos="916"/>
+          <w:tab w:val="left" w:pos="1832"/>
+          <w:tab w:val="left" w:pos="2748"/>
+          <w:tab w:val="left" w:pos="3664"/>
+          <w:tab w:val="left" w:pos="4580"/>
+          <w:tab w:val="left" w:pos="5496"/>
+          <w:tab w:val="left" w:pos="6412"/>
+          <w:tab w:val="left" w:pos="7328"/>
+          <w:tab w:val="left" w:pos="8244"/>
+          <w:tab w:val="left" w:pos="9160"/>
+          <w:tab w:val="left" w:pos="10076"/>
+          <w:tab w:val="left" w:pos="10992"/>
+          <w:tab w:val="left" w:pos="11908"/>
+          <w:tab w:val="left" w:pos="12824"/>
+          <w:tab w:val="left" w:pos="13740"/>
+          <w:tab w:val="left" w:pos="14656"/>
+        </w:tabs>
+        <w:spacing w:after="0" w:line="240" w:lineRule="auto"/>
+        <w:rPr>
+          <w:rFonts w:ascii="Courier New" w:eastAsia="Times New Roman" w:hAnsi="Courier New" w:cs="Courier New"/>
+          <w:sz w:val="20"/>
+          <w:szCs w:val="20"/>
+          <w:lang w:eastAsia="es-ES"/>
+        </w:rPr>
+      </w:pPr>
+      <w:r>
+        <w:rPr>
+          <w:rFonts w:ascii="Courier New" w:eastAsia="Times New Roman" w:hAnsi="Courier New" w:cs="Courier New"/>
+          <w:sz w:val="20"/>
+          <w:szCs w:val="20"/>
+          <w:lang w:eastAsia="es-ES"/>
+        </w:rPr>
+        <w:t xml:space="preserve">    "</w:t>
+      </w:r>
+      <w:proofErr w:type="spellStart"/>
+      <w:r>
+        <w:rPr>
+          <w:rFonts w:ascii="Courier New" w:eastAsia="Times New Roman" w:hAnsi="Courier New" w:cs="Courier New"/>
+          <w:sz w:val="20"/>
+          <w:szCs w:val="20"/>
+          <w:lang w:eastAsia="es-ES"/>
+        </w:rPr>
+        <w:t>latencia_ms</w:t>
+      </w:r>
+      <w:proofErr w:type="spellEnd"/>
+      <w:r>
+        <w:rPr>
+          <w:rFonts w:ascii="Courier New" w:eastAsia="Times New Roman" w:hAnsi="Courier New" w:cs="Courier New"/>
+          <w:sz w:val="20"/>
+          <w:szCs w:val="20"/>
+          <w:lang w:eastAsia="es-ES"/>
+        </w:rPr>
+        <w:t>": 1850,</w:t>
+      </w:r>
+    </w:p>
+    <w:p>
+      <w:pPr>
+        <w:tabs>
+          <w:tab w:val="left" w:pos="916"/>
+          <w:tab w:val="left" w:pos="1832"/>
+          <w:tab w:val="left" w:pos="2748"/>
+          <w:tab w:val="left" w:pos="3664"/>
+          <w:tab w:val="left" w:pos="4580"/>
+          <w:tab w:val="left" w:pos="5496"/>
+          <w:tab w:val="left" w:pos="6412"/>
+          <w:tab w:val="left" w:pos="7328"/>
+          <w:tab w:val="left" w:pos="8244"/>
+          <w:tab w:val="left" w:pos="9160"/>
+          <w:tab w:val="left" w:pos="10076"/>
+          <w:tab w:val="left" w:pos="10992"/>
+          <w:tab w:val="left" w:pos="11908"/>
+          <w:tab w:val="left" w:pos="12824"/>
+          <w:tab w:val="left" w:pos="13740"/>
+          <w:tab w:val="left" w:pos="14656"/>
+        </w:tabs>
+        <w:spacing w:after="0" w:line="240" w:lineRule="auto"/>
+        <w:rPr>
+          <w:rFonts w:ascii="Courier New" w:eastAsia="Times New Roman" w:hAnsi="Courier New" w:cs="Courier New"/>
+          <w:sz w:val="20"/>
+          <w:szCs w:val="20"/>
+          <w:lang w:eastAsia="es-ES"/>
+        </w:rPr>
+      </w:pPr>
+      <w:r>
+        <w:rPr>
+          <w:rFonts w:ascii="Courier New" w:eastAsia="Times New Roman" w:hAnsi="Courier New" w:cs="Courier New"/>
+          <w:sz w:val="20"/>
+          <w:szCs w:val="20"/>
+          <w:lang w:eastAsia="es-ES"/>
+        </w:rPr>
+        <w:t xml:space="preserve">    "modelo": "gpt-4o-mini",</w:t>
+      </w:r>
+    </w:p>
+    <w:p>
+      <w:pPr>
+        <w:tabs>
+          <w:tab w:val="left" w:pos="916"/>
+          <w:tab w:val="left" w:pos="1832"/>
+          <w:tab w:val="left" w:pos="2748"/>
+          <w:tab w:val="left" w:pos="3664"/>
+          <w:tab w:val="left" w:pos="4580"/>
+          <w:tab w:val="left" w:pos="5496"/>
+          <w:tab w:val="left" w:pos="6412"/>
+          <w:tab w:val="left" w:pos="7328"/>
+          <w:tab w:val="left" w:pos="8244"/>
+          <w:tab w:val="left" w:pos="9160"/>
+          <w:tab w:val="left" w:pos="10076"/>
+          <w:tab w:val="left" w:pos="10992"/>
+          <w:tab w:val="left" w:pos="11908"/>
+          <w:tab w:val="left" w:pos="12824"/>
+          <w:tab w:val="left" w:pos="13740"/>
+          <w:tab w:val="left" w:pos="14656"/>
+        </w:tabs>
+        <w:spacing w:after="0" w:line="240" w:lineRule="auto"/>
+        <w:rPr>
+          <w:rFonts w:ascii="Courier New" w:eastAsia="Times New Roman" w:hAnsi="Courier New" w:cs="Courier New"/>
+          <w:sz w:val="20"/>
+          <w:szCs w:val="20"/>
+          <w:lang w:eastAsia="es-ES"/>
+        </w:rPr>
+      </w:pPr>
+      <w:r>
+        <w:rPr>
+          <w:rFonts w:ascii="Courier New" w:eastAsia="Times New Roman" w:hAnsi="Courier New" w:cs="Courier New"/>
+          <w:sz w:val="20"/>
+          <w:szCs w:val="20"/>
+          <w:lang w:eastAsia="es-ES"/>
+        </w:rPr>
+        <w:t xml:space="preserve">    "</w:t>
+      </w:r>
+      <w:proofErr w:type="spellStart"/>
+      <w:r>
+        <w:rPr>
+          <w:rFonts w:ascii="Courier New" w:eastAsia="Times New Roman" w:hAnsi="Courier New" w:cs="Courier New"/>
+          <w:sz w:val="20"/>
+          <w:szCs w:val="20"/>
+          <w:lang w:eastAsia="es-ES"/>
+        </w:rPr>
+        <w:t>version_modelo</w:t>
+      </w:r>
+      <w:proofErr w:type="spellEnd"/>
+      <w:r>
+        <w:rPr>
+          <w:rFonts w:ascii="Courier New" w:eastAsia="Times New Roman" w:hAnsi="Courier New" w:cs="Courier New"/>
+          <w:sz w:val="20"/>
+          <w:szCs w:val="20"/>
+          <w:lang w:eastAsia="es-ES"/>
+        </w:rPr>
+        <w:t>": "2024-07",</w:t>
+      </w:r>
+    </w:p>
+    <w:p>
+      <w:pPr>
+        <w:tabs>
+          <w:tab w:val="left" w:pos="916"/>
+          <w:tab w:val="left" w:pos="1832"/>
+          <w:tab w:val="left" w:pos="2748"/>
+          <w:tab w:val="left" w:pos="3664"/>
+          <w:tab w:val="left" w:pos="4580"/>
+          <w:tab w:val="left" w:pos="5496"/>
+          <w:tab w:val="left" w:pos="6412"/>
+          <w:tab w:val="left" w:pos="7328"/>
+          <w:tab w:val="left" w:pos="8244"/>
+          <w:tab w:val="left" w:pos="9160"/>
+          <w:tab w:val="left" w:pos="10076"/>
+          <w:tab w:val="left" w:pos="10992"/>
+          <w:tab w:val="left" w:pos="11908"/>
+          <w:tab w:val="left" w:pos="12824"/>
+          <w:tab w:val="left" w:pos="13740"/>
+          <w:tab w:val="left" w:pos="14656"/>
+        </w:tabs>
+        <w:spacing w:after="0" w:line="240" w:lineRule="auto"/>
+        <w:rPr>
+          <w:rFonts w:ascii="Courier New" w:eastAsia="Times New Roman" w:hAnsi="Courier New" w:cs="Courier New"/>
+          <w:sz w:val="20"/>
+          <w:szCs w:val="20"/>
+          <w:lang w:eastAsia="es-ES"/>
+        </w:rPr>
+      </w:pPr>
+      <w:r>
+        <w:rPr>
+          <w:rFonts w:ascii="Courier New" w:eastAsia="Times New Roman" w:hAnsi="Courier New" w:cs="Courier New"/>
+          <w:sz w:val="20"/>
+          <w:szCs w:val="20"/>
+          <w:lang w:eastAsia="es-ES"/>
+        </w:rPr>
+        <w:t xml:space="preserve">    "</w:t>
+      </w:r>
+      <w:proofErr w:type="spellStart"/>
+      <w:r>
+        <w:rPr>
+          <w:rFonts w:ascii="Courier New" w:eastAsia="Times New Roman" w:hAnsi="Courier New" w:cs="Courier New"/>
+          <w:sz w:val="20"/>
+          <w:szCs w:val="20"/>
+          <w:lang w:eastAsia="es-ES"/>
+        </w:rPr>
+        <w:t>from_cache</w:t>
+      </w:r>
+      <w:proofErr w:type="spellEnd"/>
+      <w:r>
+        <w:rPr>
+          <w:rFonts w:ascii="Courier New" w:eastAsia="Times New Roman" w:hAnsi="Courier New" w:cs="Courier New"/>
+          <w:sz w:val="20"/>
+          <w:szCs w:val="20"/>
+          <w:lang w:eastAsia="es-ES"/>
+        </w:rPr>
+        <w:t>": true</w:t>
+      </w:r>
+    </w:p>
+    <w:p>
+      <w:pPr>
+        <w:tabs>
+          <w:tab w:val="left" w:pos="916"/>
+          <w:tab w:val="left" w:pos="1832"/>
+          <w:tab w:val="left" w:pos="2748"/>
+          <w:tab w:val="left" w:pos="3664"/>
+          <w:tab w:val="left" w:pos="4580"/>
+          <w:tab w:val="left" w:pos="5496"/>
+          <w:tab w:val="left" w:pos="6412"/>
+          <w:tab w:val="left" w:pos="7328"/>
+          <w:tab w:val="left" w:pos="8244"/>
+          <w:tab w:val="left" w:pos="9160"/>
+          <w:tab w:val="left" w:pos="10076"/>
+          <w:tab w:val="left" w:pos="10992"/>
+          <w:tab w:val="left" w:pos="11908"/>
+          <w:tab w:val="left" w:pos="12824"/>
+          <w:tab w:val="left" w:pos="13740"/>
+          <w:tab w:val="left" w:pos="14656"/>
+        </w:tabs>
+        <w:spacing w:after="0" w:line="240" w:lineRule="auto"/>
+        <w:rPr>
+          <w:rFonts w:ascii="Courier New" w:eastAsia="Times New Roman" w:hAnsi="Courier New" w:cs="Courier New"/>
+          <w:sz w:val="20"/>
+          <w:szCs w:val="20"/>
+          <w:lang w:eastAsia="es-ES"/>
+        </w:rPr>
+      </w:pPr>
+      <w:r>
+        <w:rPr>
+          <w:rFonts w:ascii="Courier New" w:eastAsia="Times New Roman" w:hAnsi="Courier New" w:cs="Courier New"/>
+          <w:sz w:val="20"/>
+          <w:szCs w:val="20"/>
+          <w:lang w:eastAsia="es-ES"/>
+        </w:rPr>
+        <w:t xml:space="preserve">  }</w:t>
+      </w:r>
+    </w:p>
+    <w:p>
+      <w:pPr>
+        <w:tabs>
+          <w:tab w:val="left" w:pos="916"/>
+          <w:tab w:val="left" w:pos="1832"/>
+          <w:tab w:val="left" w:pos="2748"/>
+          <w:tab w:val="left" w:pos="3664"/>
+          <w:tab w:val="left" w:pos="4580"/>
+          <w:tab w:val="left" w:pos="5496"/>
+          <w:tab w:val="left" w:pos="6412"/>
+          <w:tab w:val="left" w:pos="7328"/>
+          <w:tab w:val="left" w:pos="8244"/>
+          <w:tab w:val="left" w:pos="9160"/>
+          <w:tab w:val="left" w:pos="10076"/>
+          <w:tab w:val="left" w:pos="10992"/>
+          <w:tab w:val="left" w:pos="11908"/>
+          <w:tab w:val="left" w:pos="12824"/>
+          <w:tab w:val="left" w:pos="13740"/>
+          <w:tab w:val="left" w:pos="14656"/>
+        </w:tabs>
+        <w:spacing w:after="0" w:line="240" w:lineRule="auto"/>
+        <w:rPr>
+          <w:rFonts w:ascii="Courier New" w:eastAsia="Times New Roman" w:hAnsi="Courier New" w:cs="Courier New"/>
+          <w:sz w:val="20"/>
+          <w:szCs w:val="20"/>
+          <w:lang w:eastAsia="es-ES"/>
+        </w:rPr>
+      </w:pPr>
+      <w:r>
+        <w:rPr>
+          <w:rFonts w:ascii="Courier New" w:eastAsia="Times New Roman" w:hAnsi="Courier New" w:cs="Courier New"/>
+          <w:sz w:val="20"/>
+          <w:szCs w:val="20"/>
+          <w:lang w:eastAsia="es-ES"/>
+        </w:rPr>
+        <w:t>}</w:t>
+      </w:r>
+    </w:p>
+    <w:p>
+      <w:pPr>
+        <w:spacing w:after="0" w:line="240" w:lineRule="auto"/>
+        <w:rPr>
+          <w:rFonts w:ascii="Times New Roman" w:eastAsia="Times New Roman" w:hAnsi="Times New Roman" w:cs="Times New Roman"/>
+          <w:sz w:val="24"/>
+          <w:szCs w:val="24"/>
+          <w:lang w:eastAsia="es-ES"/>
+        </w:rPr>
+      </w:pPr>
+      <w:r>
+        <w:rPr>
+          <w:rFonts w:ascii="Times New Roman" w:eastAsia="Times New Roman" w:hAnsi="Times New Roman" w:cs="Times New Roman"/>
+          <w:sz w:val="24"/>
+          <w:szCs w:val="24"/>
+          <w:lang w:eastAsia="es-ES"/>
+        </w:rPr>
+        <w:pict w14:anchorId="4579DC26">
+          <v:rect id="_x0000_i1036" style="width:0;height:1.5pt" o:hralign="center" o:hrstd="t" o:hr="t" fillcolor="#a0a0a0" stroked="f"/>
+        </w:pict>
+      </w:r>
+    </w:p>
+    <w:p>
+      <w:pPr>
+        <w:spacing w:before="100" w:beforeAutospacing="1" w:after="100" w:afterAutospacing="1" w:line="240" w:lineRule="auto"/>
+        <w:outlineLvl w:val="2"/>
+        <w:rPr>
+          <w:rFonts w:ascii="Times New Roman" w:eastAsia="Times New Roman" w:hAnsi="Times New Roman" w:cs="Times New Roman"/>
+          <w:b/>
+          <w:bCs/>
+          <w:sz w:val="27"/>
+          <w:szCs w:val="27"/>
+          <w:lang w:eastAsia="es-ES"/>
+        </w:rPr>
+      </w:pPr>
+      <w:r>
+        <w:rPr>
+          <w:rFonts w:ascii="Times New Roman" w:eastAsia="Times New Roman" w:hAnsi="Times New Roman" w:cs="Times New Roman"/>
+          <w:b/>
+          <w:bCs/>
+          <w:sz w:val="27"/>
+          <w:szCs w:val="27"/>
+          <w:lang w:eastAsia="es-ES"/>
+        </w:rPr>
+        <w:t>3. Auditoría de respuesta</w:t>
+      </w:r>
+    </w:p>
+    <w:p>
+      <w:pPr>
+        <w:spacing w:before="100" w:beforeAutospacing="1" w:after="100" w:afterAutospacing="1" w:line="240" w:lineRule="auto"/>
+        <w:rPr>
+          <w:rFonts w:ascii="Times New Roman" w:eastAsia="Times New Roman" w:hAnsi="Times New Roman" w:cs="Times New Roman"/>
+          <w:sz w:val="24"/>
+          <w:szCs w:val="24"/>
+          <w:lang w:eastAsia="es-ES"/>
+        </w:rPr>
+      </w:pPr>
+      <w:r>
+        <w:rPr>
+          <w:rFonts w:ascii="Times New Roman" w:eastAsia="Times New Roman" w:hAnsi="Times New Roman" w:cs="Times New Roman"/>
+          <w:sz w:val="24"/>
+          <w:szCs w:val="24"/>
+          <w:lang w:eastAsia="es-ES"/>
+        </w:rPr>
+        <w:t xml:space="preserve">Devuelve la trazabilidad completa de cualquier respuesta por su </w:t>
+      </w:r>
+      <w:proofErr w:type="spellStart"/>
+      <w:r>
+        <w:rPr>
+          <w:rFonts w:ascii="Times New Roman" w:eastAsia="Times New Roman" w:hAnsi="Times New Roman" w:cs="Times New Roman"/>
+          <w:sz w:val="24"/>
+          <w:szCs w:val="24"/>
+          <w:lang w:eastAsia="es-ES"/>
+        </w:rPr>
+        <w:t>trace_id</w:t>
+      </w:r>
+      <w:proofErr w:type="spellEnd"/>
+      <w:r>
+        <w:rPr>
+          <w:rFonts w:ascii="Times New Roman" w:eastAsia="Times New Roman" w:hAnsi="Times New Roman" w:cs="Times New Roman"/>
+          <w:sz w:val="24"/>
+          <w:szCs w:val="24"/>
+          <w:lang w:eastAsia="es-ES"/>
+        </w:rPr>
+        <w:t>.</w:t>
+      </w:r>
+    </w:p>
+    <w:p>
+      <w:pPr>
+        <w:tabs>
+          <w:tab w:val="left" w:pos="916"/>
+          <w:tab w:val="left" w:pos="1832"/>
+          <w:tab w:val="left" w:pos="2748"/>
+          <w:tab w:val="left" w:pos="3664"/>
+          <w:tab w:val="left" w:pos="4580"/>
+          <w:tab w:val="left" w:pos="5496"/>
+          <w:tab w:val="left" w:pos="6412"/>
+          <w:tab w:val="left" w:pos="7328"/>
+          <w:tab w:val="left" w:pos="8244"/>
+          <w:tab w:val="left" w:pos="9160"/>
+          <w:tab w:val="left" w:pos="10076"/>
+          <w:tab w:val="left" w:pos="10992"/>
+          <w:tab w:val="left" w:pos="11908"/>
+          <w:tab w:val="left" w:pos="12824"/>
+          <w:tab w:val="left" w:pos="13740"/>
+          <w:tab w:val="left" w:pos="14656"/>
+        </w:tabs>
+        <w:spacing w:after="0" w:line="240" w:lineRule="auto"/>
+        <w:rPr>
+          <w:rFonts w:ascii="Courier New" w:eastAsia="Times New Roman" w:hAnsi="Courier New" w:cs="Courier New"/>
+          <w:sz w:val="20"/>
+          <w:szCs w:val="20"/>
+          <w:lang w:val="en-US" w:eastAsia="es-ES"/>
+        </w:rPr>
+      </w:pPr>
+      <w:r>
+        <w:rPr>
+          <w:rFonts w:ascii="Courier New" w:eastAsia="Times New Roman" w:hAnsi="Courier New" w:cs="Courier New"/>
+          <w:sz w:val="20"/>
+          <w:szCs w:val="20"/>
+          <w:lang w:val="en-US" w:eastAsia="es-ES"/>
+        </w:rPr>
+        <w:t>GET /audit/{trace_id}</w:t>
+      </w:r>
+    </w:p>
+    <w:p>
+      <w:pPr>
+        <w:spacing w:before="100" w:beforeAutospacing="1" w:after="100" w:afterAutospacing="1" w:line="240" w:lineRule="auto"/>
+        <w:rPr>
+          <w:rFonts w:ascii="Times New Roman" w:eastAsia="Times New Roman" w:hAnsi="Times New Roman" w:cs="Times New Roman"/>
+          <w:sz w:val="24"/>
+          <w:szCs w:val="24"/>
+          <w:lang w:val="en-US" w:eastAsia="es-ES"/>
+        </w:rPr>
+      </w:pPr>
+      <w:r>
+        <w:rPr>
+          <w:rFonts w:ascii="Times New Roman" w:eastAsia="Times New Roman" w:hAnsi="Times New Roman" w:cs="Times New Roman"/>
+          <w:b/>
+          <w:bCs/>
+          <w:sz w:val="24"/>
+          <w:szCs w:val="24"/>
+          <w:lang w:val="en-US" w:eastAsia="es-ES"/>
+        </w:rPr>
+        <w:t>Response 200:</w:t>
+      </w:r>
+    </w:p>
+    <w:p>
+      <w:pPr>
+        <w:tabs>
+          <w:tab w:val="left" w:pos="916"/>
+          <w:tab w:val="left" w:pos="1832"/>
+          <w:tab w:val="left" w:pos="2748"/>
+          <w:tab w:val="left" w:pos="3664"/>
+          <w:tab w:val="left" w:pos="4580"/>
+          <w:tab w:val="left" w:pos="5496"/>
+          <w:tab w:val="left" w:pos="6412"/>
+          <w:tab w:val="left" w:pos="7328"/>
+          <w:tab w:val="left" w:pos="8244"/>
+          <w:tab w:val="left" w:pos="9160"/>
+          <w:tab w:val="left" w:pos="10076"/>
+          <w:tab w:val="left" w:pos="10992"/>
+          <w:tab w:val="left" w:pos="11908"/>
+          <w:tab w:val="left" w:pos="12824"/>
+          <w:tab w:val="left" w:pos="13740"/>
+          <w:tab w:val="left" w:pos="14656"/>
+        </w:tabs>
+        <w:spacing w:after="0" w:line="240" w:lineRule="auto"/>
+        <w:rPr>
+          <w:rFonts w:ascii="Courier New" w:eastAsia="Times New Roman" w:hAnsi="Courier New" w:cs="Courier New"/>
+          <w:sz w:val="20"/>
+          <w:szCs w:val="20"/>
+          <w:lang w:eastAsia="es-ES"/>
+        </w:rPr>
+      </w:pPr>
+      <w:r>
+        <w:rPr>
+          <w:rFonts w:ascii="Courier New" w:eastAsia="Times New Roman" w:hAnsi="Courier New" w:cs="Courier New"/>
+          <w:sz w:val="20"/>
+          <w:szCs w:val="20"/>
+          <w:lang w:eastAsia="es-ES"/>
+        </w:rPr>
+        <w:t>{</w:t>
+      </w:r>
+    </w:p>
+    <w:p>
+      <w:pPr>
+        <w:tabs>
+          <w:tab w:val="left" w:pos="916"/>
+          <w:tab w:val="left" w:pos="1832"/>
+          <w:tab w:val="left" w:pos="2748"/>
+          <w:tab w:val="left" w:pos="3664"/>
+          <w:tab w:val="left" w:pos="4580"/>
+          <w:tab w:val="left" w:pos="5496"/>
+          <w:tab w:val="left" w:pos="6412"/>
+          <w:tab w:val="left" w:pos="7328"/>
+          <w:tab w:val="left" w:pos="8244"/>
+          <w:tab w:val="left" w:pos="9160"/>
+          <w:tab w:val="left" w:pos="10076"/>
+          <w:tab w:val="left" w:pos="10992"/>
+          <w:tab w:val="left" w:pos="11908"/>
+          <w:tab w:val="left" w:pos="12824"/>
+          <w:tab w:val="left" w:pos="13740"/>
+          <w:tab w:val="left" w:pos="14656"/>
+        </w:tabs>
+        <w:spacing w:after="0" w:line="240" w:lineRule="auto"/>
+        <w:rPr>
+          <w:rFonts w:ascii="Courier New" w:eastAsia="Times New Roman" w:hAnsi="Courier New" w:cs="Courier New"/>
+          <w:sz w:val="20"/>
+          <w:szCs w:val="20"/>
+          <w:lang w:eastAsia="es-ES"/>
+        </w:rPr>
+      </w:pPr>
+      <w:r>
+        <w:rPr>
+          <w:rFonts w:ascii="Courier New" w:eastAsia="Times New Roman" w:hAnsi="Courier New" w:cs="Courier New"/>
+          <w:sz w:val="20"/>
+          <w:szCs w:val="20"/>
+          <w:lang w:eastAsia="es-ES"/>
+        </w:rPr>
+        <w:t xml:space="preserve">  "</w:t>
+      </w:r>
+      <w:proofErr w:type="spellStart"/>
+      <w:r>
+        <w:rPr>
+          <w:rFonts w:ascii="Courier New" w:eastAsia="Times New Roman" w:hAnsi="Courier New" w:cs="Courier New"/>
+          <w:sz w:val="20"/>
+          <w:szCs w:val="20"/>
+          <w:lang w:eastAsia="es-ES"/>
+        </w:rPr>
+        <w:t>trace_id</w:t>
+      </w:r>
+      <w:proofErr w:type="spellEnd"/>
+      <w:r>
+        <w:rPr>
+          <w:rFonts w:ascii="Courier New" w:eastAsia="Times New Roman" w:hAnsi="Courier New" w:cs="Courier New"/>
+          <w:sz w:val="20"/>
+          <w:szCs w:val="20"/>
+          <w:lang w:eastAsia="es-ES"/>
+        </w:rPr>
+        <w:t>": "a1b2c3d4-e5f6-7890-abcd-ef1234567890",</w:t>
+      </w:r>
+    </w:p>
+    <w:p>
+      <w:pPr>
+        <w:tabs>
+          <w:tab w:val="left" w:pos="916"/>
+          <w:tab w:val="left" w:pos="1832"/>
+          <w:tab w:val="left" w:pos="2748"/>
+          <w:tab w:val="left" w:pos="3664"/>
+          <w:tab w:val="left" w:pos="4580"/>
+          <w:tab w:val="left" w:pos="5496"/>
+          <w:tab w:val="left" w:pos="6412"/>
+          <w:tab w:val="left" w:pos="7328"/>
+          <w:tab w:val="left" w:pos="8244"/>
+          <w:tab w:val="left" w:pos="9160"/>
+          <w:tab w:val="left" w:pos="10076"/>
+          <w:tab w:val="left" w:pos="10992"/>
+          <w:tab w:val="left" w:pos="11908"/>
+          <w:tab w:val="left" w:pos="12824"/>
+          <w:tab w:val="left" w:pos="13740"/>
+          <w:tab w:val="left" w:pos="14656"/>
+        </w:tabs>
+        <w:spacing w:after="0" w:line="240" w:lineRule="auto"/>
+        <w:rPr>
+          <w:rFonts w:ascii="Courier New" w:eastAsia="Times New Roman" w:hAnsi="Courier New" w:cs="Courier New"/>
+          <w:sz w:val="20"/>
+          <w:szCs w:val="20"/>
+          <w:lang w:eastAsia="es-ES"/>
+        </w:rPr>
+      </w:pPr>
+      <w:r>
+        <w:rPr>
+          <w:rFonts w:ascii="Courier New" w:eastAsia="Times New Roman" w:hAnsi="Courier New" w:cs="Courier New"/>
+          <w:sz w:val="20"/>
+          <w:szCs w:val="20"/>
+          <w:lang w:eastAsia="es-ES"/>
+        </w:rPr>
+        <w:t xml:space="preserve">  "</w:t>
+      </w:r>
+      <w:proofErr w:type="spellStart"/>
+      <w:r>
+        <w:rPr>
+          <w:rFonts w:ascii="Courier New" w:eastAsia="Times New Roman" w:hAnsi="Courier New" w:cs="Courier New"/>
+          <w:sz w:val="20"/>
+          <w:szCs w:val="20"/>
+          <w:lang w:eastAsia="es-ES"/>
+        </w:rPr>
+        <w:t>timestamp</w:t>
+      </w:r>
+      <w:proofErr w:type="spellEnd"/>
+      <w:r>
+        <w:rPr>
+          <w:rFonts w:ascii="Courier New" w:eastAsia="Times New Roman" w:hAnsi="Courier New" w:cs="Courier New"/>
+          <w:sz w:val="20"/>
+          <w:szCs w:val="20"/>
+          <w:lang w:eastAsia="es-ES"/>
+        </w:rPr>
+        <w:t>": "2025-04-25T10:30:00Z",</w:t>
+      </w:r>
+    </w:p>
+    <w:p>
+      <w:pPr>
+        <w:tabs>
+          <w:tab w:val="left" w:pos="916"/>
+          <w:tab w:val="left" w:pos="1832"/>
+          <w:tab w:val="left" w:pos="2748"/>
+          <w:tab w:val="left" w:pos="3664"/>
+          <w:tab w:val="left" w:pos="4580"/>
+          <w:tab w:val="left" w:pos="5496"/>
+          <w:tab w:val="left" w:pos="6412"/>
+          <w:tab w:val="left" w:pos="7328"/>
+          <w:tab w:val="left" w:pos="8244"/>
+          <w:tab w:val="left" w:pos="9160"/>
+          <w:tab w:val="left" w:pos="10076"/>
+          <w:tab w:val="left" w:pos="10992"/>
+          <w:tab w:val="left" w:pos="11908"/>
+          <w:tab w:val="left" w:pos="12824"/>
+          <w:tab w:val="left" w:pos="13740"/>
+          <w:tab w:val="left" w:pos="14656"/>
+        </w:tabs>
+        <w:spacing w:after="0" w:line="240" w:lineRule="auto"/>
+        <w:rPr>
+          <w:rFonts w:ascii="Courier New" w:eastAsia="Times New Roman" w:hAnsi="Courier New" w:cs="Courier New"/>
+          <w:sz w:val="20"/>
+          <w:szCs w:val="20"/>
+          <w:lang w:eastAsia="es-ES"/>
+        </w:rPr>
+      </w:pPr>
+      <w:r>
+        <w:rPr>
+          <w:rFonts w:ascii="Courier New" w:eastAsia="Times New Roman" w:hAnsi="Courier New" w:cs="Courier New"/>
+          <w:sz w:val="20"/>
+          <w:szCs w:val="20"/>
+          <w:lang w:eastAsia="es-ES"/>
+        </w:rPr>
+        <w:t xml:space="preserve">  "</w:t>
+      </w:r>
+      <w:proofErr w:type="spellStart"/>
+      <w:r>
+        <w:rPr>
+          <w:rFonts w:ascii="Courier New" w:eastAsia="Times New Roman" w:hAnsi="Courier New" w:cs="Courier New"/>
+          <w:sz w:val="20"/>
+          <w:szCs w:val="20"/>
+          <w:lang w:eastAsia="es-ES"/>
+        </w:rPr>
+        <w:t>mensaje_entrada</w:t>
+      </w:r>
+      <w:proofErr w:type="spellEnd"/>
+      <w:r>
+        <w:rPr>
+          <w:rFonts w:ascii="Courier New" w:eastAsia="Times New Roman" w:hAnsi="Courier New" w:cs="Courier New"/>
+          <w:sz w:val="20"/>
+          <w:szCs w:val="20"/>
+          <w:lang w:eastAsia="es-ES"/>
+        </w:rPr>
+        <w:t>": "Solo quiero fluir y ver qué pasa",</w:t>
+      </w:r>
+    </w:p>
+    <w:p>
+      <w:pPr>
+        <w:tabs>
+          <w:tab w:val="left" w:pos="916"/>
+          <w:tab w:val="left" w:pos="1832"/>
+          <w:tab w:val="left" w:pos="2748"/>
+          <w:tab w:val="left" w:pos="3664"/>
+          <w:tab w:val="left" w:pos="4580"/>
+          <w:tab w:val="left" w:pos="5496"/>
+          <w:tab w:val="left" w:pos="6412"/>
+          <w:tab w:val="left" w:pos="7328"/>
+          <w:tab w:val="left" w:pos="8244"/>
+          <w:tab w:val="left" w:pos="9160"/>
+          <w:tab w:val="left" w:pos="10076"/>
+          <w:tab w:val="left" w:pos="10992"/>
+          <w:tab w:val="left" w:pos="11908"/>
+          <w:tab w:val="left" w:pos="12824"/>
+          <w:tab w:val="left" w:pos="13740"/>
+          <w:tab w:val="left" w:pos="14656"/>
+        </w:tabs>
+        <w:spacing w:after="0" w:line="240" w:lineRule="auto"/>
+        <w:rPr>
+          <w:rFonts w:ascii="Courier New" w:eastAsia="Times New Roman" w:hAnsi="Courier New" w:cs="Courier New"/>
+          <w:sz w:val="20"/>
+          <w:szCs w:val="20"/>
+          <w:lang w:eastAsia="es-ES"/>
+        </w:rPr>
+      </w:pPr>
+      <w:r>
+        <w:rPr>
+          <w:rFonts w:ascii="Courier New" w:eastAsia="Times New Roman" w:hAnsi="Courier New" w:cs="Courier New"/>
+          <w:sz w:val="20"/>
+          <w:szCs w:val="20"/>
+          <w:lang w:eastAsia="es-ES"/>
+        </w:rPr>
+        <w:t xml:space="preserve">  "contexto": "pareja",</w:t>
+      </w:r>
+    </w:p>
+    <w:p>
+      <w:pPr>
+        <w:tabs>
+          <w:tab w:val="left" w:pos="916"/>
+          <w:tab w:val="left" w:pos="1832"/>
+          <w:tab w:val="left" w:pos="2748"/>
+          <w:tab w:val="left" w:pos="3664"/>
+          <w:tab w:val="left" w:pos="4580"/>
+          <w:tab w:val="left" w:pos="5496"/>
+          <w:tab w:val="left" w:pos="6412"/>
+          <w:tab w:val="left" w:pos="7328"/>
+          <w:tab w:val="left" w:pos="8244"/>
+          <w:tab w:val="left" w:pos="9160"/>
+          <w:tab w:val="left" w:pos="10076"/>
+          <w:tab w:val="left" w:pos="10992"/>
+          <w:tab w:val="left" w:pos="11908"/>
+          <w:tab w:val="left" w:pos="12824"/>
+          <w:tab w:val="left" w:pos="13740"/>
+          <w:tab w:val="left" w:pos="14656"/>
+        </w:tabs>
+        <w:spacing w:after="0" w:line="240" w:lineRule="auto"/>
+        <w:rPr>
+          <w:rFonts w:ascii="Courier New" w:eastAsia="Times New Roman" w:hAnsi="Courier New" w:cs="Courier New"/>
+          <w:sz w:val="20"/>
+          <w:szCs w:val="20"/>
+          <w:lang w:eastAsia="es-ES"/>
+        </w:rPr>
+      </w:pPr>
+      <w:r>
+        <w:rPr>
+          <w:rFonts w:ascii="Courier New" w:eastAsia="Times New Roman" w:hAnsi="Courier New" w:cs="Courier New"/>
+          <w:sz w:val="20"/>
+          <w:szCs w:val="20"/>
+          <w:lang w:eastAsia="es-ES"/>
+        </w:rPr>
+        <w:t xml:space="preserve">  "</w:t>
+      </w:r>
+      <w:proofErr w:type="spellStart"/>
+      <w:r>
+        <w:rPr>
+          <w:rFonts w:ascii="Courier New" w:eastAsia="Times New Roman" w:hAnsi="Courier New" w:cs="Courier New"/>
+          <w:sz w:val="20"/>
+          <w:szCs w:val="20"/>
+          <w:lang w:eastAsia="es-ES"/>
+        </w:rPr>
+        <w:t>documentos_recuperados</w:t>
+      </w:r>
+      <w:proofErr w:type="spellEnd"/>
+      <w:r>
+        <w:rPr>
+          <w:rFonts w:ascii="Courier New" w:eastAsia="Times New Roman" w:hAnsi="Courier New" w:cs="Courier New"/>
+          <w:sz w:val="20"/>
+          <w:szCs w:val="20"/>
+          <w:lang w:eastAsia="es-ES"/>
+        </w:rPr>
+        <w:t>": [</w:t>
+      </w:r>
+    </w:p>
+    <w:p>
+      <w:pPr>
+        <w:tabs>
+          <w:tab w:val="left" w:pos="916"/>
+          <w:tab w:val="left" w:pos="1832"/>
+          <w:tab w:val="left" w:pos="2748"/>
+          <w:tab w:val="left" w:pos="3664"/>
+          <w:tab w:val="left" w:pos="4580"/>
+          <w:tab w:val="left" w:pos="5496"/>
+          <w:tab w:val="left" w:pos="6412"/>
+          <w:tab w:val="left" w:pos="7328"/>
+          <w:tab w:val="left" w:pos="8244"/>
+          <w:tab w:val="left" w:pos="9160"/>
+          <w:tab w:val="left" w:pos="10076"/>
+          <w:tab w:val="left" w:pos="10992"/>
+          <w:tab w:val="left" w:pos="11908"/>
+          <w:tab w:val="left" w:pos="12824"/>
+          <w:tab w:val="left" w:pos="13740"/>
+          <w:tab w:val="left" w:pos="14656"/>
+        </w:tabs>
+        <w:spacing w:after="0" w:line="240" w:lineRule="auto"/>
+        <w:rPr>
+          <w:rFonts w:ascii="Courier New" w:eastAsia="Times New Roman" w:hAnsi="Courier New" w:cs="Courier New"/>
+          <w:sz w:val="20"/>
+          <w:szCs w:val="20"/>
+          <w:lang w:eastAsia="es-ES"/>
+        </w:rPr>
+      </w:pPr>
+      <w:r>
+        <w:rPr>
+          <w:rFonts w:ascii="Courier New" w:eastAsia="Times New Roman" w:hAnsi="Courier New" w:cs="Courier New"/>
+          <w:sz w:val="20"/>
+          <w:szCs w:val="20"/>
+          <w:lang w:eastAsia="es-ES"/>
+        </w:rPr>
+        <w:t xml:space="preserve">    {</w:t>
+      </w:r>
+    </w:p>
+    <w:p>
+      <w:pPr>
+        <w:tabs>
+          <w:tab w:val="left" w:pos="916"/>
+          <w:tab w:val="left" w:pos="1832"/>
+          <w:tab w:val="left" w:pos="2748"/>
+          <w:tab w:val="left" w:pos="3664"/>
+          <w:tab w:val="left" w:pos="4580"/>
+          <w:tab w:val="left" w:pos="5496"/>
+          <w:tab w:val="left" w:pos="6412"/>
+          <w:tab w:val="left" w:pos="7328"/>
+          <w:tab w:val="left" w:pos="8244"/>
+          <w:tab w:val="left" w:pos="9160"/>
+          <w:tab w:val="left" w:pos="10076"/>
+          <w:tab w:val="left" w:pos="10992"/>
+          <w:tab w:val="left" w:pos="11908"/>
+          <w:tab w:val="left" w:pos="12824"/>
+          <w:tab w:val="left" w:pos="13740"/>
+          <w:tab w:val="left" w:pos="14656"/>
+        </w:tabs>
+        <w:spacing w:after="0" w:line="240" w:lineRule="auto"/>
+        <w:rPr>
+          <w:rFonts w:ascii="Courier New" w:eastAsia="Times New Roman" w:hAnsi="Courier New" w:cs="Courier New"/>
+          <w:sz w:val="20"/>
+          <w:szCs w:val="20"/>
+          <w:lang w:eastAsia="es-ES"/>
+        </w:rPr>
+      </w:pPr>
+      <w:r>
+        <w:rPr>
+          <w:rFonts w:ascii="Courier New" w:eastAsia="Times New Roman" w:hAnsi="Courier New" w:cs="Courier New"/>
+          <w:sz w:val="20"/>
+          <w:szCs w:val="20"/>
+          <w:lang w:eastAsia="es-ES"/>
+        </w:rPr>
+        <w:t xml:space="preserve">      "documento": "</w:t>
+      </w:r>
+      <w:proofErr w:type="spellStart"/>
+      <w:r>
+        <w:rPr>
+          <w:rFonts w:ascii="Courier New" w:eastAsia="Times New Roman" w:hAnsi="Courier New" w:cs="Courier New"/>
+          <w:sz w:val="20"/>
+          <w:szCs w:val="20"/>
+          <w:lang w:eastAsia="es-ES"/>
+        </w:rPr>
+        <w:t>Gottman</w:t>
+      </w:r>
+      <w:proofErr w:type="spellEnd"/>
+      <w:r>
+        <w:rPr>
+          <w:rFonts w:ascii="Courier New" w:eastAsia="Times New Roman" w:hAnsi="Courier New" w:cs="Courier New"/>
+          <w:sz w:val="20"/>
+          <w:szCs w:val="20"/>
+          <w:lang w:eastAsia="es-ES"/>
+        </w:rPr>
+        <w:t xml:space="preserve"> - </w:t>
+      </w:r>
+      <w:proofErr w:type="spellStart"/>
+      <w:r>
+        <w:rPr>
+          <w:rFonts w:ascii="Courier New" w:eastAsia="Times New Roman" w:hAnsi="Courier New" w:cs="Courier New"/>
+          <w:sz w:val="20"/>
+          <w:szCs w:val="20"/>
+          <w:lang w:eastAsia="es-ES"/>
+        </w:rPr>
+        <w:t>The</w:t>
+      </w:r>
+      <w:proofErr w:type="spellEnd"/>
+      <w:r>
+        <w:rPr>
+          <w:rFonts w:ascii="Courier New" w:eastAsia="Times New Roman" w:hAnsi="Courier New" w:cs="Courier New"/>
+          <w:sz w:val="20"/>
+          <w:szCs w:val="20"/>
+          <w:lang w:eastAsia="es-ES"/>
+        </w:rPr>
+        <w:t xml:space="preserve"> </w:t>
+      </w:r>
+      <w:proofErr w:type="spellStart"/>
+      <w:r>
+        <w:rPr>
+          <w:rFonts w:ascii="Courier New" w:eastAsia="Times New Roman" w:hAnsi="Courier New" w:cs="Courier New"/>
+          <w:sz w:val="20"/>
+          <w:szCs w:val="20"/>
+          <w:lang w:eastAsia="es-ES"/>
+        </w:rPr>
+        <w:t>Seven</w:t>
+      </w:r>
+      <w:proofErr w:type="spellEnd"/>
+      <w:r>
+        <w:rPr>
+          <w:rFonts w:ascii="Courier New" w:eastAsia="Times New Roman" w:hAnsi="Courier New" w:cs="Courier New"/>
+          <w:sz w:val="20"/>
+          <w:szCs w:val="20"/>
+          <w:lang w:eastAsia="es-ES"/>
+        </w:rPr>
+        <w:t xml:space="preserve"> </w:t>
+      </w:r>
+      <w:proofErr w:type="spellStart"/>
+      <w:r>
+        <w:rPr>
+          <w:rFonts w:ascii="Courier New" w:eastAsia="Times New Roman" w:hAnsi="Courier New" w:cs="Courier New"/>
+          <w:sz w:val="20"/>
+          <w:szCs w:val="20"/>
+          <w:lang w:eastAsia="es-ES"/>
+        </w:rPr>
+        <w:t>Principles</w:t>
+      </w:r>
+      <w:proofErr w:type="spellEnd"/>
+      <w:r>
+        <w:rPr>
+          <w:rFonts w:ascii="Courier New" w:eastAsia="Times New Roman" w:hAnsi="Courier New" w:cs="Courier New"/>
+          <w:sz w:val="20"/>
+          <w:szCs w:val="20"/>
+          <w:lang w:eastAsia="es-ES"/>
+        </w:rPr>
+        <w:t>",</w:t>
+      </w:r>
+    </w:p>
+    <w:p>
+      <w:pPr>
+        <w:tabs>
+          <w:tab w:val="left" w:pos="916"/>
+          <w:tab w:val="left" w:pos="1832"/>
+          <w:tab w:val="left" w:pos="2748"/>
+          <w:tab w:val="left" w:pos="3664"/>
+          <w:tab w:val="left" w:pos="4580"/>
+          <w:tab w:val="left" w:pos="5496"/>
+          <w:tab w:val="left" w:pos="6412"/>
+          <w:tab w:val="left" w:pos="7328"/>
+          <w:tab w:val="left" w:pos="8244"/>
+          <w:tab w:val="left" w:pos="9160"/>
+          <w:tab w:val="left" w:pos="10076"/>
+          <w:tab w:val="left" w:pos="10992"/>
+          <w:tab w:val="left" w:pos="11908"/>
+          <w:tab w:val="left" w:pos="12824"/>
+          <w:tab w:val="left" w:pos="13740"/>
+          <w:tab w:val="left" w:pos="14656"/>
+        </w:tabs>
+        <w:spacing w:after="0" w:line="240" w:lineRule="auto"/>
+        <w:rPr>
+          <w:rFonts w:ascii="Courier New" w:eastAsia="Times New Roman" w:hAnsi="Courier New" w:cs="Courier New"/>
+          <w:sz w:val="20"/>
+          <w:szCs w:val="20"/>
+          <w:lang w:eastAsia="es-ES"/>
+        </w:rPr>
+      </w:pPr>
+      <w:r>
+        <w:rPr>
+          <w:rFonts w:ascii="Courier New" w:eastAsia="Times New Roman" w:hAnsi="Courier New" w:cs="Courier New"/>
+          <w:sz w:val="20"/>
+          <w:szCs w:val="20"/>
+          <w:lang w:eastAsia="es-ES"/>
+        </w:rPr>
+        <w:t xml:space="preserve">      "fragmento": "Capítulo 3 — párrafo 2",</w:t>
+      </w:r>
+    </w:p>
+    <w:p>
+      <w:pPr>
+        <w:tabs>
+          <w:tab w:val="left" w:pos="916"/>
+          <w:tab w:val="left" w:pos="1832"/>
+          <w:tab w:val="left" w:pos="2748"/>
+          <w:tab w:val="left" w:pos="3664"/>
+          <w:tab w:val="left" w:pos="4580"/>
+          <w:tab w:val="left" w:pos="5496"/>
+          <w:tab w:val="left" w:pos="6412"/>
+          <w:tab w:val="left" w:pos="7328"/>
+          <w:tab w:val="left" w:pos="8244"/>
+          <w:tab w:val="left" w:pos="9160"/>
+          <w:tab w:val="left" w:pos="10076"/>
+          <w:tab w:val="left" w:pos="10992"/>
+          <w:tab w:val="left" w:pos="11908"/>
+          <w:tab w:val="left" w:pos="12824"/>
+          <w:tab w:val="left" w:pos="13740"/>
+          <w:tab w:val="left" w:pos="14656"/>
+        </w:tabs>
+        <w:spacing w:after="0" w:line="240" w:lineRule="auto"/>
+        <w:rPr>
+          <w:rFonts w:ascii="Courier New" w:eastAsia="Times New Roman" w:hAnsi="Courier New" w:cs="Courier New"/>
+          <w:sz w:val="20"/>
+          <w:szCs w:val="20"/>
+          <w:lang w:eastAsia="es-ES"/>
+        </w:rPr>
+      </w:pPr>
+      <w:r>
+        <w:rPr>
+          <w:rFonts w:ascii="Courier New" w:eastAsia="Times New Roman" w:hAnsi="Courier New" w:cs="Courier New"/>
+          <w:sz w:val="20"/>
+          <w:szCs w:val="20"/>
+          <w:lang w:eastAsia="es-ES"/>
+        </w:rPr>
+        <w:t xml:space="preserve">      "</w:t>
+      </w:r>
+      <w:proofErr w:type="spellStart"/>
+      <w:r>
+        <w:rPr>
+          <w:rFonts w:ascii="Courier New" w:eastAsia="Times New Roman" w:hAnsi="Courier New" w:cs="Courier New"/>
+          <w:sz w:val="20"/>
+          <w:szCs w:val="20"/>
+          <w:lang w:eastAsia="es-ES"/>
+        </w:rPr>
+        <w:t>score_relevancia</w:t>
+      </w:r>
+      <w:proofErr w:type="spellEnd"/>
+      <w:r>
+        <w:rPr>
+          <w:rFonts w:ascii="Courier New" w:eastAsia="Times New Roman" w:hAnsi="Courier New" w:cs="Courier New"/>
+          <w:sz w:val="20"/>
+          <w:szCs w:val="20"/>
+          <w:lang w:eastAsia="es-ES"/>
+        </w:rPr>
+        <w:t>": 0.87</w:t>
+      </w:r>
+    </w:p>
+    <w:p>
+      <w:pPr>
+        <w:tabs>
+          <w:tab w:val="left" w:pos="916"/>
+          <w:tab w:val="left" w:pos="1832"/>
+          <w:tab w:val="left" w:pos="2748"/>
+          <w:tab w:val="left" w:pos="3664"/>
+          <w:tab w:val="left" w:pos="4580"/>
+          <w:tab w:val="left" w:pos="5496"/>
+          <w:tab w:val="left" w:pos="6412"/>
+          <w:tab w:val="left" w:pos="7328"/>
+          <w:tab w:val="left" w:pos="8244"/>
+          <w:tab w:val="left" w:pos="9160"/>
+          <w:tab w:val="left" w:pos="10076"/>
+          <w:tab w:val="left" w:pos="10992"/>
+          <w:tab w:val="left" w:pos="11908"/>
+          <w:tab w:val="left" w:pos="12824"/>
+          <w:tab w:val="left" w:pos="13740"/>
+          <w:tab w:val="left" w:pos="14656"/>
+        </w:tabs>
+        <w:spacing w:after="0" w:line="240" w:lineRule="auto"/>
+        <w:rPr>
+          <w:rFonts w:ascii="Courier New" w:eastAsia="Times New Roman" w:hAnsi="Courier New" w:cs="Courier New"/>
+          <w:sz w:val="20"/>
+          <w:szCs w:val="20"/>
+          <w:lang w:val="en-US" w:eastAsia="es-ES"/>
+        </w:rPr>
+      </w:pPr>
+      <w:r>
+        <w:rPr>
+          <w:rFonts w:ascii="Courier New" w:eastAsia="Times New Roman" w:hAnsi="Courier New" w:cs="Courier New"/>
+          <w:sz w:val="20"/>
+          <w:szCs w:val="20"/>
+          <w:lang w:eastAsia="es-ES"/>
+        </w:rPr>
+        <w:t xml:space="preserve">    </w:t>
+      </w:r>
+      <w:r>
+        <w:rPr>
+          <w:rFonts w:ascii="Courier New" w:eastAsia="Times New Roman" w:hAnsi="Courier New" w:cs="Courier New"/>
+          <w:sz w:val="20"/>
+          <w:szCs w:val="20"/>
+          <w:lang w:val="en-US" w:eastAsia="es-ES"/>
+        </w:rPr>
+        <w:t>},</w:t>
+      </w:r>
+    </w:p>
+    <w:p>
+      <w:pPr>
+        <w:tabs>
+          <w:tab w:val="left" w:pos="916"/>
+          <w:tab w:val="left" w:pos="1832"/>
+          <w:tab w:val="left" w:pos="2748"/>
+          <w:tab w:val="left" w:pos="3664"/>
+          <w:tab w:val="left" w:pos="4580"/>
+          <w:tab w:val="left" w:pos="5496"/>
+          <w:tab w:val="left" w:pos="6412"/>
+          <w:tab w:val="left" w:pos="7328"/>
+          <w:tab w:val="left" w:pos="8244"/>
+          <w:tab w:val="left" w:pos="9160"/>
+          <w:tab w:val="left" w:pos="10076"/>
+          <w:tab w:val="left" w:pos="10992"/>
+          <w:tab w:val="left" w:pos="11908"/>
+          <w:tab w:val="left" w:pos="12824"/>
+          <w:tab w:val="left" w:pos="13740"/>
+          <w:tab w:val="left" w:pos="14656"/>
+        </w:tabs>
+        <w:spacing w:after="0" w:line="240" w:lineRule="auto"/>
+        <w:rPr>
+          <w:rFonts w:ascii="Courier New" w:eastAsia="Times New Roman" w:hAnsi="Courier New" w:cs="Courier New"/>
+          <w:sz w:val="20"/>
+          <w:szCs w:val="20"/>
+          <w:lang w:val="en-US" w:eastAsia="es-ES"/>
+        </w:rPr>
+      </w:pPr>
+      <w:r>
+        <w:rPr>
+          <w:rFonts w:ascii="Courier New" w:eastAsia="Times New Roman" w:hAnsi="Courier New" w:cs="Courier New"/>
+          <w:sz w:val="20"/>
+          <w:szCs w:val="20"/>
+          <w:lang w:val="en-US" w:eastAsia="es-ES"/>
+        </w:rPr>
+        <w:t xml:space="preserve">    {</w:t>
+      </w:r>
+    </w:p>
+    <w:p>
+      <w:pPr>
+        <w:tabs>
+          <w:tab w:val="left" w:pos="916"/>
+          <w:tab w:val="left" w:pos="1832"/>
+          <w:tab w:val="left" w:pos="2748"/>
+          <w:tab w:val="left" w:pos="3664"/>
+          <w:tab w:val="left" w:pos="4580"/>
+          <w:tab w:val="left" w:pos="5496"/>
+          <w:tab w:val="left" w:pos="6412"/>
+          <w:tab w:val="left" w:pos="7328"/>
+          <w:tab w:val="left" w:pos="8244"/>
+          <w:tab w:val="left" w:pos="9160"/>
+          <w:tab w:val="left" w:pos="10076"/>
+          <w:tab w:val="left" w:pos="10992"/>
+          <w:tab w:val="left" w:pos="11908"/>
+          <w:tab w:val="left" w:pos="12824"/>
+          <w:tab w:val="left" w:pos="13740"/>
+          <w:tab w:val="left" w:pos="14656"/>
+        </w:tabs>
+        <w:spacing w:after="0" w:line="240" w:lineRule="auto"/>
+        <w:rPr>
+          <w:rFonts w:ascii="Courier New" w:eastAsia="Times New Roman" w:hAnsi="Courier New" w:cs="Courier New"/>
+          <w:sz w:val="20"/>
+          <w:szCs w:val="20"/>
+          <w:lang w:val="en-US" w:eastAsia="es-ES"/>
+        </w:rPr>
+      </w:pPr>
+      <w:r>
+        <w:rPr>
+          <w:rFonts w:ascii="Courier New" w:eastAsia="Times New Roman" w:hAnsi="Courier New" w:cs="Courier New"/>
+          <w:sz w:val="20"/>
+          <w:szCs w:val="20"/>
+          <w:lang w:val="en-US" w:eastAsia="es-ES"/>
+        </w:rPr>
+        <w:t xml:space="preserve">      "documento": "Johnson - Hold Me Tight",</w:t>
+      </w:r>
+    </w:p>
+    <w:p>
+      <w:pPr>
+        <w:tabs>
+          <w:tab w:val="left" w:pos="916"/>
+          <w:tab w:val="left" w:pos="1832"/>
+          <w:tab w:val="left" w:pos="2748"/>
+          <w:tab w:val="left" w:pos="3664"/>
+          <w:tab w:val="left" w:pos="4580"/>
+          <w:tab w:val="left" w:pos="5496"/>
+          <w:tab w:val="left" w:pos="6412"/>
+          <w:tab w:val="left" w:pos="7328"/>
+          <w:tab w:val="left" w:pos="8244"/>
+          <w:tab w:val="left" w:pos="9160"/>
+          <w:tab w:val="left" w:pos="10076"/>
+          <w:tab w:val="left" w:pos="10992"/>
+          <w:tab w:val="left" w:pos="11908"/>
+          <w:tab w:val="left" w:pos="12824"/>
+          <w:tab w:val="left" w:pos="13740"/>
+          <w:tab w:val="left" w:pos="14656"/>
+        </w:tabs>
+        <w:spacing w:after="0" w:line="240" w:lineRule="auto"/>
+        <w:rPr>
+          <w:rFonts w:ascii="Courier New" w:eastAsia="Times New Roman" w:hAnsi="Courier New" w:cs="Courier New"/>
+          <w:sz w:val="20"/>
+          <w:szCs w:val="20"/>
+          <w:lang w:eastAsia="es-ES"/>
+        </w:rPr>
+      </w:pPr>
+      <w:r>
+        <w:rPr>
+          <w:rFonts w:ascii="Courier New" w:eastAsia="Times New Roman" w:hAnsi="Courier New" w:cs="Courier New"/>
+          <w:sz w:val="20"/>
+          <w:szCs w:val="20"/>
+          <w:lang w:val="en-US" w:eastAsia="es-ES"/>
+        </w:rPr>
+        <w:t xml:space="preserve">      </w:t>
+      </w:r>
+      <w:r>
+        <w:rPr>
+          <w:rFonts w:ascii="Courier New" w:eastAsia="Times New Roman" w:hAnsi="Courier New" w:cs="Courier New"/>
+          <w:sz w:val="20"/>
+          <w:szCs w:val="20"/>
+          <w:lang w:eastAsia="es-ES"/>
+        </w:rPr>
+        <w:t>"fragmento": "Conversación 1 — párrafo 5",</w:t>
+      </w:r>
+    </w:p>
+    <w:p>
+      <w:pPr>
+        <w:tabs>
+          <w:tab w:val="left" w:pos="916"/>
+          <w:tab w:val="left" w:pos="1832"/>
+          <w:tab w:val="left" w:pos="2748"/>
+          <w:tab w:val="left" w:pos="3664"/>
+          <w:tab w:val="left" w:pos="4580"/>
+          <w:tab w:val="left" w:pos="5496"/>
+          <w:tab w:val="left" w:pos="6412"/>
+          <w:tab w:val="left" w:pos="7328"/>
+          <w:tab w:val="left" w:pos="8244"/>
+          <w:tab w:val="left" w:pos="9160"/>
+          <w:tab w:val="left" w:pos="10076"/>
+          <w:tab w:val="left" w:pos="10992"/>
+          <w:tab w:val="left" w:pos="11908"/>
+          <w:tab w:val="left" w:pos="12824"/>
+          <w:tab w:val="left" w:pos="13740"/>
+          <w:tab w:val="left" w:pos="14656"/>
+        </w:tabs>
+        <w:spacing w:after="0" w:line="240" w:lineRule="auto"/>
+        <w:rPr>
+          <w:rFonts w:ascii="Courier New" w:eastAsia="Times New Roman" w:hAnsi="Courier New" w:cs="Courier New"/>
+          <w:sz w:val="20"/>
+          <w:szCs w:val="20"/>
+          <w:lang w:eastAsia="es-ES"/>
+        </w:rPr>
+      </w:pPr>
+      <w:r>
+        <w:rPr>
+          <w:rFonts w:ascii="Courier New" w:eastAsia="Times New Roman" w:hAnsi="Courier New" w:cs="Courier New"/>
+          <w:sz w:val="20"/>
+          <w:szCs w:val="20"/>
+          <w:lang w:eastAsia="es-ES"/>
+        </w:rPr>
+        <w:t xml:space="preserve">      "</w:t>
+      </w:r>
+      <w:proofErr w:type="spellStart"/>
+      <w:r>
+        <w:rPr>
+          <w:rFonts w:ascii="Courier New" w:eastAsia="Times New Roman" w:hAnsi="Courier New" w:cs="Courier New"/>
+          <w:sz w:val="20"/>
+          <w:szCs w:val="20"/>
+          <w:lang w:eastAsia="es-ES"/>
+        </w:rPr>
+        <w:t>score_relevancia</w:t>
+      </w:r>
+      <w:proofErr w:type="spellEnd"/>
+      <w:r>
+        <w:rPr>
+          <w:rFonts w:ascii="Courier New" w:eastAsia="Times New Roman" w:hAnsi="Courier New" w:cs="Courier New"/>
+          <w:sz w:val="20"/>
+          <w:szCs w:val="20"/>
+          <w:lang w:eastAsia="es-ES"/>
+        </w:rPr>
+        <w:t>": 0.73</w:t>
+      </w:r>
+    </w:p>
+    <w:p>
+      <w:pPr>
+        <w:tabs>
+          <w:tab w:val="left" w:pos="916"/>
+          <w:tab w:val="left" w:pos="1832"/>
+          <w:tab w:val="left" w:pos="2748"/>
+          <w:tab w:val="left" w:pos="3664"/>
+          <w:tab w:val="left" w:pos="4580"/>
+          <w:tab w:val="left" w:pos="5496"/>
+          <w:tab w:val="left" w:pos="6412"/>
+          <w:tab w:val="left" w:pos="7328"/>
+          <w:tab w:val="left" w:pos="8244"/>
+          <w:tab w:val="left" w:pos="9160"/>
+          <w:tab w:val="left" w:pos="10076"/>
+          <w:tab w:val="left" w:pos="10992"/>
+          <w:tab w:val="left" w:pos="11908"/>
+          <w:tab w:val="left" w:pos="12824"/>
+          <w:tab w:val="left" w:pos="13740"/>
+          <w:tab w:val="left" w:pos="14656"/>
+        </w:tabs>
+        <w:spacing w:after="0" w:line="240" w:lineRule="auto"/>
+        <w:rPr>
+          <w:rFonts w:ascii="Courier New" w:eastAsia="Times New Roman" w:hAnsi="Courier New" w:cs="Courier New"/>
+          <w:sz w:val="20"/>
+          <w:szCs w:val="20"/>
+          <w:lang w:eastAsia="es-ES"/>
+        </w:rPr>
+      </w:pPr>
+      <w:r>
+        <w:rPr>
+          <w:rFonts w:ascii="Courier New" w:eastAsia="Times New Roman" w:hAnsi="Courier New" w:cs="Courier New"/>
+          <w:sz w:val="20"/>
+          <w:szCs w:val="20"/>
+          <w:lang w:eastAsia="es-ES"/>
+        </w:rPr>
+        <w:t xml:space="preserve">    }</w:t>
+      </w:r>
+    </w:p>
+    <w:p>
+      <w:pPr>
+        <w:tabs>
+          <w:tab w:val="left" w:pos="916"/>
+          <w:tab w:val="left" w:pos="1832"/>
+          <w:tab w:val="left" w:pos="2748"/>
+          <w:tab w:val="left" w:pos="3664"/>
+          <w:tab w:val="left" w:pos="4580"/>
+          <w:tab w:val="left" w:pos="5496"/>
+          <w:tab w:val="left" w:pos="6412"/>
+          <w:tab w:val="left" w:pos="7328"/>
+          <w:tab w:val="left" w:pos="8244"/>
+          <w:tab w:val="left" w:pos="9160"/>
+          <w:tab w:val="left" w:pos="10076"/>
+          <w:tab w:val="left" w:pos="10992"/>
+          <w:tab w:val="left" w:pos="11908"/>
+          <w:tab w:val="left" w:pos="12824"/>
+          <w:tab w:val="left" w:pos="13740"/>
+          <w:tab w:val="left" w:pos="14656"/>
+        </w:tabs>
+        <w:spacing w:after="0" w:line="240" w:lineRule="auto"/>
+        <w:rPr>
+          <w:rFonts w:ascii="Courier New" w:eastAsia="Times New Roman" w:hAnsi="Courier New" w:cs="Courier New"/>
+          <w:sz w:val="20"/>
+          <w:szCs w:val="20"/>
+          <w:lang w:eastAsia="es-ES"/>
+        </w:rPr>
+      </w:pPr>
+      <w:r>
+        <w:rPr>
+          <w:rFonts w:ascii="Courier New" w:eastAsia="Times New Roman" w:hAnsi="Courier New" w:cs="Courier New"/>
+          <w:sz w:val="20"/>
+          <w:szCs w:val="20"/>
+          <w:lang w:eastAsia="es-ES"/>
+        </w:rPr>
+        <w:t xml:space="preserve">  ],</w:t>
+      </w:r>
+    </w:p>
+    <w:p>
+      <w:pPr>
+        <w:tabs>
+          <w:tab w:val="left" w:pos="916"/>
+          <w:tab w:val="left" w:pos="1832"/>
+          <w:tab w:val="left" w:pos="2748"/>
+          <w:tab w:val="left" w:pos="3664"/>
+          <w:tab w:val="left" w:pos="4580"/>
+          <w:tab w:val="left" w:pos="5496"/>
+          <w:tab w:val="left" w:pos="6412"/>
+          <w:tab w:val="left" w:pos="7328"/>
+          <w:tab w:val="left" w:pos="8244"/>
+          <w:tab w:val="left" w:pos="9160"/>
+          <w:tab w:val="left" w:pos="10076"/>
+          <w:tab w:val="left" w:pos="10992"/>
+          <w:tab w:val="left" w:pos="11908"/>
+          <w:tab w:val="left" w:pos="12824"/>
+          <w:tab w:val="left" w:pos="13740"/>
+          <w:tab w:val="left" w:pos="14656"/>
+        </w:tabs>
+        <w:spacing w:after="0" w:line="240" w:lineRule="auto"/>
+        <w:rPr>
+          <w:rFonts w:ascii="Courier New" w:eastAsia="Times New Roman" w:hAnsi="Courier New" w:cs="Courier New"/>
+          <w:sz w:val="20"/>
+          <w:szCs w:val="20"/>
+          <w:lang w:eastAsia="es-ES"/>
+        </w:rPr>
+      </w:pPr>
+      <w:r>
+        <w:rPr>
+          <w:rFonts w:ascii="Courier New" w:eastAsia="Times New Roman" w:hAnsi="Courier New" w:cs="Courier New"/>
+          <w:sz w:val="20"/>
+          <w:szCs w:val="20"/>
+          <w:lang w:eastAsia="es-ES"/>
+        </w:rPr>
+        <w:t xml:space="preserve">  "</w:t>
+      </w:r>
+      <w:proofErr w:type="spellStart"/>
+      <w:r>
+        <w:rPr>
+          <w:rFonts w:ascii="Courier New" w:eastAsia="Times New Roman" w:hAnsi="Courier New" w:cs="Courier New"/>
+          <w:sz w:val="20"/>
+          <w:szCs w:val="20"/>
+          <w:lang w:eastAsia="es-ES"/>
+        </w:rPr>
+        <w:t>prompt_final</w:t>
+      </w:r>
+      <w:proofErr w:type="spellEnd"/>
+      <w:r>
+        <w:rPr>
+          <w:rFonts w:ascii="Courier New" w:eastAsia="Times New Roman" w:hAnsi="Courier New" w:cs="Courier New"/>
+          <w:sz w:val="20"/>
+          <w:szCs w:val="20"/>
+          <w:lang w:eastAsia="es-ES"/>
+        </w:rPr>
+        <w:t>": "Eres un sistema de análisis pragmático</w:t>
+      </w:r>
+      <w:proofErr w:type="gramStart"/>
+      <w:r>
+        <w:rPr>
+          <w:rFonts w:ascii="Courier New" w:eastAsia="Times New Roman" w:hAnsi="Courier New" w:cs="Courier New"/>
+          <w:sz w:val="20"/>
+          <w:szCs w:val="20"/>
+          <w:lang w:eastAsia="es-ES"/>
+        </w:rPr>
+        <w:t>...[</w:t>
+      </w:r>
+      <w:proofErr w:type="spellStart"/>
+      <w:proofErr w:type="gramEnd"/>
+      <w:r>
+        <w:rPr>
+          <w:rFonts w:ascii="Courier New" w:eastAsia="Times New Roman" w:hAnsi="Courier New" w:cs="Courier New"/>
+          <w:sz w:val="20"/>
+          <w:szCs w:val="20"/>
+          <w:lang w:eastAsia="es-ES"/>
+        </w:rPr>
+        <w:t>prompt</w:t>
+      </w:r>
+      <w:proofErr w:type="spellEnd"/>
+      <w:r>
+        <w:rPr>
+          <w:rFonts w:ascii="Courier New" w:eastAsia="Times New Roman" w:hAnsi="Courier New" w:cs="Courier New"/>
+          <w:sz w:val="20"/>
+          <w:szCs w:val="20"/>
+          <w:lang w:eastAsia="es-ES"/>
+        </w:rPr>
+        <w:t xml:space="preserve"> completo]",</w:t>
+      </w:r>
+    </w:p>
+    <w:p>
+      <w:pPr>
+        <w:tabs>
+          <w:tab w:val="left" w:pos="916"/>
+          <w:tab w:val="left" w:pos="1832"/>
+          <w:tab w:val="left" w:pos="2748"/>
+          <w:tab w:val="left" w:pos="3664"/>
+          <w:tab w:val="left" w:pos="4580"/>
+          <w:tab w:val="left" w:pos="5496"/>
+          <w:tab w:val="left" w:pos="6412"/>
+          <w:tab w:val="left" w:pos="7328"/>
+          <w:tab w:val="left" w:pos="8244"/>
+          <w:tab w:val="left" w:pos="9160"/>
+          <w:tab w:val="left" w:pos="10076"/>
+          <w:tab w:val="left" w:pos="10992"/>
+          <w:tab w:val="left" w:pos="11908"/>
+          <w:tab w:val="left" w:pos="12824"/>
+          <w:tab w:val="left" w:pos="13740"/>
+          <w:tab w:val="left" w:pos="14656"/>
+        </w:tabs>
+        <w:spacing w:after="0" w:line="240" w:lineRule="auto"/>
+        <w:rPr>
+          <w:rFonts w:ascii="Courier New" w:eastAsia="Times New Roman" w:hAnsi="Courier New" w:cs="Courier New"/>
+          <w:sz w:val="20"/>
+          <w:szCs w:val="20"/>
+          <w:lang w:eastAsia="es-ES"/>
+        </w:rPr>
+      </w:pPr>
+      <w:r>
+        <w:rPr>
+          <w:rFonts w:ascii="Courier New" w:eastAsia="Times New Roman" w:hAnsi="Courier New" w:cs="Courier New"/>
+          <w:sz w:val="20"/>
+          <w:szCs w:val="20"/>
+          <w:lang w:eastAsia="es-ES"/>
+        </w:rPr>
+        <w:t xml:space="preserve">  "</w:t>
+      </w:r>
+      <w:proofErr w:type="spellStart"/>
+      <w:r>
+        <w:rPr>
+          <w:rFonts w:ascii="Courier New" w:eastAsia="Times New Roman" w:hAnsi="Courier New" w:cs="Courier New"/>
+          <w:sz w:val="20"/>
+          <w:szCs w:val="20"/>
+          <w:lang w:eastAsia="es-ES"/>
+        </w:rPr>
+        <w:t>respuesta_generada</w:t>
+      </w:r>
+      <w:proofErr w:type="spellEnd"/>
+      <w:r>
+        <w:rPr>
+          <w:rFonts w:ascii="Courier New" w:eastAsia="Times New Roman" w:hAnsi="Courier New" w:cs="Courier New"/>
+          <w:sz w:val="20"/>
+          <w:szCs w:val="20"/>
+          <w:lang w:eastAsia="es-ES"/>
+        </w:rPr>
+        <w:t>": "Baja implicación emocional...",</w:t>
+      </w:r>
+    </w:p>
+    <w:p>
+      <w:pPr>
+        <w:tabs>
+          <w:tab w:val="left" w:pos="916"/>
+          <w:tab w:val="left" w:pos="1832"/>
+          <w:tab w:val="left" w:pos="2748"/>
+          <w:tab w:val="left" w:pos="3664"/>
+          <w:tab w:val="left" w:pos="4580"/>
+          <w:tab w:val="left" w:pos="5496"/>
+          <w:tab w:val="left" w:pos="6412"/>
+          <w:tab w:val="left" w:pos="7328"/>
+          <w:tab w:val="left" w:pos="8244"/>
+          <w:tab w:val="left" w:pos="9160"/>
+          <w:tab w:val="left" w:pos="10076"/>
+          <w:tab w:val="left" w:pos="10992"/>
+          <w:tab w:val="left" w:pos="11908"/>
+          <w:tab w:val="left" w:pos="12824"/>
+          <w:tab w:val="left" w:pos="13740"/>
+          <w:tab w:val="left" w:pos="14656"/>
+        </w:tabs>
+        <w:spacing w:after="0" w:line="240" w:lineRule="auto"/>
+        <w:rPr>
+          <w:rFonts w:ascii="Courier New" w:eastAsia="Times New Roman" w:hAnsi="Courier New" w:cs="Courier New"/>
+          <w:sz w:val="20"/>
+          <w:szCs w:val="20"/>
+          <w:lang w:eastAsia="es-ES"/>
+        </w:rPr>
+      </w:pPr>
+      <w:r>
+        <w:rPr>
+          <w:rFonts w:ascii="Courier New" w:eastAsia="Times New Roman" w:hAnsi="Courier New" w:cs="Courier New"/>
+          <w:sz w:val="20"/>
+          <w:szCs w:val="20"/>
+          <w:lang w:eastAsia="es-ES"/>
+        </w:rPr>
+        <w:t xml:space="preserve">  "modelo": "gpt-4o-mini",</w:t>
+      </w:r>
+    </w:p>
+    <w:p>
+      <w:pPr>
+        <w:tabs>
+          <w:tab w:val="left" w:pos="916"/>
+          <w:tab w:val="left" w:pos="1832"/>
+          <w:tab w:val="left" w:pos="2748"/>
+          <w:tab w:val="left" w:pos="3664"/>
+          <w:tab w:val="left" w:pos="4580"/>
+          <w:tab w:val="left" w:pos="5496"/>
+          <w:tab w:val="left" w:pos="6412"/>
+          <w:tab w:val="left" w:pos="7328"/>
+          <w:tab w:val="left" w:pos="8244"/>
+          <w:tab w:val="left" w:pos="9160"/>
+          <w:tab w:val="left" w:pos="10076"/>
+          <w:tab w:val="left" w:pos="10992"/>
+          <w:tab w:val="left" w:pos="11908"/>
+          <w:tab w:val="left" w:pos="12824"/>
+          <w:tab w:val="left" w:pos="13740"/>
+          <w:tab w:val="left" w:pos="14656"/>
+        </w:tabs>
+        <w:spacing w:after="0" w:line="240" w:lineRule="auto"/>
+        <w:rPr>
+          <w:rFonts w:ascii="Courier New" w:eastAsia="Times New Roman" w:hAnsi="Courier New" w:cs="Courier New"/>
+          <w:sz w:val="20"/>
+          <w:szCs w:val="20"/>
+          <w:lang w:eastAsia="es-ES"/>
+        </w:rPr>
+      </w:pPr>
+      <w:r>
+        <w:rPr>
+          <w:rFonts w:ascii="Courier New" w:eastAsia="Times New Roman" w:hAnsi="Courier New" w:cs="Courier New"/>
+          <w:sz w:val="20"/>
+          <w:szCs w:val="20"/>
+          <w:lang w:eastAsia="es-ES"/>
+        </w:rPr>
+        <w:t xml:space="preserve">  "</w:t>
+      </w:r>
+      <w:proofErr w:type="spellStart"/>
+      <w:r>
+        <w:rPr>
+          <w:rFonts w:ascii="Courier New" w:eastAsia="Times New Roman" w:hAnsi="Courier New" w:cs="Courier New"/>
+          <w:sz w:val="20"/>
+          <w:szCs w:val="20"/>
+          <w:lang w:eastAsia="es-ES"/>
+        </w:rPr>
+        <w:t>version_modelo</w:t>
+      </w:r>
+      <w:proofErr w:type="spellEnd"/>
+      <w:r>
+        <w:rPr>
+          <w:rFonts w:ascii="Courier New" w:eastAsia="Times New Roman" w:hAnsi="Courier New" w:cs="Courier New"/>
+          <w:sz w:val="20"/>
+          <w:szCs w:val="20"/>
+          <w:lang w:eastAsia="es-ES"/>
+        </w:rPr>
+        <w:t>": "2024-07",</w:t>
+      </w:r>
+    </w:p>
+    <w:p>
+      <w:pPr>
+        <w:tabs>
+          <w:tab w:val="left" w:pos="916"/>
+          <w:tab w:val="left" w:pos="1832"/>
+          <w:tab w:val="left" w:pos="2748"/>
+          <w:tab w:val="left" w:pos="3664"/>
+          <w:tab w:val="left" w:pos="4580"/>
+          <w:tab w:val="left" w:pos="5496"/>
+          <w:tab w:val="left" w:pos="6412"/>
+          <w:tab w:val="left" w:pos="7328"/>
+          <w:tab w:val="left" w:pos="8244"/>
+          <w:tab w:val="left" w:pos="9160"/>
+          <w:tab w:val="left" w:pos="10076"/>
+          <w:tab w:val="left" w:pos="10992"/>
+          <w:tab w:val="left" w:pos="11908"/>
+          <w:tab w:val="left" w:pos="12824"/>
+          <w:tab w:val="left" w:pos="13740"/>
+          <w:tab w:val="left" w:pos="14656"/>
+        </w:tabs>
+        <w:spacing w:after="0" w:line="240" w:lineRule="auto"/>
+        <w:rPr>
+          <w:rFonts w:ascii="Courier New" w:eastAsia="Times New Roman" w:hAnsi="Courier New" w:cs="Courier New"/>
+          <w:sz w:val="20"/>
+          <w:szCs w:val="20"/>
+          <w:lang w:eastAsia="es-ES"/>
+        </w:rPr>
+      </w:pPr>
+      <w:r>
+        <w:rPr>
+          <w:rFonts w:ascii="Courier New" w:eastAsia="Times New Roman" w:hAnsi="Courier New" w:cs="Courier New"/>
+          <w:sz w:val="20"/>
+          <w:szCs w:val="20"/>
+          <w:lang w:eastAsia="es-ES"/>
+        </w:rPr>
+        <w:t xml:space="preserve">  "</w:t>
+      </w:r>
+      <w:proofErr w:type="spellStart"/>
+      <w:r>
+        <w:rPr>
+          <w:rFonts w:ascii="Courier New" w:eastAsia="Times New Roman" w:hAnsi="Courier New" w:cs="Courier New"/>
+          <w:sz w:val="20"/>
+          <w:szCs w:val="20"/>
+          <w:lang w:eastAsia="es-ES"/>
+        </w:rPr>
+        <w:t>politica_aplicada</w:t>
+      </w:r>
+      <w:proofErr w:type="spellEnd"/>
+      <w:r>
+        <w:rPr>
+          <w:rFonts w:ascii="Courier New" w:eastAsia="Times New Roman" w:hAnsi="Courier New" w:cs="Courier New"/>
+          <w:sz w:val="20"/>
+          <w:szCs w:val="20"/>
+          <w:lang w:eastAsia="es-ES"/>
+        </w:rPr>
+        <w:t>": "ninguna",</w:t>
+      </w:r>
+    </w:p>
+    <w:p>
+      <w:pPr>
+        <w:tabs>
+          <w:tab w:val="left" w:pos="916"/>
+          <w:tab w:val="left" w:pos="1832"/>
+          <w:tab w:val="left" w:pos="2748"/>
+          <w:tab w:val="left" w:pos="3664"/>
+          <w:tab w:val="left" w:pos="4580"/>
+          <w:tab w:val="left" w:pos="5496"/>
+          <w:tab w:val="left" w:pos="6412"/>
+          <w:tab w:val="left" w:pos="7328"/>
+          <w:tab w:val="left" w:pos="8244"/>
+          <w:tab w:val="left" w:pos="9160"/>
+          <w:tab w:val="left" w:pos="10076"/>
+          <w:tab w:val="left" w:pos="10992"/>
+          <w:tab w:val="left" w:pos="11908"/>
+          <w:tab w:val="left" w:pos="12824"/>
+          <w:tab w:val="left" w:pos="13740"/>
+          <w:tab w:val="left" w:pos="14656"/>
+        </w:tabs>
+        <w:spacing w:after="0" w:line="240" w:lineRule="auto"/>
+        <w:rPr>
+          <w:rFonts w:ascii="Courier New" w:eastAsia="Times New Roman" w:hAnsi="Courier New" w:cs="Courier New"/>
+          <w:sz w:val="20"/>
+          <w:szCs w:val="20"/>
+          <w:lang w:eastAsia="es-ES"/>
+        </w:rPr>
+      </w:pPr>
+      <w:r>
+        <w:rPr>
+          <w:rFonts w:ascii="Courier New" w:eastAsia="Times New Roman" w:hAnsi="Courier New" w:cs="Courier New"/>
+          <w:sz w:val="20"/>
+          <w:szCs w:val="20"/>
+          <w:lang w:eastAsia="es-ES"/>
+        </w:rPr>
+        <w:t xml:space="preserve">  "</w:t>
+      </w:r>
+      <w:proofErr w:type="spellStart"/>
+      <w:r>
+        <w:rPr>
+          <w:rFonts w:ascii="Courier New" w:eastAsia="Times New Roman" w:hAnsi="Courier New" w:cs="Courier New"/>
+          <w:sz w:val="20"/>
+          <w:szCs w:val="20"/>
+          <w:lang w:eastAsia="es-ES"/>
+        </w:rPr>
+        <w:t>grounded</w:t>
+      </w:r>
+      <w:proofErr w:type="spellEnd"/>
+      <w:r>
+        <w:rPr>
+          <w:rFonts w:ascii="Courier New" w:eastAsia="Times New Roman" w:hAnsi="Courier New" w:cs="Courier New"/>
+          <w:sz w:val="20"/>
+          <w:szCs w:val="20"/>
+          <w:lang w:eastAsia="es-ES"/>
+        </w:rPr>
+        <w:t>": true,</w:t>
+      </w:r>
+    </w:p>
+    <w:p>
+      <w:pPr>
+        <w:tabs>
+          <w:tab w:val="left" w:pos="916"/>
+          <w:tab w:val="left" w:pos="1832"/>
+          <w:tab w:val="left" w:pos="2748"/>
+          <w:tab w:val="left" w:pos="3664"/>
+          <w:tab w:val="left" w:pos="4580"/>
+          <w:tab w:val="left" w:pos="5496"/>
+          <w:tab w:val="left" w:pos="6412"/>
+          <w:tab w:val="left" w:pos="7328"/>
+          <w:tab w:val="left" w:pos="8244"/>
+          <w:tab w:val="left" w:pos="9160"/>
+          <w:tab w:val="left" w:pos="10076"/>
+          <w:tab w:val="left" w:pos="10992"/>
+          <w:tab w:val="left" w:pos="11908"/>
+          <w:tab w:val="left" w:pos="12824"/>
+          <w:tab w:val="left" w:pos="13740"/>
+          <w:tab w:val="left" w:pos="14656"/>
+        </w:tabs>
+        <w:spacing w:after="0" w:line="240" w:lineRule="auto"/>
+        <w:rPr>
+          <w:rFonts w:ascii="Courier New" w:eastAsia="Times New Roman" w:hAnsi="Courier New" w:cs="Courier New"/>
+          <w:sz w:val="20"/>
+          <w:szCs w:val="20"/>
+          <w:lang w:eastAsia="es-ES"/>
+        </w:rPr>
+      </w:pPr>
+      <w:r>
+        <w:rPr>
+          <w:rFonts w:ascii="Courier New" w:eastAsia="Times New Roman" w:hAnsi="Courier New" w:cs="Courier New"/>
+          <w:sz w:val="20"/>
+          <w:szCs w:val="20"/>
+          <w:lang w:eastAsia="es-ES"/>
+        </w:rPr>
+        <w:t xml:space="preserve">  "</w:t>
+      </w:r>
+      <w:proofErr w:type="spellStart"/>
+      <w:r>
+        <w:rPr>
+          <w:rFonts w:ascii="Courier New" w:eastAsia="Times New Roman" w:hAnsi="Courier New" w:cs="Courier New"/>
+          <w:sz w:val="20"/>
+          <w:szCs w:val="20"/>
+          <w:lang w:eastAsia="es-ES"/>
+        </w:rPr>
+        <w:t>latencia_ms</w:t>
+      </w:r>
+      <w:proofErr w:type="spellEnd"/>
+      <w:r>
+        <w:rPr>
+          <w:rFonts w:ascii="Courier New" w:eastAsia="Times New Roman" w:hAnsi="Courier New" w:cs="Courier New"/>
+          <w:sz w:val="20"/>
+          <w:szCs w:val="20"/>
+          <w:lang w:eastAsia="es-ES"/>
+        </w:rPr>
+        <w:t>": 1240</w:t>
+      </w:r>
+    </w:p>
+    <w:p>
+      <w:pPr>
+        <w:tabs>
+          <w:tab w:val="left" w:pos="916"/>
+          <w:tab w:val="left" w:pos="1832"/>
+          <w:tab w:val="left" w:pos="2748"/>
+          <w:tab w:val="left" w:pos="3664"/>
+          <w:tab w:val="left" w:pos="4580"/>
+          <w:tab w:val="left" w:pos="5496"/>
+          <w:tab w:val="left" w:pos="6412"/>
+          <w:tab w:val="left" w:pos="7328"/>
+          <w:tab w:val="left" w:pos="8244"/>
+          <w:tab w:val="left" w:pos="9160"/>
+          <w:tab w:val="left" w:pos="10076"/>
+          <w:tab w:val="left" w:pos="10992"/>
+          <w:tab w:val="left" w:pos="11908"/>
+          <w:tab w:val="left" w:pos="12824"/>
+          <w:tab w:val="left" w:pos="13740"/>
+          <w:tab w:val="left" w:pos="14656"/>
+        </w:tabs>
+        <w:spacing w:after="0" w:line="240" w:lineRule="auto"/>
+        <w:rPr>
+          <w:rFonts w:ascii="Courier New" w:eastAsia="Times New Roman" w:hAnsi="Courier New" w:cs="Courier New"/>
+          <w:sz w:val="20"/>
+          <w:szCs w:val="20"/>
+          <w:lang w:eastAsia="es-ES"/>
+        </w:rPr>
+      </w:pPr>
+      <w:r>
+        <w:rPr>
+          <w:rFonts w:ascii="Courier New" w:eastAsia="Times New Roman" w:hAnsi="Courier New" w:cs="Courier New"/>
+          <w:sz w:val="20"/>
+          <w:szCs w:val="20"/>
+          <w:lang w:eastAsia="es-ES"/>
+        </w:rPr>
+        <w:t>}</w:t>
+      </w:r>
+    </w:p>
+    <w:p>
+      <w:pPr>
+        <w:spacing w:after="0" w:line="240" w:lineRule="auto"/>
+        <w:rPr>
+          <w:rFonts w:ascii="Times New Roman" w:eastAsia="Times New Roman" w:hAnsi="Times New Roman" w:cs="Times New Roman"/>
+          <w:sz w:val="24"/>
+          <w:szCs w:val="24"/>
+          <w:lang w:eastAsia="es-ES"/>
+        </w:rPr>
+      </w:pPr>
+      <w:r>
+        <w:rPr>
+          <w:rFonts w:ascii="Times New Roman" w:eastAsia="Times New Roman" w:hAnsi="Times New Roman" w:cs="Times New Roman"/>
+          <w:sz w:val="24"/>
+          <w:szCs w:val="24"/>
+          <w:lang w:eastAsia="es-ES"/>
+        </w:rPr>
+        <w:pict w14:anchorId="6EFF74CB">
+          <v:rect id="_x0000_i1037" style="width:0;height:1.5pt" o:hralign="center" o:hrstd="t" o:hr="t" fillcolor="#a0a0a0" stroked="f"/>
+        </w:pict>
+      </w:r>
+    </w:p>
+    <w:p>
+      <w:pPr>
+        <w:spacing w:before="100" w:beforeAutospacing="1" w:after="100" w:afterAutospacing="1" w:line="240" w:lineRule="auto"/>
+        <w:outlineLvl w:val="2"/>
+        <w:rPr>
+          <w:rFonts w:ascii="Times New Roman" w:eastAsia="Times New Roman" w:hAnsi="Times New Roman" w:cs="Times New Roman"/>
+          <w:b/>
+          <w:bCs/>
+          <w:sz w:val="27"/>
+          <w:szCs w:val="27"/>
+          <w:lang w:eastAsia="es-ES"/>
+        </w:rPr>
+      </w:pPr>
+      <w:r>
+        <w:rPr>
+          <w:rFonts w:ascii="Times New Roman" w:eastAsia="Times New Roman" w:hAnsi="Times New Roman" w:cs="Times New Roman"/>
+          <w:b/>
+          <w:bCs/>
+          <w:sz w:val="27"/>
+          <w:szCs w:val="27"/>
+          <w:lang w:eastAsia="es-ES"/>
+        </w:rPr>
+        <w:t>4. Métricas de calidad</w:t>
+      </w:r>
+    </w:p>
+    <w:p>
+      <w:pPr>
+        <w:spacing w:before="100" w:beforeAutospacing="1" w:after="100" w:afterAutospacing="1" w:line="240" w:lineRule="auto"/>
+        <w:rPr>
+          <w:rFonts w:ascii="Times New Roman" w:eastAsia="Times New Roman" w:hAnsi="Times New Roman" w:cs="Times New Roman"/>
+          <w:sz w:val="24"/>
+          <w:szCs w:val="24"/>
+          <w:lang w:eastAsia="es-ES"/>
+        </w:rPr>
+      </w:pPr>
+      <w:r>
+        <w:rPr>
+          <w:rFonts w:ascii="Times New Roman" w:eastAsia="Times New Roman" w:hAnsi="Times New Roman" w:cs="Times New Roman"/>
+          <w:sz w:val="24"/>
+          <w:szCs w:val="24"/>
+          <w:lang w:eastAsia="es-ES"/>
+        </w:rPr>
+        <w:lastRenderedPageBreak/>
+        <w:t>Devuelve métricas agregadas del sistema para la defensa y monitorización.</w:t>
+      </w:r>
+    </w:p>
+    <w:p>
+      <w:pPr>
+        <w:tabs>
+          <w:tab w:val="left" w:pos="916"/>
+          <w:tab w:val="left" w:pos="1832"/>
+          <w:tab w:val="left" w:pos="2748"/>
+          <w:tab w:val="left" w:pos="3664"/>
+          <w:tab w:val="left" w:pos="4580"/>
+          <w:tab w:val="left" w:pos="5496"/>
+          <w:tab w:val="left" w:pos="6412"/>
+          <w:tab w:val="left" w:pos="7328"/>
+          <w:tab w:val="left" w:pos="8244"/>
+          <w:tab w:val="left" w:pos="9160"/>
+          <w:tab w:val="left" w:pos="10076"/>
+          <w:tab w:val="left" w:pos="10992"/>
+          <w:tab w:val="left" w:pos="11908"/>
+          <w:tab w:val="left" w:pos="12824"/>
+          <w:tab w:val="left" w:pos="13740"/>
+          <w:tab w:val="left" w:pos="14656"/>
+        </w:tabs>
+        <w:spacing w:after="0" w:line="240" w:lineRule="auto"/>
+        <w:rPr>
+          <w:rFonts w:ascii="Courier New" w:eastAsia="Times New Roman" w:hAnsi="Courier New" w:cs="Courier New"/>
+          <w:sz w:val="20"/>
+          <w:szCs w:val="20"/>
+          <w:lang w:eastAsia="es-ES"/>
+        </w:rPr>
+      </w:pPr>
+      <w:r>
+        <w:rPr>
+          <w:rFonts w:ascii="Courier New" w:eastAsia="Times New Roman" w:hAnsi="Courier New" w:cs="Courier New"/>
+          <w:sz w:val="20"/>
+          <w:szCs w:val="20"/>
+          <w:lang w:eastAsia="es-ES"/>
+        </w:rPr>
+        <w:t>GET /</w:t>
+      </w:r>
+      <w:proofErr w:type="spellStart"/>
+      <w:r>
+        <w:rPr>
+          <w:rFonts w:ascii="Courier New" w:eastAsia="Times New Roman" w:hAnsi="Courier New" w:cs="Courier New"/>
+          <w:sz w:val="20"/>
+          <w:szCs w:val="20"/>
+          <w:lang w:eastAsia="es-ES"/>
+        </w:rPr>
+        <w:t>metricas</w:t>
+      </w:r>
+      <w:proofErr w:type="spellEnd"/>
+    </w:p>
+    <w:p>
+      <w:pPr>
+        <w:spacing w:before="100" w:beforeAutospacing="1" w:after="100" w:afterAutospacing="1" w:line="240" w:lineRule="auto"/>
+        <w:rPr>
+          <w:rFonts w:ascii="Times New Roman" w:eastAsia="Times New Roman" w:hAnsi="Times New Roman" w:cs="Times New Roman"/>
+          <w:sz w:val="24"/>
+          <w:szCs w:val="24"/>
+          <w:lang w:eastAsia="es-ES"/>
+        </w:rPr>
+      </w:pPr>
+      <w:r>
+        <w:rPr>
+          <w:rFonts w:ascii="Times New Roman" w:eastAsia="Times New Roman" w:hAnsi="Times New Roman" w:cs="Times New Roman"/>
+          <w:b/>
+          <w:bCs/>
+          <w:sz w:val="24"/>
+          <w:szCs w:val="24"/>
+          <w:lang w:eastAsia="es-ES"/>
+        </w:rPr>
+        <w:t>Response 200:</w:t>
+      </w:r>
+    </w:p>
+    <w:p>
+      <w:pPr>
+        <w:tabs>
+          <w:tab w:val="left" w:pos="916"/>
+          <w:tab w:val="left" w:pos="1832"/>
+          <w:tab w:val="left" w:pos="2748"/>
+          <w:tab w:val="left" w:pos="3664"/>
+          <w:tab w:val="left" w:pos="4580"/>
+          <w:tab w:val="left" w:pos="5496"/>
+          <w:tab w:val="left" w:pos="6412"/>
+          <w:tab w:val="left" w:pos="7328"/>
+          <w:tab w:val="left" w:pos="8244"/>
+          <w:tab w:val="left" w:pos="9160"/>
+          <w:tab w:val="left" w:pos="10076"/>
+          <w:tab w:val="left" w:pos="10992"/>
+          <w:tab w:val="left" w:pos="11908"/>
+          <w:tab w:val="left" w:pos="12824"/>
+          <w:tab w:val="left" w:pos="13740"/>
+          <w:tab w:val="left" w:pos="14656"/>
+        </w:tabs>
+        <w:spacing w:after="0" w:line="240" w:lineRule="auto"/>
+        <w:rPr>
+          <w:rFonts w:ascii="Courier New" w:eastAsia="Times New Roman" w:hAnsi="Courier New" w:cs="Courier New"/>
+          <w:sz w:val="20"/>
+          <w:szCs w:val="20"/>
+          <w:lang w:eastAsia="es-ES"/>
+        </w:rPr>
+      </w:pPr>
+      <w:r>
+        <w:rPr>
+          <w:rFonts w:ascii="Courier New" w:eastAsia="Times New Roman" w:hAnsi="Courier New" w:cs="Courier New"/>
+          <w:sz w:val="20"/>
+          <w:szCs w:val="20"/>
+          <w:lang w:eastAsia="es-ES"/>
+        </w:rPr>
+        <w:t>{</w:t>
+      </w:r>
+    </w:p>
+    <w:p>
+      <w:pPr>
+        <w:tabs>
+          <w:tab w:val="left" w:pos="916"/>
+          <w:tab w:val="left" w:pos="1832"/>
+          <w:tab w:val="left" w:pos="2748"/>
+          <w:tab w:val="left" w:pos="3664"/>
+          <w:tab w:val="left" w:pos="4580"/>
+          <w:tab w:val="left" w:pos="5496"/>
+          <w:tab w:val="left" w:pos="6412"/>
+          <w:tab w:val="left" w:pos="7328"/>
+          <w:tab w:val="left" w:pos="8244"/>
+          <w:tab w:val="left" w:pos="9160"/>
+          <w:tab w:val="left" w:pos="10076"/>
+          <w:tab w:val="left" w:pos="10992"/>
+          <w:tab w:val="left" w:pos="11908"/>
+          <w:tab w:val="left" w:pos="12824"/>
+          <w:tab w:val="left" w:pos="13740"/>
+          <w:tab w:val="left" w:pos="14656"/>
+        </w:tabs>
+        <w:spacing w:after="0" w:line="240" w:lineRule="auto"/>
+        <w:rPr>
+          <w:rFonts w:ascii="Courier New" w:eastAsia="Times New Roman" w:hAnsi="Courier New" w:cs="Courier New"/>
+          <w:sz w:val="20"/>
+          <w:szCs w:val="20"/>
+          <w:lang w:eastAsia="es-ES"/>
+        </w:rPr>
+      </w:pPr>
+      <w:r>
+        <w:rPr>
+          <w:rFonts w:ascii="Courier New" w:eastAsia="Times New Roman" w:hAnsi="Courier New" w:cs="Courier New"/>
+          <w:sz w:val="20"/>
+          <w:szCs w:val="20"/>
+          <w:lang w:eastAsia="es-ES"/>
+        </w:rPr>
+        <w:t xml:space="preserve">  "periodo": "últimos 7 días",</w:t>
+      </w:r>
+    </w:p>
+    <w:p>
+      <w:pPr>
+        <w:tabs>
+          <w:tab w:val="left" w:pos="916"/>
+          <w:tab w:val="left" w:pos="1832"/>
+          <w:tab w:val="left" w:pos="2748"/>
+          <w:tab w:val="left" w:pos="3664"/>
+          <w:tab w:val="left" w:pos="4580"/>
+          <w:tab w:val="left" w:pos="5496"/>
+          <w:tab w:val="left" w:pos="6412"/>
+          <w:tab w:val="left" w:pos="7328"/>
+          <w:tab w:val="left" w:pos="8244"/>
+          <w:tab w:val="left" w:pos="9160"/>
+          <w:tab w:val="left" w:pos="10076"/>
+          <w:tab w:val="left" w:pos="10992"/>
+          <w:tab w:val="left" w:pos="11908"/>
+          <w:tab w:val="left" w:pos="12824"/>
+          <w:tab w:val="left" w:pos="13740"/>
+          <w:tab w:val="left" w:pos="14656"/>
+        </w:tabs>
+        <w:spacing w:after="0" w:line="240" w:lineRule="auto"/>
+        <w:rPr>
+          <w:rFonts w:ascii="Courier New" w:eastAsia="Times New Roman" w:hAnsi="Courier New" w:cs="Courier New"/>
+          <w:sz w:val="20"/>
+          <w:szCs w:val="20"/>
+          <w:lang w:eastAsia="es-ES"/>
+        </w:rPr>
+      </w:pPr>
+      <w:r>
+        <w:rPr>
+          <w:rFonts w:ascii="Courier New" w:eastAsia="Times New Roman" w:hAnsi="Courier New" w:cs="Courier New"/>
+          <w:sz w:val="20"/>
+          <w:szCs w:val="20"/>
+          <w:lang w:eastAsia="es-ES"/>
+        </w:rPr>
+        <w:t xml:space="preserve">  "</w:t>
+      </w:r>
+      <w:proofErr w:type="spellStart"/>
+      <w:r>
+        <w:rPr>
+          <w:rFonts w:ascii="Courier New" w:eastAsia="Times New Roman" w:hAnsi="Courier New" w:cs="Courier New"/>
+          <w:sz w:val="20"/>
+          <w:szCs w:val="20"/>
+          <w:lang w:eastAsia="es-ES"/>
+        </w:rPr>
+        <w:t>total_requests</w:t>
+      </w:r>
+      <w:proofErr w:type="spellEnd"/>
+      <w:r>
+        <w:rPr>
+          <w:rFonts w:ascii="Courier New" w:eastAsia="Times New Roman" w:hAnsi="Courier New" w:cs="Courier New"/>
+          <w:sz w:val="20"/>
+          <w:szCs w:val="20"/>
+          <w:lang w:eastAsia="es-ES"/>
+        </w:rPr>
+        <w:t>": 342,</w:t>
+      </w:r>
+    </w:p>
+    <w:p>
+      <w:pPr>
+        <w:tabs>
+          <w:tab w:val="left" w:pos="916"/>
+          <w:tab w:val="left" w:pos="1832"/>
+          <w:tab w:val="left" w:pos="2748"/>
+          <w:tab w:val="left" w:pos="3664"/>
+          <w:tab w:val="left" w:pos="4580"/>
+          <w:tab w:val="left" w:pos="5496"/>
+          <w:tab w:val="left" w:pos="6412"/>
+          <w:tab w:val="left" w:pos="7328"/>
+          <w:tab w:val="left" w:pos="8244"/>
+          <w:tab w:val="left" w:pos="9160"/>
+          <w:tab w:val="left" w:pos="10076"/>
+          <w:tab w:val="left" w:pos="10992"/>
+          <w:tab w:val="left" w:pos="11908"/>
+          <w:tab w:val="left" w:pos="12824"/>
+          <w:tab w:val="left" w:pos="13740"/>
+          <w:tab w:val="left" w:pos="14656"/>
+        </w:tabs>
+        <w:spacing w:after="0" w:line="240" w:lineRule="auto"/>
+        <w:rPr>
+          <w:rFonts w:ascii="Courier New" w:eastAsia="Times New Roman" w:hAnsi="Courier New" w:cs="Courier New"/>
+          <w:sz w:val="20"/>
+          <w:szCs w:val="20"/>
+          <w:lang w:eastAsia="es-ES"/>
+        </w:rPr>
+      </w:pPr>
+      <w:r>
+        <w:rPr>
+          <w:rFonts w:ascii="Courier New" w:eastAsia="Times New Roman" w:hAnsi="Courier New" w:cs="Courier New"/>
+          <w:sz w:val="20"/>
+          <w:szCs w:val="20"/>
+          <w:lang w:eastAsia="es-ES"/>
+        </w:rPr>
+        <w:t xml:space="preserve">  "</w:t>
+      </w:r>
+      <w:proofErr w:type="spellStart"/>
+      <w:r>
+        <w:rPr>
+          <w:rFonts w:ascii="Courier New" w:eastAsia="Times New Roman" w:hAnsi="Courier New" w:cs="Courier New"/>
+          <w:sz w:val="20"/>
+          <w:szCs w:val="20"/>
+          <w:lang w:eastAsia="es-ES"/>
+        </w:rPr>
+        <w:t>porcentaje_grounded</w:t>
+      </w:r>
+      <w:proofErr w:type="spellEnd"/>
+      <w:r>
+        <w:rPr>
+          <w:rFonts w:ascii="Courier New" w:eastAsia="Times New Roman" w:hAnsi="Courier New" w:cs="Courier New"/>
+          <w:sz w:val="20"/>
+          <w:szCs w:val="20"/>
+          <w:lang w:eastAsia="es-ES"/>
+        </w:rPr>
+        <w:t>": 94.2,</w:t>
+      </w:r>
+    </w:p>
+    <w:p>
+      <w:pPr>
+        <w:tabs>
+          <w:tab w:val="left" w:pos="916"/>
+          <w:tab w:val="left" w:pos="1832"/>
+          <w:tab w:val="left" w:pos="2748"/>
+          <w:tab w:val="left" w:pos="3664"/>
+          <w:tab w:val="left" w:pos="4580"/>
+          <w:tab w:val="left" w:pos="5496"/>
+          <w:tab w:val="left" w:pos="6412"/>
+          <w:tab w:val="left" w:pos="7328"/>
+          <w:tab w:val="left" w:pos="8244"/>
+          <w:tab w:val="left" w:pos="9160"/>
+          <w:tab w:val="left" w:pos="10076"/>
+          <w:tab w:val="left" w:pos="10992"/>
+          <w:tab w:val="left" w:pos="11908"/>
+          <w:tab w:val="left" w:pos="12824"/>
+          <w:tab w:val="left" w:pos="13740"/>
+          <w:tab w:val="left" w:pos="14656"/>
+        </w:tabs>
+        <w:spacing w:after="0" w:line="240" w:lineRule="auto"/>
+        <w:rPr>
+          <w:rFonts w:ascii="Courier New" w:eastAsia="Times New Roman" w:hAnsi="Courier New" w:cs="Courier New"/>
+          <w:sz w:val="20"/>
+          <w:szCs w:val="20"/>
+          <w:lang w:eastAsia="es-ES"/>
+        </w:rPr>
+      </w:pPr>
+      <w:r>
+        <w:rPr>
+          <w:rFonts w:ascii="Courier New" w:eastAsia="Times New Roman" w:hAnsi="Courier New" w:cs="Courier New"/>
+          <w:sz w:val="20"/>
+          <w:szCs w:val="20"/>
+          <w:lang w:eastAsia="es-ES"/>
+        </w:rPr>
+        <w:t xml:space="preserve">  "</w:t>
+      </w:r>
+      <w:proofErr w:type="spellStart"/>
+      <w:r>
+        <w:rPr>
+          <w:rFonts w:ascii="Courier New" w:eastAsia="Times New Roman" w:hAnsi="Courier New" w:cs="Courier New"/>
+          <w:sz w:val="20"/>
+          <w:szCs w:val="20"/>
+          <w:lang w:eastAsia="es-ES"/>
+        </w:rPr>
+        <w:t>porcentaje_politicas_cumplidas</w:t>
+      </w:r>
+      <w:proofErr w:type="spellEnd"/>
+      <w:r>
+        <w:rPr>
+          <w:rFonts w:ascii="Courier New" w:eastAsia="Times New Roman" w:hAnsi="Courier New" w:cs="Courier New"/>
+          <w:sz w:val="20"/>
+          <w:szCs w:val="20"/>
+          <w:lang w:eastAsia="es-ES"/>
+        </w:rPr>
+        <w:t>": 98.5,</w:t>
+      </w:r>
+    </w:p>
+    <w:p>
+      <w:pPr>
+        <w:tabs>
+          <w:tab w:val="left" w:pos="916"/>
+          <w:tab w:val="left" w:pos="1832"/>
+          <w:tab w:val="left" w:pos="2748"/>
+          <w:tab w:val="left" w:pos="3664"/>
+          <w:tab w:val="left" w:pos="4580"/>
+          <w:tab w:val="left" w:pos="5496"/>
+          <w:tab w:val="left" w:pos="6412"/>
+          <w:tab w:val="left" w:pos="7328"/>
+          <w:tab w:val="left" w:pos="8244"/>
+          <w:tab w:val="left" w:pos="9160"/>
+          <w:tab w:val="left" w:pos="10076"/>
+          <w:tab w:val="left" w:pos="10992"/>
+          <w:tab w:val="left" w:pos="11908"/>
+          <w:tab w:val="left" w:pos="12824"/>
+          <w:tab w:val="left" w:pos="13740"/>
+          <w:tab w:val="left" w:pos="14656"/>
+        </w:tabs>
+        <w:spacing w:after="0" w:line="240" w:lineRule="auto"/>
+        <w:rPr>
+          <w:rFonts w:ascii="Courier New" w:eastAsia="Times New Roman" w:hAnsi="Courier New" w:cs="Courier New"/>
+          <w:sz w:val="20"/>
+          <w:szCs w:val="20"/>
+          <w:lang w:eastAsia="es-ES"/>
+        </w:rPr>
+      </w:pPr>
+      <w:r>
+        <w:rPr>
+          <w:rFonts w:ascii="Courier New" w:eastAsia="Times New Roman" w:hAnsi="Courier New" w:cs="Courier New"/>
+          <w:sz w:val="20"/>
+          <w:szCs w:val="20"/>
+          <w:lang w:eastAsia="es-ES"/>
+        </w:rPr>
+        <w:t xml:space="preserve">  "</w:t>
+      </w:r>
+      <w:proofErr w:type="spellStart"/>
+      <w:r>
+        <w:rPr>
+          <w:rFonts w:ascii="Courier New" w:eastAsia="Times New Roman" w:hAnsi="Courier New" w:cs="Courier New"/>
+          <w:sz w:val="20"/>
+          <w:szCs w:val="20"/>
+          <w:lang w:eastAsia="es-ES"/>
+        </w:rPr>
+        <w:t>latencia_media_ms</w:t>
+      </w:r>
+      <w:proofErr w:type="spellEnd"/>
+      <w:r>
+        <w:rPr>
+          <w:rFonts w:ascii="Courier New" w:eastAsia="Times New Roman" w:hAnsi="Courier New" w:cs="Courier New"/>
+          <w:sz w:val="20"/>
+          <w:szCs w:val="20"/>
+          <w:lang w:eastAsia="es-ES"/>
+        </w:rPr>
+        <w:t>": 1380,</w:t>
+      </w:r>
+    </w:p>
+    <w:p>
+      <w:pPr>
+        <w:tabs>
+          <w:tab w:val="left" w:pos="916"/>
+          <w:tab w:val="left" w:pos="1832"/>
+          <w:tab w:val="left" w:pos="2748"/>
+          <w:tab w:val="left" w:pos="3664"/>
+          <w:tab w:val="left" w:pos="4580"/>
+          <w:tab w:val="left" w:pos="5496"/>
+          <w:tab w:val="left" w:pos="6412"/>
+          <w:tab w:val="left" w:pos="7328"/>
+          <w:tab w:val="left" w:pos="8244"/>
+          <w:tab w:val="left" w:pos="9160"/>
+          <w:tab w:val="left" w:pos="10076"/>
+          <w:tab w:val="left" w:pos="10992"/>
+          <w:tab w:val="left" w:pos="11908"/>
+          <w:tab w:val="left" w:pos="12824"/>
+          <w:tab w:val="left" w:pos="13740"/>
+          <w:tab w:val="left" w:pos="14656"/>
+        </w:tabs>
+        <w:spacing w:after="0" w:line="240" w:lineRule="auto"/>
+        <w:rPr>
+          <w:rFonts w:ascii="Courier New" w:eastAsia="Times New Roman" w:hAnsi="Courier New" w:cs="Courier New"/>
+          <w:sz w:val="20"/>
+          <w:szCs w:val="20"/>
+          <w:lang w:eastAsia="es-ES"/>
+        </w:rPr>
+      </w:pPr>
+      <w:r>
+        <w:rPr>
+          <w:rFonts w:ascii="Courier New" w:eastAsia="Times New Roman" w:hAnsi="Courier New" w:cs="Courier New"/>
+          <w:sz w:val="20"/>
+          <w:szCs w:val="20"/>
+          <w:lang w:eastAsia="es-ES"/>
+        </w:rPr>
+        <w:t xml:space="preserve">  "</w:t>
+      </w:r>
+      <w:proofErr w:type="spellStart"/>
+      <w:r>
+        <w:rPr>
+          <w:rFonts w:ascii="Courier New" w:eastAsia="Times New Roman" w:hAnsi="Courier New" w:cs="Courier New"/>
+          <w:sz w:val="20"/>
+          <w:szCs w:val="20"/>
+          <w:lang w:eastAsia="es-ES"/>
+        </w:rPr>
+        <w:t>politicas_activadas</w:t>
+      </w:r>
+      <w:proofErr w:type="spellEnd"/>
+      <w:r>
+        <w:rPr>
+          <w:rFonts w:ascii="Courier New" w:eastAsia="Times New Roman" w:hAnsi="Courier New" w:cs="Courier New"/>
+          <w:sz w:val="20"/>
+          <w:szCs w:val="20"/>
+          <w:lang w:eastAsia="es-ES"/>
+        </w:rPr>
+        <w:t>": {</w:t>
+      </w:r>
+    </w:p>
+    <w:p>
+      <w:pPr>
+        <w:tabs>
+          <w:tab w:val="left" w:pos="916"/>
+          <w:tab w:val="left" w:pos="1832"/>
+          <w:tab w:val="left" w:pos="2748"/>
+          <w:tab w:val="left" w:pos="3664"/>
+          <w:tab w:val="left" w:pos="4580"/>
+          <w:tab w:val="left" w:pos="5496"/>
+          <w:tab w:val="left" w:pos="6412"/>
+          <w:tab w:val="left" w:pos="7328"/>
+          <w:tab w:val="left" w:pos="8244"/>
+          <w:tab w:val="left" w:pos="9160"/>
+          <w:tab w:val="left" w:pos="10076"/>
+          <w:tab w:val="left" w:pos="10992"/>
+          <w:tab w:val="left" w:pos="11908"/>
+          <w:tab w:val="left" w:pos="12824"/>
+          <w:tab w:val="left" w:pos="13740"/>
+          <w:tab w:val="left" w:pos="14656"/>
+        </w:tabs>
+        <w:spacing w:after="0" w:line="240" w:lineRule="auto"/>
+        <w:rPr>
+          <w:rFonts w:ascii="Courier New" w:eastAsia="Times New Roman" w:hAnsi="Courier New" w:cs="Courier New"/>
+          <w:sz w:val="20"/>
+          <w:szCs w:val="20"/>
+          <w:lang w:eastAsia="es-ES"/>
+        </w:rPr>
+      </w:pPr>
+      <w:r>
+        <w:rPr>
+          <w:rFonts w:ascii="Courier New" w:eastAsia="Times New Roman" w:hAnsi="Courier New" w:cs="Courier New"/>
+          <w:sz w:val="20"/>
+          <w:szCs w:val="20"/>
+          <w:lang w:eastAsia="es-ES"/>
+        </w:rPr>
+        <w:t xml:space="preserve">    "</w:t>
+      </w:r>
+      <w:proofErr w:type="spellStart"/>
+      <w:r>
+        <w:rPr>
+          <w:rFonts w:ascii="Courier New" w:eastAsia="Times New Roman" w:hAnsi="Courier New" w:cs="Courier New"/>
+          <w:sz w:val="20"/>
+          <w:szCs w:val="20"/>
+          <w:lang w:eastAsia="es-ES"/>
+        </w:rPr>
+        <w:t>mensaje_minimo</w:t>
+      </w:r>
+      <w:proofErr w:type="spellEnd"/>
+      <w:r>
+        <w:rPr>
+          <w:rFonts w:ascii="Courier New" w:eastAsia="Times New Roman" w:hAnsi="Courier New" w:cs="Courier New"/>
+          <w:sz w:val="20"/>
+          <w:szCs w:val="20"/>
+          <w:lang w:eastAsia="es-ES"/>
+        </w:rPr>
+        <w:t>": 12,</w:t>
+      </w:r>
+    </w:p>
+    <w:p>
+      <w:pPr>
+        <w:tabs>
+          <w:tab w:val="left" w:pos="916"/>
+          <w:tab w:val="left" w:pos="1832"/>
+          <w:tab w:val="left" w:pos="2748"/>
+          <w:tab w:val="left" w:pos="3664"/>
+          <w:tab w:val="left" w:pos="4580"/>
+          <w:tab w:val="left" w:pos="5496"/>
+          <w:tab w:val="left" w:pos="6412"/>
+          <w:tab w:val="left" w:pos="7328"/>
+          <w:tab w:val="left" w:pos="8244"/>
+          <w:tab w:val="left" w:pos="9160"/>
+          <w:tab w:val="left" w:pos="10076"/>
+          <w:tab w:val="left" w:pos="10992"/>
+          <w:tab w:val="left" w:pos="11908"/>
+          <w:tab w:val="left" w:pos="12824"/>
+          <w:tab w:val="left" w:pos="13740"/>
+          <w:tab w:val="left" w:pos="14656"/>
+        </w:tabs>
+        <w:spacing w:after="0" w:line="240" w:lineRule="auto"/>
+        <w:rPr>
+          <w:rFonts w:ascii="Courier New" w:eastAsia="Times New Roman" w:hAnsi="Courier New" w:cs="Courier New"/>
+          <w:sz w:val="20"/>
+          <w:szCs w:val="20"/>
+          <w:lang w:eastAsia="es-ES"/>
+        </w:rPr>
+      </w:pPr>
+      <w:r>
+        <w:rPr>
+          <w:rFonts w:ascii="Courier New" w:eastAsia="Times New Roman" w:hAnsi="Courier New" w:cs="Courier New"/>
+          <w:sz w:val="20"/>
+          <w:szCs w:val="20"/>
+          <w:lang w:eastAsia="es-ES"/>
+        </w:rPr>
+        <w:t xml:space="preserve">    "</w:t>
+      </w:r>
+      <w:proofErr w:type="spellStart"/>
+      <w:r>
+        <w:rPr>
+          <w:rFonts w:ascii="Courier New" w:eastAsia="Times New Roman" w:hAnsi="Courier New" w:cs="Courier New"/>
+          <w:sz w:val="20"/>
+          <w:szCs w:val="20"/>
+          <w:lang w:eastAsia="es-ES"/>
+        </w:rPr>
+        <w:t>grounding_obligatorio</w:t>
+      </w:r>
+      <w:proofErr w:type="spellEnd"/>
+      <w:r>
+        <w:rPr>
+          <w:rFonts w:ascii="Courier New" w:eastAsia="Times New Roman" w:hAnsi="Courier New" w:cs="Courier New"/>
+          <w:sz w:val="20"/>
+          <w:szCs w:val="20"/>
+          <w:lang w:eastAsia="es-ES"/>
+        </w:rPr>
+        <w:t>": 8,</w:t>
+      </w:r>
+    </w:p>
+    <w:p>
+      <w:pPr>
+        <w:tabs>
+          <w:tab w:val="left" w:pos="916"/>
+          <w:tab w:val="left" w:pos="1832"/>
+          <w:tab w:val="left" w:pos="2748"/>
+          <w:tab w:val="left" w:pos="3664"/>
+          <w:tab w:val="left" w:pos="4580"/>
+          <w:tab w:val="left" w:pos="5496"/>
+          <w:tab w:val="left" w:pos="6412"/>
+          <w:tab w:val="left" w:pos="7328"/>
+          <w:tab w:val="left" w:pos="8244"/>
+          <w:tab w:val="left" w:pos="9160"/>
+          <w:tab w:val="left" w:pos="10076"/>
+          <w:tab w:val="left" w:pos="10992"/>
+          <w:tab w:val="left" w:pos="11908"/>
+          <w:tab w:val="left" w:pos="12824"/>
+          <w:tab w:val="left" w:pos="13740"/>
+          <w:tab w:val="left" w:pos="14656"/>
+        </w:tabs>
+        <w:spacing w:after="0" w:line="240" w:lineRule="auto"/>
+        <w:rPr>
+          <w:rFonts w:ascii="Courier New" w:eastAsia="Times New Roman" w:hAnsi="Courier New" w:cs="Courier New"/>
+          <w:sz w:val="20"/>
+          <w:szCs w:val="20"/>
+          <w:lang w:eastAsia="es-ES"/>
+        </w:rPr>
+      </w:pPr>
+      <w:r>
+        <w:rPr>
+          <w:rFonts w:ascii="Courier New" w:eastAsia="Times New Roman" w:hAnsi="Courier New" w:cs="Courier New"/>
+          <w:sz w:val="20"/>
+          <w:szCs w:val="20"/>
+          <w:lang w:eastAsia="es-ES"/>
+        </w:rPr>
+        <w:t xml:space="preserve">    "</w:t>
+      </w:r>
+      <w:proofErr w:type="spellStart"/>
+      <w:r>
+        <w:rPr>
+          <w:rFonts w:ascii="Courier New" w:eastAsia="Times New Roman" w:hAnsi="Courier New" w:cs="Courier New"/>
+          <w:sz w:val="20"/>
+          <w:szCs w:val="20"/>
+          <w:lang w:eastAsia="es-ES"/>
+        </w:rPr>
+        <w:t>crisis_detected</w:t>
+      </w:r>
+      <w:proofErr w:type="spellEnd"/>
+      <w:r>
+        <w:rPr>
+          <w:rFonts w:ascii="Courier New" w:eastAsia="Times New Roman" w:hAnsi="Courier New" w:cs="Courier New"/>
+          <w:sz w:val="20"/>
+          <w:szCs w:val="20"/>
+          <w:lang w:eastAsia="es-ES"/>
+        </w:rPr>
+        <w:t>": 3,</w:t>
+      </w:r>
+    </w:p>
+    <w:p>
+      <w:pPr>
+        <w:tabs>
+          <w:tab w:val="left" w:pos="916"/>
+          <w:tab w:val="left" w:pos="1832"/>
+          <w:tab w:val="left" w:pos="2748"/>
+          <w:tab w:val="left" w:pos="3664"/>
+          <w:tab w:val="left" w:pos="4580"/>
+          <w:tab w:val="left" w:pos="5496"/>
+          <w:tab w:val="left" w:pos="6412"/>
+          <w:tab w:val="left" w:pos="7328"/>
+          <w:tab w:val="left" w:pos="8244"/>
+          <w:tab w:val="left" w:pos="9160"/>
+          <w:tab w:val="left" w:pos="10076"/>
+          <w:tab w:val="left" w:pos="10992"/>
+          <w:tab w:val="left" w:pos="11908"/>
+          <w:tab w:val="left" w:pos="12824"/>
+          <w:tab w:val="left" w:pos="13740"/>
+          <w:tab w:val="left" w:pos="14656"/>
+        </w:tabs>
+        <w:spacing w:after="0" w:line="240" w:lineRule="auto"/>
+        <w:rPr>
+          <w:rFonts w:ascii="Courier New" w:eastAsia="Times New Roman" w:hAnsi="Courier New" w:cs="Courier New"/>
+          <w:sz w:val="20"/>
+          <w:szCs w:val="20"/>
+          <w:lang w:val="en-US" w:eastAsia="es-ES"/>
+        </w:rPr>
+      </w:pPr>
+      <w:r>
+        <w:rPr>
+          <w:rFonts w:ascii="Courier New" w:eastAsia="Times New Roman" w:hAnsi="Courier New" w:cs="Courier New"/>
+          <w:sz w:val="20"/>
+          <w:szCs w:val="20"/>
+          <w:lang w:eastAsia="es-ES"/>
+        </w:rPr>
+        <w:t xml:space="preserve">    </w:t>
+      </w:r>
+      <w:r>
+        <w:rPr>
+          <w:rFonts w:ascii="Courier New" w:eastAsia="Times New Roman" w:hAnsi="Courier New" w:cs="Courier New"/>
+          <w:sz w:val="20"/>
+          <w:szCs w:val="20"/>
+          <w:lang w:val="en-US" w:eastAsia="es-ES"/>
+        </w:rPr>
+        <w:t>"prompt_injection": 1</w:t>
+      </w:r>
+    </w:p>
+    <w:p>
+      <w:pPr>
+        <w:tabs>
+          <w:tab w:val="left" w:pos="916"/>
+          <w:tab w:val="left" w:pos="1832"/>
+          <w:tab w:val="left" w:pos="2748"/>
+          <w:tab w:val="left" w:pos="3664"/>
+          <w:tab w:val="left" w:pos="4580"/>
+          <w:tab w:val="left" w:pos="5496"/>
+          <w:tab w:val="left" w:pos="6412"/>
+          <w:tab w:val="left" w:pos="7328"/>
+          <w:tab w:val="left" w:pos="8244"/>
+          <w:tab w:val="left" w:pos="9160"/>
+          <w:tab w:val="left" w:pos="10076"/>
+          <w:tab w:val="left" w:pos="10992"/>
+          <w:tab w:val="left" w:pos="11908"/>
+          <w:tab w:val="left" w:pos="12824"/>
+          <w:tab w:val="left" w:pos="13740"/>
+          <w:tab w:val="left" w:pos="14656"/>
+        </w:tabs>
+        <w:spacing w:after="0" w:line="240" w:lineRule="auto"/>
+        <w:rPr>
+          <w:rFonts w:ascii="Courier New" w:eastAsia="Times New Roman" w:hAnsi="Courier New" w:cs="Courier New"/>
+          <w:sz w:val="20"/>
+          <w:szCs w:val="20"/>
+          <w:lang w:val="en-US" w:eastAsia="es-ES"/>
+        </w:rPr>
+      </w:pPr>
+      <w:r>
+        <w:rPr>
+          <w:rFonts w:ascii="Courier New" w:eastAsia="Times New Roman" w:hAnsi="Courier New" w:cs="Courier New"/>
+          <w:sz w:val="20"/>
+          <w:szCs w:val="20"/>
+          <w:lang w:val="en-US" w:eastAsia="es-ES"/>
+        </w:rPr>
+        <w:t xml:space="preserve">  },</w:t>
+      </w:r>
+    </w:p>
+    <w:p>
+      <w:pPr>
+        <w:tabs>
+          <w:tab w:val="left" w:pos="916"/>
+          <w:tab w:val="left" w:pos="1832"/>
+          <w:tab w:val="left" w:pos="2748"/>
+          <w:tab w:val="left" w:pos="3664"/>
+          <w:tab w:val="left" w:pos="4580"/>
+          <w:tab w:val="left" w:pos="5496"/>
+          <w:tab w:val="left" w:pos="6412"/>
+          <w:tab w:val="left" w:pos="7328"/>
+          <w:tab w:val="left" w:pos="8244"/>
+          <w:tab w:val="left" w:pos="9160"/>
+          <w:tab w:val="left" w:pos="10076"/>
+          <w:tab w:val="left" w:pos="10992"/>
+          <w:tab w:val="left" w:pos="11908"/>
+          <w:tab w:val="left" w:pos="12824"/>
+          <w:tab w:val="left" w:pos="13740"/>
+          <w:tab w:val="left" w:pos="14656"/>
+        </w:tabs>
+        <w:spacing w:after="0" w:line="240" w:lineRule="auto"/>
+        <w:rPr>
+          <w:rFonts w:ascii="Courier New" w:eastAsia="Times New Roman" w:hAnsi="Courier New" w:cs="Courier New"/>
+          <w:sz w:val="20"/>
+          <w:szCs w:val="20"/>
+          <w:lang w:val="en-US" w:eastAsia="es-ES"/>
+        </w:rPr>
+      </w:pPr>
+      <w:r>
+        <w:rPr>
+          <w:rFonts w:ascii="Courier New" w:eastAsia="Times New Roman" w:hAnsi="Courier New" w:cs="Courier New"/>
+          <w:sz w:val="20"/>
+          <w:szCs w:val="20"/>
+          <w:lang w:val="en-US" w:eastAsia="es-ES"/>
+        </w:rPr>
+        <w:t xml:space="preserve">  "cache_hit_rate": 41.2</w:t>
+      </w:r>
+    </w:p>
+    <w:p>
+      <w:pPr>
+        <w:tabs>
+          <w:tab w:val="left" w:pos="916"/>
+          <w:tab w:val="left" w:pos="1832"/>
+          <w:tab w:val="left" w:pos="2748"/>
+          <w:tab w:val="left" w:pos="3664"/>
+          <w:tab w:val="left" w:pos="4580"/>
+          <w:tab w:val="left" w:pos="5496"/>
+          <w:tab w:val="left" w:pos="6412"/>
+          <w:tab w:val="left" w:pos="7328"/>
+          <w:tab w:val="left" w:pos="8244"/>
+          <w:tab w:val="left" w:pos="9160"/>
+          <w:tab w:val="left" w:pos="10076"/>
+          <w:tab w:val="left" w:pos="10992"/>
+          <w:tab w:val="left" w:pos="11908"/>
+          <w:tab w:val="left" w:pos="12824"/>
+          <w:tab w:val="left" w:pos="13740"/>
+          <w:tab w:val="left" w:pos="14656"/>
+        </w:tabs>
+        <w:spacing w:after="0" w:line="240" w:lineRule="auto"/>
+        <w:rPr>
+          <w:rFonts w:ascii="Courier New" w:eastAsia="Times New Roman" w:hAnsi="Courier New" w:cs="Courier New"/>
+          <w:sz w:val="20"/>
+          <w:szCs w:val="20"/>
+          <w:lang w:eastAsia="es-ES"/>
+        </w:rPr>
+      </w:pPr>
+      <w:r>
+        <w:rPr>
+          <w:rFonts w:ascii="Courier New" w:eastAsia="Times New Roman" w:hAnsi="Courier New" w:cs="Courier New"/>
+          <w:sz w:val="20"/>
+          <w:szCs w:val="20"/>
+          <w:lang w:eastAsia="es-ES"/>
+        </w:rPr>
+        <w:t>}</w:t>
+      </w:r>
+    </w:p>
+    <w:p>
+      <w:pPr>
+        <w:spacing w:after="0" w:line="240" w:lineRule="auto"/>
+        <w:rPr>
+          <w:rFonts w:ascii="Times New Roman" w:eastAsia="Times New Roman" w:hAnsi="Times New Roman" w:cs="Times New Roman"/>
+          <w:sz w:val="24"/>
+          <w:szCs w:val="24"/>
+          <w:lang w:eastAsia="es-ES"/>
+        </w:rPr>
+      </w:pPr>
+      <w:r>
+        <w:rPr>
+          <w:rFonts w:ascii="Times New Roman" w:eastAsia="Times New Roman" w:hAnsi="Times New Roman" w:cs="Times New Roman"/>
+          <w:sz w:val="24"/>
+          <w:szCs w:val="24"/>
+          <w:lang w:eastAsia="es-ES"/>
+        </w:rPr>
+        <w:pict w14:anchorId="59308B87">
+          <v:rect id="_x0000_i1038" style="width:0;height:1.5pt" o:hralign="center" o:hrstd="t" o:hr="t" fillcolor="#a0a0a0" stroked="f"/>
+        </w:pict>
+      </w:r>
+    </w:p>
+    <w:p>
+      <w:pPr>
+        <w:spacing w:before="100" w:beforeAutospacing="1" w:after="100" w:afterAutospacing="1" w:line="240" w:lineRule="auto"/>
+        <w:outlineLvl w:val="2"/>
+        <w:rPr>
+          <w:rFonts w:ascii="Times New Roman" w:eastAsia="Times New Roman" w:hAnsi="Times New Roman" w:cs="Times New Roman"/>
+          <w:b/>
+          <w:bCs/>
+          <w:sz w:val="27"/>
+          <w:szCs w:val="27"/>
+          <w:lang w:eastAsia="es-ES"/>
+        </w:rPr>
+      </w:pPr>
+      <w:r>
+        <w:rPr>
+          <w:rFonts w:ascii="Times New Roman" w:eastAsia="Times New Roman" w:hAnsi="Times New Roman" w:cs="Times New Roman"/>
+          <w:b/>
+          <w:bCs/>
+          <w:sz w:val="27"/>
+          <w:szCs w:val="27"/>
+          <w:lang w:eastAsia="es-ES"/>
+        </w:rPr>
+        <w:t xml:space="preserve">5. </w:t>
+      </w:r>
+      <w:proofErr w:type="spellStart"/>
+      <w:r>
+        <w:rPr>
+          <w:rFonts w:ascii="Times New Roman" w:eastAsia="Times New Roman" w:hAnsi="Times New Roman" w:cs="Times New Roman"/>
+          <w:b/>
+          <w:bCs/>
+          <w:sz w:val="27"/>
+          <w:szCs w:val="27"/>
+          <w:lang w:eastAsia="es-ES"/>
+        </w:rPr>
+        <w:t>Health</w:t>
+      </w:r>
+      <w:proofErr w:type="spellEnd"/>
+      <w:r>
+        <w:rPr>
+          <w:rFonts w:ascii="Times New Roman" w:eastAsia="Times New Roman" w:hAnsi="Times New Roman" w:cs="Times New Roman"/>
+          <w:b/>
+          <w:bCs/>
+          <w:sz w:val="27"/>
+          <w:szCs w:val="27"/>
+          <w:lang w:eastAsia="es-ES"/>
+        </w:rPr>
+        <w:t xml:space="preserve"> </w:t>
+      </w:r>
+      <w:proofErr w:type="spellStart"/>
+      <w:r>
+        <w:rPr>
+          <w:rFonts w:ascii="Times New Roman" w:eastAsia="Times New Roman" w:hAnsi="Times New Roman" w:cs="Times New Roman"/>
+          <w:b/>
+          <w:bCs/>
+          <w:sz w:val="27"/>
+          <w:szCs w:val="27"/>
+          <w:lang w:eastAsia="es-ES"/>
+        </w:rPr>
+        <w:t>check</w:t>
+      </w:r>
+      <w:proofErr w:type="spellEnd"/>
+    </w:p>
+    <w:p>
+      <w:pPr>
+        <w:spacing w:before="100" w:beforeAutospacing="1" w:after="100" w:afterAutospacing="1" w:line="240" w:lineRule="auto"/>
+        <w:rPr>
+          <w:rFonts w:ascii="Times New Roman" w:eastAsia="Times New Roman" w:hAnsi="Times New Roman" w:cs="Times New Roman"/>
+          <w:sz w:val="24"/>
+          <w:szCs w:val="24"/>
+          <w:lang w:eastAsia="es-ES"/>
+        </w:rPr>
+      </w:pPr>
+      <w:r>
+        <w:rPr>
+          <w:rFonts w:ascii="Times New Roman" w:eastAsia="Times New Roman" w:hAnsi="Times New Roman" w:cs="Times New Roman"/>
+          <w:sz w:val="24"/>
+          <w:szCs w:val="24"/>
+          <w:lang w:eastAsia="es-ES"/>
+        </w:rPr>
+        <w:t>Estado del sistema y servicios Azure conectados.</w:t>
+      </w:r>
+    </w:p>
+    <w:p>
+      <w:pPr>
+        <w:tabs>
+          <w:tab w:val="left" w:pos="916"/>
+          <w:tab w:val="left" w:pos="1832"/>
+          <w:tab w:val="left" w:pos="2748"/>
+          <w:tab w:val="left" w:pos="3664"/>
+          <w:tab w:val="left" w:pos="4580"/>
+          <w:tab w:val="left" w:pos="5496"/>
+          <w:tab w:val="left" w:pos="6412"/>
+          <w:tab w:val="left" w:pos="7328"/>
+          <w:tab w:val="left" w:pos="8244"/>
+          <w:tab w:val="left" w:pos="9160"/>
+          <w:tab w:val="left" w:pos="10076"/>
+          <w:tab w:val="left" w:pos="10992"/>
+          <w:tab w:val="left" w:pos="11908"/>
+          <w:tab w:val="left" w:pos="12824"/>
+          <w:tab w:val="left" w:pos="13740"/>
+          <w:tab w:val="left" w:pos="14656"/>
+        </w:tabs>
+        <w:spacing w:after="0" w:line="240" w:lineRule="auto"/>
+        <w:rPr>
+          <w:rFonts w:ascii="Courier New" w:eastAsia="Times New Roman" w:hAnsi="Courier New" w:cs="Courier New"/>
+          <w:sz w:val="20"/>
+          <w:szCs w:val="20"/>
+          <w:lang w:val="en-US" w:eastAsia="es-ES"/>
+        </w:rPr>
+      </w:pPr>
+      <w:r>
+        <w:rPr>
+          <w:rFonts w:ascii="Courier New" w:eastAsia="Times New Roman" w:hAnsi="Courier New" w:cs="Courier New"/>
+          <w:sz w:val="20"/>
+          <w:szCs w:val="20"/>
+          <w:lang w:val="en-US" w:eastAsia="es-ES"/>
+        </w:rPr>
+        <w:t>GET /health</w:t>
+      </w:r>
+    </w:p>
+    <w:p>
+      <w:pPr>
+        <w:spacing w:before="100" w:beforeAutospacing="1" w:after="100" w:afterAutospacing="1" w:line="240" w:lineRule="auto"/>
+        <w:rPr>
+          <w:rFonts w:ascii="Times New Roman" w:eastAsia="Times New Roman" w:hAnsi="Times New Roman" w:cs="Times New Roman"/>
+          <w:sz w:val="24"/>
+          <w:szCs w:val="24"/>
+          <w:lang w:val="en-US" w:eastAsia="es-ES"/>
+        </w:rPr>
+      </w:pPr>
+      <w:r>
+        <w:rPr>
+          <w:rFonts w:ascii="Times New Roman" w:eastAsia="Times New Roman" w:hAnsi="Times New Roman" w:cs="Times New Roman"/>
+          <w:b/>
+          <w:bCs/>
+          <w:sz w:val="24"/>
+          <w:szCs w:val="24"/>
+          <w:lang w:val="en-US" w:eastAsia="es-ES"/>
+        </w:rPr>
+        <w:t>Response 200:</w:t>
+      </w:r>
+    </w:p>
+    <w:p>
+      <w:pPr>
+        <w:tabs>
+          <w:tab w:val="left" w:pos="916"/>
+          <w:tab w:val="left" w:pos="1832"/>
+          <w:tab w:val="left" w:pos="2748"/>
+          <w:tab w:val="left" w:pos="3664"/>
+          <w:tab w:val="left" w:pos="4580"/>
+          <w:tab w:val="left" w:pos="5496"/>
+          <w:tab w:val="left" w:pos="6412"/>
+          <w:tab w:val="left" w:pos="7328"/>
+          <w:tab w:val="left" w:pos="8244"/>
+          <w:tab w:val="left" w:pos="9160"/>
+          <w:tab w:val="left" w:pos="10076"/>
+          <w:tab w:val="left" w:pos="10992"/>
+          <w:tab w:val="left" w:pos="11908"/>
+          <w:tab w:val="left" w:pos="12824"/>
+          <w:tab w:val="left" w:pos="13740"/>
+          <w:tab w:val="left" w:pos="14656"/>
+        </w:tabs>
+        <w:spacing w:after="0" w:line="240" w:lineRule="auto"/>
+        <w:rPr>
+          <w:rFonts w:ascii="Courier New" w:eastAsia="Times New Roman" w:hAnsi="Courier New" w:cs="Courier New"/>
+          <w:sz w:val="20"/>
+          <w:szCs w:val="20"/>
+          <w:lang w:val="en-US" w:eastAsia="es-ES"/>
+        </w:rPr>
+      </w:pPr>
+      <w:r>
+        <w:rPr>
+          <w:rFonts w:ascii="Courier New" w:eastAsia="Times New Roman" w:hAnsi="Courier New" w:cs="Courier New"/>
+          <w:sz w:val="20"/>
+          <w:szCs w:val="20"/>
+          <w:lang w:val="en-US" w:eastAsia="es-ES"/>
+        </w:rPr>
+        <w:t>{</w:t>
+      </w:r>
+    </w:p>
+    <w:p>
+      <w:pPr>
+        <w:tabs>
+          <w:tab w:val="left" w:pos="916"/>
+          <w:tab w:val="left" w:pos="1832"/>
+          <w:tab w:val="left" w:pos="2748"/>
+          <w:tab w:val="left" w:pos="3664"/>
+          <w:tab w:val="left" w:pos="4580"/>
+          <w:tab w:val="left" w:pos="5496"/>
+          <w:tab w:val="left" w:pos="6412"/>
+          <w:tab w:val="left" w:pos="7328"/>
+          <w:tab w:val="left" w:pos="8244"/>
+          <w:tab w:val="left" w:pos="9160"/>
+          <w:tab w:val="left" w:pos="10076"/>
+          <w:tab w:val="left" w:pos="10992"/>
+          <w:tab w:val="left" w:pos="11908"/>
+          <w:tab w:val="left" w:pos="12824"/>
+          <w:tab w:val="left" w:pos="13740"/>
+          <w:tab w:val="left" w:pos="14656"/>
+        </w:tabs>
+        <w:spacing w:after="0" w:line="240" w:lineRule="auto"/>
+        <w:rPr>
+          <w:rFonts w:ascii="Courier New" w:eastAsia="Times New Roman" w:hAnsi="Courier New" w:cs="Courier New"/>
+          <w:sz w:val="20"/>
+          <w:szCs w:val="20"/>
+          <w:lang w:val="en-US" w:eastAsia="es-ES"/>
+        </w:rPr>
+      </w:pPr>
+      <w:r>
+        <w:rPr>
+          <w:rFonts w:ascii="Courier New" w:eastAsia="Times New Roman" w:hAnsi="Courier New" w:cs="Courier New"/>
+          <w:sz w:val="20"/>
+          <w:szCs w:val="20"/>
+          <w:lang w:val="en-US" w:eastAsia="es-ES"/>
+        </w:rPr>
+        <w:t xml:space="preserve">  "status": "healthy",</w:t>
+      </w:r>
+    </w:p>
+    <w:p>
+      <w:pPr>
+        <w:tabs>
+          <w:tab w:val="left" w:pos="916"/>
+          <w:tab w:val="left" w:pos="1832"/>
+          <w:tab w:val="left" w:pos="2748"/>
+          <w:tab w:val="left" w:pos="3664"/>
+          <w:tab w:val="left" w:pos="4580"/>
+          <w:tab w:val="left" w:pos="5496"/>
+          <w:tab w:val="left" w:pos="6412"/>
+          <w:tab w:val="left" w:pos="7328"/>
+          <w:tab w:val="left" w:pos="8244"/>
+          <w:tab w:val="left" w:pos="9160"/>
+          <w:tab w:val="left" w:pos="10076"/>
+          <w:tab w:val="left" w:pos="10992"/>
+          <w:tab w:val="left" w:pos="11908"/>
+          <w:tab w:val="left" w:pos="12824"/>
+          <w:tab w:val="left" w:pos="13740"/>
+          <w:tab w:val="left" w:pos="14656"/>
+        </w:tabs>
+        <w:spacing w:after="0" w:line="240" w:lineRule="auto"/>
+        <w:rPr>
+          <w:rFonts w:ascii="Courier New" w:eastAsia="Times New Roman" w:hAnsi="Courier New" w:cs="Courier New"/>
+          <w:sz w:val="20"/>
+          <w:szCs w:val="20"/>
+          <w:lang w:val="en-US" w:eastAsia="es-ES"/>
+        </w:rPr>
+      </w:pPr>
+      <w:r>
+        <w:rPr>
+          <w:rFonts w:ascii="Courier New" w:eastAsia="Times New Roman" w:hAnsi="Courier New" w:cs="Courier New"/>
+          <w:sz w:val="20"/>
+          <w:szCs w:val="20"/>
+          <w:lang w:val="en-US" w:eastAsia="es-ES"/>
+        </w:rPr>
+        <w:t xml:space="preserve">  "servicios": {</w:t>
+      </w:r>
+    </w:p>
+    <w:p>
+      <w:pPr>
+        <w:tabs>
+          <w:tab w:val="left" w:pos="916"/>
+          <w:tab w:val="left" w:pos="1832"/>
+          <w:tab w:val="left" w:pos="2748"/>
+          <w:tab w:val="left" w:pos="3664"/>
+          <w:tab w:val="left" w:pos="4580"/>
+          <w:tab w:val="left" w:pos="5496"/>
+          <w:tab w:val="left" w:pos="6412"/>
+          <w:tab w:val="left" w:pos="7328"/>
+          <w:tab w:val="left" w:pos="8244"/>
+          <w:tab w:val="left" w:pos="9160"/>
+          <w:tab w:val="left" w:pos="10076"/>
+          <w:tab w:val="left" w:pos="10992"/>
+          <w:tab w:val="left" w:pos="11908"/>
+          <w:tab w:val="left" w:pos="12824"/>
+          <w:tab w:val="left" w:pos="13740"/>
+          <w:tab w:val="left" w:pos="14656"/>
+        </w:tabs>
+        <w:spacing w:after="0" w:line="240" w:lineRule="auto"/>
+        <w:rPr>
+          <w:rFonts w:ascii="Courier New" w:eastAsia="Times New Roman" w:hAnsi="Courier New" w:cs="Courier New"/>
+          <w:sz w:val="20"/>
+          <w:szCs w:val="20"/>
+          <w:lang w:val="en-US" w:eastAsia="es-ES"/>
+        </w:rPr>
+      </w:pPr>
+      <w:r>
+        <w:rPr>
+          <w:rFonts w:ascii="Courier New" w:eastAsia="Times New Roman" w:hAnsi="Courier New" w:cs="Courier New"/>
+          <w:sz w:val="20"/>
+          <w:szCs w:val="20"/>
+          <w:lang w:val="en-US" w:eastAsia="es-ES"/>
+        </w:rPr>
+        <w:t xml:space="preserve">    "azure_openai": "ok",</w:t>
+      </w:r>
+    </w:p>
+    <w:p>
+      <w:pPr>
+        <w:tabs>
+          <w:tab w:val="left" w:pos="916"/>
+          <w:tab w:val="left" w:pos="1832"/>
+          <w:tab w:val="left" w:pos="2748"/>
+          <w:tab w:val="left" w:pos="3664"/>
+          <w:tab w:val="left" w:pos="4580"/>
+          <w:tab w:val="left" w:pos="5496"/>
+          <w:tab w:val="left" w:pos="6412"/>
+          <w:tab w:val="left" w:pos="7328"/>
+          <w:tab w:val="left" w:pos="8244"/>
+          <w:tab w:val="left" w:pos="9160"/>
+          <w:tab w:val="left" w:pos="10076"/>
+          <w:tab w:val="left" w:pos="10992"/>
+          <w:tab w:val="left" w:pos="11908"/>
+          <w:tab w:val="left" w:pos="12824"/>
+          <w:tab w:val="left" w:pos="13740"/>
+          <w:tab w:val="left" w:pos="14656"/>
+        </w:tabs>
+        <w:spacing w:after="0" w:line="240" w:lineRule="auto"/>
+        <w:rPr>
+          <w:rFonts w:ascii="Courier New" w:eastAsia="Times New Roman" w:hAnsi="Courier New" w:cs="Courier New"/>
+          <w:sz w:val="20"/>
+          <w:szCs w:val="20"/>
+          <w:lang w:val="en-US" w:eastAsia="es-ES"/>
+        </w:rPr>
+      </w:pPr>
+      <w:r>
+        <w:rPr>
+          <w:rFonts w:ascii="Courier New" w:eastAsia="Times New Roman" w:hAnsi="Courier New" w:cs="Courier New"/>
+          <w:sz w:val="20"/>
+          <w:szCs w:val="20"/>
+          <w:lang w:val="en-US" w:eastAsia="es-ES"/>
+        </w:rPr>
+        <w:t xml:space="preserve">    "azure_ai_search": "ok",</w:t>
+      </w:r>
+    </w:p>
+    <w:p>
+      <w:pPr>
+        <w:tabs>
+          <w:tab w:val="left" w:pos="916"/>
+          <w:tab w:val="left" w:pos="1832"/>
+          <w:tab w:val="left" w:pos="2748"/>
+          <w:tab w:val="left" w:pos="3664"/>
+          <w:tab w:val="left" w:pos="4580"/>
+          <w:tab w:val="left" w:pos="5496"/>
+          <w:tab w:val="left" w:pos="6412"/>
+          <w:tab w:val="left" w:pos="7328"/>
+          <w:tab w:val="left" w:pos="8244"/>
+          <w:tab w:val="left" w:pos="9160"/>
+          <w:tab w:val="left" w:pos="10076"/>
+          <w:tab w:val="left" w:pos="10992"/>
+          <w:tab w:val="left" w:pos="11908"/>
+          <w:tab w:val="left" w:pos="12824"/>
+          <w:tab w:val="left" w:pos="13740"/>
+          <w:tab w:val="left" w:pos="14656"/>
+        </w:tabs>
+        <w:spacing w:after="0" w:line="240" w:lineRule="auto"/>
+        <w:rPr>
+          <w:rFonts w:ascii="Courier New" w:eastAsia="Times New Roman" w:hAnsi="Courier New" w:cs="Courier New"/>
+          <w:sz w:val="20"/>
+          <w:szCs w:val="20"/>
+          <w:lang w:eastAsia="es-ES"/>
+        </w:rPr>
+      </w:pPr>
+      <w:r>
+        <w:rPr>
+          <w:rFonts w:ascii="Courier New" w:eastAsia="Times New Roman" w:hAnsi="Courier New" w:cs="Courier New"/>
+          <w:sz w:val="20"/>
+          <w:szCs w:val="20"/>
+          <w:lang w:val="en-US" w:eastAsia="es-ES"/>
+        </w:rPr>
+        <w:t xml:space="preserve">    </w:t>
+      </w:r>
+      <w:r>
+        <w:rPr>
+          <w:rFonts w:ascii="Courier New" w:eastAsia="Times New Roman" w:hAnsi="Courier New" w:cs="Courier New"/>
+          <w:sz w:val="20"/>
+          <w:szCs w:val="20"/>
+          <w:lang w:eastAsia="es-ES"/>
+        </w:rPr>
+        <w:t>"</w:t>
+      </w:r>
+      <w:proofErr w:type="spellStart"/>
+      <w:r>
+        <w:rPr>
+          <w:rFonts w:ascii="Courier New" w:eastAsia="Times New Roman" w:hAnsi="Courier New" w:cs="Courier New"/>
+          <w:sz w:val="20"/>
+          <w:szCs w:val="20"/>
+          <w:lang w:eastAsia="es-ES"/>
+        </w:rPr>
+        <w:t>azure_monitor</w:t>
+      </w:r>
+      <w:proofErr w:type="spellEnd"/>
+      <w:r>
+        <w:rPr>
+          <w:rFonts w:ascii="Courier New" w:eastAsia="Times New Roman" w:hAnsi="Courier New" w:cs="Courier New"/>
+          <w:sz w:val="20"/>
+          <w:szCs w:val="20"/>
+          <w:lang w:eastAsia="es-ES"/>
+        </w:rPr>
+        <w:t>": "ok",</w:t>
+      </w:r>
+    </w:p>
+    <w:p>
+      <w:pPr>
+        <w:tabs>
+          <w:tab w:val="left" w:pos="916"/>
+          <w:tab w:val="left" w:pos="1832"/>
+          <w:tab w:val="left" w:pos="2748"/>
+          <w:tab w:val="left" w:pos="3664"/>
+          <w:tab w:val="left" w:pos="4580"/>
+          <w:tab w:val="left" w:pos="5496"/>
+          <w:tab w:val="left" w:pos="6412"/>
+          <w:tab w:val="left" w:pos="7328"/>
+          <w:tab w:val="left" w:pos="8244"/>
+          <w:tab w:val="left" w:pos="9160"/>
+          <w:tab w:val="left" w:pos="10076"/>
+          <w:tab w:val="left" w:pos="10992"/>
+          <w:tab w:val="left" w:pos="11908"/>
+          <w:tab w:val="left" w:pos="12824"/>
+          <w:tab w:val="left" w:pos="13740"/>
+          <w:tab w:val="left" w:pos="14656"/>
+        </w:tabs>
+        <w:spacing w:after="0" w:line="240" w:lineRule="auto"/>
+        <w:rPr>
+          <w:rFonts w:ascii="Courier New" w:eastAsia="Times New Roman" w:hAnsi="Courier New" w:cs="Courier New"/>
+          <w:sz w:val="20"/>
+          <w:szCs w:val="20"/>
+          <w:lang w:eastAsia="es-ES"/>
+        </w:rPr>
+      </w:pPr>
+      <w:r>
+        <w:rPr>
+          <w:rFonts w:ascii="Courier New" w:eastAsia="Times New Roman" w:hAnsi="Courier New" w:cs="Courier New"/>
+          <w:sz w:val="20"/>
+          <w:szCs w:val="20"/>
+          <w:lang w:eastAsia="es-ES"/>
+        </w:rPr>
+        <w:t xml:space="preserve">    "</w:t>
+      </w:r>
+      <w:proofErr w:type="spellStart"/>
+      <w:r>
+        <w:rPr>
+          <w:rFonts w:ascii="Courier New" w:eastAsia="Times New Roman" w:hAnsi="Courier New" w:cs="Courier New"/>
+          <w:sz w:val="20"/>
+          <w:szCs w:val="20"/>
+          <w:lang w:eastAsia="es-ES"/>
+        </w:rPr>
+        <w:t>base_datos</w:t>
+      </w:r>
+      <w:proofErr w:type="spellEnd"/>
+      <w:r>
+        <w:rPr>
+          <w:rFonts w:ascii="Courier New" w:eastAsia="Times New Roman" w:hAnsi="Courier New" w:cs="Courier New"/>
+          <w:sz w:val="20"/>
+          <w:szCs w:val="20"/>
+          <w:lang w:eastAsia="es-ES"/>
+        </w:rPr>
+        <w:t>": "ok"</w:t>
+      </w:r>
+    </w:p>
+    <w:p>
+      <w:pPr>
+        <w:tabs>
+          <w:tab w:val="left" w:pos="916"/>
+          <w:tab w:val="left" w:pos="1832"/>
+          <w:tab w:val="left" w:pos="2748"/>
+          <w:tab w:val="left" w:pos="3664"/>
+          <w:tab w:val="left" w:pos="4580"/>
+          <w:tab w:val="left" w:pos="5496"/>
+          <w:tab w:val="left" w:pos="6412"/>
+          <w:tab w:val="left" w:pos="7328"/>
+          <w:tab w:val="left" w:pos="8244"/>
+          <w:tab w:val="left" w:pos="9160"/>
+          <w:tab w:val="left" w:pos="10076"/>
+          <w:tab w:val="left" w:pos="10992"/>
+          <w:tab w:val="left" w:pos="11908"/>
+          <w:tab w:val="left" w:pos="12824"/>
+          <w:tab w:val="left" w:pos="13740"/>
+          <w:tab w:val="left" w:pos="14656"/>
+        </w:tabs>
+        <w:spacing w:after="0" w:line="240" w:lineRule="auto"/>
+        <w:rPr>
+          <w:rFonts w:ascii="Courier New" w:eastAsia="Times New Roman" w:hAnsi="Courier New" w:cs="Courier New"/>
+          <w:sz w:val="20"/>
+          <w:szCs w:val="20"/>
+          <w:lang w:eastAsia="es-ES"/>
+        </w:rPr>
+      </w:pPr>
+      <w:r>
+        <w:rPr>
+          <w:rFonts w:ascii="Courier New" w:eastAsia="Times New Roman" w:hAnsi="Courier New" w:cs="Courier New"/>
+          <w:sz w:val="20"/>
+          <w:szCs w:val="20"/>
+          <w:lang w:eastAsia="es-ES"/>
+        </w:rPr>
+        <w:t xml:space="preserve">  },</w:t>
+      </w:r>
+    </w:p>
+    <w:p>
+      <w:pPr>
+        <w:tabs>
+          <w:tab w:val="left" w:pos="916"/>
+          <w:tab w:val="left" w:pos="1832"/>
+          <w:tab w:val="left" w:pos="2748"/>
+          <w:tab w:val="left" w:pos="3664"/>
+          <w:tab w:val="left" w:pos="4580"/>
+          <w:tab w:val="left" w:pos="5496"/>
+          <w:tab w:val="left" w:pos="6412"/>
+          <w:tab w:val="left" w:pos="7328"/>
+          <w:tab w:val="left" w:pos="8244"/>
+          <w:tab w:val="left" w:pos="9160"/>
+          <w:tab w:val="left" w:pos="10076"/>
+          <w:tab w:val="left" w:pos="10992"/>
+          <w:tab w:val="left" w:pos="11908"/>
+          <w:tab w:val="left" w:pos="12824"/>
+          <w:tab w:val="left" w:pos="13740"/>
+          <w:tab w:val="left" w:pos="14656"/>
+        </w:tabs>
+        <w:spacing w:after="0" w:line="240" w:lineRule="auto"/>
+        <w:rPr>
+          <w:rFonts w:ascii="Courier New" w:eastAsia="Times New Roman" w:hAnsi="Courier New" w:cs="Courier New"/>
+          <w:sz w:val="20"/>
+          <w:szCs w:val="20"/>
+          <w:lang w:eastAsia="es-ES"/>
+        </w:rPr>
+      </w:pPr>
+      <w:r>
+        <w:rPr>
+          <w:rFonts w:ascii="Courier New" w:eastAsia="Times New Roman" w:hAnsi="Courier New" w:cs="Courier New"/>
+          <w:sz w:val="20"/>
+          <w:szCs w:val="20"/>
+          <w:lang w:eastAsia="es-ES"/>
+        </w:rPr>
+        <w:t xml:space="preserve">  "</w:t>
+      </w:r>
+      <w:proofErr w:type="spellStart"/>
+      <w:r>
+        <w:rPr>
+          <w:rFonts w:ascii="Courier New" w:eastAsia="Times New Roman" w:hAnsi="Courier New" w:cs="Courier New"/>
+          <w:sz w:val="20"/>
+          <w:szCs w:val="20"/>
+          <w:lang w:eastAsia="es-ES"/>
+        </w:rPr>
+        <w:t>uptime_segundos</w:t>
+      </w:r>
+      <w:proofErr w:type="spellEnd"/>
+      <w:r>
+        <w:rPr>
+          <w:rFonts w:ascii="Courier New" w:eastAsia="Times New Roman" w:hAnsi="Courier New" w:cs="Courier New"/>
+          <w:sz w:val="20"/>
+          <w:szCs w:val="20"/>
+          <w:lang w:eastAsia="es-ES"/>
+        </w:rPr>
+        <w:t>": 86400,</w:t>
+      </w:r>
+    </w:p>
+    <w:p>
+      <w:pPr>
+        <w:tabs>
+          <w:tab w:val="left" w:pos="916"/>
+          <w:tab w:val="left" w:pos="1832"/>
+          <w:tab w:val="left" w:pos="2748"/>
+          <w:tab w:val="left" w:pos="3664"/>
+          <w:tab w:val="left" w:pos="4580"/>
+          <w:tab w:val="left" w:pos="5496"/>
+          <w:tab w:val="left" w:pos="6412"/>
+          <w:tab w:val="left" w:pos="7328"/>
+          <w:tab w:val="left" w:pos="8244"/>
+          <w:tab w:val="left" w:pos="9160"/>
+          <w:tab w:val="left" w:pos="10076"/>
+          <w:tab w:val="left" w:pos="10992"/>
+          <w:tab w:val="left" w:pos="11908"/>
+          <w:tab w:val="left" w:pos="12824"/>
+          <w:tab w:val="left" w:pos="13740"/>
+          <w:tab w:val="left" w:pos="14656"/>
+        </w:tabs>
+        <w:spacing w:after="0" w:line="240" w:lineRule="auto"/>
+        <w:rPr>
+          <w:rFonts w:ascii="Courier New" w:eastAsia="Times New Roman" w:hAnsi="Courier New" w:cs="Courier New"/>
+          <w:sz w:val="20"/>
+          <w:szCs w:val="20"/>
+          <w:lang w:eastAsia="es-ES"/>
+        </w:rPr>
+      </w:pPr>
+      <w:r>
+        <w:rPr>
+          <w:rFonts w:ascii="Courier New" w:eastAsia="Times New Roman" w:hAnsi="Courier New" w:cs="Courier New"/>
+          <w:sz w:val="20"/>
+          <w:szCs w:val="20"/>
+          <w:lang w:eastAsia="es-ES"/>
+        </w:rPr>
+        <w:t xml:space="preserve">  "</w:t>
+      </w:r>
+      <w:proofErr w:type="spellStart"/>
+      <w:r>
+        <w:rPr>
+          <w:rFonts w:ascii="Courier New" w:eastAsia="Times New Roman" w:hAnsi="Courier New" w:cs="Courier New"/>
+          <w:sz w:val="20"/>
+          <w:szCs w:val="20"/>
+          <w:lang w:eastAsia="es-ES"/>
+        </w:rPr>
+        <w:t>version</w:t>
+      </w:r>
+      <w:proofErr w:type="spellEnd"/>
+      <w:r>
+        <w:rPr>
+          <w:rFonts w:ascii="Courier New" w:eastAsia="Times New Roman" w:hAnsi="Courier New" w:cs="Courier New"/>
+          <w:sz w:val="20"/>
+          <w:szCs w:val="20"/>
+          <w:lang w:eastAsia="es-ES"/>
+        </w:rPr>
+        <w:t>": "1.0.0"</w:t>
+      </w:r>
+    </w:p>
+    <w:p>
+      <w:pPr>
+        <w:tabs>
+          <w:tab w:val="left" w:pos="916"/>
+          <w:tab w:val="left" w:pos="1832"/>
+          <w:tab w:val="left" w:pos="2748"/>
+          <w:tab w:val="left" w:pos="3664"/>
+          <w:tab w:val="left" w:pos="4580"/>
+          <w:tab w:val="left" w:pos="5496"/>
+          <w:tab w:val="left" w:pos="6412"/>
+          <w:tab w:val="left" w:pos="7328"/>
+          <w:tab w:val="left" w:pos="8244"/>
+          <w:tab w:val="left" w:pos="9160"/>
+          <w:tab w:val="left" w:pos="10076"/>
+          <w:tab w:val="left" w:pos="10992"/>
+          <w:tab w:val="left" w:pos="11908"/>
+          <w:tab w:val="left" w:pos="12824"/>
+          <w:tab w:val="left" w:pos="13740"/>
+          <w:tab w:val="left" w:pos="14656"/>
+        </w:tabs>
+        <w:spacing w:after="0" w:line="240" w:lineRule="auto"/>
+        <w:rPr>
+          <w:rFonts w:ascii="Courier New" w:eastAsia="Times New Roman" w:hAnsi="Courier New" w:cs="Courier New"/>
+          <w:sz w:val="20"/>
+          <w:szCs w:val="20"/>
+          <w:lang w:eastAsia="es-ES"/>
+        </w:rPr>
+      </w:pPr>
+      <w:r>
+        <w:rPr>
+          <w:rFonts w:ascii="Courier New" w:eastAsia="Times New Roman" w:hAnsi="Courier New" w:cs="Courier New"/>
+          <w:sz w:val="20"/>
+          <w:szCs w:val="20"/>
+          <w:lang w:eastAsia="es-ES"/>
+        </w:rPr>
+        <w:t>}</w:t>
+      </w:r>
+    </w:p>
+    <w:p>
+      <w:pPr>
+        <w:spacing w:after="0" w:line="240" w:lineRule="auto"/>
+        <w:rPr>
+          <w:rFonts w:ascii="Times New Roman" w:eastAsia="Times New Roman" w:hAnsi="Times New Roman" w:cs="Times New Roman"/>
+          <w:sz w:val="24"/>
+          <w:szCs w:val="24"/>
+          <w:lang w:eastAsia="es-ES"/>
+        </w:rPr>
+      </w:pPr>
+      <w:r>
+        <w:rPr>
+          <w:rFonts w:ascii="Times New Roman" w:eastAsia="Times New Roman" w:hAnsi="Times New Roman" w:cs="Times New Roman"/>
+          <w:sz w:val="24"/>
+          <w:szCs w:val="24"/>
+          <w:lang w:eastAsia="es-ES"/>
+        </w:rPr>
+        <w:pict w14:anchorId="36659695">
+          <v:rect id="_x0000_i1039" style="width:0;height:1.5pt" o:hralign="center" o:hrstd="t" o:hr="t" fillcolor="#a0a0a0" stroked="f"/>
+        </w:pict>
+      </w:r>
+    </w:p>
+    <w:p>
+      <w:pPr>
+        <w:spacing w:before="100" w:beforeAutospacing="1" w:after="100" w:afterAutospacing="1" w:line="240" w:lineRule="auto"/>
+        <w:outlineLvl w:val="1"/>
+        <w:rPr>
+          <w:rFonts w:ascii="Times New Roman" w:eastAsia="Times New Roman" w:hAnsi="Times New Roman" w:cs="Times New Roman"/>
+          <w:b/>
+          <w:bCs/>
+          <w:sz w:val="36"/>
+          <w:szCs w:val="36"/>
+          <w:lang w:eastAsia="es-ES"/>
+        </w:rPr>
+      </w:pPr>
+      <w:r>
+        <w:rPr>
+          <w:rFonts w:ascii="Times New Roman" w:eastAsia="Times New Roman" w:hAnsi="Times New Roman" w:cs="Times New Roman"/>
+          <w:b/>
+          <w:bCs/>
+          <w:sz w:val="36"/>
+          <w:szCs w:val="36"/>
+          <w:lang w:eastAsia="es-ES"/>
+        </w:rPr>
+        <w:t xml:space="preserve">Resumen de </w:t>
+      </w:r>
+      <w:proofErr w:type="spellStart"/>
+      <w:r>
+        <w:rPr>
+          <w:rFonts w:ascii="Times New Roman" w:eastAsia="Times New Roman" w:hAnsi="Times New Roman" w:cs="Times New Roman"/>
+          <w:b/>
+          <w:bCs/>
+          <w:sz w:val="36"/>
+          <w:szCs w:val="36"/>
+          <w:lang w:eastAsia="es-ES"/>
+        </w:rPr>
+        <w:t>endpoints</w:t>
+      </w:r>
+      <w:proofErr w:type="spellEnd"/>
+    </w:p>
+    <w:tbl>
+      <w:tblPr>
+        <w:tblW w:w="0" w:type="auto"/>
+        <w:tblCellSpacing w:w="15" w:type="dxa"/>
+        <w:tblCellMar>
+          <w:top w:w="15" w:type="dxa"/>
+          <w:left w:w="15" w:type="dxa"/>
+          <w:bottom w:w="15" w:type="dxa"/>
+          <w:right w:w="15" w:type="dxa"/>
+        </w:tblCellMar>
+        <w:tblLook w:val="04A0" w:firstRow="1" w:lastRow="0" w:firstColumn="1" w:lastColumn="0" w:noHBand="0" w:noVBand="1"/>
+      </w:tblPr>
+      <w:tblGrid>
+        <w:gridCol w:w="862"/>
+        <w:gridCol w:w="1677"/>
+        <w:gridCol w:w="3874"/>
+      </w:tblGrid>
+      <w:tr>
+        <w:trPr>
+          <w:tblHeader/>
+          <w:tblCellSpacing w:w="15" w:type="dxa"/>
+        </w:trPr>
+        <w:tc>
+          <w:tcPr>
+            <w:tcW w:w="0" w:type="auto"/>
+            <w:vAlign w:val="center"/>
+            <w:hideMark/>
+          </w:tcPr>
+          <w:p>
+            <w:pPr>
+              <w:spacing w:after="0" w:line="240" w:lineRule="auto"/>
+              <w:jc w:val="center"/>
+              <w:rPr>
+                <w:rFonts w:ascii="Times New Roman" w:eastAsia="Times New Roman" w:hAnsi="Times New Roman" w:cs="Times New Roman"/>
+                <w:b/>
+                <w:bCs/>
+                <w:sz w:val="24"/>
+                <w:szCs w:val="24"/>
+                <w:lang w:eastAsia="es-ES"/>
+              </w:rPr>
+            </w:pPr>
+            <w:r>
+              <w:rPr>
+                <w:rFonts w:ascii="Times New Roman" w:eastAsia="Times New Roman" w:hAnsi="Times New Roman" w:cs="Times New Roman"/>
+                <w:b/>
+                <w:bCs/>
+                <w:sz w:val="24"/>
+                <w:szCs w:val="24"/>
+                <w:lang w:eastAsia="es-ES"/>
+              </w:rPr>
+              <w:t>Método</w:t>
+            </w:r>
+          </w:p>
+        </w:tc>
+        <w:tc>
+          <w:tcPr>
+            <w:tcW w:w="0" w:type="auto"/>
+            <w:vAlign w:val="center"/>
+            <w:hideMark/>
+          </w:tcPr>
+          <w:p>
+            <w:pPr>
+              <w:spacing w:after="0" w:line="240" w:lineRule="auto"/>
+              <w:jc w:val="center"/>
+              <w:rPr>
+                <w:rFonts w:ascii="Times New Roman" w:eastAsia="Times New Roman" w:hAnsi="Times New Roman" w:cs="Times New Roman"/>
+                <w:b/>
+                <w:bCs/>
+                <w:sz w:val="24"/>
+                <w:szCs w:val="24"/>
+                <w:lang w:eastAsia="es-ES"/>
+              </w:rPr>
+            </w:pPr>
+            <w:proofErr w:type="spellStart"/>
+            <w:r>
+              <w:rPr>
+                <w:rFonts w:ascii="Times New Roman" w:eastAsia="Times New Roman" w:hAnsi="Times New Roman" w:cs="Times New Roman"/>
+                <w:b/>
+                <w:bCs/>
+                <w:sz w:val="24"/>
+                <w:szCs w:val="24"/>
+                <w:lang w:eastAsia="es-ES"/>
+              </w:rPr>
+              <w:t>Endpoint</w:t>
+            </w:r>
+            <w:proofErr w:type="spellEnd"/>
+          </w:p>
+        </w:tc>
+        <w:tc>
+          <w:tcPr>
+            <w:tcW w:w="0" w:type="auto"/>
+            <w:vAlign w:val="center"/>
+            <w:hideMark/>
+          </w:tcPr>
+          <w:p>
+            <w:pPr>
+              <w:spacing w:after="0" w:line="240" w:lineRule="auto"/>
+              <w:jc w:val="center"/>
+              <w:rPr>
+                <w:rFonts w:ascii="Times New Roman" w:eastAsia="Times New Roman" w:hAnsi="Times New Roman" w:cs="Times New Roman"/>
+                <w:b/>
+                <w:bCs/>
+                <w:sz w:val="24"/>
+                <w:szCs w:val="24"/>
+                <w:lang w:eastAsia="es-ES"/>
+              </w:rPr>
+            </w:pPr>
+            <w:r>
+              <w:rPr>
+                <w:rFonts w:ascii="Times New Roman" w:eastAsia="Times New Roman" w:hAnsi="Times New Roman" w:cs="Times New Roman"/>
+                <w:b/>
+                <w:bCs/>
+                <w:sz w:val="24"/>
+                <w:szCs w:val="24"/>
+                <w:lang w:eastAsia="es-ES"/>
+              </w:rPr>
+              <w:t>Descripción</w:t>
+            </w:r>
+          </w:p>
+        </w:tc>
+      </w:tr>
+      <w:tr>
+        <w:trPr>
+          <w:tblCellSpacing w:w="15" w:type="dxa"/>
+        </w:trPr>
+        <w:tc>
+          <w:tcPr>
+            <w:tcW w:w="0" w:type="auto"/>
+            <w:vAlign w:val="center"/>
+            <w:hideMark/>
+          </w:tcPr>
+          <w:p>
+            <w:pPr>
+              <w:spacing w:after="0" w:line="240" w:lineRule="auto"/>
+              <w:rPr>
+                <w:rFonts w:ascii="Times New Roman" w:eastAsia="Times New Roman" w:hAnsi="Times New Roman" w:cs="Times New Roman"/>
+                <w:sz w:val="24"/>
+                <w:szCs w:val="24"/>
+                <w:lang w:eastAsia="es-ES"/>
+              </w:rPr>
+            </w:pPr>
+            <w:r>
+              <w:rPr>
+                <w:rFonts w:ascii="Times New Roman" w:eastAsia="Times New Roman" w:hAnsi="Times New Roman" w:cs="Times New Roman"/>
+                <w:sz w:val="24"/>
+                <w:szCs w:val="24"/>
+                <w:lang w:eastAsia="es-ES"/>
+              </w:rPr>
+              <w:t>POST</w:t>
+            </w:r>
+          </w:p>
+        </w:tc>
+        <w:tc>
+          <w:tcPr>
+            <w:tcW w:w="0" w:type="auto"/>
+            <w:vAlign w:val="center"/>
+            <w:hideMark/>
+          </w:tcPr>
+          <w:p>
+            <w:pPr>
+              <w:spacing w:after="0" w:line="240" w:lineRule="auto"/>
+              <w:rPr>
+                <w:rFonts w:ascii="Times New Roman" w:eastAsia="Times New Roman" w:hAnsi="Times New Roman" w:cs="Times New Roman"/>
+                <w:sz w:val="24"/>
+                <w:szCs w:val="24"/>
+                <w:lang w:eastAsia="es-ES"/>
+              </w:rPr>
+            </w:pPr>
+            <w:r>
+              <w:rPr>
+                <w:rFonts w:ascii="Times New Roman" w:eastAsia="Times New Roman" w:hAnsi="Times New Roman" w:cs="Times New Roman"/>
+                <w:sz w:val="24"/>
+                <w:szCs w:val="24"/>
+                <w:lang w:eastAsia="es-ES"/>
+              </w:rPr>
+              <w:t>/analizar</w:t>
+            </w:r>
+          </w:p>
+        </w:tc>
+        <w:tc>
+          <w:tcPr>
+            <w:tcW w:w="0" w:type="auto"/>
+            <w:vAlign w:val="center"/>
+            <w:hideMark/>
+          </w:tcPr>
+          <w:p>
+            <w:pPr>
+              <w:spacing w:after="0" w:line="240" w:lineRule="auto"/>
+              <w:rPr>
+                <w:rFonts w:ascii="Times New Roman" w:eastAsia="Times New Roman" w:hAnsi="Times New Roman" w:cs="Times New Roman"/>
+                <w:sz w:val="24"/>
+                <w:szCs w:val="24"/>
+                <w:lang w:eastAsia="es-ES"/>
+              </w:rPr>
+            </w:pPr>
+            <w:r>
+              <w:rPr>
+                <w:rFonts w:ascii="Times New Roman" w:eastAsia="Times New Roman" w:hAnsi="Times New Roman" w:cs="Times New Roman"/>
+                <w:sz w:val="24"/>
+                <w:szCs w:val="24"/>
+                <w:lang w:eastAsia="es-ES"/>
+              </w:rPr>
+              <w:t>Interpreta un mensaje ambiguo</w:t>
+            </w:r>
+          </w:p>
+        </w:tc>
+      </w:tr>
+      <w:tr>
+        <w:trPr>
+          <w:tblCellSpacing w:w="15" w:type="dxa"/>
+        </w:trPr>
+        <w:tc>
+          <w:tcPr>
+            <w:tcW w:w="0" w:type="auto"/>
+            <w:vAlign w:val="center"/>
+            <w:hideMark/>
+          </w:tcPr>
+          <w:p>
+            <w:pPr>
+              <w:spacing w:after="0" w:line="240" w:lineRule="auto"/>
+              <w:rPr>
+                <w:rFonts w:ascii="Times New Roman" w:eastAsia="Times New Roman" w:hAnsi="Times New Roman" w:cs="Times New Roman"/>
+                <w:sz w:val="24"/>
+                <w:szCs w:val="24"/>
+                <w:lang w:eastAsia="es-ES"/>
+              </w:rPr>
+            </w:pPr>
+            <w:r>
+              <w:rPr>
+                <w:rFonts w:ascii="Times New Roman" w:eastAsia="Times New Roman" w:hAnsi="Times New Roman" w:cs="Times New Roman"/>
+                <w:sz w:val="24"/>
+                <w:szCs w:val="24"/>
+                <w:lang w:eastAsia="es-ES"/>
+              </w:rPr>
+              <w:t>POST</w:t>
+            </w:r>
+          </w:p>
+        </w:tc>
+        <w:tc>
+          <w:tcPr>
+            <w:tcW w:w="0" w:type="auto"/>
+            <w:vAlign w:val="center"/>
+            <w:hideMark/>
+          </w:tcPr>
+          <w:p>
+            <w:pPr>
+              <w:spacing w:after="0" w:line="240" w:lineRule="auto"/>
+              <w:rPr>
+                <w:rFonts w:ascii="Times New Roman" w:eastAsia="Times New Roman" w:hAnsi="Times New Roman" w:cs="Times New Roman"/>
+                <w:sz w:val="24"/>
+                <w:szCs w:val="24"/>
+                <w:lang w:eastAsia="es-ES"/>
+              </w:rPr>
+            </w:pPr>
+            <w:r>
+              <w:rPr>
+                <w:rFonts w:ascii="Times New Roman" w:eastAsia="Times New Roman" w:hAnsi="Times New Roman" w:cs="Times New Roman"/>
+                <w:sz w:val="24"/>
+                <w:szCs w:val="24"/>
+                <w:lang w:eastAsia="es-ES"/>
+              </w:rPr>
+              <w:t>/evaluar</w:t>
+            </w:r>
+          </w:p>
+        </w:tc>
+        <w:tc>
+          <w:tcPr>
+            <w:tcW w:w="0" w:type="auto"/>
+            <w:vAlign w:val="center"/>
+            <w:hideMark/>
+          </w:tcPr>
+          <w:p>
+            <w:pPr>
+              <w:spacing w:after="0" w:line="240" w:lineRule="auto"/>
+              <w:rPr>
+                <w:rFonts w:ascii="Times New Roman" w:eastAsia="Times New Roman" w:hAnsi="Times New Roman" w:cs="Times New Roman"/>
+                <w:sz w:val="24"/>
+                <w:szCs w:val="24"/>
+                <w:lang w:eastAsia="es-ES"/>
+              </w:rPr>
+            </w:pPr>
+            <w:r>
+              <w:rPr>
+                <w:rFonts w:ascii="Times New Roman" w:eastAsia="Times New Roman" w:hAnsi="Times New Roman" w:cs="Times New Roman"/>
+                <w:sz w:val="24"/>
+                <w:szCs w:val="24"/>
+                <w:lang w:eastAsia="es-ES"/>
+              </w:rPr>
+              <w:t>Evalúa una respuesta propuesta</w:t>
+            </w:r>
+          </w:p>
+        </w:tc>
+      </w:tr>
+      <w:tr>
+        <w:trPr>
+          <w:tblCellSpacing w:w="15" w:type="dxa"/>
+        </w:trPr>
+        <w:tc>
+          <w:tcPr>
+            <w:tcW w:w="0" w:type="auto"/>
+            <w:vAlign w:val="center"/>
+            <w:hideMark/>
+          </w:tcPr>
+          <w:p>
+            <w:pPr>
+              <w:spacing w:after="0" w:line="240" w:lineRule="auto"/>
+              <w:rPr>
+                <w:rFonts w:ascii="Times New Roman" w:eastAsia="Times New Roman" w:hAnsi="Times New Roman" w:cs="Times New Roman"/>
+                <w:sz w:val="24"/>
+                <w:szCs w:val="24"/>
+                <w:lang w:eastAsia="es-ES"/>
+              </w:rPr>
+            </w:pPr>
+            <w:r>
+              <w:rPr>
+                <w:rFonts w:ascii="Times New Roman" w:eastAsia="Times New Roman" w:hAnsi="Times New Roman" w:cs="Times New Roman"/>
+                <w:sz w:val="24"/>
+                <w:szCs w:val="24"/>
+                <w:lang w:eastAsia="es-ES"/>
+              </w:rPr>
+              <w:t>GET</w:t>
+            </w:r>
+          </w:p>
+        </w:tc>
+        <w:tc>
+          <w:tcPr>
+            <w:tcW w:w="0" w:type="auto"/>
+            <w:vAlign w:val="center"/>
+            <w:hideMark/>
+          </w:tcPr>
+          <w:p>
+            <w:pPr>
+              <w:spacing w:after="0" w:line="240" w:lineRule="auto"/>
+              <w:rPr>
+                <w:rFonts w:ascii="Times New Roman" w:eastAsia="Times New Roman" w:hAnsi="Times New Roman" w:cs="Times New Roman"/>
+                <w:sz w:val="24"/>
+                <w:szCs w:val="24"/>
+                <w:lang w:eastAsia="es-ES"/>
+              </w:rPr>
+            </w:pPr>
+            <w:r>
+              <w:rPr>
+                <w:rFonts w:ascii="Times New Roman" w:eastAsia="Times New Roman" w:hAnsi="Times New Roman" w:cs="Times New Roman"/>
+                <w:sz w:val="24"/>
+                <w:szCs w:val="24"/>
+                <w:lang w:eastAsia="es-ES"/>
+              </w:rPr>
+              <w:t>/</w:t>
+            </w:r>
+            <w:proofErr w:type="spellStart"/>
+            <w:r>
+              <w:rPr>
+                <w:rFonts w:ascii="Times New Roman" w:eastAsia="Times New Roman" w:hAnsi="Times New Roman" w:cs="Times New Roman"/>
+                <w:sz w:val="24"/>
+                <w:szCs w:val="24"/>
+                <w:lang w:eastAsia="es-ES"/>
+              </w:rPr>
+              <w:t>audit</w:t>
+            </w:r>
+            <w:proofErr w:type="spellEnd"/>
+            <w:r>
+              <w:rPr>
+                <w:rFonts w:ascii="Times New Roman" w:eastAsia="Times New Roman" w:hAnsi="Times New Roman" w:cs="Times New Roman"/>
+                <w:sz w:val="24"/>
+                <w:szCs w:val="24"/>
+                <w:lang w:eastAsia="es-ES"/>
+              </w:rPr>
+              <w:t>/{</w:t>
+            </w:r>
+            <w:proofErr w:type="spellStart"/>
+            <w:r>
+              <w:rPr>
+                <w:rFonts w:ascii="Times New Roman" w:eastAsia="Times New Roman" w:hAnsi="Times New Roman" w:cs="Times New Roman"/>
+                <w:sz w:val="24"/>
+                <w:szCs w:val="24"/>
+                <w:lang w:eastAsia="es-ES"/>
+              </w:rPr>
+              <w:t>trace_id</w:t>
+            </w:r>
+            <w:proofErr w:type="spellEnd"/>
+            <w:r>
+              <w:rPr>
+                <w:rFonts w:ascii="Times New Roman" w:eastAsia="Times New Roman" w:hAnsi="Times New Roman" w:cs="Times New Roman"/>
+                <w:sz w:val="24"/>
+                <w:szCs w:val="24"/>
+                <w:lang w:eastAsia="es-ES"/>
+              </w:rPr>
+              <w:t>}</w:t>
+            </w:r>
+          </w:p>
+        </w:tc>
+        <w:tc>
+          <w:tcPr>
+            <w:tcW w:w="0" w:type="auto"/>
+            <w:vAlign w:val="center"/>
+            <w:hideMark/>
+          </w:tcPr>
+          <w:p>
+            <w:pPr>
+              <w:spacing w:after="0" w:line="240" w:lineRule="auto"/>
+              <w:rPr>
+                <w:rFonts w:ascii="Times New Roman" w:eastAsia="Times New Roman" w:hAnsi="Times New Roman" w:cs="Times New Roman"/>
+                <w:sz w:val="24"/>
+                <w:szCs w:val="24"/>
+                <w:lang w:eastAsia="es-ES"/>
+              </w:rPr>
+            </w:pPr>
+            <w:r>
+              <w:rPr>
+                <w:rFonts w:ascii="Times New Roman" w:eastAsia="Times New Roman" w:hAnsi="Times New Roman" w:cs="Times New Roman"/>
+                <w:sz w:val="24"/>
+                <w:szCs w:val="24"/>
+                <w:lang w:eastAsia="es-ES"/>
+              </w:rPr>
+              <w:t>Trazabilidad completa de una respuesta</w:t>
+            </w:r>
+          </w:p>
+        </w:tc>
+      </w:tr>
+      <w:tr>
+        <w:trPr>
+          <w:tblCellSpacing w:w="15" w:type="dxa"/>
+        </w:trPr>
+        <w:tc>
+          <w:tcPr>
+            <w:tcW w:w="0" w:type="auto"/>
+            <w:vAlign w:val="center"/>
+            <w:hideMark/>
+          </w:tcPr>
+          <w:p>
+            <w:pPr>
+              <w:spacing w:after="0" w:line="240" w:lineRule="auto"/>
+              <w:rPr>
+                <w:rFonts w:ascii="Times New Roman" w:eastAsia="Times New Roman" w:hAnsi="Times New Roman" w:cs="Times New Roman"/>
+                <w:sz w:val="24"/>
+                <w:szCs w:val="24"/>
+                <w:lang w:eastAsia="es-ES"/>
+              </w:rPr>
+            </w:pPr>
+            <w:r>
+              <w:rPr>
+                <w:rFonts w:ascii="Times New Roman" w:eastAsia="Times New Roman" w:hAnsi="Times New Roman" w:cs="Times New Roman"/>
+                <w:sz w:val="24"/>
+                <w:szCs w:val="24"/>
+                <w:lang w:eastAsia="es-ES"/>
+              </w:rPr>
+              <w:t>GET</w:t>
+            </w:r>
+          </w:p>
+        </w:tc>
+        <w:tc>
+          <w:tcPr>
+            <w:tcW w:w="0" w:type="auto"/>
+            <w:vAlign w:val="center"/>
+            <w:hideMark/>
+          </w:tcPr>
+          <w:p>
+            <w:pPr>
+              <w:spacing w:after="0" w:line="240" w:lineRule="auto"/>
+              <w:rPr>
+                <w:rFonts w:ascii="Times New Roman" w:eastAsia="Times New Roman" w:hAnsi="Times New Roman" w:cs="Times New Roman"/>
+                <w:sz w:val="24"/>
+                <w:szCs w:val="24"/>
+                <w:lang w:eastAsia="es-ES"/>
+              </w:rPr>
+            </w:pPr>
+            <w:r>
+              <w:rPr>
+                <w:rFonts w:ascii="Times New Roman" w:eastAsia="Times New Roman" w:hAnsi="Times New Roman" w:cs="Times New Roman"/>
+                <w:sz w:val="24"/>
+                <w:szCs w:val="24"/>
+                <w:lang w:eastAsia="es-ES"/>
+              </w:rPr>
+              <w:t>/</w:t>
+            </w:r>
+            <w:proofErr w:type="spellStart"/>
+            <w:r>
+              <w:rPr>
+                <w:rFonts w:ascii="Times New Roman" w:eastAsia="Times New Roman" w:hAnsi="Times New Roman" w:cs="Times New Roman"/>
+                <w:sz w:val="24"/>
+                <w:szCs w:val="24"/>
+                <w:lang w:eastAsia="es-ES"/>
+              </w:rPr>
+              <w:t>metricas</w:t>
+            </w:r>
+            <w:proofErr w:type="spellEnd"/>
+          </w:p>
+        </w:tc>
+        <w:tc>
+          <w:tcPr>
+            <w:tcW w:w="0" w:type="auto"/>
+            <w:vAlign w:val="center"/>
+            <w:hideMark/>
+          </w:tcPr>
+          <w:p>
+            <w:pPr>
+              <w:spacing w:after="0" w:line="240" w:lineRule="auto"/>
+              <w:rPr>
+                <w:rFonts w:ascii="Times New Roman" w:eastAsia="Times New Roman" w:hAnsi="Times New Roman" w:cs="Times New Roman"/>
+                <w:sz w:val="24"/>
+                <w:szCs w:val="24"/>
+                <w:lang w:eastAsia="es-ES"/>
+              </w:rPr>
+            </w:pPr>
+            <w:r>
+              <w:rPr>
+                <w:rFonts w:ascii="Times New Roman" w:eastAsia="Times New Roman" w:hAnsi="Times New Roman" w:cs="Times New Roman"/>
+                <w:sz w:val="24"/>
+                <w:szCs w:val="24"/>
+                <w:lang w:eastAsia="es-ES"/>
+              </w:rPr>
+              <w:t>Métricas de calidad agregadas</w:t>
+            </w:r>
+          </w:p>
+        </w:tc>
+      </w:tr>
+      <w:tr>
+        <w:trPr>
+          <w:tblCellSpacing w:w="15" w:type="dxa"/>
+        </w:trPr>
+        <w:tc>
+          <w:tcPr>
+            <w:tcW w:w="0" w:type="auto"/>
+            <w:vAlign w:val="center"/>
+            <w:hideMark/>
+          </w:tcPr>
+          <w:p>
+            <w:pPr>
+              <w:spacing w:after="0" w:line="240" w:lineRule="auto"/>
+              <w:rPr>
+                <w:rFonts w:ascii="Times New Roman" w:eastAsia="Times New Roman" w:hAnsi="Times New Roman" w:cs="Times New Roman"/>
+                <w:sz w:val="24"/>
+                <w:szCs w:val="24"/>
+                <w:lang w:eastAsia="es-ES"/>
+              </w:rPr>
+            </w:pPr>
+            <w:r>
+              <w:rPr>
+                <w:rFonts w:ascii="Times New Roman" w:eastAsia="Times New Roman" w:hAnsi="Times New Roman" w:cs="Times New Roman"/>
+                <w:sz w:val="24"/>
+                <w:szCs w:val="24"/>
+                <w:lang w:eastAsia="es-ES"/>
+              </w:rPr>
+              <w:t>GET</w:t>
+            </w:r>
+          </w:p>
+        </w:tc>
+        <w:tc>
+          <w:tcPr>
+            <w:tcW w:w="0" w:type="auto"/>
+            <w:vAlign w:val="center"/>
+            <w:hideMark/>
+          </w:tcPr>
+          <w:p>
+            <w:pPr>
+              <w:spacing w:after="0" w:line="240" w:lineRule="auto"/>
+              <w:rPr>
+                <w:rFonts w:ascii="Times New Roman" w:eastAsia="Times New Roman" w:hAnsi="Times New Roman" w:cs="Times New Roman"/>
+                <w:sz w:val="24"/>
+                <w:szCs w:val="24"/>
+                <w:lang w:eastAsia="es-ES"/>
+              </w:rPr>
+            </w:pPr>
+            <w:r>
+              <w:rPr>
+                <w:rFonts w:ascii="Times New Roman" w:eastAsia="Times New Roman" w:hAnsi="Times New Roman" w:cs="Times New Roman"/>
+                <w:sz w:val="24"/>
+                <w:szCs w:val="24"/>
+                <w:lang w:eastAsia="es-ES"/>
+              </w:rPr>
+              <w:t>/</w:t>
+            </w:r>
+            <w:proofErr w:type="spellStart"/>
+            <w:r>
+              <w:rPr>
+                <w:rFonts w:ascii="Times New Roman" w:eastAsia="Times New Roman" w:hAnsi="Times New Roman" w:cs="Times New Roman"/>
+                <w:sz w:val="24"/>
+                <w:szCs w:val="24"/>
+                <w:lang w:eastAsia="es-ES"/>
+              </w:rPr>
+              <w:t>health</w:t>
+            </w:r>
+            <w:proofErr w:type="spellEnd"/>
+          </w:p>
+        </w:tc>
+        <w:tc>
+          <w:tcPr>
+            <w:tcW w:w="0" w:type="auto"/>
+            <w:vAlign w:val="center"/>
+            <w:hideMark/>
+          </w:tcPr>
+          <w:p>
+            <w:pPr>
+              <w:spacing w:after="0" w:line="240" w:lineRule="auto"/>
+              <w:rPr>
+                <w:rFonts w:ascii="Times New Roman" w:eastAsia="Times New Roman" w:hAnsi="Times New Roman" w:cs="Times New Roman"/>
+                <w:sz w:val="24"/>
+                <w:szCs w:val="24"/>
+                <w:lang w:eastAsia="es-ES"/>
+              </w:rPr>
+            </w:pPr>
+            <w:r>
+              <w:rPr>
+                <w:rFonts w:ascii="Times New Roman" w:eastAsia="Times New Roman" w:hAnsi="Times New Roman" w:cs="Times New Roman"/>
+                <w:sz w:val="24"/>
+                <w:szCs w:val="24"/>
+                <w:lang w:eastAsia="es-ES"/>
+              </w:rPr>
+              <w:t>Estado del sistema</w:t>
+            </w:r>
+          </w:p>
+        </w:tc>
+      </w:tr>
+    </w:tbl>
+    <w:p>
+      <w:pPr>
+        <w:spacing w:after="0" w:line="240" w:lineRule="auto"/>
+        <w:rPr>
+          <w:rFonts w:ascii="Times New Roman" w:eastAsia="Times New Roman" w:hAnsi="Times New Roman" w:cs="Times New Roman"/>
+          <w:sz w:val="24"/>
+          <w:szCs w:val="24"/>
+          <w:lang w:eastAsia="es-ES"/>
+        </w:rPr>
+      </w:pPr>
+      <w:r>
+        <w:rPr>
+          <w:rFonts w:ascii="Times New Roman" w:eastAsia="Times New Roman" w:hAnsi="Times New Roman" w:cs="Times New Roman"/>
+          <w:sz w:val="24"/>
+          <w:szCs w:val="24"/>
+          <w:lang w:eastAsia="es-ES"/>
+        </w:rPr>
+        <w:pict w14:anchorId="724E921D">
+          <v:rect id="_x0000_i1040" style="width:0;height:1.5pt" o:hralign="center" o:hrstd="t" o:hr="t" fillcolor="#a0a0a0" stroked="f"/>
+        </w:pict>
+      </w:r>
+    </w:p>
+    <w:p>
+      <w:pPr>
+        <w:spacing w:before="100" w:beforeAutospacing="1" w:after="100" w:afterAutospacing="1" w:line="240" w:lineRule="auto"/>
+        <w:outlineLvl w:val="1"/>
+        <w:rPr>
+          <w:rFonts w:ascii="Times New Roman" w:eastAsia="Times New Roman" w:hAnsi="Times New Roman" w:cs="Times New Roman"/>
+          <w:b/>
+          <w:bCs/>
+          <w:sz w:val="36"/>
+          <w:szCs w:val="36"/>
+          <w:lang w:eastAsia="es-ES"/>
+        </w:rPr>
+      </w:pPr>
+      <w:r>
+        <w:rPr>
+          <w:rFonts w:ascii="Times New Roman" w:eastAsia="Times New Roman" w:hAnsi="Times New Roman" w:cs="Times New Roman"/>
+          <w:b/>
+          <w:bCs/>
+          <w:sz w:val="36"/>
+          <w:szCs w:val="36"/>
+          <w:lang w:eastAsia="es-ES"/>
+        </w:rPr>
+        <w:lastRenderedPageBreak/>
+        <w:t>Políticas del agente</w:t>
+      </w:r>
+    </w:p>
+    <w:tbl>
+      <w:tblPr>
+        <w:tblW w:w="0" w:type="auto"/>
+        <w:tblCellSpacing w:w="15" w:type="dxa"/>
+        <w:tblCellMar>
+          <w:top w:w="15" w:type="dxa"/>
+          <w:left w:w="15" w:type="dxa"/>
+          <w:bottom w:w="15" w:type="dxa"/>
+          <w:right w:w="15" w:type="dxa"/>
+        </w:tblCellMar>
+        <w:tblLook w:val="04A0" w:firstRow="1" w:lastRow="0" w:firstColumn="1" w:lastColumn="0" w:noHBand="0" w:noVBand="1"/>
+      </w:tblPr>
+      <w:tblGrid>
+        <w:gridCol w:w="2235"/>
+        <w:gridCol w:w="2973"/>
+        <w:gridCol w:w="3034"/>
+      </w:tblGrid>
+      <w:tr>
+        <w:trPr>
+          <w:tblHeader/>
+          <w:tblCellSpacing w:w="15" w:type="dxa"/>
+        </w:trPr>
+        <w:tc>
+          <w:tcPr>
+            <w:tcW w:w="0" w:type="auto"/>
+            <w:vAlign w:val="center"/>
+            <w:hideMark/>
+          </w:tcPr>
+          <w:p>
+            <w:pPr>
+              <w:spacing w:after="0" w:line="240" w:lineRule="auto"/>
+              <w:jc w:val="center"/>
+              <w:rPr>
+                <w:rFonts w:ascii="Times New Roman" w:eastAsia="Times New Roman" w:hAnsi="Times New Roman" w:cs="Times New Roman"/>
+                <w:b/>
+                <w:bCs/>
+                <w:sz w:val="24"/>
+                <w:szCs w:val="24"/>
+                <w:lang w:eastAsia="es-ES"/>
+              </w:rPr>
+            </w:pPr>
+            <w:r>
+              <w:rPr>
+                <w:rFonts w:ascii="Times New Roman" w:eastAsia="Times New Roman" w:hAnsi="Times New Roman" w:cs="Times New Roman"/>
+                <w:b/>
+                <w:bCs/>
+                <w:sz w:val="24"/>
+                <w:szCs w:val="24"/>
+                <w:lang w:eastAsia="es-ES"/>
+              </w:rPr>
+              <w:t>Política</w:t>
+            </w:r>
+          </w:p>
+        </w:tc>
+        <w:tc>
+          <w:tcPr>
+            <w:tcW w:w="0" w:type="auto"/>
+            <w:vAlign w:val="center"/>
+            <w:hideMark/>
+          </w:tcPr>
+          <w:p>
+            <w:pPr>
+              <w:spacing w:after="0" w:line="240" w:lineRule="auto"/>
+              <w:jc w:val="center"/>
+              <w:rPr>
+                <w:rFonts w:ascii="Times New Roman" w:eastAsia="Times New Roman" w:hAnsi="Times New Roman" w:cs="Times New Roman"/>
+                <w:b/>
+                <w:bCs/>
+                <w:sz w:val="24"/>
+                <w:szCs w:val="24"/>
+                <w:lang w:eastAsia="es-ES"/>
+              </w:rPr>
+            </w:pPr>
+            <w:r>
+              <w:rPr>
+                <w:rFonts w:ascii="Times New Roman" w:eastAsia="Times New Roman" w:hAnsi="Times New Roman" w:cs="Times New Roman"/>
+                <w:b/>
+                <w:bCs/>
+                <w:sz w:val="24"/>
+                <w:szCs w:val="24"/>
+                <w:lang w:eastAsia="es-ES"/>
+              </w:rPr>
+              <w:t>Condición</w:t>
+            </w:r>
+          </w:p>
+        </w:tc>
+        <w:tc>
+          <w:tcPr>
+            <w:tcW w:w="0" w:type="auto"/>
+            <w:vAlign w:val="center"/>
+            <w:hideMark/>
+          </w:tcPr>
+          <w:p>
+            <w:pPr>
+              <w:spacing w:after="0" w:line="240" w:lineRule="auto"/>
+              <w:jc w:val="center"/>
+              <w:rPr>
+                <w:rFonts w:ascii="Times New Roman" w:eastAsia="Times New Roman" w:hAnsi="Times New Roman" w:cs="Times New Roman"/>
+                <w:b/>
+                <w:bCs/>
+                <w:sz w:val="24"/>
+                <w:szCs w:val="24"/>
+                <w:lang w:eastAsia="es-ES"/>
+              </w:rPr>
+            </w:pPr>
+            <w:r>
+              <w:rPr>
+                <w:rFonts w:ascii="Times New Roman" w:eastAsia="Times New Roman" w:hAnsi="Times New Roman" w:cs="Times New Roman"/>
+                <w:b/>
+                <w:bCs/>
+                <w:sz w:val="24"/>
+                <w:szCs w:val="24"/>
+                <w:lang w:eastAsia="es-ES"/>
+              </w:rPr>
+              <w:t>Acción</w:t>
+            </w:r>
+          </w:p>
+        </w:tc>
+      </w:tr>
+      <w:tr>
+        <w:trPr>
+          <w:tblCellSpacing w:w="15" w:type="dxa"/>
+        </w:trPr>
+        <w:tc>
+          <w:tcPr>
+            <w:tcW w:w="0" w:type="auto"/>
+            <w:vAlign w:val="center"/>
+            <w:hideMark/>
+          </w:tcPr>
+          <w:p>
+            <w:pPr>
+              <w:spacing w:after="0" w:line="240" w:lineRule="auto"/>
+              <w:rPr>
+                <w:rFonts w:ascii="Times New Roman" w:eastAsia="Times New Roman" w:hAnsi="Times New Roman" w:cs="Times New Roman"/>
+                <w:sz w:val="24"/>
+                <w:szCs w:val="24"/>
+                <w:lang w:eastAsia="es-ES"/>
+              </w:rPr>
+            </w:pPr>
+            <w:proofErr w:type="spellStart"/>
+            <w:r>
+              <w:rPr>
+                <w:rFonts w:ascii="Times New Roman" w:eastAsia="Times New Roman" w:hAnsi="Times New Roman" w:cs="Times New Roman"/>
+                <w:sz w:val="24"/>
+                <w:szCs w:val="24"/>
+                <w:lang w:eastAsia="es-ES"/>
+              </w:rPr>
+              <w:t>mensaje_minimo</w:t>
+            </w:r>
+            <w:proofErr w:type="spellEnd"/>
+          </w:p>
+        </w:tc>
+        <w:tc>
+          <w:tcPr>
+            <w:tcW w:w="0" w:type="auto"/>
+            <w:vAlign w:val="center"/>
+            <w:hideMark/>
+          </w:tcPr>
+          <w:p>
+            <w:pPr>
+              <w:spacing w:after="0" w:line="240" w:lineRule="auto"/>
+              <w:rPr>
+                <w:rFonts w:ascii="Times New Roman" w:eastAsia="Times New Roman" w:hAnsi="Times New Roman" w:cs="Times New Roman"/>
+                <w:sz w:val="24"/>
+                <w:szCs w:val="24"/>
+                <w:lang w:eastAsia="es-ES"/>
+              </w:rPr>
+            </w:pPr>
+            <w:r>
+              <w:rPr>
+                <w:rFonts w:ascii="Times New Roman" w:eastAsia="Times New Roman" w:hAnsi="Times New Roman" w:cs="Times New Roman"/>
+                <w:sz w:val="24"/>
+                <w:szCs w:val="24"/>
+                <w:lang w:eastAsia="es-ES"/>
+              </w:rPr>
+              <w:t>Menos de 5 palabras</w:t>
+            </w:r>
+          </w:p>
+        </w:tc>
+        <w:tc>
+          <w:tcPr>
+            <w:tcW w:w="0" w:type="auto"/>
+            <w:vAlign w:val="center"/>
+            <w:hideMark/>
+          </w:tcPr>
+          <w:p>
+            <w:pPr>
+              <w:spacing w:after="0" w:line="240" w:lineRule="auto"/>
+              <w:rPr>
+                <w:rFonts w:ascii="Times New Roman" w:eastAsia="Times New Roman" w:hAnsi="Times New Roman" w:cs="Times New Roman"/>
+                <w:sz w:val="24"/>
+                <w:szCs w:val="24"/>
+                <w:lang w:eastAsia="es-ES"/>
+              </w:rPr>
+            </w:pPr>
+            <w:r>
+              <w:rPr>
+                <w:rFonts w:ascii="Times New Roman" w:eastAsia="Times New Roman" w:hAnsi="Times New Roman" w:cs="Times New Roman"/>
+                <w:sz w:val="24"/>
+                <w:szCs w:val="24"/>
+                <w:lang w:eastAsia="es-ES"/>
+              </w:rPr>
+              <w:t>Rechaza y pide más contexto</w:t>
+            </w:r>
+          </w:p>
+        </w:tc>
+      </w:tr>
+      <w:tr>
+        <w:trPr>
+          <w:tblCellSpacing w:w="15" w:type="dxa"/>
+        </w:trPr>
+        <w:tc>
+          <w:tcPr>
+            <w:tcW w:w="0" w:type="auto"/>
+            <w:vAlign w:val="center"/>
+            <w:hideMark/>
+          </w:tcPr>
+          <w:p>
+            <w:pPr>
+              <w:spacing w:after="0" w:line="240" w:lineRule="auto"/>
+              <w:rPr>
+                <w:rFonts w:ascii="Times New Roman" w:eastAsia="Times New Roman" w:hAnsi="Times New Roman" w:cs="Times New Roman"/>
+                <w:sz w:val="24"/>
+                <w:szCs w:val="24"/>
+                <w:lang w:eastAsia="es-ES"/>
+              </w:rPr>
+            </w:pPr>
+            <w:proofErr w:type="spellStart"/>
+            <w:r>
+              <w:rPr>
+                <w:rFonts w:ascii="Times New Roman" w:eastAsia="Times New Roman" w:hAnsi="Times New Roman" w:cs="Times New Roman"/>
+                <w:sz w:val="24"/>
+                <w:szCs w:val="24"/>
+                <w:lang w:eastAsia="es-ES"/>
+              </w:rPr>
+              <w:t>grounding_obligatorio</w:t>
+            </w:r>
+            <w:proofErr w:type="spellEnd"/>
+          </w:p>
+        </w:tc>
+        <w:tc>
+          <w:tcPr>
+            <w:tcW w:w="0" w:type="auto"/>
+            <w:vAlign w:val="center"/>
+            <w:hideMark/>
+          </w:tcPr>
+          <w:p>
+            <w:pPr>
+              <w:spacing w:after="0" w:line="240" w:lineRule="auto"/>
+              <w:rPr>
+                <w:rFonts w:ascii="Times New Roman" w:eastAsia="Times New Roman" w:hAnsi="Times New Roman" w:cs="Times New Roman"/>
+                <w:sz w:val="24"/>
+                <w:szCs w:val="24"/>
+                <w:lang w:eastAsia="es-ES"/>
+              </w:rPr>
+            </w:pPr>
+            <w:r>
+              <w:rPr>
+                <w:rFonts w:ascii="Times New Roman" w:eastAsia="Times New Roman" w:hAnsi="Times New Roman" w:cs="Times New Roman"/>
+                <w:sz w:val="24"/>
+                <w:szCs w:val="24"/>
+                <w:lang w:eastAsia="es-ES"/>
+              </w:rPr>
+              <w:t>RAG sin resultados relevantes</w:t>
+            </w:r>
+          </w:p>
+        </w:tc>
+        <w:tc>
+          <w:tcPr>
+            <w:tcW w:w="0" w:type="auto"/>
+            <w:vAlign w:val="center"/>
+            <w:hideMark/>
+          </w:tcPr>
+          <w:p>
+            <w:pPr>
+              <w:spacing w:after="0" w:line="240" w:lineRule="auto"/>
+              <w:rPr>
+                <w:rFonts w:ascii="Times New Roman" w:eastAsia="Times New Roman" w:hAnsi="Times New Roman" w:cs="Times New Roman"/>
+                <w:sz w:val="24"/>
+                <w:szCs w:val="24"/>
+                <w:lang w:eastAsia="es-ES"/>
+              </w:rPr>
+            </w:pPr>
+            <w:r>
+              <w:rPr>
+                <w:rFonts w:ascii="Times New Roman" w:eastAsia="Times New Roman" w:hAnsi="Times New Roman" w:cs="Times New Roman"/>
+                <w:sz w:val="24"/>
+                <w:szCs w:val="24"/>
+                <w:lang w:eastAsia="es-ES"/>
+              </w:rPr>
+              <w:t>Rechaza, no inventa</w:t>
+            </w:r>
+          </w:p>
+        </w:tc>
+      </w:tr>
+      <w:tr>
+        <w:trPr>
+          <w:tblCellSpacing w:w="15" w:type="dxa"/>
+        </w:trPr>
+        <w:tc>
+          <w:tcPr>
+            <w:tcW w:w="0" w:type="auto"/>
+            <w:vAlign w:val="center"/>
+            <w:hideMark/>
+          </w:tcPr>
+          <w:p>
+            <w:pPr>
+              <w:spacing w:after="0" w:line="240" w:lineRule="auto"/>
+              <w:rPr>
+                <w:rFonts w:ascii="Times New Roman" w:eastAsia="Times New Roman" w:hAnsi="Times New Roman" w:cs="Times New Roman"/>
+                <w:sz w:val="24"/>
+                <w:szCs w:val="24"/>
+                <w:lang w:eastAsia="es-ES"/>
+              </w:rPr>
+            </w:pPr>
+            <w:proofErr w:type="spellStart"/>
+            <w:r>
+              <w:rPr>
+                <w:rFonts w:ascii="Times New Roman" w:eastAsia="Times New Roman" w:hAnsi="Times New Roman" w:cs="Times New Roman"/>
+                <w:sz w:val="24"/>
+                <w:szCs w:val="24"/>
+                <w:lang w:eastAsia="es-ES"/>
+              </w:rPr>
+              <w:t>crisis_detected</w:t>
+            </w:r>
+            <w:proofErr w:type="spellEnd"/>
+          </w:p>
+        </w:tc>
+        <w:tc>
+          <w:tcPr>
+            <w:tcW w:w="0" w:type="auto"/>
+            <w:vAlign w:val="center"/>
+            <w:hideMark/>
+          </w:tcPr>
+          <w:p>
+            <w:pPr>
+              <w:spacing w:after="0" w:line="240" w:lineRule="auto"/>
+              <w:rPr>
+                <w:rFonts w:ascii="Times New Roman" w:eastAsia="Times New Roman" w:hAnsi="Times New Roman" w:cs="Times New Roman"/>
+                <w:sz w:val="24"/>
+                <w:szCs w:val="24"/>
+                <w:lang w:eastAsia="es-ES"/>
+              </w:rPr>
+            </w:pPr>
+            <w:r>
+              <w:rPr>
+                <w:rFonts w:ascii="Times New Roman" w:eastAsia="Times New Roman" w:hAnsi="Times New Roman" w:cs="Times New Roman"/>
+                <w:sz w:val="24"/>
+                <w:szCs w:val="24"/>
+                <w:lang w:eastAsia="es-ES"/>
+              </w:rPr>
+              <w:t>Lenguaje de crisis emocional</w:t>
+            </w:r>
+          </w:p>
+        </w:tc>
+        <w:tc>
+          <w:tcPr>
+            <w:tcW w:w="0" w:type="auto"/>
+            <w:vAlign w:val="center"/>
+            <w:hideMark/>
+          </w:tcPr>
+          <w:p>
+            <w:pPr>
+              <w:spacing w:after="0" w:line="240" w:lineRule="auto"/>
+              <w:rPr>
+                <w:rFonts w:ascii="Times New Roman" w:eastAsia="Times New Roman" w:hAnsi="Times New Roman" w:cs="Times New Roman"/>
+                <w:sz w:val="24"/>
+                <w:szCs w:val="24"/>
+                <w:lang w:eastAsia="es-ES"/>
+              </w:rPr>
+            </w:pPr>
+            <w:r>
+              <w:rPr>
+                <w:rFonts w:ascii="Times New Roman" w:eastAsia="Times New Roman" w:hAnsi="Times New Roman" w:cs="Times New Roman"/>
+                <w:sz w:val="24"/>
+                <w:szCs w:val="24"/>
+                <w:lang w:eastAsia="es-ES"/>
+              </w:rPr>
+              <w:t>Rechaza y deriva a profesional</w:t>
+            </w:r>
+          </w:p>
+        </w:tc>
+      </w:tr>
+      <w:tr>
+        <w:trPr>
+          <w:tblCellSpacing w:w="15" w:type="dxa"/>
+        </w:trPr>
+        <w:tc>
+          <w:tcPr>
+            <w:tcW w:w="0" w:type="auto"/>
+            <w:vAlign w:val="center"/>
+            <w:hideMark/>
+          </w:tcPr>
+          <w:p>
+            <w:pPr>
+              <w:spacing w:after="0" w:line="240" w:lineRule="auto"/>
+              <w:rPr>
+                <w:rFonts w:ascii="Times New Roman" w:eastAsia="Times New Roman" w:hAnsi="Times New Roman" w:cs="Times New Roman"/>
+                <w:sz w:val="24"/>
+                <w:szCs w:val="24"/>
+                <w:lang w:eastAsia="es-ES"/>
+              </w:rPr>
+            </w:pPr>
+            <w:proofErr w:type="spellStart"/>
+            <w:r>
+              <w:rPr>
+                <w:rFonts w:ascii="Times New Roman" w:eastAsia="Times New Roman" w:hAnsi="Times New Roman" w:cs="Times New Roman"/>
+                <w:sz w:val="24"/>
+                <w:szCs w:val="24"/>
+                <w:lang w:eastAsia="es-ES"/>
+              </w:rPr>
+              <w:t>prompt_injection</w:t>
+            </w:r>
+            <w:proofErr w:type="spellEnd"/>
+          </w:p>
+        </w:tc>
+        <w:tc>
+          <w:tcPr>
+            <w:tcW w:w="0" w:type="auto"/>
+            <w:vAlign w:val="center"/>
+            <w:hideMark/>
+          </w:tcPr>
+          <w:p>
+            <w:pPr>
+              <w:spacing w:after="0" w:line="240" w:lineRule="auto"/>
+              <w:rPr>
+                <w:rFonts w:ascii="Times New Roman" w:eastAsia="Times New Roman" w:hAnsi="Times New Roman" w:cs="Times New Roman"/>
+                <w:sz w:val="24"/>
+                <w:szCs w:val="24"/>
+                <w:lang w:eastAsia="es-ES"/>
+              </w:rPr>
+            </w:pPr>
+            <w:r>
+              <w:rPr>
+                <w:rFonts w:ascii="Times New Roman" w:eastAsia="Times New Roman" w:hAnsi="Times New Roman" w:cs="Times New Roman"/>
+                <w:sz w:val="24"/>
+                <w:szCs w:val="24"/>
+                <w:lang w:eastAsia="es-ES"/>
+              </w:rPr>
+              <w:t>Input malicioso detectado</w:t>
+            </w:r>
+          </w:p>
+        </w:tc>
+        <w:tc>
+          <w:tcPr>
+            <w:tcW w:w="0" w:type="auto"/>
+            <w:vAlign w:val="center"/>
+            <w:hideMark/>
+          </w:tcPr>
+          <w:p>
+            <w:pPr>
+              <w:spacing w:after="0" w:line="240" w:lineRule="auto"/>
+              <w:rPr>
+                <w:rFonts w:ascii="Times New Roman" w:eastAsia="Times New Roman" w:hAnsi="Times New Roman" w:cs="Times New Roman"/>
+                <w:sz w:val="24"/>
+                <w:szCs w:val="24"/>
+                <w:lang w:eastAsia="es-ES"/>
+              </w:rPr>
+            </w:pPr>
+            <w:r>
+              <w:rPr>
+                <w:rFonts w:ascii="Times New Roman" w:eastAsia="Times New Roman" w:hAnsi="Times New Roman" w:cs="Times New Roman"/>
+                <w:sz w:val="24"/>
+                <w:szCs w:val="24"/>
+                <w:lang w:eastAsia="es-ES"/>
+              </w:rPr>
+              <w:t>Bloquea y registra</w:t>
+            </w:r>
+          </w:p>
+        </w:tc>
+      </w:tr>
+    </w:tbl>
+    <w:p>
+      <w:pPr>
+        <w:spacing w:after="0" w:line="240" w:lineRule="auto"/>
+        <w:rPr>
+          <w:rFonts w:ascii="Times New Roman" w:eastAsia="Times New Roman" w:hAnsi="Times New Roman" w:cs="Times New Roman"/>
+          <w:sz w:val="24"/>
+          <w:szCs w:val="24"/>
+          <w:lang w:eastAsia="es-ES"/>
+        </w:rPr>
+      </w:pPr>
+      <w:r>
+        <w:rPr>
+          <w:rFonts w:ascii="Times New Roman" w:eastAsia="Times New Roman" w:hAnsi="Times New Roman" w:cs="Times New Roman"/>
+          <w:sz w:val="24"/>
+          <w:szCs w:val="24"/>
+          <w:lang w:eastAsia="es-ES"/>
+        </w:rPr>
+        <w:pict w14:anchorId="4B486762">
+          <v:rect id="_x0000_i1041" style="width:0;height:1.5pt" o:hralign="center" o:hrstd="t" o:hr="t" fillcolor="#a0a0a0" stroked="f"/>
+        </w:pict>
+      </w:r>
+    </w:p>
+    <w:p>
+      <w:pPr>
+        <w:spacing w:before="100" w:beforeAutospacing="1" w:after="100" w:afterAutospacing="1" w:line="240" w:lineRule="auto"/>
+        <w:outlineLvl w:val="1"/>
+        <w:rPr>
+          <w:rFonts w:ascii="Times New Roman" w:eastAsia="Times New Roman" w:hAnsi="Times New Roman" w:cs="Times New Roman"/>
+          <w:b/>
+          <w:bCs/>
+          <w:sz w:val="36"/>
+          <w:szCs w:val="36"/>
+          <w:lang w:eastAsia="es-ES"/>
+        </w:rPr>
+      </w:pPr>
+      <w:r>
+        <w:rPr>
+          <w:rFonts w:ascii="Times New Roman" w:eastAsia="Times New Roman" w:hAnsi="Times New Roman" w:cs="Times New Roman"/>
+          <w:b/>
+          <w:bCs/>
+          <w:sz w:val="36"/>
+          <w:szCs w:val="36"/>
+          <w:lang w:eastAsia="es-ES"/>
+        </w:rPr>
+        <w:t>Notas de gobernanza</w:t>
+      </w:r>
+    </w:p>
+    <w:p>
+      <w:pPr>
+        <w:spacing w:before="100" w:beforeAutospacing="1" w:after="100" w:afterAutospacing="1" w:line="240" w:lineRule="auto"/>
+        <w:rPr>
+          <w:rFonts w:ascii="Times New Roman" w:eastAsia="Times New Roman" w:hAnsi="Times New Roman" w:cs="Times New Roman"/>
+          <w:sz w:val="24"/>
+          <w:szCs w:val="24"/>
+          <w:lang w:eastAsia="es-ES"/>
+        </w:rPr>
+      </w:pPr>
+      <w:r>
+        <w:rPr>
+          <w:rFonts w:ascii="Times New Roman" w:eastAsia="Times New Roman" w:hAnsi="Times New Roman" w:cs="Times New Roman"/>
+          <w:sz w:val="24"/>
+          <w:szCs w:val="24"/>
+          <w:lang w:eastAsia="es-ES"/>
+        </w:rPr>
+        <w:t xml:space="preserve">Cada </w:t>
+      </w:r>
+      <w:proofErr w:type="spellStart"/>
+      <w:r>
+        <w:rPr>
+          <w:rFonts w:ascii="Times New Roman" w:eastAsia="Times New Roman" w:hAnsi="Times New Roman" w:cs="Times New Roman"/>
+          <w:sz w:val="24"/>
+          <w:szCs w:val="24"/>
+          <w:lang w:eastAsia="es-ES"/>
+        </w:rPr>
+        <w:t>request</w:t>
+      </w:r>
+      <w:proofErr w:type="spellEnd"/>
+      <w:r>
+        <w:rPr>
+          <w:rFonts w:ascii="Times New Roman" w:eastAsia="Times New Roman" w:hAnsi="Times New Roman" w:cs="Times New Roman"/>
+          <w:sz w:val="24"/>
+          <w:szCs w:val="24"/>
+          <w:lang w:eastAsia="es-ES"/>
+        </w:rPr>
+        <w:t xml:space="preserve"> genera un </w:t>
+      </w:r>
+      <w:proofErr w:type="spellStart"/>
+      <w:r>
+        <w:rPr>
+          <w:rFonts w:ascii="Courier New" w:eastAsia="Times New Roman" w:hAnsi="Courier New" w:cs="Courier New"/>
+          <w:sz w:val="20"/>
+          <w:szCs w:val="20"/>
+          <w:lang w:eastAsia="es-ES"/>
+        </w:rPr>
+        <w:t>trace_id</w:t>
+      </w:r>
+      <w:proofErr w:type="spellEnd"/>
+      <w:r>
+        <w:rPr>
+          <w:rFonts w:ascii="Times New Roman" w:eastAsia="Times New Roman" w:hAnsi="Times New Roman" w:cs="Times New Roman"/>
+          <w:sz w:val="24"/>
+          <w:szCs w:val="24"/>
+          <w:lang w:eastAsia="es-ES"/>
+        </w:rPr>
+        <w:t xml:space="preserve"> único que permite auditar:</w:t>
+      </w:r>
+    </w:p>
+    <w:p>
+      <w:pPr>
+        <w:numPr>
+          <w:ilvl w:val="0"/>
+          <w:numId w:val="4"/>
+        </w:numPr>
+        <w:spacing w:before="100" w:beforeAutospacing="1" w:after="100" w:afterAutospacing="1" w:line="240" w:lineRule="auto"/>
+        <w:rPr>
+          <w:rFonts w:ascii="Times New Roman" w:eastAsia="Times New Roman" w:hAnsi="Times New Roman" w:cs="Times New Roman"/>
+          <w:sz w:val="24"/>
+          <w:szCs w:val="24"/>
+          <w:lang w:eastAsia="es-ES"/>
+        </w:rPr>
+      </w:pPr>
+      <w:r>
+        <w:rPr>
+          <w:rFonts w:ascii="Times New Roman" w:eastAsia="Times New Roman" w:hAnsi="Times New Roman" w:cs="Times New Roman"/>
+          <w:sz w:val="24"/>
+          <w:szCs w:val="24"/>
+          <w:lang w:eastAsia="es-ES"/>
+        </w:rPr>
+        <w:t>Qué documentos influyeron en la respuesta</w:t>
+      </w:r>
+    </w:p>
+    <w:p>
+      <w:pPr>
+        <w:numPr>
+          <w:ilvl w:val="0"/>
+          <w:numId w:val="4"/>
+        </w:numPr>
+        <w:spacing w:before="100" w:beforeAutospacing="1" w:after="100" w:afterAutospacing="1" w:line="240" w:lineRule="auto"/>
+        <w:rPr>
+          <w:rFonts w:ascii="Times New Roman" w:eastAsia="Times New Roman" w:hAnsi="Times New Roman" w:cs="Times New Roman"/>
+          <w:sz w:val="24"/>
+          <w:szCs w:val="24"/>
+          <w:lang w:eastAsia="es-ES"/>
+        </w:rPr>
+      </w:pPr>
+      <w:r>
+        <w:rPr>
+          <w:rFonts w:ascii="Times New Roman" w:eastAsia="Times New Roman" w:hAnsi="Times New Roman" w:cs="Times New Roman"/>
+          <w:sz w:val="24"/>
+          <w:szCs w:val="24"/>
+          <w:lang w:eastAsia="es-ES"/>
+        </w:rPr>
+        <w:t xml:space="preserve">Qué </w:t>
+      </w:r>
+      <w:proofErr w:type="spellStart"/>
+      <w:r>
+        <w:rPr>
+          <w:rFonts w:ascii="Times New Roman" w:eastAsia="Times New Roman" w:hAnsi="Times New Roman" w:cs="Times New Roman"/>
+          <w:sz w:val="24"/>
+          <w:szCs w:val="24"/>
+          <w:lang w:eastAsia="es-ES"/>
+        </w:rPr>
+        <w:t>prompt</w:t>
+      </w:r>
+      <w:proofErr w:type="spellEnd"/>
+      <w:r>
+        <w:rPr>
+          <w:rFonts w:ascii="Times New Roman" w:eastAsia="Times New Roman" w:hAnsi="Times New Roman" w:cs="Times New Roman"/>
+          <w:sz w:val="24"/>
+          <w:szCs w:val="24"/>
+          <w:lang w:eastAsia="es-ES"/>
+        </w:rPr>
+        <w:t xml:space="preserve"> exacto se envió al modelo</w:t>
+      </w:r>
+    </w:p>
+    <w:p>
+      <w:pPr>
+        <w:numPr>
+          <w:ilvl w:val="0"/>
+          <w:numId w:val="4"/>
+        </w:numPr>
+        <w:spacing w:before="100" w:beforeAutospacing="1" w:after="100" w:afterAutospacing="1" w:line="240" w:lineRule="auto"/>
+        <w:rPr>
+          <w:rFonts w:ascii="Times New Roman" w:eastAsia="Times New Roman" w:hAnsi="Times New Roman" w:cs="Times New Roman"/>
+          <w:sz w:val="24"/>
+          <w:szCs w:val="24"/>
+          <w:lang w:eastAsia="es-ES"/>
+        </w:rPr>
+      </w:pPr>
+      <w:r>
+        <w:rPr>
+          <w:rFonts w:ascii="Times New Roman" w:eastAsia="Times New Roman" w:hAnsi="Times New Roman" w:cs="Times New Roman"/>
+          <w:sz w:val="24"/>
+          <w:szCs w:val="24"/>
+          <w:lang w:eastAsia="es-ES"/>
+        </w:rPr>
+        <w:t>Qué versión del modelo se usó</w:t>
+      </w:r>
+    </w:p>
+    <w:p>
+      <w:pPr>
+        <w:numPr>
+          <w:ilvl w:val="0"/>
+          <w:numId w:val="4"/>
+        </w:numPr>
+        <w:spacing w:before="100" w:beforeAutospacing="1" w:after="100" w:afterAutospacing="1" w:line="240" w:lineRule="auto"/>
+        <w:rPr>
+          <w:rFonts w:ascii="Times New Roman" w:eastAsia="Times New Roman" w:hAnsi="Times New Roman" w:cs="Times New Roman"/>
+          <w:sz w:val="24"/>
+          <w:szCs w:val="24"/>
+          <w:lang w:eastAsia="es-ES"/>
+        </w:rPr>
+      </w:pPr>
+      <w:r>
+        <w:rPr>
+          <w:rFonts w:ascii="Times New Roman" w:eastAsia="Times New Roman" w:hAnsi="Times New Roman" w:cs="Times New Roman"/>
+          <w:sz w:val="24"/>
+          <w:szCs w:val="24"/>
+          <w:lang w:eastAsia="es-ES"/>
+        </w:rPr>
+        <w:t>Si se aplicó alguna política</w:t>
+      </w:r>
+    </w:p>
+    <w:p>
+      <w:pPr>
+        <w:numPr>
+          <w:ilvl w:val="0"/>
+          <w:numId w:val="4"/>
+        </w:numPr>
+        <w:spacing w:before="100" w:beforeAutospacing="1" w:after="100" w:afterAutospacing="1" w:line="240" w:lineRule="auto"/>
+        <w:rPr>
+          <w:rFonts w:ascii="Times New Roman" w:eastAsia="Times New Roman" w:hAnsi="Times New Roman" w:cs="Times New Roman"/>
+          <w:sz w:val="24"/>
+          <w:szCs w:val="24"/>
+          <w:lang w:eastAsia="es-ES"/>
+        </w:rPr>
+      </w:pPr>
+      <w:r>
+        <w:rPr>
+          <w:rFonts w:ascii="Times New Roman" w:eastAsia="Times New Roman" w:hAnsi="Times New Roman" w:cs="Times New Roman"/>
+          <w:sz w:val="24"/>
+          <w:szCs w:val="24"/>
+          <w:lang w:eastAsia="es-ES"/>
+        </w:rPr>
+        <w:t>La latencia real del sistema</w:t>
+      </w:r>
+    </w:p>
+    <w:p>
+      <w:pPr>
+        <w:spacing w:before="100" w:beforeAutospacing="1" w:after="100" w:afterAutospacing="1" w:line="240" w:lineRule="auto"/>
+        <w:rPr>
+          <w:rFonts w:ascii="Times New Roman" w:eastAsia="Times New Roman" w:hAnsi="Times New Roman" w:cs="Times New Roman"/>
+          <w:sz w:val="24"/>
+          <w:szCs w:val="24"/>
+          <w:lang w:eastAsia="es-ES"/>
+        </w:rPr>
+      </w:pPr>
+      <w:r>
+        <w:rPr>
+          <w:rFonts w:ascii="Times New Roman" w:eastAsia="Times New Roman" w:hAnsi="Times New Roman" w:cs="Times New Roman"/>
+          <w:sz w:val="24"/>
+          <w:szCs w:val="24"/>
+          <w:lang w:eastAsia="es-ES"/>
+        </w:rPr>
+        <w:t>Esto garantiza reproducibilidad completa de cualquier respuesta del agente.</w:t>
+      </w:r>
+    </w:p>
+    <w:p>
+      <w:pPr>
+        <w:spacing w:before="100" w:beforeAutospacing="1" w:after="100" w:afterAutospacing="1" w:line="240" w:lineRule="auto"/>
+        <w:rPr>
+          <w:rFonts w:ascii="Times New Roman" w:eastAsia="Times New Roman" w:hAnsi="Times New Roman" w:cs="Times New Roman"/>
+          <w:sz w:val="24"/>
+          <w:szCs w:val="24"/>
+          <w:lang w:eastAsia="es-ES"/>
+        </w:rPr>
+      </w:pPr>
     </w:p>
     <w:sectPr>
       <w:pgSz w:w="11906" w:h="16838"/>
@@ -2315,9 +11114,9 @@
     </w:lvl>
   </w:abstractNum>
   <w:abstractNum w:abstractNumId="1" w15:restartNumberingAfterBreak="0">
-    <w:nsid w:val="6D7904D0"/>
+    <w:nsid w:val="3A546E84"/>
     <w:multiLevelType w:val="multilevel"/>
-    <w:tmpl w:val="846231A4"/>
+    <w:tmpl w:val="0CDCC39A"/>
     <w:lvl w:ilvl="0">
       <w:start w:val="1"/>
       <w:numFmt w:val="bullet"/>
@@ -2464,9 +11263,9 @@
     </w:lvl>
   </w:abstractNum>
   <w:abstractNum w:abstractNumId="2" w15:restartNumberingAfterBreak="0">
-    <w:nsid w:val="779A31A0"/>
+    <w:nsid w:val="6D7904D0"/>
     <w:multiLevelType w:val="multilevel"/>
-    <w:tmpl w:val="F0F2F952"/>
+    <w:tmpl w:val="846231A4"/>
     <w:lvl w:ilvl="0">
       <w:start w:val="1"/>
       <w:numFmt w:val="bullet"/>
@@ -2612,13 +11411,165 @@
       </w:rPr>
     </w:lvl>
   </w:abstractNum>
+  <w:abstractNum w:abstractNumId="3" w15:restartNumberingAfterBreak="0">
+    <w:nsid w:val="779A31A0"/>
+    <w:multiLevelType w:val="multilevel"/>
+    <w:tmpl w:val="F0F2F952"/>
+    <w:lvl w:ilvl="0">
+      <w:start w:val="1"/>
+      <w:numFmt w:val="bullet"/>
+      <w:lvlText w:val=""/>
+      <w:lvlJc w:val="left"/>
+      <w:pPr>
+        <w:tabs>
+          <w:tab w:val="num" w:pos="720"/>
+        </w:tabs>
+        <w:ind w:left="720" w:hanging="360"/>
+      </w:pPr>
+      <w:rPr>
+        <w:rFonts w:ascii="Symbol" w:hAnsi="Symbol" w:hint="default"/>
+        <w:sz w:val="20"/>
+      </w:rPr>
+    </w:lvl>
+    <w:lvl w:ilvl="1" w:tentative="1">
+      <w:start w:val="1"/>
+      <w:numFmt w:val="bullet"/>
+      <w:lvlText w:val="o"/>
+      <w:lvlJc w:val="left"/>
+      <w:pPr>
+        <w:tabs>
+          <w:tab w:val="num" w:pos="1440"/>
+        </w:tabs>
+        <w:ind w:left="1440" w:hanging="360"/>
+      </w:pPr>
+      <w:rPr>
+        <w:rFonts w:ascii="Courier New" w:hAnsi="Courier New" w:hint="default"/>
+        <w:sz w:val="20"/>
+      </w:rPr>
+    </w:lvl>
+    <w:lvl w:ilvl="2" w:tentative="1">
+      <w:start w:val="1"/>
+      <w:numFmt w:val="bullet"/>
+      <w:lvlText w:val=""/>
+      <w:lvlJc w:val="left"/>
+      <w:pPr>
+        <w:tabs>
+          <w:tab w:val="num" w:pos="2160"/>
+        </w:tabs>
+        <w:ind w:left="2160" w:hanging="360"/>
+      </w:pPr>
+      <w:rPr>
+        <w:rFonts w:ascii="Wingdings" w:hAnsi="Wingdings" w:hint="default"/>
+        <w:sz w:val="20"/>
+      </w:rPr>
+    </w:lvl>
+    <w:lvl w:ilvl="3" w:tentative="1">
+      <w:start w:val="1"/>
+      <w:numFmt w:val="bullet"/>
+      <w:lvlText w:val=""/>
+      <w:lvlJc w:val="left"/>
+      <w:pPr>
+        <w:tabs>
+          <w:tab w:val="num" w:pos="2880"/>
+        </w:tabs>
+        <w:ind w:left="2880" w:hanging="360"/>
+      </w:pPr>
+      <w:rPr>
+        <w:rFonts w:ascii="Wingdings" w:hAnsi="Wingdings" w:hint="default"/>
+        <w:sz w:val="20"/>
+      </w:rPr>
+    </w:lvl>
+    <w:lvl w:ilvl="4" w:tentative="1">
+      <w:start w:val="1"/>
+      <w:numFmt w:val="bullet"/>
+      <w:lvlText w:val=""/>
+      <w:lvlJc w:val="left"/>
+      <w:pPr>
+        <w:tabs>
+          <w:tab w:val="num" w:pos="3600"/>
+        </w:tabs>
+        <w:ind w:left="3600" w:hanging="360"/>
+      </w:pPr>
+      <w:rPr>
+        <w:rFonts w:ascii="Wingdings" w:hAnsi="Wingdings" w:hint="default"/>
+        <w:sz w:val="20"/>
+      </w:rPr>
+    </w:lvl>
+    <w:lvl w:ilvl="5" w:tentative="1">
+      <w:start w:val="1"/>
+      <w:numFmt w:val="bullet"/>
+      <w:lvlText w:val=""/>
+      <w:lvlJc w:val="left"/>
+      <w:pPr>
+        <w:tabs>
+          <w:tab w:val="num" w:pos="4320"/>
+        </w:tabs>
+        <w:ind w:left="4320" w:hanging="360"/>
+      </w:pPr>
+      <w:rPr>
+        <w:rFonts w:ascii="Wingdings" w:hAnsi="Wingdings" w:hint="default"/>
+        <w:sz w:val="20"/>
+      </w:rPr>
+    </w:lvl>
+    <w:lvl w:ilvl="6" w:tentative="1">
+      <w:start w:val="1"/>
+      <w:numFmt w:val="bullet"/>
+      <w:lvlText w:val=""/>
+      <w:lvlJc w:val="left"/>
+      <w:pPr>
+        <w:tabs>
+          <w:tab w:val="num" w:pos="5040"/>
+        </w:tabs>
+        <w:ind w:left="5040" w:hanging="360"/>
+      </w:pPr>
+      <w:rPr>
+        <w:rFonts w:ascii="Wingdings" w:hAnsi="Wingdings" w:hint="default"/>
+        <w:sz w:val="20"/>
+      </w:rPr>
+    </w:lvl>
+    <w:lvl w:ilvl="7" w:tentative="1">
+      <w:start w:val="1"/>
+      <w:numFmt w:val="bullet"/>
+      <w:lvlText w:val=""/>
+      <w:lvlJc w:val="left"/>
+      <w:pPr>
+        <w:tabs>
+          <w:tab w:val="num" w:pos="5760"/>
+        </w:tabs>
+        <w:ind w:left="5760" w:hanging="360"/>
+      </w:pPr>
+      <w:rPr>
+        <w:rFonts w:ascii="Wingdings" w:hAnsi="Wingdings" w:hint="default"/>
+        <w:sz w:val="20"/>
+      </w:rPr>
+    </w:lvl>
+    <w:lvl w:ilvl="8" w:tentative="1">
+      <w:start w:val="1"/>
+      <w:numFmt w:val="bullet"/>
+      <w:lvlText w:val=""/>
+      <w:lvlJc w:val="left"/>
+      <w:pPr>
+        <w:tabs>
+          <w:tab w:val="num" w:pos="6480"/>
+        </w:tabs>
+        <w:ind w:left="6480" w:hanging="360"/>
+      </w:pPr>
+      <w:rPr>
+        <w:rFonts w:ascii="Wingdings" w:hAnsi="Wingdings" w:hint="default"/>
+        <w:sz w:val="20"/>
+      </w:rPr>
+    </w:lvl>
+  </w:abstractNum>
   <w:num w:numId="1">
-    <w:abstractNumId w:val="2"/>
+    <w:abstractNumId w:val="3"/>
   </w:num>
   <w:num w:numId="2">
     <w:abstractNumId w:val="0"/>
   </w:num>
   <w:num w:numId="3">
+    <w:abstractNumId w:val="2"/>
+  </w:num>
+  <w:num w:numId="4">
     <w:abstractNumId w:val="1"/>
   </w:num>
 </w:numbering>
@@ -3023,6 +11974,67 @@
     <w:name w:val="Normal"/>
     <w:qFormat/>
   </w:style>
+  <w:style w:type="paragraph" w:styleId="Ttulo1">
+    <w:name w:val="heading 1"/>
+    <w:basedOn w:val="Normal"/>
+    <w:link w:val="Ttulo1Car"/>
+    <w:uiPriority w:val="9"/>
+    <w:qFormat/>
+    <w:rsid w:val="00B249D7"/>
+    <w:pPr>
+      <w:spacing w:before="100" w:beforeAutospacing="1" w:after="100" w:afterAutospacing="1" w:line="240" w:lineRule="auto"/>
+      <w:outlineLvl w:val="0"/>
+    </w:pPr>
+    <w:rPr>
+      <w:rFonts w:ascii="Times New Roman" w:eastAsia="Times New Roman" w:hAnsi="Times New Roman" w:cs="Times New Roman"/>
+      <w:b/>
+      <w:bCs/>
+      <w:kern w:val="36"/>
+      <w:sz w:val="48"/>
+      <w:szCs w:val="48"/>
+      <w:lang w:eastAsia="es-ES"/>
+    </w:rPr>
+  </w:style>
+  <w:style w:type="paragraph" w:styleId="Ttulo2">
+    <w:name w:val="heading 2"/>
+    <w:basedOn w:val="Normal"/>
+    <w:link w:val="Ttulo2Car"/>
+    <w:uiPriority w:val="9"/>
+    <w:qFormat/>
+    <w:rsid w:val="00B249D7"/>
+    <w:pPr>
+      <w:spacing w:before="100" w:beforeAutospacing="1" w:after="100" w:afterAutospacing="1" w:line="240" w:lineRule="auto"/>
+      <w:outlineLvl w:val="1"/>
+    </w:pPr>
+    <w:rPr>
+      <w:rFonts w:ascii="Times New Roman" w:eastAsia="Times New Roman" w:hAnsi="Times New Roman" w:cs="Times New Roman"/>
+      <w:b/>
+      <w:bCs/>
+      <w:sz w:val="36"/>
+      <w:szCs w:val="36"/>
+      <w:lang w:eastAsia="es-ES"/>
+    </w:rPr>
+  </w:style>
+  <w:style w:type="paragraph" w:styleId="Ttulo3">
+    <w:name w:val="heading 3"/>
+    <w:basedOn w:val="Normal"/>
+    <w:link w:val="Ttulo3Car"/>
+    <w:uiPriority w:val="9"/>
+    <w:qFormat/>
+    <w:rsid w:val="00B249D7"/>
+    <w:pPr>
+      <w:spacing w:before="100" w:beforeAutospacing="1" w:after="100" w:afterAutospacing="1" w:line="240" w:lineRule="auto"/>
+      <w:outlineLvl w:val="2"/>
+    </w:pPr>
+    <w:rPr>
+      <w:rFonts w:ascii="Times New Roman" w:eastAsia="Times New Roman" w:hAnsi="Times New Roman" w:cs="Times New Roman"/>
+      <w:b/>
+      <w:bCs/>
+      <w:sz w:val="27"/>
+      <w:szCs w:val="27"/>
+      <w:lang w:eastAsia="es-ES"/>
+    </w:rPr>
+  </w:style>
   <w:style w:type="character" w:default="1" w:styleId="Fuentedeprrafopredeter">
     <w:name w:val="Default Paragraph Font"/>
     <w:uiPriority w:val="1"/>
@@ -3139,6 +12151,52 @@
       <w:rFonts w:ascii="Courier New" w:eastAsia="Times New Roman" w:hAnsi="Courier New" w:cs="Courier New"/>
       <w:sz w:val="20"/>
       <w:szCs w:val="20"/>
+    </w:rPr>
+  </w:style>
+  <w:style w:type="character" w:customStyle="1" w:styleId="Ttulo1Car">
+    <w:name w:val="Título 1 Car"/>
+    <w:basedOn w:val="Fuentedeprrafopredeter"/>
+    <w:link w:val="Ttulo1"/>
+    <w:uiPriority w:val="9"/>
+    <w:rsid w:val="00B249D7"/>
+    <w:rPr>
+      <w:rFonts w:ascii="Times New Roman" w:eastAsia="Times New Roman" w:hAnsi="Times New Roman" w:cs="Times New Roman"/>
+      <w:b/>
+      <w:bCs/>
+      <w:kern w:val="36"/>
+      <w:sz w:val="48"/>
+      <w:szCs w:val="48"/>
+      <w:lang w:eastAsia="es-ES"/>
+    </w:rPr>
+  </w:style>
+  <w:style w:type="character" w:customStyle="1" w:styleId="Ttulo2Car">
+    <w:name w:val="Título 2 Car"/>
+    <w:basedOn w:val="Fuentedeprrafopredeter"/>
+    <w:link w:val="Ttulo2"/>
+    <w:uiPriority w:val="9"/>
+    <w:rsid w:val="00B249D7"/>
+    <w:rPr>
+      <w:rFonts w:ascii="Times New Roman" w:eastAsia="Times New Roman" w:hAnsi="Times New Roman" w:cs="Times New Roman"/>
+      <w:b/>
+      <w:bCs/>
+      <w:sz w:val="36"/>
+      <w:szCs w:val="36"/>
+      <w:lang w:eastAsia="es-ES"/>
+    </w:rPr>
+  </w:style>
+  <w:style w:type="character" w:customStyle="1" w:styleId="Ttulo3Car">
+    <w:name w:val="Título 3 Car"/>
+    <w:basedOn w:val="Fuentedeprrafopredeter"/>
+    <w:link w:val="Ttulo3"/>
+    <w:uiPriority w:val="9"/>
+    <w:rsid w:val="00B249D7"/>
+    <w:rPr>
+      <w:rFonts w:ascii="Times New Roman" w:eastAsia="Times New Roman" w:hAnsi="Times New Roman" w:cs="Times New Roman"/>
+      <w:b/>
+      <w:bCs/>
+      <w:sz w:val="27"/>
+      <w:szCs w:val="27"/>
+      <w:lang w:eastAsia="es-ES"/>
     </w:rPr>
   </w:style>
 </w:styles>
